--- a/public/flashcards/BBE_Math_Flashcards.docx
+++ b/public/flashcards/BBE_Math_Flashcards.docx
@@ -17,7 +17,7 @@
         <w:rPr>
           <w:sz w:val="20"/>
         </w:rPr>
-        <w:t>Essential formulas, definitions, and concepts for the WU Bachelor Program Business and Economics (BBE) entrance exam — Mathematics. Organised by syllabus topic for flashcard-style study (Term / Formula → Explanation).</w:t>
+        <w:t>Essential formulas and definitions for the WU BBE entrance exam, aligned with Sydsæter, Hammond, Carvajal &amp; Strøm: Essential Mathematics for Economic Analysis (5th ed.) Chapters 1–6, 8 and 10, plus BBE probability topics.</w:t>
       </w:r>
     </w:p>
     <w:p>
@@ -28,7 +28,7 @@
         <w:rPr>
           <w:color w:val="1F4E79"/>
         </w:rPr>
-        <w:t>1. Logic</w:t>
+        <w:t>1. Logic &amp; Set Theory (Ch. 1)</w:t>
       </w:r>
     </w:p>
     <w:tbl>
@@ -44,7 +44,7 @@
       <w:tr>
         <w:tc>
           <w:tcPr>
-            <w:tcW w:type="dxa" w:w="3744"/>
+            <w:tcW w:type="dxa" w:w="4896"/>
             <w:shd w:fill="1F4E79" w:val="clear"/>
           </w:tcPr>
           <w:p>
@@ -60,7 +60,7 @@
         </w:tc>
         <w:tc>
           <w:tcPr>
-            <w:tcW w:type="dxa" w:w="6336"/>
+            <w:tcW w:type="dxa" w:w="4896"/>
             <w:shd w:fill="1F4E79" w:val="clear"/>
           </w:tcPr>
           <w:p>
@@ -86,20 +86,20 @@
                 <w:b/>
                 <w:sz w:val="20"/>
               </w:rPr>
-              <w:t>Statement (proposition)</w:t>
-            </w:r>
-          </w:p>
-        </w:tc>
-        <w:tc>
-          <w:tcPr>
-            <w:tcW w:type="dxa" w:w="4896"/>
-          </w:tcPr>
-          <w:p>
-            <w:r>
-              <w:rPr>
-                <w:sz w:val="20"/>
-              </w:rPr>
-              <w:t>A declarative sentence that is either true or false (but not both). Denoted by letters such as p, q, r.</w:t>
+              <w:t>Set</w:t>
+            </w:r>
+          </w:p>
+        </w:tc>
+        <w:tc>
+          <w:tcPr>
+            <w:tcW w:type="dxa" w:w="4896"/>
+          </w:tcPr>
+          <w:p>
+            <w:r>
+              <w:rPr>
+                <w:sz w:val="20"/>
+              </w:rPr>
+              <w:t>A collection of distinct objects (elements). Notation: x ∈ A means x belongs to A; x ∉ A means it does not.</w:t>
             </w:r>
           </w:p>
         </w:tc>
@@ -115,20 +115,20 @@
                 <w:b/>
                 <w:sz w:val="20"/>
               </w:rPr>
-              <w:t>Negation (¬p / not p)</w:t>
-            </w:r>
-          </w:p>
-        </w:tc>
-        <w:tc>
-          <w:tcPr>
-            <w:tcW w:type="dxa" w:w="4896"/>
-          </w:tcPr>
-          <w:p>
-            <w:r>
-              <w:rPr>
-                <w:sz w:val="20"/>
-              </w:rPr>
-              <w:t>The statement that is true when p is false and false when p is true. ¬(¬p) ≡ p.</w:t>
+              <w:t>Empty set ∅</w:t>
+            </w:r>
+          </w:p>
+        </w:tc>
+        <w:tc>
+          <w:tcPr>
+            <w:tcW w:type="dxa" w:w="4896"/>
+          </w:tcPr>
+          <w:p>
+            <w:r>
+              <w:rPr>
+                <w:sz w:val="20"/>
+              </w:rPr>
+              <w:t>The unique set containing no elements.</w:t>
             </w:r>
           </w:p>
         </w:tc>
@@ -144,20 +144,20 @@
                 <w:b/>
                 <w:sz w:val="20"/>
               </w:rPr>
-              <w:t>Conjunction (p ∧ q)</w:t>
-            </w:r>
-          </w:p>
-        </w:tc>
-        <w:tc>
-          <w:tcPr>
-            <w:tcW w:type="dxa" w:w="4896"/>
-          </w:tcPr>
-          <w:p>
-            <w:r>
-              <w:rPr>
-                <w:sz w:val="20"/>
-              </w:rPr>
-              <w:t>"p and q". True only when both p and q are true.</w:t>
+              <w:t>Subset A ⊆ B</w:t>
+            </w:r>
+          </w:p>
+        </w:tc>
+        <w:tc>
+          <w:tcPr>
+            <w:tcW w:type="dxa" w:w="4896"/>
+          </w:tcPr>
+          <w:p>
+            <w:r>
+              <w:rPr>
+                <w:sz w:val="20"/>
+              </w:rPr>
+              <w:t>Every element of A is also an element of B. A ⊂ B often means proper subset (A ⊆ B and A ≠ B).</w:t>
             </w:r>
           </w:p>
         </w:tc>
@@ -173,20 +173,20 @@
                 <w:b/>
                 <w:sz w:val="20"/>
               </w:rPr>
-              <w:t>Disjunction (p ∨ q)</w:t>
-            </w:r>
-          </w:p>
-        </w:tc>
-        <w:tc>
-          <w:tcPr>
-            <w:tcW w:type="dxa" w:w="4896"/>
-          </w:tcPr>
-          <w:p>
-            <w:r>
-              <w:rPr>
-                <w:sz w:val="20"/>
-              </w:rPr>
-              <w:t>"p or q" (inclusive). True when at least one of p or q is true.</w:t>
+              <w:t>Union A ∪ B</w:t>
+            </w:r>
+          </w:p>
+        </w:tc>
+        <w:tc>
+          <w:tcPr>
+            <w:tcW w:type="dxa" w:w="4896"/>
+          </w:tcPr>
+          <w:p>
+            <w:r>
+              <w:rPr>
+                <w:sz w:val="20"/>
+              </w:rPr>
+              <w:t>The set of elements that belong to A or B (or both).</w:t>
             </w:r>
           </w:p>
         </w:tc>
@@ -202,20 +202,20 @@
                 <w:b/>
                 <w:sz w:val="20"/>
               </w:rPr>
-              <w:t>Exclusive or (XOR)</w:t>
-            </w:r>
-          </w:p>
-        </w:tc>
-        <w:tc>
-          <w:tcPr>
-            <w:tcW w:type="dxa" w:w="4896"/>
-          </w:tcPr>
-          <w:p>
-            <w:r>
-              <w:rPr>
-                <w:sz w:val="20"/>
-              </w:rPr>
-              <w:t>True when exactly one of p or q is true; false when both are true or both are false.</w:t>
+              <w:t>Intersection A ∩ B</w:t>
+            </w:r>
+          </w:p>
+        </w:tc>
+        <w:tc>
+          <w:tcPr>
+            <w:tcW w:type="dxa" w:w="4896"/>
+          </w:tcPr>
+          <w:p>
+            <w:r>
+              <w:rPr>
+                <w:sz w:val="20"/>
+              </w:rPr>
+              <w:t>The set of elements that belong to both A and B.</w:t>
             </w:r>
           </w:p>
         </w:tc>
@@ -231,20 +231,20 @@
                 <w:b/>
                 <w:sz w:val="20"/>
               </w:rPr>
-              <w:t>Implication (p → q)</w:t>
-            </w:r>
-          </w:p>
-        </w:tc>
-        <w:tc>
-          <w:tcPr>
-            <w:tcW w:type="dxa" w:w="4896"/>
-          </w:tcPr>
-          <w:p>
-            <w:r>
-              <w:rPr>
-                <w:sz w:val="20"/>
-              </w:rPr>
-              <w:t>"If p, then q". False only when p is true and q is false. Equivalent to ¬p ∨ q.</w:t>
+              <w:t>Difference A \ B</w:t>
+            </w:r>
+          </w:p>
+        </w:tc>
+        <w:tc>
+          <w:tcPr>
+            <w:tcW w:type="dxa" w:w="4896"/>
+          </w:tcPr>
+          <w:p>
+            <w:r>
+              <w:rPr>
+                <w:sz w:val="20"/>
+              </w:rPr>
+              <w:t>Elements in A that are not in B.</w:t>
             </w:r>
           </w:p>
         </w:tc>
@@ -260,20 +260,20 @@
                 <w:b/>
                 <w:sz w:val="20"/>
               </w:rPr>
-              <w:t>Equivalence (p ↔ q)</w:t>
-            </w:r>
-          </w:p>
-        </w:tc>
-        <w:tc>
-          <w:tcPr>
-            <w:tcW w:type="dxa" w:w="4896"/>
-          </w:tcPr>
-          <w:p>
-            <w:r>
-              <w:rPr>
-                <w:sz w:val="20"/>
-              </w:rPr>
-              <w:t>"p if and only if q". True when p and q have the same truth value.</w:t>
+              <w:t>Complement Aᶜ (or A′)</w:t>
+            </w:r>
+          </w:p>
+        </w:tc>
+        <w:tc>
+          <w:tcPr>
+            <w:tcW w:type="dxa" w:w="4896"/>
+          </w:tcPr>
+          <w:p>
+            <w:r>
+              <w:rPr>
+                <w:sz w:val="20"/>
+              </w:rPr>
+              <w:t>Relative to a universe Ω: all elements of Ω that are not in A.</w:t>
             </w:r>
           </w:p>
         </w:tc>
@@ -289,20 +289,20 @@
                 <w:b/>
                 <w:sz w:val="20"/>
               </w:rPr>
-              <w:t>Converse of p → q</w:t>
-            </w:r>
-          </w:p>
-        </w:tc>
-        <w:tc>
-          <w:tcPr>
-            <w:tcW w:type="dxa" w:w="4896"/>
-          </w:tcPr>
-          <w:p>
-            <w:r>
-              <w:rPr>
-                <w:sz w:val="20"/>
-              </w:rPr>
-              <w:t>q → p. Not logically equivalent to the original implication.</w:t>
+              <w:t>De Morgan (sets)</w:t>
+            </w:r>
+          </w:p>
+        </w:tc>
+        <w:tc>
+          <w:tcPr>
+            <w:tcW w:type="dxa" w:w="4896"/>
+          </w:tcPr>
+          <w:p>
+            <w:r>
+              <w:rPr>
+                <w:sz w:val="20"/>
+              </w:rPr>
+              <w:t>(A ∪ B)ᶜ = Aᶜ ∩ Bᶜ;  (A ∩ B)ᶜ = Aᶜ ∪ Bᶜ.</w:t>
             </w:r>
           </w:p>
         </w:tc>
@@ -318,20 +318,20 @@
                 <w:b/>
                 <w:sz w:val="20"/>
               </w:rPr>
-              <w:t>Contrapositive of p → q</w:t>
-            </w:r>
-          </w:p>
-        </w:tc>
-        <w:tc>
-          <w:tcPr>
-            <w:tcW w:type="dxa" w:w="4896"/>
-          </w:tcPr>
-          <w:p>
-            <w:r>
-              <w:rPr>
-                <w:sz w:val="20"/>
-              </w:rPr>
-              <w:t>¬q → ¬p. Logically equivalent to p → q.</w:t>
+              <w:t>Statement (proposition)</w:t>
+            </w:r>
+          </w:p>
+        </w:tc>
+        <w:tc>
+          <w:tcPr>
+            <w:tcW w:type="dxa" w:w="4896"/>
+          </w:tcPr>
+          <w:p>
+            <w:r>
+              <w:rPr>
+                <w:sz w:val="20"/>
+              </w:rPr>
+              <w:t>A declarative sentence that is either true or false (but not both).</w:t>
             </w:r>
           </w:p>
         </w:tc>
@@ -347,20 +347,20 @@
                 <w:b/>
                 <w:sz w:val="20"/>
               </w:rPr>
-              <w:t>Inverse of p → q</w:t>
-            </w:r>
-          </w:p>
-        </w:tc>
-        <w:tc>
-          <w:tcPr>
-            <w:tcW w:type="dxa" w:w="4896"/>
-          </w:tcPr>
-          <w:p>
-            <w:r>
-              <w:rPr>
-                <w:sz w:val="20"/>
-              </w:rPr>
-              <w:t>¬p → ¬q. Equivalent to the converse, not to the original.</w:t>
+              <w:t>Negation ¬p</w:t>
+            </w:r>
+          </w:p>
+        </w:tc>
+        <w:tc>
+          <w:tcPr>
+            <w:tcW w:type="dxa" w:w="4896"/>
+          </w:tcPr>
+          <w:p>
+            <w:r>
+              <w:rPr>
+                <w:sz w:val="20"/>
+              </w:rPr>
+              <w:t>True when p is false and false when p is true. ¬(¬p) ≡ p.</w:t>
             </w:r>
           </w:p>
         </w:tc>
@@ -376,20 +376,20 @@
                 <w:b/>
                 <w:sz w:val="20"/>
               </w:rPr>
-              <w:t>Tautology</w:t>
-            </w:r>
-          </w:p>
-        </w:tc>
-        <w:tc>
-          <w:tcPr>
-            <w:tcW w:type="dxa" w:w="4896"/>
-          </w:tcPr>
-          <w:p>
-            <w:r>
-              <w:rPr>
-                <w:sz w:val="20"/>
-              </w:rPr>
-              <w:t>A compound statement that is always true for every truth-value assignment.</w:t>
+              <w:t>Conjunction p ∧ q</w:t>
+            </w:r>
+          </w:p>
+        </w:tc>
+        <w:tc>
+          <w:tcPr>
+            <w:tcW w:type="dxa" w:w="4896"/>
+          </w:tcPr>
+          <w:p>
+            <w:r>
+              <w:rPr>
+                <w:sz w:val="20"/>
+              </w:rPr>
+              <w:t>"p and q". True only when both are true.</w:t>
             </w:r>
           </w:p>
         </w:tc>
@@ -405,20 +405,20 @@
                 <w:b/>
                 <w:sz w:val="20"/>
               </w:rPr>
-              <w:t>Contradiction</w:t>
-            </w:r>
-          </w:p>
-        </w:tc>
-        <w:tc>
-          <w:tcPr>
-            <w:tcW w:type="dxa" w:w="4896"/>
-          </w:tcPr>
-          <w:p>
-            <w:r>
-              <w:rPr>
-                <w:sz w:val="20"/>
-              </w:rPr>
-              <w:t>A compound statement that is always false for every truth-value assignment.</w:t>
+              <w:t>Disjunction p ∨ q</w:t>
+            </w:r>
+          </w:p>
+        </w:tc>
+        <w:tc>
+          <w:tcPr>
+            <w:tcW w:type="dxa" w:w="4896"/>
+          </w:tcPr>
+          <w:p>
+            <w:r>
+              <w:rPr>
+                <w:sz w:val="20"/>
+              </w:rPr>
+              <w:t>"p or q" (inclusive). True when at least one is true.</w:t>
             </w:r>
           </w:p>
         </w:tc>
@@ -434,20 +434,20 @@
                 <w:b/>
                 <w:sz w:val="20"/>
               </w:rPr>
-              <w:t>De Morgan’s laws</w:t>
-            </w:r>
-          </w:p>
-        </w:tc>
-        <w:tc>
-          <w:tcPr>
-            <w:tcW w:type="dxa" w:w="4896"/>
-          </w:tcPr>
-          <w:p>
-            <w:r>
-              <w:rPr>
-                <w:sz w:val="20"/>
-              </w:rPr>
-              <w:t>¬(p ∧ q) ≡ ¬p ∨ ¬q;  ¬(p ∨ q) ≡ ¬p ∧ ¬q.</w:t>
+              <w:t>Implication p → q</w:t>
+            </w:r>
+          </w:p>
+        </w:tc>
+        <w:tc>
+          <w:tcPr>
+            <w:tcW w:type="dxa" w:w="4896"/>
+          </w:tcPr>
+          <w:p>
+            <w:r>
+              <w:rPr>
+                <w:sz w:val="20"/>
+              </w:rPr>
+              <w:t>False only when p is true and q is false. Equivalent to ¬p ∨ q.</w:t>
             </w:r>
           </w:p>
         </w:tc>
@@ -463,20 +463,20 @@
                 <w:b/>
                 <w:sz w:val="20"/>
               </w:rPr>
-              <w:t>Law of excluded middle</w:t>
-            </w:r>
-          </w:p>
-        </w:tc>
-        <w:tc>
-          <w:tcPr>
-            <w:tcW w:type="dxa" w:w="4896"/>
-          </w:tcPr>
-          <w:p>
-            <w:r>
-              <w:rPr>
-                <w:sz w:val="20"/>
-              </w:rPr>
-              <w:t>p ∨ ¬p is always true (a tautology).</w:t>
+              <w:t>Equivalence p ↔ q</w:t>
+            </w:r>
+          </w:p>
+        </w:tc>
+        <w:tc>
+          <w:tcPr>
+            <w:tcW w:type="dxa" w:w="4896"/>
+          </w:tcPr>
+          <w:p>
+            <w:r>
+              <w:rPr>
+                <w:sz w:val="20"/>
+              </w:rPr>
+              <w:t>True when p and q have the same truth value.</w:t>
             </w:r>
           </w:p>
         </w:tc>
@@ -492,20 +492,20 @@
                 <w:b/>
                 <w:sz w:val="20"/>
               </w:rPr>
-              <w:t>Necessary vs. sufficient</w:t>
-            </w:r>
-          </w:p>
-        </w:tc>
-        <w:tc>
-          <w:tcPr>
-            <w:tcW w:type="dxa" w:w="4896"/>
-          </w:tcPr>
-          <w:p>
-            <w:r>
-              <w:rPr>
-                <w:sz w:val="20"/>
-              </w:rPr>
-              <w:t>In p → q: p is sufficient for q; q is necessary for p.</w:t>
+              <w:t>Contrapositive</w:t>
+            </w:r>
+          </w:p>
+        </w:tc>
+        <w:tc>
+          <w:tcPr>
+            <w:tcW w:type="dxa" w:w="4896"/>
+          </w:tcPr>
+          <w:p>
+            <w:r>
+              <w:rPr>
+                <w:sz w:val="20"/>
+              </w:rPr>
+              <w:t>The contrapositive of p → q is ¬q → ¬p; it is logically equivalent to p → q.</w:t>
             </w:r>
           </w:p>
         </w:tc>
@@ -521,20 +521,20 @@
                 <w:b/>
                 <w:sz w:val="20"/>
               </w:rPr>
-              <w:t>Modus ponens</w:t>
-            </w:r>
-          </w:p>
-        </w:tc>
-        <w:tc>
-          <w:tcPr>
-            <w:tcW w:type="dxa" w:w="4896"/>
-          </w:tcPr>
-          <w:p>
-            <w:r>
-              <w:rPr>
-                <w:sz w:val="20"/>
-              </w:rPr>
-              <w:t>From p → q and p, conclude q.</w:t>
+              <w:t>Necessary vs. sufficient</w:t>
+            </w:r>
+          </w:p>
+        </w:tc>
+        <w:tc>
+          <w:tcPr>
+            <w:tcW w:type="dxa" w:w="4896"/>
+          </w:tcPr>
+          <w:p>
+            <w:r>
+              <w:rPr>
+                <w:sz w:val="20"/>
+              </w:rPr>
+              <w:t>In p → q: p is sufficient for q; q is necessary for p.</w:t>
             </w:r>
           </w:p>
         </w:tc>
@@ -550,6 +550,35 @@
                 <w:b/>
                 <w:sz w:val="20"/>
               </w:rPr>
+              <w:t>Modus ponens</w:t>
+            </w:r>
+          </w:p>
+        </w:tc>
+        <w:tc>
+          <w:tcPr>
+            <w:tcW w:type="dxa" w:w="4896"/>
+          </w:tcPr>
+          <w:p>
+            <w:r>
+              <w:rPr>
+                <w:sz w:val="20"/>
+              </w:rPr>
+              <w:t>From p → q and p, conclude q.</w:t>
+            </w:r>
+          </w:p>
+        </w:tc>
+      </w:tr>
+      <w:tr>
+        <w:tc>
+          <w:tcPr>
+            <w:tcW w:type="dxa" w:w="4896"/>
+          </w:tcPr>
+          <w:p>
+            <w:r>
+              <w:rPr>
+                <w:b/>
+                <w:sz w:val="20"/>
+              </w:rPr>
               <w:t>Modus tollens</w:t>
             </w:r>
           </w:p>
@@ -564,6 +593,64 @@
                 <w:sz w:val="20"/>
               </w:rPr>
               <w:t>From p → q and ¬q, conclude ¬p.</w:t>
+            </w:r>
+          </w:p>
+        </w:tc>
+      </w:tr>
+      <w:tr>
+        <w:tc>
+          <w:tcPr>
+            <w:tcW w:type="dxa" w:w="4896"/>
+          </w:tcPr>
+          <w:p>
+            <w:r>
+              <w:rPr>
+                <w:b/>
+                <w:sz w:val="20"/>
+              </w:rPr>
+              <w:t>Implication arrows when solving</w:t>
+            </w:r>
+          </w:p>
+        </w:tc>
+        <w:tc>
+          <w:tcPr>
+            <w:tcW w:type="dxa" w:w="4896"/>
+          </w:tcPr>
+          <w:p>
+            <w:r>
+              <w:rPr>
+                <w:sz w:val="20"/>
+              </w:rPr>
+              <w:t>Squaring both sides of an equation is an implication (⇒), not always an equivalence — check for extraneous solutions.</w:t>
+            </w:r>
+          </w:p>
+        </w:tc>
+      </w:tr>
+      <w:tr>
+        <w:tc>
+          <w:tcPr>
+            <w:tcW w:type="dxa" w:w="4896"/>
+          </w:tcPr>
+          <w:p>
+            <w:r>
+              <w:rPr>
+                <w:b/>
+                <w:sz w:val="20"/>
+              </w:rPr>
+              <w:t>Bernoulli’s inequality</w:t>
+            </w:r>
+          </w:p>
+        </w:tc>
+        <w:tc>
+          <w:tcPr>
+            <w:tcW w:type="dxa" w:w="4896"/>
+          </w:tcPr>
+          <w:p>
+            <w:r>
+              <w:rPr>
+                <w:sz w:val="20"/>
+              </w:rPr>
+              <w:t>For x ≥ −1 and natural n: (1 + x)^n ≥ 1 + n x.</w:t>
             </w:r>
           </w:p>
         </w:tc>
@@ -578,7 +665,7 @@
         <w:rPr>
           <w:color w:val="1F4E79"/>
         </w:rPr>
-        <w:t>2. Elementary Algebra</w:t>
+        <w:t>2. Algebra (Ch. 2)</w:t>
       </w:r>
     </w:p>
     <w:tbl>
@@ -594,7 +681,7 @@
       <w:tr>
         <w:tc>
           <w:tcPr>
-            <w:tcW w:type="dxa" w:w="3744"/>
+            <w:tcW w:type="dxa" w:w="4896"/>
             <w:shd w:fill="1F4E79" w:val="clear"/>
           </w:tcPr>
           <w:p>
@@ -610,7 +697,7 @@
         </w:tc>
         <w:tc>
           <w:tcPr>
-            <w:tcW w:type="dxa" w:w="6336"/>
+            <w:tcW w:type="dxa" w:w="4896"/>
             <w:shd w:fill="1F4E79" w:val="clear"/>
           </w:tcPr>
           <w:p>
@@ -723,20 +810,20 @@
                 <w:b/>
                 <w:sz w:val="20"/>
               </w:rPr>
-              <w:t>Fraction addition</w:t>
-            </w:r>
-          </w:p>
-        </w:tc>
-        <w:tc>
-          <w:tcPr>
-            <w:tcW w:type="dxa" w:w="4896"/>
-          </w:tcPr>
-          <w:p>
-            <w:r>
-              <w:rPr>
-                <w:sz w:val="20"/>
-              </w:rPr>
-              <w:t>a/b + c/d = (ad + bc)/(bd)  (b, d ≠ 0).</w:t>
+              <w:t>Difference of squares</w:t>
+            </w:r>
+          </w:p>
+        </w:tc>
+        <w:tc>
+          <w:tcPr>
+            <w:tcW w:type="dxa" w:w="4896"/>
+          </w:tcPr>
+          <w:p>
+            <w:r>
+              <w:rPr>
+                <w:sz w:val="20"/>
+              </w:rPr>
+              <w:t>a² − b² = (a − b)(a + b).</w:t>
             </w:r>
           </w:p>
         </w:tc>
@@ -752,20 +839,20 @@
                 <w:b/>
                 <w:sz w:val="20"/>
               </w:rPr>
-              <w:t>Fraction multiplication</w:t>
-            </w:r>
-          </w:p>
-        </w:tc>
-        <w:tc>
-          <w:tcPr>
-            <w:tcW w:type="dxa" w:w="4896"/>
-          </w:tcPr>
-          <w:p>
-            <w:r>
-              <w:rPr>
-                <w:sz w:val="20"/>
-              </w:rPr>
-              <w:t>(a/b)·(c/d) = (ac)/(bd).</w:t>
+              <w:t>Perfect square</w:t>
+            </w:r>
+          </w:p>
+        </w:tc>
+        <w:tc>
+          <w:tcPr>
+            <w:tcW w:type="dxa" w:w="4896"/>
+          </w:tcPr>
+          <w:p>
+            <w:r>
+              <w:rPr>
+                <w:sz w:val="20"/>
+              </w:rPr>
+              <w:t>(a ± b)² = a² ± 2ab + b².</w:t>
             </w:r>
           </w:p>
         </w:tc>
@@ -781,20 +868,20 @@
                 <w:b/>
                 <w:sz w:val="20"/>
               </w:rPr>
-              <w:t>Fraction division</w:t>
-            </w:r>
-          </w:p>
-        </w:tc>
-        <w:tc>
-          <w:tcPr>
-            <w:tcW w:type="dxa" w:w="4896"/>
-          </w:tcPr>
-          <w:p>
-            <w:r>
-              <w:rPr>
-                <w:sz w:val="20"/>
-              </w:rPr>
-              <w:t>(a/b) ÷ (c/d) = (a/b)·(d/c) = (ad)/(bc).</w:t>
+              <w:t>Sum/difference of cubes</w:t>
+            </w:r>
+          </w:p>
+        </w:tc>
+        <w:tc>
+          <w:tcPr>
+            <w:tcW w:type="dxa" w:w="4896"/>
+          </w:tcPr>
+          <w:p>
+            <w:r>
+              <w:rPr>
+                <w:sz w:val="20"/>
+              </w:rPr>
+              <w:t>a³ − b³ = (a − b)(a² + ab + b²);  a³ + b³ = (a + b)(a² − ab + b²).</w:t>
             </w:r>
           </w:p>
         </w:tc>
@@ -810,20 +897,20 @@
                 <w:b/>
                 <w:sz w:val="20"/>
               </w:rPr>
-              <w:t>Percentage</w:t>
-            </w:r>
-          </w:p>
-        </w:tc>
-        <w:tc>
-          <w:tcPr>
-            <w:tcW w:type="dxa" w:w="4896"/>
-          </w:tcPr>
-          <w:p>
-            <w:r>
-              <w:rPr>
-                <w:sz w:val="20"/>
-              </w:rPr>
-              <w:t>p% of x = (p/100)·x.  "x is what % of y": (x/y)·100%.</w:t>
+              <w:t>Fraction addition</w:t>
+            </w:r>
+          </w:p>
+        </w:tc>
+        <w:tc>
+          <w:tcPr>
+            <w:tcW w:type="dxa" w:w="4896"/>
+          </w:tcPr>
+          <w:p>
+            <w:r>
+              <w:rPr>
+                <w:sz w:val="20"/>
+              </w:rPr>
+              <w:t>a/b + c/d = (ad + bc)/(bd)  (b, d ≠ 0).</w:t>
             </w:r>
           </w:p>
         </w:tc>
@@ -839,20 +926,20 @@
                 <w:b/>
                 <w:sz w:val="20"/>
               </w:rPr>
-              <w:t>Percentage change</w:t>
-            </w:r>
-          </w:p>
-        </w:tc>
-        <w:tc>
-          <w:tcPr>
-            <w:tcW w:type="dxa" w:w="4896"/>
-          </w:tcPr>
-          <w:p>
-            <w:r>
-              <w:rPr>
-                <w:sz w:val="20"/>
-              </w:rPr>
-              <w:t>Relative change = (new − old)/old.  In %: [(new − old)/old]·100%.</w:t>
+              <w:t>Fraction multiplication / division</w:t>
+            </w:r>
+          </w:p>
+        </w:tc>
+        <w:tc>
+          <w:tcPr>
+            <w:tcW w:type="dxa" w:w="4896"/>
+          </w:tcPr>
+          <w:p>
+            <w:r>
+              <w:rPr>
+                <w:sz w:val="20"/>
+              </w:rPr>
+              <w:t>(a/b)(c/d) = ac/bd;  (a/b)÷(c/d) = (a/b)(d/c).</w:t>
             </w:r>
           </w:p>
         </w:tc>
@@ -868,20 +955,20 @@
                 <w:b/>
                 <w:sz w:val="20"/>
               </w:rPr>
-              <w:t>Ratio a : b</w:t>
-            </w:r>
-          </w:p>
-        </w:tc>
-        <w:tc>
-          <w:tcPr>
-            <w:tcW w:type="dxa" w:w="4896"/>
-          </w:tcPr>
-          <w:p>
-            <w:r>
-              <w:rPr>
-                <w:sz w:val="20"/>
-              </w:rPr>
-              <w:t>Equivalent to the fraction a/b (scale both sides by the same nonzero factor).</w:t>
+              <w:t>Power product / quotient</w:t>
+            </w:r>
+          </w:p>
+        </w:tc>
+        <w:tc>
+          <w:tcPr>
+            <w:tcW w:type="dxa" w:w="4896"/>
+          </w:tcPr>
+          <w:p>
+            <w:r>
+              <w:rPr>
+                <w:sz w:val="20"/>
+              </w:rPr>
+              <w:t>a^m a^n = a^(m+n);  a^m / a^n = a^(m−n) (a ≠ 0).</w:t>
             </w:r>
           </w:p>
         </w:tc>
@@ -897,20 +984,20 @@
                 <w:b/>
                 <w:sz w:val="20"/>
               </w:rPr>
-              <w:t>Power rules (product)</w:t>
-            </w:r>
-          </w:p>
-        </w:tc>
-        <w:tc>
-          <w:tcPr>
-            <w:tcW w:type="dxa" w:w="4896"/>
-          </w:tcPr>
-          <w:p>
-            <w:r>
-              <w:rPr>
-                <w:sz w:val="20"/>
-              </w:rPr>
-              <w:t>a^m · a^n = a^(m+n)  (same base).</w:t>
+              <w:t>Power of a power</w:t>
+            </w:r>
+          </w:p>
+        </w:tc>
+        <w:tc>
+          <w:tcPr>
+            <w:tcW w:type="dxa" w:w="4896"/>
+          </w:tcPr>
+          <w:p>
+            <w:r>
+              <w:rPr>
+                <w:sz w:val="20"/>
+              </w:rPr>
+              <w:t>(a^m)^n = a^(mn).</w:t>
             </w:r>
           </w:p>
         </w:tc>
@@ -926,20 +1013,20 @@
                 <w:b/>
                 <w:sz w:val="20"/>
               </w:rPr>
-              <w:t>Power rules (quotient)</w:t>
-            </w:r>
-          </w:p>
-        </w:tc>
-        <w:tc>
-          <w:tcPr>
-            <w:tcW w:type="dxa" w:w="4896"/>
-          </w:tcPr>
-          <w:p>
-            <w:r>
-              <w:rPr>
-                <w:sz w:val="20"/>
-              </w:rPr>
-              <w:t>a^m / a^n = a^(m−n)  (a ≠ 0).</w:t>
+              <w:t>Zero and negative exponents</w:t>
+            </w:r>
+          </w:p>
+        </w:tc>
+        <w:tc>
+          <w:tcPr>
+            <w:tcW w:type="dxa" w:w="4896"/>
+          </w:tcPr>
+          <w:p>
+            <w:r>
+              <w:rPr>
+                <w:sz w:val="20"/>
+              </w:rPr>
+              <w:t>a^0 = 1 (a ≠ 0);  a^(−n) = 1/a^n.</w:t>
             </w:r>
           </w:p>
         </w:tc>
@@ -955,20 +1042,20 @@
                 <w:b/>
                 <w:sz w:val="20"/>
               </w:rPr>
-              <w:t>Power of a power</w:t>
-            </w:r>
-          </w:p>
-        </w:tc>
-        <w:tc>
-          <w:tcPr>
-            <w:tcW w:type="dxa" w:w="4896"/>
-          </w:tcPr>
-          <w:p>
-            <w:r>
-              <w:rPr>
-                <w:sz w:val="20"/>
-              </w:rPr>
-              <w:t>(a^m)^n = a^(m·n).</w:t>
+              <w:t>Fractional powers / roots</w:t>
+            </w:r>
+          </w:p>
+        </w:tc>
+        <w:tc>
+          <w:tcPr>
+            <w:tcW w:type="dxa" w:w="4896"/>
+          </w:tcPr>
+          <w:p>
+            <w:r>
+              <w:rPr>
+                <w:sz w:val="20"/>
+              </w:rPr>
+              <w:t>a^(1/n) = ⁿ√a;  a^(m/n) = (ⁿ√a)^m = ⁿ√(a^m) (where defined).</w:t>
             </w:r>
           </w:p>
         </w:tc>
@@ -984,20 +1071,20 @@
                 <w:b/>
                 <w:sz w:val="20"/>
               </w:rPr>
-              <w:t>Power of a product/quotient</w:t>
-            </w:r>
-          </w:p>
-        </w:tc>
-        <w:tc>
-          <w:tcPr>
-            <w:tcW w:type="dxa" w:w="4896"/>
-          </w:tcPr>
-          <w:p>
-            <w:r>
-              <w:rPr>
-                <w:sz w:val="20"/>
-              </w:rPr>
-              <w:t>(ab)^n = a^n b^n;  (a/b)^n = a^n / b^n.</w:t>
+              <w:t>Absolute value</w:t>
+            </w:r>
+          </w:p>
+        </w:tc>
+        <w:tc>
+          <w:tcPr>
+            <w:tcW w:type="dxa" w:w="4896"/>
+          </w:tcPr>
+          <w:p>
+            <w:r>
+              <w:rPr>
+                <w:sz w:val="20"/>
+              </w:rPr>
+              <w:t>|x| = x if x ≥ 0, −x if x &lt; 0.  |xy| = |x||y|;  |x| ≥ 0.</w:t>
             </w:r>
           </w:p>
         </w:tc>
@@ -1013,20 +1100,20 @@
                 <w:b/>
                 <w:sz w:val="20"/>
               </w:rPr>
-              <w:t>Zero and negative exponents</w:t>
-            </w:r>
-          </w:p>
-        </w:tc>
-        <w:tc>
-          <w:tcPr>
-            <w:tcW w:type="dxa" w:w="4896"/>
-          </w:tcPr>
-          <w:p>
-            <w:r>
-              <w:rPr>
-                <w:sz w:val="20"/>
-              </w:rPr>
-              <w:t>a^0 = 1 (a ≠ 0);  a^(−n) = 1/a^n.</w:t>
+              <w:t>Inequality rule (negative)</w:t>
+            </w:r>
+          </w:p>
+        </w:tc>
+        <w:tc>
+          <w:tcPr>
+            <w:tcW w:type="dxa" w:w="4896"/>
+          </w:tcPr>
+          <w:p>
+            <w:r>
+              <w:rPr>
+                <w:sz w:val="20"/>
+              </w:rPr>
+              <w:t>Multiplying or dividing both sides of an inequality by a negative number reverses the inequality sign.</w:t>
             </w:r>
           </w:p>
         </w:tc>
@@ -1042,20 +1129,20 @@
                 <w:b/>
                 <w:sz w:val="20"/>
               </w:rPr>
-              <w:t>nth root</w:t>
-            </w:r>
-          </w:p>
-        </w:tc>
-        <w:tc>
-          <w:tcPr>
-            <w:tcW w:type="dxa" w:w="4896"/>
-          </w:tcPr>
-          <w:p>
-            <w:r>
-              <w:rPr>
-                <w:sz w:val="20"/>
-              </w:rPr>
-              <w:t>∛[n]{a} = a^(1/n).  √(a²) = |a|.</w:t>
+              <w:t>Absolute-value inequalities</w:t>
+            </w:r>
+          </w:p>
+        </w:tc>
+        <w:tc>
+          <w:tcPr>
+            <w:tcW w:type="dxa" w:w="4896"/>
+          </w:tcPr>
+          <w:p>
+            <w:r>
+              <w:rPr>
+                <w:sz w:val="20"/>
+              </w:rPr>
+              <w:t>|x| &lt; a (a &gt; 0) ⇔ −a &lt; x &lt; a;  |x| &gt; a ⇔ x &lt; −a or x &gt; a.</w:t>
             </w:r>
           </w:p>
         </w:tc>
@@ -1071,20 +1158,20 @@
                 <w:b/>
                 <w:sz w:val="20"/>
               </w:rPr>
-              <w:t>Rational exponent</w:t>
-            </w:r>
-          </w:p>
-        </w:tc>
-        <w:tc>
-          <w:tcPr>
-            <w:tcW w:type="dxa" w:w="4896"/>
-          </w:tcPr>
-          <w:p>
-            <w:r>
-              <w:rPr>
-                <w:sz w:val="20"/>
-              </w:rPr>
-              <w:t>a^(m/n) = (∛[n]{a})^m = ∛[n]{a^m}  (where defined).</w:t>
+              <w:t>Summation Σ</w:t>
+            </w:r>
+          </w:p>
+        </w:tc>
+        <w:tc>
+          <w:tcPr>
+            <w:tcW w:type="dxa" w:w="4896"/>
+          </w:tcPr>
+          <w:p>
+            <w:r>
+              <w:rPr>
+                <w:sz w:val="20"/>
+              </w:rPr>
+              <w:t>Σ_{i=1}^{n} a_i = a_1 + … + a_n.</w:t>
             </w:r>
           </w:p>
         </w:tc>
@@ -1100,20 +1187,20 @@
                 <w:b/>
                 <w:sz w:val="20"/>
               </w:rPr>
-              <w:t>Absolute value</w:t>
-            </w:r>
-          </w:p>
-        </w:tc>
-        <w:tc>
-          <w:tcPr>
-            <w:tcW w:type="dxa" w:w="4896"/>
-          </w:tcPr>
-          <w:p>
-            <w:r>
-              <w:rPr>
-                <w:sz w:val="20"/>
-              </w:rPr>
-              <w:t>|x| = x if x ≥ 0;  −x if x &lt; 0.  |x| ≥ 0 always.</w:t>
+              <w:t>Linearity of sums</w:t>
+            </w:r>
+          </w:p>
+        </w:tc>
+        <w:tc>
+          <w:tcPr>
+            <w:tcW w:type="dxa" w:w="4896"/>
+          </w:tcPr>
+          <w:p>
+            <w:r>
+              <w:rPr>
+                <w:sz w:val="20"/>
+              </w:rPr>
+              <w:t>Σ (ca_i + b_i) = c Σ a_i + Σ b_i.</w:t>
             </w:r>
           </w:p>
         </w:tc>
@@ -1129,20 +1216,20 @@
                 <w:b/>
                 <w:sz w:val="20"/>
               </w:rPr>
-              <w:t>Difference of squares</w:t>
-            </w:r>
-          </w:p>
-        </w:tc>
-        <w:tc>
-          <w:tcPr>
-            <w:tcW w:type="dxa" w:w="4896"/>
-          </w:tcPr>
-          <w:p>
-            <w:r>
-              <w:rPr>
-                <w:sz w:val="20"/>
-              </w:rPr>
-              <w:t>a² − b² = (a − b)(a + b).</w:t>
+              <w:t>Sum of first n naturals</w:t>
+            </w:r>
+          </w:p>
+        </w:tc>
+        <w:tc>
+          <w:tcPr>
+            <w:tcW w:type="dxa" w:w="4896"/>
+          </w:tcPr>
+          <w:p>
+            <w:r>
+              <w:rPr>
+                <w:sz w:val="20"/>
+              </w:rPr>
+              <w:t>Σ_{k=1}^{n} k = n(n + 1)/2.</w:t>
             </w:r>
           </w:p>
         </w:tc>
@@ -1158,20 +1245,20 @@
                 <w:b/>
                 <w:sz w:val="20"/>
               </w:rPr>
-              <w:t>Perfect square</w:t>
-            </w:r>
-          </w:p>
-        </w:tc>
-        <w:tc>
-          <w:tcPr>
-            <w:tcW w:type="dxa" w:w="4896"/>
-          </w:tcPr>
-          <w:p>
-            <w:r>
-              <w:rPr>
-                <w:sz w:val="20"/>
-              </w:rPr>
-              <w:t>(a ± b)² = a² ± 2ab + b².</w:t>
+              <w:t>Sum of squares</w:t>
+            </w:r>
+          </w:p>
+        </w:tc>
+        <w:tc>
+          <w:tcPr>
+            <w:tcW w:type="dxa" w:w="4896"/>
+          </w:tcPr>
+          <w:p>
+            <w:r>
+              <w:rPr>
+                <w:sz w:val="20"/>
+              </w:rPr>
+              <w:t>Σ_{k=1}^{n} k² = n(n + 1)(2n + 1)/6.</w:t>
             </w:r>
           </w:p>
         </w:tc>
@@ -1187,20 +1274,107 @@
                 <w:b/>
                 <w:sz w:val="20"/>
               </w:rPr>
-              <w:t>Sum/difference of cubes</w:t>
-            </w:r>
-          </w:p>
-        </w:tc>
-        <w:tc>
-          <w:tcPr>
-            <w:tcW w:type="dxa" w:w="4896"/>
-          </w:tcPr>
-          <w:p>
-            <w:r>
-              <w:rPr>
-                <w:sz w:val="20"/>
-              </w:rPr>
-              <w:t>a³ − b³ = (a − b)(a² + ab + b²);  a³ + b³ = (a + b)(a² − ab + b²).</w:t>
+              <w:t>Sum of cubes</w:t>
+            </w:r>
+          </w:p>
+        </w:tc>
+        <w:tc>
+          <w:tcPr>
+            <w:tcW w:type="dxa" w:w="4896"/>
+          </w:tcPr>
+          <w:p>
+            <w:r>
+              <w:rPr>
+                <w:sz w:val="20"/>
+              </w:rPr>
+              <w:t>Σ_{k=1}^{n} k³ = [n(n + 1)/2]².</w:t>
+            </w:r>
+          </w:p>
+        </w:tc>
+      </w:tr>
+      <w:tr>
+        <w:tc>
+          <w:tcPr>
+            <w:tcW w:type="dxa" w:w="4896"/>
+          </w:tcPr>
+          <w:p>
+            <w:r>
+              <w:rPr>
+                <w:b/>
+                <w:sz w:val="20"/>
+              </w:rPr>
+              <w:t>Arithmetic series sum</w:t>
+            </w:r>
+          </w:p>
+        </w:tc>
+        <w:tc>
+          <w:tcPr>
+            <w:tcW w:type="dxa" w:w="4896"/>
+          </w:tcPr>
+          <w:p>
+            <w:r>
+              <w:rPr>
+                <w:sz w:val="20"/>
+              </w:rPr>
+              <w:t>a + (a+d) + … + (a+(n−1)d) = n/2 · [2a + (n−1)d] = n/2 · (first + last).</w:t>
+            </w:r>
+          </w:p>
+        </w:tc>
+      </w:tr>
+      <w:tr>
+        <w:tc>
+          <w:tcPr>
+            <w:tcW w:type="dxa" w:w="4896"/>
+          </w:tcPr>
+          <w:p>
+            <w:r>
+              <w:rPr>
+                <w:b/>
+                <w:sz w:val="20"/>
+              </w:rPr>
+              <w:t>Double sums</w:t>
+            </w:r>
+          </w:p>
+        </w:tc>
+        <w:tc>
+          <w:tcPr>
+            <w:tcW w:type="dxa" w:w="4896"/>
+          </w:tcPr>
+          <w:p>
+            <w:r>
+              <w:rPr>
+                <w:sz w:val="20"/>
+              </w:rPr>
+              <w:t>Σ_i Σ_j a_{ij} = Σ_j Σ_i a_{ij} (finite sums; order of summation can be swapped).</w:t>
+            </w:r>
+          </w:p>
+        </w:tc>
+      </w:tr>
+      <w:tr>
+        <w:tc>
+          <w:tcPr>
+            <w:tcW w:type="dxa" w:w="4896"/>
+          </w:tcPr>
+          <w:p>
+            <w:r>
+              <w:rPr>
+                <w:b/>
+                <w:sz w:val="20"/>
+              </w:rPr>
+              <w:t>Factorial</w:t>
+            </w:r>
+          </w:p>
+        </w:tc>
+        <w:tc>
+          <w:tcPr>
+            <w:tcW w:type="dxa" w:w="4896"/>
+          </w:tcPr>
+          <w:p>
+            <w:r>
+              <w:rPr>
+                <w:sz w:val="20"/>
+              </w:rPr>
+              <w:t>n! = 1·2·…·n;  0! = 1.</w:t>
             </w:r>
           </w:p>
         </w:tc>
@@ -1215,7 +1389,7 @@
         <w:rPr>
           <w:color w:val="1F4E79"/>
         </w:rPr>
-        <w:t>3. Elementary Financial Mathematics</w:t>
+        <w:t>3. Solving Equations (Ch. 3)</w:t>
       </w:r>
     </w:p>
     <w:tbl>
@@ -1231,7 +1405,7 @@
       <w:tr>
         <w:tc>
           <w:tcPr>
-            <w:tcW w:type="dxa" w:w="3744"/>
+            <w:tcW w:type="dxa" w:w="4896"/>
             <w:shd w:fill="1F4E79" w:val="clear"/>
           </w:tcPr>
           <w:p>
@@ -1247,7 +1421,7 @@
         </w:tc>
         <w:tc>
           <w:tcPr>
-            <w:tcW w:type="dxa" w:w="6336"/>
+            <w:tcW w:type="dxa" w:w="4896"/>
             <w:shd w:fill="1F4E79" w:val="clear"/>
           </w:tcPr>
           <w:p>
@@ -1273,20 +1447,20 @@
                 <w:b/>
                 <w:sz w:val="20"/>
               </w:rPr>
-              <w:t>Simple interest</w:t>
-            </w:r>
-          </w:p>
-        </w:tc>
-        <w:tc>
-          <w:tcPr>
-            <w:tcW w:type="dxa" w:w="4896"/>
-          </w:tcPr>
-          <w:p>
-            <w:r>
-              <w:rPr>
-                <w:sz w:val="20"/>
-              </w:rPr>
-              <w:t>I = P · r · t, where P = principal, r = interest rate per period, t = number of periods.</w:t>
+              <w:t>Linear equation</w:t>
+            </w:r>
+          </w:p>
+        </w:tc>
+        <w:tc>
+          <w:tcPr>
+            <w:tcW w:type="dxa" w:w="4896"/>
+          </w:tcPr>
+          <w:p>
+            <w:r>
+              <w:rPr>
+                <w:sz w:val="20"/>
+              </w:rPr>
+              <w:t>ax + b = 0 ⇒ x = −b/a (a ≠ 0).</w:t>
             </w:r>
           </w:p>
         </w:tc>
@@ -1302,20 +1476,20 @@
                 <w:b/>
                 <w:sz w:val="20"/>
               </w:rPr>
-              <w:t>Future value (simple interest)</w:t>
-            </w:r>
-          </w:p>
-        </w:tc>
-        <w:tc>
-          <w:tcPr>
-            <w:tcW w:type="dxa" w:w="4896"/>
-          </w:tcPr>
-          <w:p>
-            <w:r>
-              <w:rPr>
-                <w:sz w:val="20"/>
-              </w:rPr>
-              <w:t>FV = P(1 + r t).</w:t>
+              <w:t>Equivalent equations</w:t>
+            </w:r>
+          </w:p>
+        </w:tc>
+        <w:tc>
+          <w:tcPr>
+            <w:tcW w:type="dxa" w:w="4896"/>
+          </w:tcPr>
+          <w:p>
+            <w:r>
+              <w:rPr>
+                <w:sz w:val="20"/>
+              </w:rPr>
+              <w:t>Same solution set; obtained by adding the same number or multiplying by a nonzero constant.</w:t>
             </w:r>
           </w:p>
         </w:tc>
@@ -1331,20 +1505,20 @@
                 <w:b/>
                 <w:sz w:val="20"/>
               </w:rPr>
-              <w:t>Compound interest (discrete)</w:t>
-            </w:r>
-          </w:p>
-        </w:tc>
-        <w:tc>
-          <w:tcPr>
-            <w:tcW w:type="dxa" w:w="4896"/>
-          </w:tcPr>
-          <w:p>
-            <w:r>
-              <w:rPr>
-                <w:sz w:val="20"/>
-              </w:rPr>
-              <w:t>FV = P(1 + r)^n, where n = number of compounding periods; r = rate per period.</w:t>
+              <w:t>Quadratic equation</w:t>
+            </w:r>
+          </w:p>
+        </w:tc>
+        <w:tc>
+          <w:tcPr>
+            <w:tcW w:type="dxa" w:w="4896"/>
+          </w:tcPr>
+          <w:p>
+            <w:r>
+              <w:rPr>
+                <w:sz w:val="20"/>
+              </w:rPr>
+              <w:t>ax² + bx + c = 0 (a ≠ 0).</w:t>
             </w:r>
           </w:p>
         </w:tc>
@@ -1360,20 +1534,20 @@
                 <w:b/>
                 <w:sz w:val="20"/>
               </w:rPr>
-              <w:t>Compound interest (m times/year)</w:t>
-            </w:r>
-          </w:p>
-        </w:tc>
-        <w:tc>
-          <w:tcPr>
-            <w:tcW w:type="dxa" w:w="4896"/>
-          </w:tcPr>
-          <w:p>
-            <w:r>
-              <w:rPr>
-                <w:sz w:val="20"/>
-              </w:rPr>
-              <w:t>FV = P(1 + i/m)^(m t), where i = nominal annual rate, t = years, m = compounds per year.</w:t>
+              <w:t>Simple quadratic formula (monic)</w:t>
+            </w:r>
+          </w:p>
+        </w:tc>
+        <w:tc>
+          <w:tcPr>
+            <w:tcW w:type="dxa" w:w="4896"/>
+          </w:tcPr>
+          <w:p>
+            <w:r>
+              <w:rPr>
+                <w:sz w:val="20"/>
+              </w:rPr>
+              <w:t>For x² + px + q = 0: x = −p/2 ± √[(p/2)² − q].</w:t>
             </w:r>
           </w:p>
         </w:tc>
@@ -1389,20 +1563,20 @@
                 <w:b/>
                 <w:sz w:val="20"/>
               </w:rPr>
-              <w:t>Continuous compounding</w:t>
-            </w:r>
-          </w:p>
-        </w:tc>
-        <w:tc>
-          <w:tcPr>
-            <w:tcW w:type="dxa" w:w="4896"/>
-          </w:tcPr>
-          <w:p>
-            <w:r>
-              <w:rPr>
-                <w:sz w:val="20"/>
-              </w:rPr>
-              <w:t>FV = P · e^(i t).</w:t>
+              <w:t>General quadratic formula</w:t>
+            </w:r>
+          </w:p>
+        </w:tc>
+        <w:tc>
+          <w:tcPr>
+            <w:tcW w:type="dxa" w:w="4896"/>
+          </w:tcPr>
+          <w:p>
+            <w:r>
+              <w:rPr>
+                <w:sz w:val="20"/>
+              </w:rPr>
+              <w:t>x = [−b ± √(b² − 4ac)] / (2a).</w:t>
             </w:r>
           </w:p>
         </w:tc>
@@ -1418,20 +1592,20 @@
                 <w:b/>
                 <w:sz w:val="20"/>
               </w:rPr>
-              <w:t>Present value (compound)</w:t>
-            </w:r>
-          </w:p>
-        </w:tc>
-        <w:tc>
-          <w:tcPr>
-            <w:tcW w:type="dxa" w:w="4896"/>
-          </w:tcPr>
-          <w:p>
-            <w:r>
-              <w:rPr>
-                <w:sz w:val="20"/>
-              </w:rPr>
-              <w:t>PV = FV / (1 + r)^n = FV · (1 + r)^(−n).</w:t>
+              <w:t>Discriminant Δ</w:t>
+            </w:r>
+          </w:p>
+        </w:tc>
+        <w:tc>
+          <w:tcPr>
+            <w:tcW w:type="dxa" w:w="4896"/>
+          </w:tcPr>
+          <w:p>
+            <w:r>
+              <w:rPr>
+                <w:sz w:val="20"/>
+              </w:rPr>
+              <w:t>Δ = b² − 4ac. Δ&gt;0 two real roots; Δ=0 one double root; Δ&lt;0 no real roots.</w:t>
             </w:r>
           </w:p>
         </w:tc>
@@ -1447,20 +1621,20 @@
                 <w:b/>
                 <w:sz w:val="20"/>
               </w:rPr>
-              <w:t>Effective annual rate (EAR)</w:t>
-            </w:r>
-          </w:p>
-        </w:tc>
-        <w:tc>
-          <w:tcPr>
-            <w:tcW w:type="dxa" w:w="4896"/>
-          </w:tcPr>
-          <w:p>
-            <w:r>
-              <w:rPr>
-                <w:sz w:val="20"/>
-              </w:rPr>
-              <w:t>EAR = (1 + i/m)^m − 1.</w:t>
+              <w:t>Vieta’s formulas</w:t>
+            </w:r>
+          </w:p>
+        </w:tc>
+        <w:tc>
+          <w:tcPr>
+            <w:tcW w:type="dxa" w:w="4896"/>
+          </w:tcPr>
+          <w:p>
+            <w:r>
+              <w:rPr>
+                <w:sz w:val="20"/>
+              </w:rPr>
+              <w:t>For ax²+bx+c=0: sum of roots = −b/a; product = c/a.</w:t>
             </w:r>
           </w:p>
         </w:tc>
@@ -1476,20 +1650,20 @@
                 <w:b/>
                 <w:sz w:val="20"/>
               </w:rPr>
-              <w:t>Discount / markdown</w:t>
-            </w:r>
-          </w:p>
-        </w:tc>
-        <w:tc>
-          <w:tcPr>
-            <w:tcW w:type="dxa" w:w="4896"/>
-          </w:tcPr>
-          <w:p>
-            <w:r>
-              <w:rPr>
-                <w:sz w:val="20"/>
-              </w:rPr>
-              <w:t>Discounted price = original · (1 − d), where d is the discount rate.</w:t>
+              <w:t>Completing the square</w:t>
+            </w:r>
+          </w:p>
+        </w:tc>
+        <w:tc>
+          <w:tcPr>
+            <w:tcW w:type="dxa" w:w="4896"/>
+          </w:tcPr>
+          <w:p>
+            <w:r>
+              <w:rPr>
+                <w:sz w:val="20"/>
+              </w:rPr>
+              <w:t>ax²+bx+c = a(x + b/(2a))² − b²/(4a) + c.</w:t>
             </w:r>
           </w:p>
         </w:tc>
@@ -1505,20 +1679,20 @@
                 <w:b/>
                 <w:sz w:val="20"/>
               </w:rPr>
-              <w:t>Markup</w:t>
-            </w:r>
-          </w:p>
-        </w:tc>
-        <w:tc>
-          <w:tcPr>
-            <w:tcW w:type="dxa" w:w="4896"/>
-          </w:tcPr>
-          <w:p>
-            <w:r>
-              <w:rPr>
-                <w:sz w:val="20"/>
-              </w:rPr>
-              <w:t>Selling price = cost · (1 + m), where m is the markup rate.</w:t>
+              <w:t>Zero-product property</w:t>
+            </w:r>
+          </w:p>
+        </w:tc>
+        <w:tc>
+          <w:tcPr>
+            <w:tcW w:type="dxa" w:w="4896"/>
+          </w:tcPr>
+          <w:p>
+            <w:r>
+              <w:rPr>
+                <w:sz w:val="20"/>
+              </w:rPr>
+              <w:t>AB = 0 ⇒ A = 0 or B = 0.</w:t>
             </w:r>
           </w:p>
         </w:tc>
@@ -1534,20 +1708,20 @@
                 <w:b/>
                 <w:sz w:val="20"/>
               </w:rPr>
-              <w:t>Ordinary annuity (future value)</w:t>
-            </w:r>
-          </w:p>
-        </w:tc>
-        <w:tc>
-          <w:tcPr>
-            <w:tcW w:type="dxa" w:w="4896"/>
-          </w:tcPr>
-          <w:p>
-            <w:r>
-              <w:rPr>
-                <w:sz w:val="20"/>
-              </w:rPr>
-              <w:t>FV = A · [((1+r)^n − 1)/r], payments A at end of each period.</w:t>
+              <w:t>Extraneous solutions</w:t>
+            </w:r>
+          </w:p>
+        </w:tc>
+        <w:tc>
+          <w:tcPr>
+            <w:tcW w:type="dxa" w:w="4896"/>
+          </w:tcPr>
+          <w:p>
+            <w:r>
+              <w:rPr>
+                <w:sz w:val="20"/>
+              </w:rPr>
+              <w:t>Candidates from irreversible steps (e.g. squaring) that fail the original equation — always check.</w:t>
             </w:r>
           </w:p>
         </w:tc>
@@ -1563,20 +1737,20 @@
                 <w:b/>
                 <w:sz w:val="20"/>
               </w:rPr>
-              <w:t>Ordinary annuity (present value)</w:t>
-            </w:r>
-          </w:p>
-        </w:tc>
-        <w:tc>
-          <w:tcPr>
-            <w:tcW w:type="dxa" w:w="4896"/>
-          </w:tcPr>
-          <w:p>
-            <w:r>
-              <w:rPr>
-                <w:sz w:val="20"/>
-              </w:rPr>
-              <w:t>PV = A · [(1 − (1+r)^(−n))/r].</w:t>
+              <w:t>Equations with parameters</w:t>
+            </w:r>
+          </w:p>
+        </w:tc>
+        <w:tc>
+          <w:tcPr>
+            <w:tcW w:type="dxa" w:w="4896"/>
+          </w:tcPr>
+          <w:p>
+            <w:r>
+              <w:rPr>
+                <w:sz w:val="20"/>
+              </w:rPr>
+              <w:t>Solve for the unknown in terms of parameters; track cases where coefficients vanish.</w:t>
             </w:r>
           </w:p>
         </w:tc>
@@ -1592,20 +1766,20 @@
                 <w:b/>
                 <w:sz w:val="20"/>
               </w:rPr>
-              <w:t>Annuity due</w:t>
-            </w:r>
-          </w:p>
-        </w:tc>
-        <w:tc>
-          <w:tcPr>
-            <w:tcW w:type="dxa" w:w="4896"/>
-          </w:tcPr>
-          <w:p>
-            <w:r>
-              <w:rPr>
-                <w:sz w:val="20"/>
-              </w:rPr>
-              <w:t>Payments at the beginning of each period; FV_due = FV_ordinary · (1+r); PV_due = PV_ordinary · (1+r).</w:t>
+              <w:t>Two linear equations</w:t>
+            </w:r>
+          </w:p>
+        </w:tc>
+        <w:tc>
+          <w:tcPr>
+            <w:tcW w:type="dxa" w:w="4896"/>
+          </w:tcPr>
+          <w:p>
+            <w:r>
+              <w:rPr>
+                <w:sz w:val="20"/>
+              </w:rPr>
+              <w:t>a₁x + b₁y = c₁; a₂x + b₂y = c₂ — solve by substitution or elimination.</w:t>
             </w:r>
           </w:p>
         </w:tc>
@@ -1621,20 +1795,20 @@
                 <w:b/>
                 <w:sz w:val="20"/>
               </w:rPr>
-              <w:t>Perpetuity</w:t>
-            </w:r>
-          </w:p>
-        </w:tc>
-        <w:tc>
-          <w:tcPr>
-            <w:tcW w:type="dxa" w:w="4896"/>
-          </w:tcPr>
-          <w:p>
-            <w:r>
-              <w:rPr>
-                <w:sz w:val="20"/>
-              </w:rPr>
-              <w:t>PV = A / r  (infinite ordinary annuity, r &gt; 0).</w:t>
+              <w:t>Unique / none / infinite solutions</w:t>
+            </w:r>
+          </w:p>
+        </w:tc>
+        <w:tc>
+          <w:tcPr>
+            <w:tcW w:type="dxa" w:w="4896"/>
+          </w:tcPr>
+          <w:p>
+            <w:r>
+              <w:rPr>
+                <w:sz w:val="20"/>
+              </w:rPr>
+              <w:t>Unique if lines intersect once; none if parallel distinct; infinitely many if the same line.</w:t>
             </w:r>
           </w:p>
         </w:tc>
@@ -1650,20 +1824,20 @@
                 <w:b/>
                 <w:sz w:val="20"/>
               </w:rPr>
-              <w:t>Amortization payment</w:t>
-            </w:r>
-          </w:p>
-        </w:tc>
-        <w:tc>
-          <w:tcPr>
-            <w:tcW w:type="dxa" w:w="4896"/>
-          </w:tcPr>
-          <w:p>
-            <w:r>
-              <w:rPr>
-                <w:sz w:val="20"/>
-              </w:rPr>
-              <w:t>A = P · [r(1+r)^n] / [(1+r)^n − 1]  (loan principal P over n periods).</w:t>
+              <w:t>Cramer’s rule (2×2)</w:t>
+            </w:r>
+          </w:p>
+        </w:tc>
+        <w:tc>
+          <w:tcPr>
+            <w:tcW w:type="dxa" w:w="4896"/>
+          </w:tcPr>
+          <w:p>
+            <w:r>
+              <w:rPr>
+                <w:sz w:val="20"/>
+              </w:rPr>
+              <w:t>D = a₁b₂ − a₂b₁ ≠ 0; x = (c₁b₂ − c₂b₁)/D; y = (a₁c₂ − a₂c₁)/D.</w:t>
             </w:r>
           </w:p>
         </w:tc>
@@ -1679,20 +1853,20 @@
                 <w:b/>
                 <w:sz w:val="20"/>
               </w:rPr>
-              <w:t>Nominal vs. real interest</w:t>
-            </w:r>
-          </w:p>
-        </w:tc>
-        <w:tc>
-          <w:tcPr>
-            <w:tcW w:type="dxa" w:w="4896"/>
-          </w:tcPr>
-          <w:p>
-            <w:r>
-              <w:rPr>
-                <w:sz w:val="20"/>
-              </w:rPr>
-              <w:t>Approx.: real ≈ nominal − inflation. Exact (Fisher): 1 + r_real = (1 + r_nom)/(1 + π).</w:t>
+              <w:t>Clearing denominators</w:t>
+            </w:r>
+          </w:p>
+        </w:tc>
+        <w:tc>
+          <w:tcPr>
+            <w:tcW w:type="dxa" w:w="4896"/>
+          </w:tcPr>
+          <w:p>
+            <w:r>
+              <w:rPr>
+                <w:sz w:val="20"/>
+              </w:rPr>
+              <w:t>Multiply through by the LCD, then exclude values that make any original denominator zero.</w:t>
             </w:r>
           </w:p>
         </w:tc>
@@ -1707,7 +1881,7 @@
         <w:rPr>
           <w:color w:val="1F4E79"/>
         </w:rPr>
-        <w:t>4. Equations</w:t>
+        <w:t>4. Functions of One Variable (Ch. 4)</w:t>
       </w:r>
     </w:p>
     <w:tbl>
@@ -1723,7 +1897,7 @@
       <w:tr>
         <w:tc>
           <w:tcPr>
-            <w:tcW w:type="dxa" w:w="3744"/>
+            <w:tcW w:type="dxa" w:w="4896"/>
             <w:shd w:fill="1F4E79" w:val="clear"/>
           </w:tcPr>
           <w:p>
@@ -1739,7 +1913,7 @@
         </w:tc>
         <w:tc>
           <w:tcPr>
-            <w:tcW w:type="dxa" w:w="6336"/>
+            <w:tcW w:type="dxa" w:w="4896"/>
             <w:shd w:fill="1F4E79" w:val="clear"/>
           </w:tcPr>
           <w:p>
@@ -1765,20 +1939,20 @@
                 <w:b/>
                 <w:sz w:val="20"/>
               </w:rPr>
-              <w:t>Linear equation (one variable)</w:t>
-            </w:r>
-          </w:p>
-        </w:tc>
-        <w:tc>
-          <w:tcPr>
-            <w:tcW w:type="dxa" w:w="4896"/>
-          </w:tcPr>
-          <w:p>
-            <w:r>
-              <w:rPr>
-                <w:sz w:val="20"/>
-              </w:rPr>
-              <w:t>ax + b = 0  ⇒  x = −b/a  (a ≠ 0).</w:t>
+              <w:t>Function f: A → B</w:t>
+            </w:r>
+          </w:p>
+        </w:tc>
+        <w:tc>
+          <w:tcPr>
+            <w:tcW w:type="dxa" w:w="4896"/>
+          </w:tcPr>
+          <w:p>
+            <w:r>
+              <w:rPr>
+                <w:sz w:val="20"/>
+              </w:rPr>
+              <w:t>A rule assigning to each x in domain A exactly one value f(x) in B.</w:t>
             </w:r>
           </w:p>
         </w:tc>
@@ -1794,20 +1968,20 @@
                 <w:b/>
                 <w:sz w:val="20"/>
               </w:rPr>
-              <w:t>Equivalent equations</w:t>
-            </w:r>
-          </w:p>
-        </w:tc>
-        <w:tc>
-          <w:tcPr>
-            <w:tcW w:type="dxa" w:w="4896"/>
-          </w:tcPr>
-          <w:p>
-            <w:r>
-              <w:rPr>
-                <w:sz w:val="20"/>
-              </w:rPr>
-              <w:t>Equations with the same solution set; obtained by adding the same value or multiplying by a nonzero constant.</w:t>
+              <w:t>Domain / range</w:t>
+            </w:r>
+          </w:p>
+        </w:tc>
+        <w:tc>
+          <w:tcPr>
+            <w:tcW w:type="dxa" w:w="4896"/>
+          </w:tcPr>
+          <w:p>
+            <w:r>
+              <w:rPr>
+                <w:sz w:val="20"/>
+              </w:rPr>
+              <w:t>Domain: set of admissible inputs. Range: set of actual outputs {f(x) : x ∈ Dom(f)}.</w:t>
             </w:r>
           </w:p>
         </w:tc>
@@ -1823,20 +1997,20 @@
                 <w:b/>
                 <w:sz w:val="20"/>
               </w:rPr>
-              <w:t>Quadratic equation</w:t>
-            </w:r>
-          </w:p>
-        </w:tc>
-        <w:tc>
-          <w:tcPr>
-            <w:tcW w:type="dxa" w:w="4896"/>
-          </w:tcPr>
-          <w:p>
-            <w:r>
-              <w:rPr>
-                <w:sz w:val="20"/>
-              </w:rPr>
-              <w:t>ax² + bx + c = 0  (a ≠ 0).</w:t>
+              <w:t>Linear function</w:t>
+            </w:r>
+          </w:p>
+        </w:tc>
+        <w:tc>
+          <w:tcPr>
+            <w:tcW w:type="dxa" w:w="4896"/>
+          </w:tcPr>
+          <w:p>
+            <w:r>
+              <w:rPr>
+                <w:sz w:val="20"/>
+              </w:rPr>
+              <w:t>f(x) = mx + c. Slope m = Δy/Δx; intercept c = f(0).</w:t>
             </w:r>
           </w:p>
         </w:tc>
@@ -1852,20 +2026,20 @@
                 <w:b/>
                 <w:sz w:val="20"/>
               </w:rPr>
-              <w:t>Quadratic formula</w:t>
-            </w:r>
-          </w:p>
-        </w:tc>
-        <w:tc>
-          <w:tcPr>
-            <w:tcW w:type="dxa" w:w="4896"/>
-          </w:tcPr>
-          <w:p>
-            <w:r>
-              <w:rPr>
-                <w:sz w:val="20"/>
-              </w:rPr>
-              <w:t>x = [−b ± √(b² − 4ac)] / (2a).</w:t>
+              <w:t>Slope between two points</w:t>
+            </w:r>
+          </w:p>
+        </w:tc>
+        <w:tc>
+          <w:tcPr>
+            <w:tcW w:type="dxa" w:w="4896"/>
+          </w:tcPr>
+          <w:p>
+            <w:r>
+              <w:rPr>
+                <w:sz w:val="20"/>
+              </w:rPr>
+              <w:t>m = (y₂ − y₁)/(x₂ − x₁) (x₁ ≠ x₂).</w:t>
             </w:r>
           </w:p>
         </w:tc>
@@ -1881,20 +2055,20 @@
                 <w:b/>
                 <w:sz w:val="20"/>
               </w:rPr>
-              <w:t>Discriminant Δ</w:t>
-            </w:r>
-          </w:p>
-        </w:tc>
-        <w:tc>
-          <w:tcPr>
-            <w:tcW w:type="dxa" w:w="4896"/>
-          </w:tcPr>
-          <w:p>
-            <w:r>
-              <w:rPr>
-                <w:sz w:val="20"/>
-              </w:rPr>
-              <w:t>Δ = b² − 4ac.  Δ &gt; 0: two real roots; Δ = 0: one real (double) root; Δ &lt; 0: no real roots.</w:t>
+              <w:t>Point–slope form</w:t>
+            </w:r>
+          </w:p>
+        </w:tc>
+        <w:tc>
+          <w:tcPr>
+            <w:tcW w:type="dxa" w:w="4896"/>
+          </w:tcPr>
+          <w:p>
+            <w:r>
+              <w:rPr>
+                <w:sz w:val="20"/>
+              </w:rPr>
+              <w:t>y − y₁ = m(x − x₁).</w:t>
             </w:r>
           </w:p>
         </w:tc>
@@ -1910,20 +2084,20 @@
                 <w:b/>
                 <w:sz w:val="20"/>
               </w:rPr>
-              <w:t>Sum and product of roots</w:t>
-            </w:r>
-          </w:p>
-        </w:tc>
-        <w:tc>
-          <w:tcPr>
-            <w:tcW w:type="dxa" w:w="4896"/>
-          </w:tcPr>
-          <w:p>
-            <w:r>
-              <w:rPr>
-                <w:sz w:val="20"/>
-              </w:rPr>
-              <w:t>For ax² + bx + c = 0:  x₁ + x₂ = −b/a;  x₁ · x₂ = c/a  (Vieta).</w:t>
+              <w:t>Parallel / perpendicular</w:t>
+            </w:r>
+          </w:p>
+        </w:tc>
+        <w:tc>
+          <w:tcPr>
+            <w:tcW w:type="dxa" w:w="4896"/>
+          </w:tcPr>
+          <w:p>
+            <w:r>
+              <w:rPr>
+                <w:sz w:val="20"/>
+              </w:rPr>
+              <w:t>Parallel: same slope. Perpendicular: m₁ m₂ = −1 (neither vertical).</w:t>
             </w:r>
           </w:p>
         </w:tc>
@@ -1939,20 +2113,20 @@
                 <w:b/>
                 <w:sz w:val="20"/>
               </w:rPr>
-              <w:t>Completing the square</w:t>
-            </w:r>
-          </w:p>
-        </w:tc>
-        <w:tc>
-          <w:tcPr>
-            <w:tcW w:type="dxa" w:w="4896"/>
-          </w:tcPr>
-          <w:p>
-            <w:r>
-              <w:rPr>
-                <w:sz w:val="20"/>
-              </w:rPr>
-              <w:t>ax² + bx + c = a(x + b/(2a))² − b²/(4a) + c.</w:t>
+              <w:t>Quadratic function</w:t>
+            </w:r>
+          </w:p>
+        </w:tc>
+        <w:tc>
+          <w:tcPr>
+            <w:tcW w:type="dxa" w:w="4896"/>
+          </w:tcPr>
+          <w:p>
+            <w:r>
+              <w:rPr>
+                <w:sz w:val="20"/>
+              </w:rPr>
+              <w:t>f(x) = ax² + bx + c (a ≠ 0). Graph is a parabola.</w:t>
             </w:r>
           </w:p>
         </w:tc>
@@ -1968,20 +2142,20 @@
                 <w:b/>
                 <w:sz w:val="20"/>
               </w:rPr>
-              <w:t>Zero-product property</w:t>
-            </w:r>
-          </w:p>
-        </w:tc>
-        <w:tc>
-          <w:tcPr>
-            <w:tcW w:type="dxa" w:w="4896"/>
-          </w:tcPr>
-          <w:p>
-            <w:r>
-              <w:rPr>
-                <w:sz w:val="20"/>
-              </w:rPr>
-              <w:t>If AB = 0, then A = 0 or B = 0 (used after factoring).</w:t>
+              <w:t>Vertex of parabola</w:t>
+            </w:r>
+          </w:p>
+        </w:tc>
+        <w:tc>
+          <w:tcPr>
+            <w:tcW w:type="dxa" w:w="4896"/>
+          </w:tcPr>
+          <w:p>
+            <w:r>
+              <w:rPr>
+                <w:sz w:val="20"/>
+              </w:rPr>
+              <w:t>x_v = −b/(2a); y_v = f(x_v). Vertex form: a(x − h)² + k.</w:t>
             </w:r>
           </w:p>
         </w:tc>
@@ -1997,20 +2171,20 @@
                 <w:b/>
                 <w:sz w:val="20"/>
               </w:rPr>
-              <w:t>Absolute-value equation</w:t>
-            </w:r>
-          </w:p>
-        </w:tc>
-        <w:tc>
-          <w:tcPr>
-            <w:tcW w:type="dxa" w:w="4896"/>
-          </w:tcPr>
-          <w:p>
-            <w:r>
-              <w:rPr>
-                <w:sz w:val="20"/>
-              </w:rPr>
-              <w:t>|f(x)| = k (k ≥ 0)  ⇒  f(x) = k or f(x) = −k.</w:t>
+              <w:t>Axis of symmetry</w:t>
+            </w:r>
+          </w:p>
+        </w:tc>
+        <w:tc>
+          <w:tcPr>
+            <w:tcW w:type="dxa" w:w="4896"/>
+          </w:tcPr>
+          <w:p>
+            <w:r>
+              <w:rPr>
+                <w:sz w:val="20"/>
+              </w:rPr>
+              <w:t>x = −b/(2a). Opens up if a&gt;0 (min at vertex); down if a&lt;0 (max).</w:t>
             </w:r>
           </w:p>
         </w:tc>
@@ -2026,20 +2200,281 @@
                 <w:b/>
                 <w:sz w:val="20"/>
               </w:rPr>
-              <w:t>Extraneous solutions</w:t>
-            </w:r>
-          </w:p>
-        </w:tc>
-        <w:tc>
-          <w:tcPr>
-            <w:tcW w:type="dxa" w:w="4896"/>
-          </w:tcPr>
-          <w:p>
-            <w:r>
-              <w:rPr>
-                <w:sz w:val="20"/>
-              </w:rPr>
-              <w:t>Candidates that arise from algebraic steps (e.g. squaring) but do not satisfy the original equation — must be checked.</w:t>
+              <w:t>Polynomial</w:t>
+            </w:r>
+          </w:p>
+        </w:tc>
+        <w:tc>
+          <w:tcPr>
+            <w:tcW w:type="dxa" w:w="4896"/>
+          </w:tcPr>
+          <w:p>
+            <w:r>
+              <w:rPr>
+                <w:sz w:val="20"/>
+              </w:rPr>
+              <w:t>p(x) = a_n x^n + … + a₀ (a_n ≠ 0). Degree = n.</w:t>
+            </w:r>
+          </w:p>
+        </w:tc>
+      </w:tr>
+      <w:tr>
+        <w:tc>
+          <w:tcPr>
+            <w:tcW w:type="dxa" w:w="4896"/>
+          </w:tcPr>
+          <w:p>
+            <w:r>
+              <w:rPr>
+                <w:b/>
+                <w:sz w:val="20"/>
+              </w:rPr>
+              <w:t>Factor / remainder theorems</w:t>
+            </w:r>
+          </w:p>
+        </w:tc>
+        <w:tc>
+          <w:tcPr>
+            <w:tcW w:type="dxa" w:w="4896"/>
+          </w:tcPr>
+          <w:p>
+            <w:r>
+              <w:rPr>
+                <w:sz w:val="20"/>
+              </w:rPr>
+              <w:t>p(r)=0 ⇔ (x−r) divides p. Remainder when dividing by (x−r) is p(r).</w:t>
+            </w:r>
+          </w:p>
+        </w:tc>
+      </w:tr>
+      <w:tr>
+        <w:tc>
+          <w:tcPr>
+            <w:tcW w:type="dxa" w:w="4896"/>
+          </w:tcPr>
+          <w:p>
+            <w:r>
+              <w:rPr>
+                <w:b/>
+                <w:sz w:val="20"/>
+              </w:rPr>
+              <w:t>Power function</w:t>
+            </w:r>
+          </w:p>
+        </w:tc>
+        <w:tc>
+          <w:tcPr>
+            <w:tcW w:type="dxa" w:w="4896"/>
+          </w:tcPr>
+          <w:p>
+            <w:r>
+              <w:rPr>
+                <w:sz w:val="20"/>
+              </w:rPr>
+              <w:t>f(x) = a x^b (a ≠ 0). Domain depends on b (roots, negative powers).</w:t>
+            </w:r>
+          </w:p>
+        </w:tc>
+      </w:tr>
+      <w:tr>
+        <w:tc>
+          <w:tcPr>
+            <w:tcW w:type="dxa" w:w="4896"/>
+          </w:tcPr>
+          <w:p>
+            <w:r>
+              <w:rPr>
+                <w:b/>
+                <w:sz w:val="20"/>
+              </w:rPr>
+              <w:t>Exponential function</w:t>
+            </w:r>
+          </w:p>
+        </w:tc>
+        <w:tc>
+          <w:tcPr>
+            <w:tcW w:type="dxa" w:w="4896"/>
+          </w:tcPr>
+          <w:p>
+            <w:r>
+              <w:rPr>
+                <w:sz w:val="20"/>
+              </w:rPr>
+              <w:t>f(x) = a · b^x (b&gt;0, b≠1). Growth if b&gt;1; decay if 0&lt;b&lt;1 (a&gt;0).</w:t>
+            </w:r>
+          </w:p>
+        </w:tc>
+      </w:tr>
+      <w:tr>
+        <w:tc>
+          <w:tcPr>
+            <w:tcW w:type="dxa" w:w="4896"/>
+          </w:tcPr>
+          <w:p>
+            <w:r>
+              <w:rPr>
+                <w:b/>
+                <w:sz w:val="20"/>
+              </w:rPr>
+              <w:t>Natural exponential</w:t>
+            </w:r>
+          </w:p>
+        </w:tc>
+        <w:tc>
+          <w:tcPr>
+            <w:tcW w:type="dxa" w:w="4896"/>
+          </w:tcPr>
+          <w:p>
+            <w:r>
+              <w:rPr>
+                <w:sz w:val="20"/>
+              </w:rPr>
+              <w:t>e^x with e ≈ 2.71828…. Key identity: e^(ln x) = x (x&gt;0).</w:t>
+            </w:r>
+          </w:p>
+        </w:tc>
+      </w:tr>
+      <w:tr>
+        <w:tc>
+          <w:tcPr>
+            <w:tcW w:type="dxa" w:w="4896"/>
+          </w:tcPr>
+          <w:p>
+            <w:r>
+              <w:rPr>
+                <w:b/>
+                <w:sz w:val="20"/>
+              </w:rPr>
+              <w:t>Logarithm definition</w:t>
+            </w:r>
+          </w:p>
+        </w:tc>
+        <w:tc>
+          <w:tcPr>
+            <w:tcW w:type="dxa" w:w="4896"/>
+          </w:tcPr>
+          <w:p>
+            <w:r>
+              <w:rPr>
+                <w:sz w:val="20"/>
+              </w:rPr>
+              <w:t>y = log_b(x) ⇔ b^y = x (x&gt;0, b&gt;0, b≠1).</w:t>
+            </w:r>
+          </w:p>
+        </w:tc>
+      </w:tr>
+      <w:tr>
+        <w:tc>
+          <w:tcPr>
+            <w:tcW w:type="dxa" w:w="4896"/>
+          </w:tcPr>
+          <w:p>
+            <w:r>
+              <w:rPr>
+                <w:b/>
+                <w:sz w:val="20"/>
+              </w:rPr>
+              <w:t>Log rules</w:t>
+            </w:r>
+          </w:p>
+        </w:tc>
+        <w:tc>
+          <w:tcPr>
+            <w:tcW w:type="dxa" w:w="4896"/>
+          </w:tcPr>
+          <w:p>
+            <w:r>
+              <w:rPr>
+                <w:sz w:val="20"/>
+              </w:rPr>
+              <w:t>log(xy)=log x+log y; log(x/y)=log x−log y; log(x^k)=k log x.</w:t>
+            </w:r>
+          </w:p>
+        </w:tc>
+      </w:tr>
+      <w:tr>
+        <w:tc>
+          <w:tcPr>
+            <w:tcW w:type="dxa" w:w="4896"/>
+          </w:tcPr>
+          <w:p>
+            <w:r>
+              <w:rPr>
+                <w:b/>
+                <w:sz w:val="20"/>
+              </w:rPr>
+              <w:t>Change of base</w:t>
+            </w:r>
+          </w:p>
+        </w:tc>
+        <w:tc>
+          <w:tcPr>
+            <w:tcW w:type="dxa" w:w="4896"/>
+          </w:tcPr>
+          <w:p>
+            <w:r>
+              <w:rPr>
+                <w:sz w:val="20"/>
+              </w:rPr>
+              <w:t>log_b(x) = ln x / ln b = log_c(x)/log_c(b).</w:t>
+            </w:r>
+          </w:p>
+        </w:tc>
+      </w:tr>
+      <w:tr>
+        <w:tc>
+          <w:tcPr>
+            <w:tcW w:type="dxa" w:w="4896"/>
+          </w:tcPr>
+          <w:p>
+            <w:r>
+              <w:rPr>
+                <w:b/>
+                <w:sz w:val="20"/>
+              </w:rPr>
+              <w:t>Solving b^x = c</w:t>
+            </w:r>
+          </w:p>
+        </w:tc>
+        <w:tc>
+          <w:tcPr>
+            <w:tcW w:type="dxa" w:w="4896"/>
+          </w:tcPr>
+          <w:p>
+            <w:r>
+              <w:rPr>
+                <w:sz w:val="20"/>
+              </w:rPr>
+              <w:t>x = log_b(c) = ln c / ln b (c&gt;0).</w:t>
+            </w:r>
+          </w:p>
+        </w:tc>
+      </w:tr>
+      <w:tr>
+        <w:tc>
+          <w:tcPr>
+            <w:tcW w:type="dxa" w:w="4896"/>
+          </w:tcPr>
+          <w:p>
+            <w:r>
+              <w:rPr>
+                <w:b/>
+                <w:sz w:val="20"/>
+              </w:rPr>
+              <w:t>Graph intercepts</w:t>
+            </w:r>
+          </w:p>
+        </w:tc>
+        <w:tc>
+          <w:tcPr>
+            <w:tcW w:type="dxa" w:w="4896"/>
+          </w:tcPr>
+          <w:p>
+            <w:r>
+              <w:rPr>
+                <w:sz w:val="20"/>
+              </w:rPr>
+              <w:t>y-intercept: f(0). x-intercepts: solutions of f(x)=0.</w:t>
             </w:r>
           </w:p>
         </w:tc>
@@ -2054,7 +2489,7 @@
         <w:rPr>
           <w:color w:val="1F4E79"/>
         </w:rPr>
-        <w:t>5. Linear Equations in Two Unknowns</w:t>
+        <w:t>5. Properties of Functions (Ch. 5)</w:t>
       </w:r>
     </w:p>
     <w:tbl>
@@ -2070,7 +2505,7 @@
       <w:tr>
         <w:tc>
           <w:tcPr>
-            <w:tcW w:type="dxa" w:w="3744"/>
+            <w:tcW w:type="dxa" w:w="4896"/>
             <w:shd w:fill="1F4E79" w:val="clear"/>
           </w:tcPr>
           <w:p>
@@ -2086,7 +2521,7 @@
         </w:tc>
         <w:tc>
           <w:tcPr>
-            <w:tcW w:type="dxa" w:w="6336"/>
+            <w:tcW w:type="dxa" w:w="4896"/>
             <w:shd w:fill="1F4E79" w:val="clear"/>
           </w:tcPr>
           <w:p>
@@ -2112,20 +2547,20 @@
                 <w:b/>
                 <w:sz w:val="20"/>
               </w:rPr>
-              <w:t>Linear equation in two variables</w:t>
-            </w:r>
-          </w:p>
-        </w:tc>
-        <w:tc>
-          <w:tcPr>
-            <w:tcW w:type="dxa" w:w="4896"/>
-          </w:tcPr>
-          <w:p>
-            <w:r>
-              <w:rPr>
-                <w:sz w:val="20"/>
-              </w:rPr>
-              <w:t>ax + by = c  (not both a and b zero). Graph is a straight line.</w:t>
+              <w:t>Injective (one-to-one)</w:t>
+            </w:r>
+          </w:p>
+        </w:tc>
+        <w:tc>
+          <w:tcPr>
+            <w:tcW w:type="dxa" w:w="4896"/>
+          </w:tcPr>
+          <w:p>
+            <w:r>
+              <w:rPr>
+                <w:sz w:val="20"/>
+              </w:rPr>
+              <w:t>f(x₁)=f(x₂) ⇒ x₁=x₂. Needed for an inverse on the range.</w:t>
             </w:r>
           </w:p>
         </w:tc>
@@ -2141,20 +2576,20 @@
                 <w:b/>
                 <w:sz w:val="20"/>
               </w:rPr>
-              <w:t>System of two linear equations</w:t>
-            </w:r>
-          </w:p>
-        </w:tc>
-        <w:tc>
-          <w:tcPr>
-            <w:tcW w:type="dxa" w:w="4896"/>
-          </w:tcPr>
-          <w:p>
-            <w:r>
-              <w:rPr>
-                <w:sz w:val="20"/>
-              </w:rPr>
-              <w:t>a₁x + b₁y = c₁;  a₂x + b₂y = c₂.</w:t>
+              <w:t>Inverse function</w:t>
+            </w:r>
+          </w:p>
+        </w:tc>
+        <w:tc>
+          <w:tcPr>
+            <w:tcW w:type="dxa" w:w="4896"/>
+          </w:tcPr>
+          <w:p>
+            <w:r>
+              <w:rPr>
+                <w:sz w:val="20"/>
+              </w:rPr>
+              <w:t>g = f⁻¹ satisfies g(f(x))=x and f(g(y))=y on appropriate domains.</w:t>
             </w:r>
           </w:p>
         </w:tc>
@@ -2170,20 +2605,20 @@
                 <w:b/>
                 <w:sz w:val="20"/>
               </w:rPr>
-              <w:t>Unique solution</w:t>
-            </w:r>
-          </w:p>
-        </w:tc>
-        <w:tc>
-          <w:tcPr>
-            <w:tcW w:type="dxa" w:w="4896"/>
-          </w:tcPr>
-          <w:p>
-            <w:r>
-              <w:rPr>
-                <w:sz w:val="20"/>
-              </w:rPr>
-              <w:t>Lines intersect at one point: slopes differ (a₁/b₁ ≠ a₂/b₂ when defined), or nonzero determinant.</w:t>
+              <w:t>Finding an inverse</w:t>
+            </w:r>
+          </w:p>
+        </w:tc>
+        <w:tc>
+          <w:tcPr>
+            <w:tcW w:type="dxa" w:w="4896"/>
+          </w:tcPr>
+          <w:p>
+            <w:r>
+              <w:rPr>
+                <w:sz w:val="20"/>
+              </w:rPr>
+              <w:t>Solve y = f(x) for x; then swap labels so the inverse is written as a function of x.</w:t>
             </w:r>
           </w:p>
         </w:tc>
@@ -2199,20 +2634,20 @@
                 <w:b/>
                 <w:sz w:val="20"/>
               </w:rPr>
-              <w:t>No solution (inconsistent)</w:t>
-            </w:r>
-          </w:p>
-        </w:tc>
-        <w:tc>
-          <w:tcPr>
-            <w:tcW w:type="dxa" w:w="4896"/>
-          </w:tcPr>
-          <w:p>
-            <w:r>
-              <w:rPr>
-                <w:sz w:val="20"/>
-              </w:rPr>
-              <w:t>Parallel distinct lines: a₁/a₂ = b₁/b₂ ≠ c₁/c₂.</w:t>
+              <w:t>Graphs of inverse functions</w:t>
+            </w:r>
+          </w:p>
+        </w:tc>
+        <w:tc>
+          <w:tcPr>
+            <w:tcW w:type="dxa" w:w="4896"/>
+          </w:tcPr>
+          <w:p>
+            <w:r>
+              <w:rPr>
+                <w:sz w:val="20"/>
+              </w:rPr>
+              <w:t>y = f(x) and y = f⁻¹(x) are mirror images across the line y = x.</w:t>
             </w:r>
           </w:p>
         </w:tc>
@@ -2228,20 +2663,20 @@
                 <w:b/>
                 <w:sz w:val="20"/>
               </w:rPr>
-              <w:t>Infinitely many solutions</w:t>
-            </w:r>
-          </w:p>
-        </w:tc>
-        <w:tc>
-          <w:tcPr>
-            <w:tcW w:type="dxa" w:w="4896"/>
-          </w:tcPr>
-          <w:p>
-            <w:r>
-              <w:rPr>
-                <w:sz w:val="20"/>
-              </w:rPr>
-              <w:t>Same line: a₁/a₂ = b₁/b₂ = c₁/c₂.</w:t>
+              <w:t>Distance in the plane</w:t>
+            </w:r>
+          </w:p>
+        </w:tc>
+        <w:tc>
+          <w:tcPr>
+            <w:tcW w:type="dxa" w:w="4896"/>
+          </w:tcPr>
+          <w:p>
+            <w:r>
+              <w:rPr>
+                <w:sz w:val="20"/>
+              </w:rPr>
+              <w:t>Distance between (x₁,y₁) and (x₂,y₂): √[(x₂−x₁)² + (y₂−y₁)²].</w:t>
             </w:r>
           </w:p>
         </w:tc>
@@ -2257,20 +2692,20 @@
                 <w:b/>
                 <w:sz w:val="20"/>
               </w:rPr>
-              <w:t>Substitution method</w:t>
-            </w:r>
-          </w:p>
-        </w:tc>
-        <w:tc>
-          <w:tcPr>
-            <w:tcW w:type="dxa" w:w="4896"/>
-          </w:tcPr>
-          <w:p>
-            <w:r>
-              <w:rPr>
-                <w:sz w:val="20"/>
-              </w:rPr>
-              <w:t>Solve one equation for one variable; substitute into the other.</w:t>
+              <w:t>Equation of a circle</w:t>
+            </w:r>
+          </w:p>
+        </w:tc>
+        <w:tc>
+          <w:tcPr>
+            <w:tcW w:type="dxa" w:w="4896"/>
+          </w:tcPr>
+          <w:p>
+            <w:r>
+              <w:rPr>
+                <w:sz w:val="20"/>
+              </w:rPr>
+              <w:t>Centre (a,b), radius r: (x−a)² + (y−b)² = r².</w:t>
             </w:r>
           </w:p>
         </w:tc>
@@ -2286,20 +2721,20 @@
                 <w:b/>
                 <w:sz w:val="20"/>
               </w:rPr>
-              <w:t>Elimination method</w:t>
-            </w:r>
-          </w:p>
-        </w:tc>
-        <w:tc>
-          <w:tcPr>
-            <w:tcW w:type="dxa" w:w="4896"/>
-          </w:tcPr>
-          <w:p>
-            <w:r>
-              <w:rPr>
-                <w:sz w:val="20"/>
-              </w:rPr>
-              <w:t>Multiply equations so one variable cancels when equations are added/subtracted.</w:t>
+              <w:t>Even / odd functions</w:t>
+            </w:r>
+          </w:p>
+        </w:tc>
+        <w:tc>
+          <w:tcPr>
+            <w:tcW w:type="dxa" w:w="4896"/>
+          </w:tcPr>
+          <w:p>
+            <w:r>
+              <w:rPr>
+                <w:sz w:val="20"/>
+              </w:rPr>
+              <w:t>Even: f(−x)=f(x) (symmetry about y-axis). Odd: f(−x)=−f(x) (origin symmetry).</w:t>
             </w:r>
           </w:p>
         </w:tc>
@@ -2315,20 +2750,20 @@
                 <w:b/>
                 <w:sz w:val="20"/>
               </w:rPr>
-              <w:t>Determinant of 2×2 matrix</w:t>
-            </w:r>
-          </w:p>
-        </w:tc>
-        <w:tc>
-          <w:tcPr>
-            <w:tcW w:type="dxa" w:w="4896"/>
-          </w:tcPr>
-          <w:p>
-            <w:r>
-              <w:rPr>
-                <w:sz w:val="20"/>
-              </w:rPr>
-              <w:t>For [[a,b],[c,d]]:  det = ad − bc.</w:t>
+              <w:t>Composite function</w:t>
+            </w:r>
+          </w:p>
+        </w:tc>
+        <w:tc>
+          <w:tcPr>
+            <w:tcW w:type="dxa" w:w="4896"/>
+          </w:tcPr>
+          <w:p>
+            <w:r>
+              <w:rPr>
+                <w:sz w:val="20"/>
+              </w:rPr>
+              <w:t>(f ∘ g)(x) = f(g(x)). Domain: x in Dom(g) with g(x) in Dom(f).</w:t>
             </w:r>
           </w:p>
         </w:tc>
@@ -2344,20 +2779,20 @@
                 <w:b/>
                 <w:sz w:val="20"/>
               </w:rPr>
-              <w:t>Cramer’s rule (2×2)</w:t>
-            </w:r>
-          </w:p>
-        </w:tc>
-        <w:tc>
-          <w:tcPr>
-            <w:tcW w:type="dxa" w:w="4896"/>
-          </w:tcPr>
-          <w:p>
-            <w:r>
-              <w:rPr>
-                <w:sz w:val="20"/>
-              </w:rPr>
-              <w:t>x = det([[c₁,b₁],[c₂,b₂]]) / D;  y = det([[a₁,c₁],[a₂,c₂]]) / D;  D = det([[a₁,b₁],[a₂,b₂]]) ≠ 0.</w:t>
+              <w:t>Increasing / decreasing</w:t>
+            </w:r>
+          </w:p>
+        </w:tc>
+        <w:tc>
+          <w:tcPr>
+            <w:tcW w:type="dxa" w:w="4896"/>
+          </w:tcPr>
+          <w:p>
+            <w:r>
+              <w:rPr>
+                <w:sz w:val="20"/>
+              </w:rPr>
+              <w:t>f increasing on I if x₁&lt;x₂ ⇒ f(x₁)≤f(x₂) (strict if &lt;). Decreasing: inequality reversed.</w:t>
             </w:r>
           </w:p>
         </w:tc>
@@ -2373,20 +2808,49 @@
                 <w:b/>
                 <w:sz w:val="20"/>
               </w:rPr>
-              <w:t>Parametric / free variable</w:t>
-            </w:r>
-          </w:p>
-        </w:tc>
-        <w:tc>
-          <w:tcPr>
-            <w:tcW w:type="dxa" w:w="4896"/>
-          </w:tcPr>
-          <w:p>
-            <w:r>
-              <w:rPr>
-                <w:sz w:val="20"/>
-              </w:rPr>
-              <w:t>When infinitely many solutions exist, express one variable in terms of a free parameter t.</w:t>
+              <w:t>Graph of an equation F(x,y)=0</w:t>
+            </w:r>
+          </w:p>
+        </w:tc>
+        <w:tc>
+          <w:tcPr>
+            <w:tcW w:type="dxa" w:w="4896"/>
+          </w:tcPr>
+          <w:p>
+            <w:r>
+              <w:rPr>
+                <w:sz w:val="20"/>
+              </w:rPr>
+              <w:t>Set of points (x,y) satisfying the equation (may not be the graph of a single function y=f(x)).</w:t>
+            </w:r>
+          </w:p>
+        </w:tc>
+      </w:tr>
+      <w:tr>
+        <w:tc>
+          <w:tcPr>
+            <w:tcW w:type="dxa" w:w="4896"/>
+          </w:tcPr>
+          <w:p>
+            <w:r>
+              <w:rPr>
+                <w:b/>
+                <w:sz w:val="20"/>
+              </w:rPr>
+              <w:t>Vertical / horizontal line tests</w:t>
+            </w:r>
+          </w:p>
+        </w:tc>
+        <w:tc>
+          <w:tcPr>
+            <w:tcW w:type="dxa" w:w="4896"/>
+          </w:tcPr>
+          <w:p>
+            <w:r>
+              <w:rPr>
+                <w:sz w:val="20"/>
+              </w:rPr>
+              <w:t>Vertical: graph is a function of x. Horizontal: function is injective (has an inverse).</w:t>
             </w:r>
           </w:p>
         </w:tc>
@@ -2401,7 +2865,7 @@
         <w:rPr>
           <w:color w:val="1F4E79"/>
         </w:rPr>
-        <w:t>6. Inequalities</w:t>
+        <w:t>6. Differentiation (Ch. 6)</w:t>
       </w:r>
     </w:p>
     <w:tbl>
@@ -2417,7 +2881,7 @@
       <w:tr>
         <w:tc>
           <w:tcPr>
-            <w:tcW w:type="dxa" w:w="3744"/>
+            <w:tcW w:type="dxa" w:w="4896"/>
             <w:shd w:fill="1F4E79" w:val="clear"/>
           </w:tcPr>
           <w:p>
@@ -2433,7 +2897,7 @@
         </w:tc>
         <w:tc>
           <w:tcPr>
-            <w:tcW w:type="dxa" w:w="6336"/>
+            <w:tcW w:type="dxa" w:w="4896"/>
             <w:shd w:fill="1F4E79" w:val="clear"/>
           </w:tcPr>
           <w:p>
@@ -2459,20 +2923,20 @@
                 <w:b/>
                 <w:sz w:val="20"/>
               </w:rPr>
-              <w:t>Linear inequality</w:t>
-            </w:r>
-          </w:p>
-        </w:tc>
-        <w:tc>
-          <w:tcPr>
-            <w:tcW w:type="dxa" w:w="4896"/>
-          </w:tcPr>
-          <w:p>
-            <w:r>
-              <w:rPr>
-                <w:sz w:val="20"/>
-              </w:rPr>
-              <w:t>ax + b &gt; 0 (or &lt;, ≥, ≤). Solve like an equation, but reverse the inequality when multiplying/dividing by a negative number.</w:t>
+              <w:t>Derivative definition</w:t>
+            </w:r>
+          </w:p>
+        </w:tc>
+        <w:tc>
+          <w:tcPr>
+            <w:tcW w:type="dxa" w:w="4896"/>
+          </w:tcPr>
+          <w:p>
+            <w:r>
+              <w:rPr>
+                <w:sz w:val="20"/>
+              </w:rPr>
+              <w:t>f′(x) = lim_{h→0} [f(x+h)−f(x)]/h when the limit exists.</w:t>
             </w:r>
           </w:p>
         </w:tc>
@@ -2488,20 +2952,20 @@
                 <w:b/>
                 <w:sz w:val="20"/>
               </w:rPr>
-              <w:t>Interval notation</w:t>
-            </w:r>
-          </w:p>
-        </w:tc>
-        <w:tc>
-          <w:tcPr>
-            <w:tcW w:type="dxa" w:w="4896"/>
-          </w:tcPr>
-          <w:p>
-            <w:r>
-              <w:rPr>
-                <w:sz w:val="20"/>
-              </w:rPr>
-              <w:t>(a,b) open; [a,b] closed; (a,∞), (−∞,b], etc.</w:t>
+              <w:t>Tangent line</w:t>
+            </w:r>
+          </w:p>
+        </w:tc>
+        <w:tc>
+          <w:tcPr>
+            <w:tcW w:type="dxa" w:w="4896"/>
+          </w:tcPr>
+          <w:p>
+            <w:r>
+              <w:rPr>
+                <w:sz w:val="20"/>
+              </w:rPr>
+              <w:t>At x₀: y = f(x₀) + f′(x₀)(x − x₀). Slope of the curve = f′(x₀).</w:t>
             </w:r>
           </w:p>
         </w:tc>
@@ -2517,20 +2981,20 @@
                 <w:b/>
                 <w:sz w:val="20"/>
               </w:rPr>
-              <w:t>Compound AND (intersection)</w:t>
-            </w:r>
-          </w:p>
-        </w:tc>
-        <w:tc>
-          <w:tcPr>
-            <w:tcW w:type="dxa" w:w="4896"/>
-          </w:tcPr>
-          <w:p>
-            <w:r>
-              <w:rPr>
-                <w:sz w:val="20"/>
-              </w:rPr>
-              <w:t>a &lt; x &lt; b means x &gt; a and x &lt; b — solution is the intersection of intervals.</w:t>
+              <w:t>Differentiability ⇒ continuity</w:t>
+            </w:r>
+          </w:p>
+        </w:tc>
+        <w:tc>
+          <w:tcPr>
+            <w:tcW w:type="dxa" w:w="4896"/>
+          </w:tcPr>
+          <w:p>
+            <w:r>
+              <w:rPr>
+                <w:sz w:val="20"/>
+              </w:rPr>
+              <w:t>If f′(x₀) exists, then f is continuous at x₀ (converse false).</w:t>
             </w:r>
           </w:p>
         </w:tc>
@@ -2546,20 +3010,20 @@
                 <w:b/>
                 <w:sz w:val="20"/>
               </w:rPr>
-              <w:t>Compound OR (union)</w:t>
-            </w:r>
-          </w:p>
-        </w:tc>
-        <w:tc>
-          <w:tcPr>
-            <w:tcW w:type="dxa" w:w="4896"/>
-          </w:tcPr>
-          <w:p>
-            <w:r>
-              <w:rPr>
-                <w:sz w:val="20"/>
-              </w:rPr>
-              <w:t>x &lt; a or x &gt; b — solution is the union of intervals.</w:t>
+              <w:t>Power rule</w:t>
+            </w:r>
+          </w:p>
+        </w:tc>
+        <w:tc>
+          <w:tcPr>
+            <w:tcW w:type="dxa" w:w="4896"/>
+          </w:tcPr>
+          <w:p>
+            <w:r>
+              <w:rPr>
+                <w:sz w:val="20"/>
+              </w:rPr>
+              <w:t>d/dx [x^n] = n x^(n−1).</w:t>
             </w:r>
           </w:p>
         </w:tc>
@@ -2575,20 +3039,20 @@
                 <w:b/>
                 <w:sz w:val="20"/>
               </w:rPr>
-              <w:t>Quadratic inequality</w:t>
-            </w:r>
-          </w:p>
-        </w:tc>
-        <w:tc>
-          <w:tcPr>
-            <w:tcW w:type="dxa" w:w="4896"/>
-          </w:tcPr>
-          <w:p>
-            <w:r>
-              <w:rPr>
-                <w:sz w:val="20"/>
-              </w:rPr>
-              <w:t>ax² + bx + c &gt; 0: find roots, test sign of parabola on intervals determined by roots.</w:t>
+              <w:t>Constant / constant multiple</w:t>
+            </w:r>
+          </w:p>
+        </w:tc>
+        <w:tc>
+          <w:tcPr>
+            <w:tcW w:type="dxa" w:w="4896"/>
+          </w:tcPr>
+          <w:p>
+            <w:r>
+              <w:rPr>
+                <w:sz w:val="20"/>
+              </w:rPr>
+              <w:t>(c)′ = 0;  (c f)′ = c f′.</w:t>
             </w:r>
           </w:p>
         </w:tc>
@@ -2604,20 +3068,20 @@
                 <w:b/>
                 <w:sz w:val="20"/>
               </w:rPr>
-              <w:t>Sign chart / test points</w:t>
-            </w:r>
-          </w:p>
-        </w:tc>
-        <w:tc>
-          <w:tcPr>
-            <w:tcW w:type="dxa" w:w="4896"/>
-          </w:tcPr>
-          <w:p>
-            <w:r>
-              <w:rPr>
-                <w:sz w:val="20"/>
-              </w:rPr>
-              <w:t>Mark critical points (roots, undefined points) on a number line; test a sample point in each interval.</w:t>
+              <w:t>Sum / difference</w:t>
+            </w:r>
+          </w:p>
+        </w:tc>
+        <w:tc>
+          <w:tcPr>
+            <w:tcW w:type="dxa" w:w="4896"/>
+          </w:tcPr>
+          <w:p>
+            <w:r>
+              <w:rPr>
+                <w:sz w:val="20"/>
+              </w:rPr>
+              <w:t>(f ± g)′ = f′ ± g′.</w:t>
             </w:r>
           </w:p>
         </w:tc>
@@ -2633,20 +3097,20 @@
                 <w:b/>
                 <w:sz w:val="20"/>
               </w:rPr>
-              <w:t>Absolute-value inequality |f| &lt; k</w:t>
-            </w:r>
-          </w:p>
-        </w:tc>
-        <w:tc>
-          <w:tcPr>
-            <w:tcW w:type="dxa" w:w="4896"/>
-          </w:tcPr>
-          <w:p>
-            <w:r>
-              <w:rPr>
-                <w:sz w:val="20"/>
-              </w:rPr>
-              <w:t>For k &gt; 0: −k &lt; f(x) &lt; k.  |f| &gt; k ⇒ f &lt; −k or f &gt; k.</w:t>
+              <w:t>Product rule</w:t>
+            </w:r>
+          </w:p>
+        </w:tc>
+        <w:tc>
+          <w:tcPr>
+            <w:tcW w:type="dxa" w:w="4896"/>
+          </w:tcPr>
+          <w:p>
+            <w:r>
+              <w:rPr>
+                <w:sz w:val="20"/>
+              </w:rPr>
+              <w:t>(fg)′ = f′g + f g′.</w:t>
             </w:r>
           </w:p>
         </w:tc>
@@ -2662,20 +3126,20 @@
                 <w:b/>
                 <w:sz w:val="20"/>
               </w:rPr>
-              <w:t>Product inequality</w:t>
-            </w:r>
-          </w:p>
-        </w:tc>
-        <w:tc>
-          <w:tcPr>
-            <w:tcW w:type="dxa" w:w="4896"/>
-          </w:tcPr>
-          <w:p>
-            <w:r>
-              <w:rPr>
-                <w:sz w:val="20"/>
-              </w:rPr>
-              <w:t>For (x−a)(x−b) &gt; 0: both factors same sign.  &lt; 0: opposite signs.</w:t>
+              <w:t>Quotient rule</w:t>
+            </w:r>
+          </w:p>
+        </w:tc>
+        <w:tc>
+          <w:tcPr>
+            <w:tcW w:type="dxa" w:w="4896"/>
+          </w:tcPr>
+          <w:p>
+            <w:r>
+              <w:rPr>
+                <w:sz w:val="20"/>
+              </w:rPr>
+              <w:t>(f/g)′ = (f′g − f g′)/g² (g ≠ 0).</w:t>
             </w:r>
           </w:p>
         </w:tc>
@@ -2691,20 +3155,165 @@
                 <w:b/>
                 <w:sz w:val="20"/>
               </w:rPr>
-              <w:t>Rational inequality</w:t>
-            </w:r>
-          </w:p>
-        </w:tc>
-        <w:tc>
-          <w:tcPr>
-            <w:tcW w:type="dxa" w:w="4896"/>
-          </w:tcPr>
-          <w:p>
-            <w:r>
-              <w:rPr>
-                <w:sz w:val="20"/>
-              </w:rPr>
-              <w:t>Bring to one side, combine: f(x)/g(x) &gt; 0. Critical points: zeros of numerator and denominator; exclude where g = 0.</w:t>
+              <w:t>Chain rule</w:t>
+            </w:r>
+          </w:p>
+        </w:tc>
+        <w:tc>
+          <w:tcPr>
+            <w:tcW w:type="dxa" w:w="4896"/>
+          </w:tcPr>
+          <w:p>
+            <w:r>
+              <w:rPr>
+                <w:sz w:val="20"/>
+              </w:rPr>
+              <w:t>(f(g(x)))′ = f′(g(x)) · g′(x).</w:t>
+            </w:r>
+          </w:p>
+        </w:tc>
+      </w:tr>
+      <w:tr>
+        <w:tc>
+          <w:tcPr>
+            <w:tcW w:type="dxa" w:w="4896"/>
+          </w:tcPr>
+          <w:p>
+            <w:r>
+              <w:rPr>
+                <w:b/>
+                <w:sz w:val="20"/>
+              </w:rPr>
+              <w:t>Derivative of e^x</w:t>
+            </w:r>
+          </w:p>
+        </w:tc>
+        <w:tc>
+          <w:tcPr>
+            <w:tcW w:type="dxa" w:w="4896"/>
+          </w:tcPr>
+          <w:p>
+            <w:r>
+              <w:rPr>
+                <w:sz w:val="20"/>
+              </w:rPr>
+              <w:t>d/dx e^x = e^x;  d/dx a^x = a^x ln a.</w:t>
+            </w:r>
+          </w:p>
+        </w:tc>
+      </w:tr>
+      <w:tr>
+        <w:tc>
+          <w:tcPr>
+            <w:tcW w:type="dxa" w:w="4896"/>
+          </w:tcPr>
+          <w:p>
+            <w:r>
+              <w:rPr>
+                <w:b/>
+                <w:sz w:val="20"/>
+              </w:rPr>
+              <w:t>Derivative of ln x</w:t>
+            </w:r>
+          </w:p>
+        </w:tc>
+        <w:tc>
+          <w:tcPr>
+            <w:tcW w:type="dxa" w:w="4896"/>
+          </w:tcPr>
+          <w:p>
+            <w:r>
+              <w:rPr>
+                <w:sz w:val="20"/>
+              </w:rPr>
+              <w:t>d/dx ln x = 1/x (x&gt;0);  d/dx log_b(x) = 1/(x ln b).</w:t>
+            </w:r>
+          </w:p>
+        </w:tc>
+      </w:tr>
+      <w:tr>
+        <w:tc>
+          <w:tcPr>
+            <w:tcW w:type="dxa" w:w="4896"/>
+          </w:tcPr>
+          <w:p>
+            <w:r>
+              <w:rPr>
+                <w:b/>
+                <w:sz w:val="20"/>
+              </w:rPr>
+              <w:t>Higher-order derivatives</w:t>
+            </w:r>
+          </w:p>
+        </w:tc>
+        <w:tc>
+          <w:tcPr>
+            <w:tcW w:type="dxa" w:w="4896"/>
+          </w:tcPr>
+          <w:p>
+            <w:r>
+              <w:rPr>
+                <w:sz w:val="20"/>
+              </w:rPr>
+              <w:t>f″ = (f′)′, f‴ = (f″)′, etc. Used for curvature and tests.</w:t>
+            </w:r>
+          </w:p>
+        </w:tc>
+      </w:tr>
+      <w:tr>
+        <w:tc>
+          <w:tcPr>
+            <w:tcW w:type="dxa" w:w="4896"/>
+          </w:tcPr>
+          <w:p>
+            <w:r>
+              <w:rPr>
+                <w:b/>
+                <w:sz w:val="20"/>
+              </w:rPr>
+              <w:t>Limit algebra</w:t>
+            </w:r>
+          </w:p>
+        </w:tc>
+        <w:tc>
+          <w:tcPr>
+            <w:tcW w:type="dxa" w:w="4896"/>
+          </w:tcPr>
+          <w:p>
+            <w:r>
+              <w:rPr>
+                <w:sz w:val="20"/>
+              </w:rPr>
+              <w:t>lim (f±g) = lim f ± lim g; lim (fg) = (lim f)(lim g) when limits exist.</w:t>
+            </w:r>
+          </w:p>
+        </w:tc>
+      </w:tr>
+      <w:tr>
+        <w:tc>
+          <w:tcPr>
+            <w:tcW w:type="dxa" w:w="4896"/>
+          </w:tcPr>
+          <w:p>
+            <w:r>
+              <w:rPr>
+                <w:b/>
+                <w:sz w:val="20"/>
+              </w:rPr>
+              <w:t>Marginal interpretation</w:t>
+            </w:r>
+          </w:p>
+        </w:tc>
+        <w:tc>
+          <w:tcPr>
+            <w:tcW w:type="dxa" w:w="4896"/>
+          </w:tcPr>
+          <w:p>
+            <w:r>
+              <w:rPr>
+                <w:sz w:val="20"/>
+              </w:rPr>
+              <w:t>f′(x) ≈ change in f when x increases by one unit.</w:t>
             </w:r>
           </w:p>
         </w:tc>
@@ -2719,7 +3328,7 @@
         <w:rPr>
           <w:color w:val="1F4E79"/>
         </w:rPr>
-        <w:t>7. Linear and Quadratic Functions</w:t>
+        <w:t>8. Single-Variable Optimization (Ch. 8)</w:t>
       </w:r>
     </w:p>
     <w:tbl>
@@ -2735,7 +3344,7 @@
       <w:tr>
         <w:tc>
           <w:tcPr>
-            <w:tcW w:type="dxa" w:w="3744"/>
+            <w:tcW w:type="dxa" w:w="4896"/>
             <w:shd w:fill="1F4E79" w:val="clear"/>
           </w:tcPr>
           <w:p>
@@ -2751,7 +3360,7 @@
         </w:tc>
         <w:tc>
           <w:tcPr>
-            <w:tcW w:type="dxa" w:w="6336"/>
+            <w:tcW w:type="dxa" w:w="4896"/>
             <w:shd w:fill="1F4E79" w:val="clear"/>
           </w:tcPr>
           <w:p>
@@ -2777,20 +3386,20 @@
                 <w:b/>
                 <w:sz w:val="20"/>
               </w:rPr>
-              <w:t>Linear function</w:t>
-            </w:r>
-          </w:p>
-        </w:tc>
-        <w:tc>
-          <w:tcPr>
-            <w:tcW w:type="dxa" w:w="4896"/>
-          </w:tcPr>
-          <w:p>
-            <w:r>
-              <w:rPr>
-                <w:sz w:val="20"/>
-              </w:rPr>
-              <w:t>f(x) = mx + k.  Slope m = Δy/Δx; y-intercept k = f(0).</w:t>
+              <w:t>Extreme points</w:t>
+            </w:r>
+          </w:p>
+        </w:tc>
+        <w:tc>
+          <w:tcPr>
+            <w:tcW w:type="dxa" w:w="4896"/>
+          </w:tcPr>
+          <w:p>
+            <w:r>
+              <w:rPr>
+                <w:sz w:val="20"/>
+              </w:rPr>
+              <w:t>A global max (min) on a set S is a point where f attains its largest (smallest) value on S.</w:t>
             </w:r>
           </w:p>
         </w:tc>
@@ -2806,20 +3415,20 @@
                 <w:b/>
                 <w:sz w:val="20"/>
               </w:rPr>
-              <w:t>Slope between two points</w:t>
-            </w:r>
-          </w:p>
-        </w:tc>
-        <w:tc>
-          <w:tcPr>
-            <w:tcW w:type="dxa" w:w="4896"/>
-          </w:tcPr>
-          <w:p>
-            <w:r>
-              <w:rPr>
-                <w:sz w:val="20"/>
-              </w:rPr>
-              <w:t>m = (y₂ − y₁)/(x₂ − x₁)  (x₁ ≠ x₂).</w:t>
+              <w:t>Critical / stationary point</w:t>
+            </w:r>
+          </w:p>
+        </w:tc>
+        <w:tc>
+          <w:tcPr>
+            <w:tcW w:type="dxa" w:w="4896"/>
+          </w:tcPr>
+          <w:p>
+            <w:r>
+              <w:rPr>
+                <w:sz w:val="20"/>
+              </w:rPr>
+              <w:t>Interior point where f′(x)=0 (or f′ undefined). Candidates for local extrema.</w:t>
             </w:r>
           </w:p>
         </w:tc>
@@ -2835,20 +3444,20 @@
                 <w:b/>
                 <w:sz w:val="20"/>
               </w:rPr>
-              <w:t>Point–slope form</w:t>
-            </w:r>
-          </w:p>
-        </w:tc>
-        <w:tc>
-          <w:tcPr>
-            <w:tcW w:type="dxa" w:w="4896"/>
-          </w:tcPr>
-          <w:p>
-            <w:r>
-              <w:rPr>
-                <w:sz w:val="20"/>
-              </w:rPr>
-              <w:t>y − y₁ = m(x − x₁).</w:t>
+              <w:t>First-derivative test (sign)</w:t>
+            </w:r>
+          </w:p>
+        </w:tc>
+        <w:tc>
+          <w:tcPr>
+            <w:tcW w:type="dxa" w:w="4896"/>
+          </w:tcPr>
+          <w:p>
+            <w:r>
+              <w:rPr>
+                <w:sz w:val="20"/>
+              </w:rPr>
+              <w:t>f′ changes −→+: local min; +→−: local max.</w:t>
             </w:r>
           </w:p>
         </w:tc>
@@ -2864,20 +3473,20 @@
                 <w:b/>
                 <w:sz w:val="20"/>
               </w:rPr>
-              <w:t>Parallel / perpendicular lines</w:t>
-            </w:r>
-          </w:p>
-        </w:tc>
-        <w:tc>
-          <w:tcPr>
-            <w:tcW w:type="dxa" w:w="4896"/>
-          </w:tcPr>
-          <w:p>
-            <w:r>
-              <w:rPr>
-                <w:sz w:val="20"/>
-              </w:rPr>
-              <w:t>Parallel: same slope. Perpendicular: m₁ · m₂ = −1 (neither vertical).</w:t>
+              <w:t>Second-derivative test</w:t>
+            </w:r>
+          </w:p>
+        </w:tc>
+        <w:tc>
+          <w:tcPr>
+            <w:tcW w:type="dxa" w:w="4896"/>
+          </w:tcPr>
+          <w:p>
+            <w:r>
+              <w:rPr>
+                <w:sz w:val="20"/>
+              </w:rPr>
+              <w:t>At f′(c)=0: f″(c)&gt;0 ⇒ local min; f″(c)&lt;0 ⇒ local max; f″(c)=0 inconclusive.</w:t>
             </w:r>
           </w:p>
         </w:tc>
@@ -2893,20 +3502,20 @@
                 <w:b/>
                 <w:sz w:val="20"/>
               </w:rPr>
-              <w:t>Quadratic function</w:t>
-            </w:r>
-          </w:p>
-        </w:tc>
-        <w:tc>
-          <w:tcPr>
-            <w:tcW w:type="dxa" w:w="4896"/>
-          </w:tcPr>
-          <w:p>
-            <w:r>
-              <w:rPr>
-                <w:sz w:val="20"/>
-              </w:rPr>
-              <w:t>f(x) = ax² + bx + c  (a ≠ 0). Graph is a parabola.</w:t>
+              <w:t>Extreme Value Theorem</w:t>
+            </w:r>
+          </w:p>
+        </w:tc>
+        <w:tc>
+          <w:tcPr>
+            <w:tcW w:type="dxa" w:w="4896"/>
+          </w:tcPr>
+          <w:p>
+            <w:r>
+              <w:rPr>
+                <w:sz w:val="20"/>
+              </w:rPr>
+              <w:t>Continuous f on a closed bounded interval [a,b] attains a global max and min.</w:t>
             </w:r>
           </w:p>
         </w:tc>
@@ -2922,20 +3531,20 @@
                 <w:b/>
                 <w:sz w:val="20"/>
               </w:rPr>
-              <w:t>Vertex of parabola</w:t>
-            </w:r>
-          </w:p>
-        </w:tc>
-        <w:tc>
-          <w:tcPr>
-            <w:tcW w:type="dxa" w:w="4896"/>
-          </w:tcPr>
-          <w:p>
-            <w:r>
-              <w:rPr>
-                <w:sz w:val="20"/>
-              </w:rPr>
-              <w:t>x_v = −b/(2a);  y_v = f(x_v).  Vertex form: f(x) = a(x − h)² + k with vertex (h,k).</w:t>
+              <w:t>Finding extrema on [a,b]</w:t>
+            </w:r>
+          </w:p>
+        </w:tc>
+        <w:tc>
+          <w:tcPr>
+            <w:tcW w:type="dxa" w:w="4896"/>
+          </w:tcPr>
+          <w:p>
+            <w:r>
+              <w:rPr>
+                <w:sz w:val="20"/>
+              </w:rPr>
+              <w:t>Evaluate f at critical points in (a,b) and at the endpoints a, b; compare values.</w:t>
             </w:r>
           </w:p>
         </w:tc>
@@ -2951,20 +3560,20 @@
                 <w:b/>
                 <w:sz w:val="20"/>
               </w:rPr>
-              <w:t>Axis of symmetry</w:t>
-            </w:r>
-          </w:p>
-        </w:tc>
-        <w:tc>
-          <w:tcPr>
-            <w:tcW w:type="dxa" w:w="4896"/>
-          </w:tcPr>
-          <w:p>
-            <w:r>
-              <w:rPr>
-                <w:sz w:val="20"/>
-              </w:rPr>
-              <w:t>x = −b/(2a).</w:t>
+              <w:t>Local vs global</w:t>
+            </w:r>
+          </w:p>
+        </w:tc>
+        <w:tc>
+          <w:tcPr>
+            <w:tcW w:type="dxa" w:w="4896"/>
+          </w:tcPr>
+          <w:p>
+            <w:r>
+              <w:rPr>
+                <w:sz w:val="20"/>
+              </w:rPr>
+              <w:t>Local extrema are best in a neighbourhood; global are best on the whole feasible set.</w:t>
             </w:r>
           </w:p>
         </w:tc>
@@ -2980,20 +3589,20 @@
                 <w:b/>
                 <w:sz w:val="20"/>
               </w:rPr>
-              <w:t>Opening direction</w:t>
-            </w:r>
-          </w:p>
-        </w:tc>
-        <w:tc>
-          <w:tcPr>
-            <w:tcW w:type="dxa" w:w="4896"/>
-          </w:tcPr>
-          <w:p>
-            <w:r>
-              <w:rPr>
-                <w:sz w:val="20"/>
-              </w:rPr>
-              <w:t>a &gt; 0: opens upward (minimum at vertex); a &lt; 0: opens downward (maximum at vertex).</w:t>
+              <w:t>Inflection point</w:t>
+            </w:r>
+          </w:p>
+        </w:tc>
+        <w:tc>
+          <w:tcPr>
+            <w:tcW w:type="dxa" w:w="4896"/>
+          </w:tcPr>
+          <w:p>
+            <w:r>
+              <w:rPr>
+                <w:sz w:val="20"/>
+              </w:rPr>
+              <w:t>Point where concavity changes (f″ changes sign). Not necessarily an extremum.</w:t>
             </w:r>
           </w:p>
         </w:tc>
@@ -3009,20 +3618,20 @@
                 <w:b/>
                 <w:sz w:val="20"/>
               </w:rPr>
-              <w:t>y-intercept of quadratic</w:t>
-            </w:r>
-          </w:p>
-        </w:tc>
-        <w:tc>
-          <w:tcPr>
-            <w:tcW w:type="dxa" w:w="4896"/>
-          </w:tcPr>
-          <w:p>
-            <w:r>
-              <w:rPr>
-                <w:sz w:val="20"/>
-              </w:rPr>
-              <w:t>f(0) = c.</w:t>
+              <w:t>Concavity</w:t>
+            </w:r>
+          </w:p>
+        </w:tc>
+        <w:tc>
+          <w:tcPr>
+            <w:tcW w:type="dxa" w:w="4896"/>
+          </w:tcPr>
+          <w:p>
+            <w:r>
+              <w:rPr>
+                <w:sz w:val="20"/>
+              </w:rPr>
+              <w:t>f″&gt;0 ⇒ convex (concave up); f″&lt;0 ⇒ concave (concave down) — terminology varies by text.</w:t>
             </w:r>
           </w:p>
         </w:tc>
@@ -3038,20 +3647,20 @@
                 <w:b/>
                 <w:sz w:val="20"/>
               </w:rPr>
-              <w:t>x-intercepts (roots)</w:t>
-            </w:r>
-          </w:p>
-        </w:tc>
-        <w:tc>
-          <w:tcPr>
-            <w:tcW w:type="dxa" w:w="4896"/>
-          </w:tcPr>
-          <w:p>
-            <w:r>
-              <w:rPr>
-                <w:sz w:val="20"/>
-              </w:rPr>
-              <w:t>Solve ax² + bx + c = 0 using factoring or the quadratic formula.</w:t>
+              <w:t>Economic optimum (interior)</w:t>
+            </w:r>
+          </w:p>
+        </w:tc>
+        <w:tc>
+          <w:tcPr>
+            <w:tcW w:type="dxa" w:w="4896"/>
+          </w:tcPr>
+          <w:p>
+            <w:r>
+              <w:rPr>
+                <w:sz w:val="20"/>
+              </w:rPr>
+              <w:t>Often solve MR = MC or π′(x)=0, then check second-order / endpoints.</w:t>
             </w:r>
           </w:p>
         </w:tc>
@@ -3067,20 +3676,20 @@
                 <w:b/>
                 <w:sz w:val="20"/>
               </w:rPr>
-              <w:t>Discriminant &amp; graph</w:t>
-            </w:r>
-          </w:p>
-        </w:tc>
-        <w:tc>
-          <w:tcPr>
-            <w:tcW w:type="dxa" w:w="4896"/>
-          </w:tcPr>
-          <w:p>
-            <w:r>
-              <w:rPr>
-                <w:sz w:val="20"/>
-              </w:rPr>
-              <w:t>Δ &gt; 0: two x-intercepts; Δ = 0: one (vertex on x-axis); Δ &lt; 0: no x-intercepts.</w:t>
+              <w:t>Profit maximisation sketch</w:t>
+            </w:r>
+          </w:p>
+        </w:tc>
+        <w:tc>
+          <w:tcPr>
+            <w:tcW w:type="dxa" w:w="4896"/>
+          </w:tcPr>
+          <w:p>
+            <w:r>
+              <w:rPr>
+                <w:sz w:val="20"/>
+              </w:rPr>
+              <w:t>π(x)=R(x)−C(x); interior candidate: π′(x)=0 ⇒ R′(x)=C′(x).</w:t>
             </w:r>
           </w:p>
         </w:tc>
@@ -3096,20 +3705,20 @@
                 <w:b/>
                 <w:sz w:val="20"/>
               </w:rPr>
-              <w:t>Domain / range (quadratic)</w:t>
-            </w:r>
-          </w:p>
-        </w:tc>
-        <w:tc>
-          <w:tcPr>
-            <w:tcW w:type="dxa" w:w="4896"/>
-          </w:tcPr>
-          <w:p>
-            <w:r>
-              <w:rPr>
-                <w:sz w:val="20"/>
-              </w:rPr>
-              <w:t>Domain: ℝ. Range: [y_v, ∞) if a &gt; 0; (−∞, y_v] if a &lt; 0.</w:t>
+              <w:t>Mean Value Theorem (related)</w:t>
+            </w:r>
+          </w:p>
+        </w:tc>
+        <w:tc>
+          <w:tcPr>
+            <w:tcW w:type="dxa" w:w="4896"/>
+          </w:tcPr>
+          <w:p>
+            <w:r>
+              <w:rPr>
+                <w:sz w:val="20"/>
+              </w:rPr>
+              <w:t>If f continuous on [a,b] and differentiable on (a,b), ∃c with f′(c)=(f(b)−f(a))/(b−a).</w:t>
             </w:r>
           </w:p>
         </w:tc>
@@ -3124,7 +3733,7 @@
         <w:rPr>
           <w:color w:val="1F4E79"/>
         </w:rPr>
-        <w:t>8. Power Functions</w:t>
+        <w:t>10. Financial Mathematics (Ch. 10)</w:t>
       </w:r>
     </w:p>
     <w:tbl>
@@ -3140,7 +3749,7 @@
       <w:tr>
         <w:tc>
           <w:tcPr>
-            <w:tcW w:type="dxa" w:w="3744"/>
+            <w:tcW w:type="dxa" w:w="4896"/>
             <w:shd w:fill="1F4E79" w:val="clear"/>
           </w:tcPr>
           <w:p>
@@ -3156,7 +3765,7 @@
         </w:tc>
         <w:tc>
           <w:tcPr>
-            <w:tcW w:type="dxa" w:w="6336"/>
+            <w:tcW w:type="dxa" w:w="4896"/>
             <w:shd w:fill="1F4E79" w:val="clear"/>
           </w:tcPr>
           <w:p>
@@ -3182,20 +3791,20 @@
                 <w:b/>
                 <w:sz w:val="20"/>
               </w:rPr>
-              <w:t>Power function</w:t>
-            </w:r>
-          </w:p>
-        </w:tc>
-        <w:tc>
-          <w:tcPr>
-            <w:tcW w:type="dxa" w:w="4896"/>
-          </w:tcPr>
-          <w:p>
-            <w:r>
-              <w:rPr>
-                <w:sz w:val="20"/>
-              </w:rPr>
-              <w:t>f(x) = a · x^b  (a ≠ 0), where b is a real constant (often rational).</w:t>
+              <w:t>Simple interest</w:t>
+            </w:r>
+          </w:p>
+        </w:tc>
+        <w:tc>
+          <w:tcPr>
+            <w:tcW w:type="dxa" w:w="4896"/>
+          </w:tcPr>
+          <w:p>
+            <w:r>
+              <w:rPr>
+                <w:sz w:val="20"/>
+              </w:rPr>
+              <w:t>I = P r t;  FV = P(1 + r t).</w:t>
             </w:r>
           </w:p>
         </w:tc>
@@ -3211,20 +3820,20 @@
                 <w:b/>
                 <w:sz w:val="20"/>
               </w:rPr>
-              <w:t>Domain of x^b</w:t>
-            </w:r>
-          </w:p>
-        </w:tc>
-        <w:tc>
-          <w:tcPr>
-            <w:tcW w:type="dxa" w:w="4896"/>
-          </w:tcPr>
-          <w:p>
-            <w:r>
-              <w:rPr>
-                <w:sz w:val="20"/>
-              </w:rPr>
-              <w:t>Depends on b: e.g. even roots require x ≥ 0; negative exponents exclude x = 0.</w:t>
+              <w:t>Compound interest (discrete)</w:t>
+            </w:r>
+          </w:p>
+        </w:tc>
+        <w:tc>
+          <w:tcPr>
+            <w:tcW w:type="dxa" w:w="4896"/>
+          </w:tcPr>
+          <w:p>
+            <w:r>
+              <w:rPr>
+                <w:sz w:val="20"/>
+              </w:rPr>
+              <w:t>FV = P(1 + r)^n with r = rate per period, n = number of periods.</w:t>
             </w:r>
           </w:p>
         </w:tc>
@@ -3240,20 +3849,20 @@
                 <w:b/>
                 <w:sz w:val="20"/>
               </w:rPr>
-              <w:t>Monotonicity (x &gt; 0)</w:t>
-            </w:r>
-          </w:p>
-        </w:tc>
-        <w:tc>
-          <w:tcPr>
-            <w:tcW w:type="dxa" w:w="4896"/>
-          </w:tcPr>
-          <w:p>
-            <w:r>
-              <w:rPr>
-                <w:sz w:val="20"/>
-              </w:rPr>
-              <w:t>If b &gt; 0, f increasing on (0,∞) for a &gt; 0; if b &lt; 0, f decreasing on (0,∞) for a &gt; 0.</w:t>
+              <w:t>Compounding m times/year</w:t>
+            </w:r>
+          </w:p>
+        </w:tc>
+        <w:tc>
+          <w:tcPr>
+            <w:tcW w:type="dxa" w:w="4896"/>
+          </w:tcPr>
+          <w:p>
+            <w:r>
+              <w:rPr>
+                <w:sz w:val="20"/>
+              </w:rPr>
+              <w:t>FV = P(1 + i/m)^(m t); i = nominal annual rate.</w:t>
             </w:r>
           </w:p>
         </w:tc>
@@ -3269,20 +3878,20 @@
                 <w:b/>
                 <w:sz w:val="20"/>
               </w:rPr>
-              <w:t>Even integer power</w:t>
-            </w:r>
-          </w:p>
-        </w:tc>
-        <w:tc>
-          <w:tcPr>
-            <w:tcW w:type="dxa" w:w="4896"/>
-          </w:tcPr>
-          <w:p>
-            <w:r>
-              <w:rPr>
-                <w:sz w:val="20"/>
-              </w:rPr>
-              <w:t>x^(2k) is even: f(−x) = f(x); U-shaped for a &gt; 0.</w:t>
+              <w:t>Effective annual rate</w:t>
+            </w:r>
+          </w:p>
+        </w:tc>
+        <w:tc>
+          <w:tcPr>
+            <w:tcW w:type="dxa" w:w="4896"/>
+          </w:tcPr>
+          <w:p>
+            <w:r>
+              <w:rPr>
+                <w:sz w:val="20"/>
+              </w:rPr>
+              <w:t>EAR = (1 + i/m)^m − 1.</w:t>
             </w:r>
           </w:p>
         </w:tc>
@@ -3298,20 +3907,20 @@
                 <w:b/>
                 <w:sz w:val="20"/>
               </w:rPr>
-              <w:t>Odd integer power</w:t>
-            </w:r>
-          </w:p>
-        </w:tc>
-        <w:tc>
-          <w:tcPr>
-            <w:tcW w:type="dxa" w:w="4896"/>
-          </w:tcPr>
-          <w:p>
-            <w:r>
-              <w:rPr>
-                <w:sz w:val="20"/>
-              </w:rPr>
-              <w:t>x^(2k+1) is odd: f(−x) = −f(x); passes through origin and is bijective on ℝ for a ≠ 0.</w:t>
+              <w:t>Continuous compounding</w:t>
+            </w:r>
+          </w:p>
+        </w:tc>
+        <w:tc>
+          <w:tcPr>
+            <w:tcW w:type="dxa" w:w="4896"/>
+          </w:tcPr>
+          <w:p>
+            <w:r>
+              <w:rPr>
+                <w:sz w:val="20"/>
+              </w:rPr>
+              <w:t>FV = P e^(r t);  equivalent continuous rate from discrete: r = ln(1+i).</w:t>
             </w:r>
           </w:p>
         </w:tc>
@@ -3327,20 +3936,20 @@
                 <w:b/>
                 <w:sz w:val="20"/>
               </w:rPr>
-              <w:t>Inverse of power (selected)</w:t>
-            </w:r>
-          </w:p>
-        </w:tc>
-        <w:tc>
-          <w:tcPr>
-            <w:tcW w:type="dxa" w:w="4896"/>
-          </w:tcPr>
-          <w:p>
-            <w:r>
-              <w:rPr>
-                <w:sz w:val="20"/>
-              </w:rPr>
-              <w:t>For f(x) = x^n (n odd, or x ≥ 0 if n even): f⁻¹(y) = y^(1/n).</w:t>
+              <w:t>Present value (compound)</w:t>
+            </w:r>
+          </w:p>
+        </w:tc>
+        <w:tc>
+          <w:tcPr>
+            <w:tcW w:type="dxa" w:w="4896"/>
+          </w:tcPr>
+          <w:p>
+            <w:r>
+              <w:rPr>
+                <w:sz w:val="20"/>
+              </w:rPr>
+              <w:t>PV = FV / (1+r)^n = FV (1+r)^(−n).</w:t>
             </w:r>
           </w:p>
         </w:tc>
@@ -3356,20 +3965,20 @@
                 <w:b/>
                 <w:sz w:val="20"/>
               </w:rPr>
-              <w:t>Asymptote for negative powers</w:t>
-            </w:r>
-          </w:p>
-        </w:tc>
-        <w:tc>
-          <w:tcPr>
-            <w:tcW w:type="dxa" w:w="4896"/>
-          </w:tcPr>
-          <w:p>
-            <w:r>
-              <w:rPr>
-                <w:sz w:val="20"/>
-              </w:rPr>
-              <w:t>f(x) = a/x^k (k &gt; 0): vertical asymptote x = 0; horizontal asymptote y = 0.</w:t>
+              <w:t>Continuous present value</w:t>
+            </w:r>
+          </w:p>
+        </w:tc>
+        <w:tc>
+          <w:tcPr>
+            <w:tcW w:type="dxa" w:w="4896"/>
+          </w:tcPr>
+          <w:p>
+            <w:r>
+              <w:rPr>
+                <w:sz w:val="20"/>
+              </w:rPr>
+              <w:t>PV = FV · e^(−r t).</w:t>
             </w:r>
           </w:p>
         </w:tc>
@@ -3385,20 +3994,252 @@
                 <w:b/>
                 <w:sz w:val="20"/>
               </w:rPr>
-              <w:t>Proportionality</w:t>
-            </w:r>
-          </w:p>
-        </w:tc>
-        <w:tc>
-          <w:tcPr>
-            <w:tcW w:type="dxa" w:w="4896"/>
-          </w:tcPr>
-          <w:p>
-            <w:r>
-              <w:rPr>
-                <w:sz w:val="20"/>
-              </w:rPr>
-              <w:t>y ∝ x^b means y = a x^b for some constant a.</w:t>
+              <w:t>Geometric series (finite)</w:t>
+            </w:r>
+          </w:p>
+        </w:tc>
+        <w:tc>
+          <w:tcPr>
+            <w:tcW w:type="dxa" w:w="4896"/>
+          </w:tcPr>
+          <w:p>
+            <w:r>
+              <w:rPr>
+                <w:sz w:val="20"/>
+              </w:rPr>
+              <w:t>S = a + ar + … + ar^(n−1) = a(1−r^n)/(1−r) for r ≠ 1.</w:t>
+            </w:r>
+          </w:p>
+        </w:tc>
+      </w:tr>
+      <w:tr>
+        <w:tc>
+          <w:tcPr>
+            <w:tcW w:type="dxa" w:w="4896"/>
+          </w:tcPr>
+          <w:p>
+            <w:r>
+              <w:rPr>
+                <w:b/>
+                <w:sz w:val="20"/>
+              </w:rPr>
+              <w:t>Infinite geometric series</w:t>
+            </w:r>
+          </w:p>
+        </w:tc>
+        <w:tc>
+          <w:tcPr>
+            <w:tcW w:type="dxa" w:w="4896"/>
+          </w:tcPr>
+          <w:p>
+            <w:r>
+              <w:rPr>
+                <w:sz w:val="20"/>
+              </w:rPr>
+              <w:t>For |r|&lt;1: a + ar + ar² + … = a/(1−r).</w:t>
+            </w:r>
+          </w:p>
+        </w:tc>
+      </w:tr>
+      <w:tr>
+        <w:tc>
+          <w:tcPr>
+            <w:tcW w:type="dxa" w:w="4896"/>
+          </w:tcPr>
+          <w:p>
+            <w:r>
+              <w:rPr>
+                <w:b/>
+                <w:sz w:val="20"/>
+              </w:rPr>
+              <w:t>Annuity PV (ordinary)</w:t>
+            </w:r>
+          </w:p>
+        </w:tc>
+        <w:tc>
+          <w:tcPr>
+            <w:tcW w:type="dxa" w:w="4896"/>
+          </w:tcPr>
+          <w:p>
+            <w:r>
+              <w:rPr>
+                <w:sz w:val="20"/>
+              </w:rPr>
+              <w:t>PV = A[1 − (1+r)^(−n)]/r — payment A at end of each of n periods.</w:t>
+            </w:r>
+          </w:p>
+        </w:tc>
+      </w:tr>
+      <w:tr>
+        <w:tc>
+          <w:tcPr>
+            <w:tcW w:type="dxa" w:w="4896"/>
+          </w:tcPr>
+          <w:p>
+            <w:r>
+              <w:rPr>
+                <w:b/>
+                <w:sz w:val="20"/>
+              </w:rPr>
+              <w:t>Annuity FV (ordinary)</w:t>
+            </w:r>
+          </w:p>
+        </w:tc>
+        <w:tc>
+          <w:tcPr>
+            <w:tcW w:type="dxa" w:w="4896"/>
+          </w:tcPr>
+          <w:p>
+            <w:r>
+              <w:rPr>
+                <w:sz w:val="20"/>
+              </w:rPr>
+              <w:t>FV = A[(1+r)^n − 1]/r.</w:t>
+            </w:r>
+          </w:p>
+        </w:tc>
+      </w:tr>
+      <w:tr>
+        <w:tc>
+          <w:tcPr>
+            <w:tcW w:type="dxa" w:w="4896"/>
+          </w:tcPr>
+          <w:p>
+            <w:r>
+              <w:rPr>
+                <w:b/>
+                <w:sz w:val="20"/>
+              </w:rPr>
+              <w:t>Perpetuity</w:t>
+            </w:r>
+          </w:p>
+        </w:tc>
+        <w:tc>
+          <w:tcPr>
+            <w:tcW w:type="dxa" w:w="4896"/>
+          </w:tcPr>
+          <w:p>
+            <w:r>
+              <w:rPr>
+                <w:sz w:val="20"/>
+              </w:rPr>
+              <w:t>PV = A/r (infinite ordinary annuity, r&gt;0).</w:t>
+            </w:r>
+          </w:p>
+        </w:tc>
+      </w:tr>
+      <w:tr>
+        <w:tc>
+          <w:tcPr>
+            <w:tcW w:type="dxa" w:w="4896"/>
+          </w:tcPr>
+          <w:p>
+            <w:r>
+              <w:rPr>
+                <w:b/>
+                <w:sz w:val="20"/>
+              </w:rPr>
+              <w:t>Total present value of a stream</w:t>
+            </w:r>
+          </w:p>
+        </w:tc>
+        <w:tc>
+          <w:tcPr>
+            <w:tcW w:type="dxa" w:w="4896"/>
+          </w:tcPr>
+          <w:p>
+            <w:r>
+              <w:rPr>
+                <w:sz w:val="20"/>
+              </w:rPr>
+              <w:t>PV = Σ_{t=1}^{n} A_t / (1+r)^t  (or continuous analogue with e^(−rt)).</w:t>
+            </w:r>
+          </w:p>
+        </w:tc>
+      </w:tr>
+      <w:tr>
+        <w:tc>
+          <w:tcPr>
+            <w:tcW w:type="dxa" w:w="4896"/>
+          </w:tcPr>
+          <w:p>
+            <w:r>
+              <w:rPr>
+                <w:b/>
+                <w:sz w:val="20"/>
+              </w:rPr>
+              <w:t>Internal rate of return (IRR)</w:t>
+            </w:r>
+          </w:p>
+        </w:tc>
+        <w:tc>
+          <w:tcPr>
+            <w:tcW w:type="dxa" w:w="4896"/>
+          </w:tcPr>
+          <w:p>
+            <w:r>
+              <w:rPr>
+                <w:sz w:val="20"/>
+              </w:rPr>
+              <w:t>Discount rate r* solving NPV = 0: Σ A_t/(1+r*)^t = 0 (or = initial outlay).</w:t>
+            </w:r>
+          </w:p>
+        </w:tc>
+      </w:tr>
+      <w:tr>
+        <w:tc>
+          <w:tcPr>
+            <w:tcW w:type="dxa" w:w="4896"/>
+          </w:tcPr>
+          <w:p>
+            <w:r>
+              <w:rPr>
+                <w:b/>
+                <w:sz w:val="20"/>
+              </w:rPr>
+              <w:t>Mortgage / loan payment</w:t>
+            </w:r>
+          </w:p>
+        </w:tc>
+        <w:tc>
+          <w:tcPr>
+            <w:tcW w:type="dxa" w:w="4896"/>
+          </w:tcPr>
+          <w:p>
+            <w:r>
+              <w:rPr>
+                <w:sz w:val="20"/>
+              </w:rPr>
+              <w:t>A = P · [r(1+r)^n]/[(1+r)^n − 1] for principal P over n periods.</w:t>
+            </w:r>
+          </w:p>
+        </w:tc>
+      </w:tr>
+      <w:tr>
+        <w:tc>
+          <w:tcPr>
+            <w:tcW w:type="dxa" w:w="4896"/>
+          </w:tcPr>
+          <w:p>
+            <w:r>
+              <w:rPr>
+                <w:b/>
+                <w:sz w:val="20"/>
+              </w:rPr>
+              <w:t>Nominal vs real rate (Fisher)</w:t>
+            </w:r>
+          </w:p>
+        </w:tc>
+        <w:tc>
+          <w:tcPr>
+            <w:tcW w:type="dxa" w:w="4896"/>
+          </w:tcPr>
+          <w:p>
+            <w:r>
+              <w:rPr>
+                <w:sz w:val="20"/>
+              </w:rPr>
+              <w:t>1 + r_real = (1 + r_nom)/(1 + π).</w:t>
             </w:r>
           </w:p>
         </w:tc>
@@ -3413,7 +4254,7 @@
         <w:rPr>
           <w:color w:val="1F4E79"/>
         </w:rPr>
-        <w:t>9. Polynomial Functions</w:t>
+        <w:t>Elementary Probability (BBE)</w:t>
       </w:r>
     </w:p>
     <w:tbl>
@@ -3429,7 +4270,7 @@
       <w:tr>
         <w:tc>
           <w:tcPr>
-            <w:tcW w:type="dxa" w:w="3744"/>
+            <w:tcW w:type="dxa" w:w="4896"/>
             <w:shd w:fill="1F4E79" w:val="clear"/>
           </w:tcPr>
           <w:p>
@@ -3445,7 +4286,7 @@
         </w:tc>
         <w:tc>
           <w:tcPr>
-            <w:tcW w:type="dxa" w:w="6336"/>
+            <w:tcW w:type="dxa" w:w="4896"/>
             <w:shd w:fill="1F4E79" w:val="clear"/>
           </w:tcPr>
           <w:p>
@@ -3471,20 +4312,20 @@
                 <w:b/>
                 <w:sz w:val="20"/>
               </w:rPr>
-              <w:t>Polynomial</w:t>
-            </w:r>
-          </w:p>
-        </w:tc>
-        <w:tc>
-          <w:tcPr>
-            <w:tcW w:type="dxa" w:w="4896"/>
-          </w:tcPr>
-          <w:p>
-            <w:r>
-              <w:rPr>
-                <w:sz w:val="20"/>
-              </w:rPr>
-              <w:t>p(x) = a_n x^n + … + a₁x + a₀  (a_n ≠ 0). Degree = n.</w:t>
+              <w:t>Classical probability</w:t>
+            </w:r>
+          </w:p>
+        </w:tc>
+        <w:tc>
+          <w:tcPr>
+            <w:tcW w:type="dxa" w:w="4896"/>
+          </w:tcPr>
+          <w:p>
+            <w:r>
+              <w:rPr>
+                <w:sz w:val="20"/>
+              </w:rPr>
+              <w:t>P(A) = |A|/|Ω| when outcomes in finite Ω are equally likely.</w:t>
             </w:r>
           </w:p>
         </w:tc>
@@ -3500,20 +4341,20 @@
                 <w:b/>
                 <w:sz w:val="20"/>
               </w:rPr>
-              <w:t>Leading coefficient / term</w:t>
-            </w:r>
-          </w:p>
-        </w:tc>
-        <w:tc>
-          <w:tcPr>
-            <w:tcW w:type="dxa" w:w="4896"/>
-          </w:tcPr>
-          <w:p>
-            <w:r>
-              <w:rPr>
-                <w:sz w:val="20"/>
-              </w:rPr>
-              <w:t>a_n is the leading coefficient; a_n x^n is the leading term.</w:t>
+              <w:t>Probability axioms</w:t>
+            </w:r>
+          </w:p>
+        </w:tc>
+        <w:tc>
+          <w:tcPr>
+            <w:tcW w:type="dxa" w:w="4896"/>
+          </w:tcPr>
+          <w:p>
+            <w:r>
+              <w:rPr>
+                <w:sz w:val="20"/>
+              </w:rPr>
+              <w:t>0 ≤ P(A) ≤ 1; P(Ω)=1; disjoint ⇒ P(A∪B)=P(A)+P(B).</w:t>
             </w:r>
           </w:p>
         </w:tc>
@@ -3529,20 +4370,20 @@
                 <w:b/>
                 <w:sz w:val="20"/>
               </w:rPr>
-              <w:t>End behaviour (even degree)</w:t>
-            </w:r>
-          </w:p>
-        </w:tc>
-        <w:tc>
-          <w:tcPr>
-            <w:tcW w:type="dxa" w:w="4896"/>
-          </w:tcPr>
-          <w:p>
-            <w:r>
-              <w:rPr>
-                <w:sz w:val="20"/>
-              </w:rPr>
-              <w:t>If n even and a_n &gt; 0: p(x) → +∞ as |x| → ∞; if a_n &lt; 0: p(x) → −∞.</w:t>
+              <w:t>Complement rule</w:t>
+            </w:r>
+          </w:p>
+        </w:tc>
+        <w:tc>
+          <w:tcPr>
+            <w:tcW w:type="dxa" w:w="4896"/>
+          </w:tcPr>
+          <w:p>
+            <w:r>
+              <w:rPr>
+                <w:sz w:val="20"/>
+              </w:rPr>
+              <w:t>P(Aᶜ) = 1 − P(A).</w:t>
             </w:r>
           </w:p>
         </w:tc>
@@ -3558,20 +4399,20 @@
                 <w:b/>
                 <w:sz w:val="20"/>
               </w:rPr>
-              <w:t>End behaviour (odd degree)</w:t>
-            </w:r>
-          </w:p>
-        </w:tc>
-        <w:tc>
-          <w:tcPr>
-            <w:tcW w:type="dxa" w:w="4896"/>
-          </w:tcPr>
-          <w:p>
-            <w:r>
-              <w:rPr>
-                <w:sz w:val="20"/>
-              </w:rPr>
-              <w:t>If n odd and a_n &gt; 0: p(x) → −∞ as x → −∞ and +∞ as x → +∞ (opposite if a_n &lt; 0).</w:t>
+              <w:t>Addition rule</w:t>
+            </w:r>
+          </w:p>
+        </w:tc>
+        <w:tc>
+          <w:tcPr>
+            <w:tcW w:type="dxa" w:w="4896"/>
+          </w:tcPr>
+          <w:p>
+            <w:r>
+              <w:rPr>
+                <w:sz w:val="20"/>
+              </w:rPr>
+              <w:t>P(A ∪ B) = P(A) + P(B) − P(A ∩ B).</w:t>
             </w:r>
           </w:p>
         </w:tc>
@@ -3587,20 +4428,20 @@
                 <w:b/>
                 <w:sz w:val="20"/>
               </w:rPr>
-              <w:t>Root / zero</w:t>
-            </w:r>
-          </w:p>
-        </w:tc>
-        <w:tc>
-          <w:tcPr>
-            <w:tcW w:type="dxa" w:w="4896"/>
-          </w:tcPr>
-          <w:p>
-            <w:r>
-              <w:rPr>
-                <w:sz w:val="20"/>
-              </w:rPr>
-              <w:t>r is a root if p(r) = 0. Graph crosses or touches the x-axis at x = r.</w:t>
+              <w:t>Conditional probability</w:t>
+            </w:r>
+          </w:p>
+        </w:tc>
+        <w:tc>
+          <w:tcPr>
+            <w:tcW w:type="dxa" w:w="4896"/>
+          </w:tcPr>
+          <w:p>
+            <w:r>
+              <w:rPr>
+                <w:sz w:val="20"/>
+              </w:rPr>
+              <w:t>P(A|B) = P(A ∩ B)/P(B) (P(B)&gt;0).</w:t>
             </w:r>
           </w:p>
         </w:tc>
@@ -3616,20 +4457,20 @@
                 <w:b/>
                 <w:sz w:val="20"/>
               </w:rPr>
-              <w:t>Factor theorem</w:t>
-            </w:r>
-          </w:p>
-        </w:tc>
-        <w:tc>
-          <w:tcPr>
-            <w:tcW w:type="dxa" w:w="4896"/>
-          </w:tcPr>
-          <w:p>
-            <w:r>
-              <w:rPr>
-                <w:sz w:val="20"/>
-              </w:rPr>
-              <w:t>r is a root of p ⇔ (x − r) is a factor of p.</w:t>
+              <w:t>Independence</w:t>
+            </w:r>
+          </w:p>
+        </w:tc>
+        <w:tc>
+          <w:tcPr>
+            <w:tcW w:type="dxa" w:w="4896"/>
+          </w:tcPr>
+          <w:p>
+            <w:r>
+              <w:rPr>
+                <w:sz w:val="20"/>
+              </w:rPr>
+              <w:t>P(A ∩ B) = P(A)P(B).</w:t>
             </w:r>
           </w:p>
         </w:tc>
@@ -3645,20 +4486,20 @@
                 <w:b/>
                 <w:sz w:val="20"/>
               </w:rPr>
-              <w:t>Remainder theorem</w:t>
-            </w:r>
-          </w:p>
-        </w:tc>
-        <w:tc>
-          <w:tcPr>
-            <w:tcW w:type="dxa" w:w="4896"/>
-          </w:tcPr>
-          <w:p>
-            <w:r>
-              <w:rPr>
-                <w:sz w:val="20"/>
-              </w:rPr>
-              <w:t>When p is divided by (x − r), the remainder is p(r).</w:t>
+              <w:t>Bayes’ theorem</w:t>
+            </w:r>
+          </w:p>
+        </w:tc>
+        <w:tc>
+          <w:tcPr>
+            <w:tcW w:type="dxa" w:w="4896"/>
+          </w:tcPr>
+          <w:p>
+            <w:r>
+              <w:rPr>
+                <w:sz w:val="20"/>
+              </w:rPr>
+              <w:t>P(A|B) = P(B|A)P(A)/P(B).</w:t>
             </w:r>
           </w:p>
         </w:tc>
@@ -3674,20 +4515,20 @@
                 <w:b/>
                 <w:sz w:val="20"/>
               </w:rPr>
-              <w:t>Multiplicity</w:t>
-            </w:r>
-          </w:p>
-        </w:tc>
-        <w:tc>
-          <w:tcPr>
-            <w:tcW w:type="dxa" w:w="4896"/>
-          </w:tcPr>
-          <w:p>
-            <w:r>
-              <w:rPr>
-                <w:sz w:val="20"/>
-              </w:rPr>
-              <w:t>If (x − r)^k divides p but (x − r)^(k+1) does not, root r has multiplicity k. Odd k: crosses; even k: touches.</w:t>
+              <w:t>Permutations / combinations</w:t>
+            </w:r>
+          </w:p>
+        </w:tc>
+        <w:tc>
+          <w:tcPr>
+            <w:tcW w:type="dxa" w:w="4896"/>
+          </w:tcPr>
+          <w:p>
+            <w:r>
+              <w:rPr>
+                <w:sz w:val="20"/>
+              </w:rPr>
+              <w:t>P(n,k)=n!/(n−k)!;  C(n,k)=n!/(k!(n−k)!).</w:t>
             </w:r>
           </w:p>
         </w:tc>
@@ -3703,20 +4544,20 @@
                 <w:b/>
                 <w:sz w:val="20"/>
               </w:rPr>
-              <w:t>Fundamental theorem of algebra</w:t>
-            </w:r>
-          </w:p>
-        </w:tc>
-        <w:tc>
-          <w:tcPr>
-            <w:tcW w:type="dxa" w:w="4896"/>
-          </w:tcPr>
-          <w:p>
-            <w:r>
-              <w:rPr>
-                <w:sz w:val="20"/>
-              </w:rPr>
-              <w:t>A degree-n polynomial has exactly n complex roots counting multiplicity.</w:t>
+              <w:t>Expected value</w:t>
+            </w:r>
+          </w:p>
+        </w:tc>
+        <w:tc>
+          <w:tcPr>
+            <w:tcW w:type="dxa" w:w="4896"/>
+          </w:tcPr>
+          <w:p>
+            <w:r>
+              <w:rPr>
+                <w:sz w:val="20"/>
+              </w:rPr>
+              <w:t>E[X] = Σ x_i P(X=x_i).</w:t>
             </w:r>
           </w:p>
         </w:tc>
@@ -3732,20 +4573,20 @@
                 <w:b/>
                 <w:sz w:val="20"/>
               </w:rPr>
-              <w:t>Rational root theorem</w:t>
-            </w:r>
-          </w:p>
-        </w:tc>
-        <w:tc>
-          <w:tcPr>
-            <w:tcW w:type="dxa" w:w="4896"/>
-          </w:tcPr>
-          <w:p>
-            <w:r>
-              <w:rPr>
-                <w:sz w:val="20"/>
-              </w:rPr>
-              <w:t>Any rational root p/q in lowest terms has p | a₀ and q | a_n.</w:t>
+              <w:t>Variance</w:t>
+            </w:r>
+          </w:p>
+        </w:tc>
+        <w:tc>
+          <w:tcPr>
+            <w:tcW w:type="dxa" w:w="4896"/>
+          </w:tcPr>
+          <w:p>
+            <w:r>
+              <w:rPr>
+                <w:sz w:val="20"/>
+              </w:rPr>
+              <w:t>Var(X)=E[X²]−(E[X])²; σ=√Var(X).</w:t>
             </w:r>
           </w:p>
         </w:tc>
@@ -3760,7 +4601,7 @@
         <w:rPr>
           <w:color w:val="1F4E79"/>
         </w:rPr>
-        <w:t>10. Exponential and Logarithmic Functions</w:t>
+        <w:t>Binomial Distribution (BBE)</w:t>
       </w:r>
     </w:p>
     <w:tbl>
@@ -3776,7 +4617,7 @@
       <w:tr>
         <w:tc>
           <w:tcPr>
-            <w:tcW w:type="dxa" w:w="3744"/>
+            <w:tcW w:type="dxa" w:w="4896"/>
             <w:shd w:fill="1F4E79" w:val="clear"/>
           </w:tcPr>
           <w:p>
@@ -3792,7 +4633,7 @@
         </w:tc>
         <w:tc>
           <w:tcPr>
-            <w:tcW w:type="dxa" w:w="6336"/>
+            <w:tcW w:type="dxa" w:w="4896"/>
             <w:shd w:fill="1F4E79" w:val="clear"/>
           </w:tcPr>
           <w:p>
@@ -3818,20 +4659,20 @@
                 <w:b/>
                 <w:sz w:val="20"/>
               </w:rPr>
-              <w:t>Exponential function</w:t>
-            </w:r>
-          </w:p>
-        </w:tc>
-        <w:tc>
-          <w:tcPr>
-            <w:tcW w:type="dxa" w:w="4896"/>
-          </w:tcPr>
-          <w:p>
-            <w:r>
-              <w:rPr>
-                <w:sz w:val="20"/>
-              </w:rPr>
-              <w:t>f(x) = a · b^x  (b &gt; 0, b ≠ 1). Domain ℝ; range (0,∞) if a &gt; 0.</w:t>
+              <w:t>Bernoulli trial</w:t>
+            </w:r>
+          </w:p>
+        </w:tc>
+        <w:tc>
+          <w:tcPr>
+            <w:tcW w:type="dxa" w:w="4896"/>
+          </w:tcPr>
+          <w:p>
+            <w:r>
+              <w:rPr>
+                <w:sz w:val="20"/>
+              </w:rPr>
+              <w:t>Two outcomes: success with probability p, failure with q=1−p.</w:t>
             </w:r>
           </w:p>
         </w:tc>
@@ -3847,20 +4688,20 @@
                 <w:b/>
                 <w:sz w:val="20"/>
               </w:rPr>
-              <w:t>Growth vs. decay</w:t>
-            </w:r>
-          </w:p>
-        </w:tc>
-        <w:tc>
-          <w:tcPr>
-            <w:tcW w:type="dxa" w:w="4896"/>
-          </w:tcPr>
-          <w:p>
-            <w:r>
-              <w:rPr>
-                <w:sz w:val="20"/>
-              </w:rPr>
-              <w:t>If b &gt; 1: exponential growth; if 0 &lt; b &lt; 1: exponential decay (for a &gt; 0).</w:t>
+              <w:t>Binomial setting</w:t>
+            </w:r>
+          </w:p>
+        </w:tc>
+        <w:tc>
+          <w:tcPr>
+            <w:tcW w:type="dxa" w:w="4896"/>
+          </w:tcPr>
+          <w:p>
+            <w:r>
+              <w:rPr>
+                <w:sz w:val="20"/>
+              </w:rPr>
+              <w:t>n independent Bernoulli trials, same p; X = number of successes.</w:t>
             </w:r>
           </w:p>
         </w:tc>
@@ -3876,20 +4717,20 @@
                 <w:b/>
                 <w:sz w:val="20"/>
               </w:rPr>
-              <w:t>Natural exponential</w:t>
-            </w:r>
-          </w:p>
-        </w:tc>
-        <w:tc>
-          <w:tcPr>
-            <w:tcW w:type="dxa" w:w="4896"/>
-          </w:tcPr>
-          <w:p>
-            <w:r>
-              <w:rPr>
-                <w:sz w:val="20"/>
-              </w:rPr>
-              <w:t>e^x with e ≈ 2.71828…. Derivative of e^x is e^x.</w:t>
+              <w:t>Binomial PMF</w:t>
+            </w:r>
+          </w:p>
+        </w:tc>
+        <w:tc>
+          <w:tcPr>
+            <w:tcW w:type="dxa" w:w="4896"/>
+          </w:tcPr>
+          <w:p>
+            <w:r>
+              <w:rPr>
+                <w:sz w:val="20"/>
+              </w:rPr>
+              <w:t>P(X=k)=C(n,k) p^k (1−p)^(n−k), k=0,…,n.</w:t>
             </w:r>
           </w:p>
         </w:tc>
@@ -3905,20 +4746,20 @@
                 <w:b/>
                 <w:sz w:val="20"/>
               </w:rPr>
-              <w:t>Logarithm definition</w:t>
-            </w:r>
-          </w:p>
-        </w:tc>
-        <w:tc>
-          <w:tcPr>
-            <w:tcW w:type="dxa" w:w="4896"/>
-          </w:tcPr>
-          <w:p>
-            <w:r>
-              <w:rPr>
-                <w:sz w:val="20"/>
-              </w:rPr>
-              <w:t>y = log_b(x)  ⇔  b^y = x  (x &gt; 0, b &gt; 0, b ≠ 1).</w:t>
+              <w:t>Mean / variance</w:t>
+            </w:r>
+          </w:p>
+        </w:tc>
+        <w:tc>
+          <w:tcPr>
+            <w:tcW w:type="dxa" w:w="4896"/>
+          </w:tcPr>
+          <w:p>
+            <w:r>
+              <w:rPr>
+                <w:sz w:val="20"/>
+              </w:rPr>
+              <w:t>E[X]=np;  Var(X)=np(1−p).</w:t>
             </w:r>
           </w:p>
         </w:tc>
@@ -3934,20 +4775,20 @@
                 <w:b/>
                 <w:sz w:val="20"/>
               </w:rPr>
-              <w:t>Common / natural log</w:t>
-            </w:r>
-          </w:p>
-        </w:tc>
-        <w:tc>
-          <w:tcPr>
-            <w:tcW w:type="dxa" w:w="4896"/>
-          </w:tcPr>
-          <w:p>
-            <w:r>
-              <w:rPr>
-                <w:sz w:val="20"/>
-              </w:rPr>
-              <w:t>log₁₀(x) often written log(x);  ln(x) = log_e(x).</w:t>
+              <w:t>At least one success</w:t>
+            </w:r>
+          </w:p>
+        </w:tc>
+        <w:tc>
+          <w:tcPr>
+            <w:tcW w:type="dxa" w:w="4896"/>
+          </w:tcPr>
+          <w:p>
+            <w:r>
+              <w:rPr>
+                <w:sz w:val="20"/>
+              </w:rPr>
+              <w:t>P(X≥1)=1−(1−p)^n.</w:t>
             </w:r>
           </w:p>
         </w:tc>
@@ -3963,1438 +4804,20 @@
                 <w:b/>
                 <w:sz w:val="20"/>
               </w:rPr>
-              <w:t>Log product rule</w:t>
-            </w:r>
-          </w:p>
-        </w:tc>
-        <w:tc>
-          <w:tcPr>
-            <w:tcW w:type="dxa" w:w="4896"/>
-          </w:tcPr>
-          <w:p>
-            <w:r>
-              <w:rPr>
-                <w:sz w:val="20"/>
-              </w:rPr>
-              <w:t>log_b(xy) = log_b(x) + log_b(y).</w:t>
-            </w:r>
-          </w:p>
-        </w:tc>
-      </w:tr>
-      <w:tr>
-        <w:tc>
-          <w:tcPr>
-            <w:tcW w:type="dxa" w:w="4896"/>
-          </w:tcPr>
-          <w:p>
-            <w:r>
-              <w:rPr>
-                <w:b/>
-                <w:sz w:val="20"/>
-              </w:rPr>
-              <w:t>Log quotient rule</w:t>
-            </w:r>
-          </w:p>
-        </w:tc>
-        <w:tc>
-          <w:tcPr>
-            <w:tcW w:type="dxa" w:w="4896"/>
-          </w:tcPr>
-          <w:p>
-            <w:r>
-              <w:rPr>
-                <w:sz w:val="20"/>
-              </w:rPr>
-              <w:t>log_b(x/y) = log_b(x) − log_b(y).</w:t>
-            </w:r>
-          </w:p>
-        </w:tc>
-      </w:tr>
-      <w:tr>
-        <w:tc>
-          <w:tcPr>
-            <w:tcW w:type="dxa" w:w="4896"/>
-          </w:tcPr>
-          <w:p>
-            <w:r>
-              <w:rPr>
-                <w:b/>
-                <w:sz w:val="20"/>
-              </w:rPr>
-              <w:t>Log power rule</w:t>
-            </w:r>
-          </w:p>
-        </w:tc>
-        <w:tc>
-          <w:tcPr>
-            <w:tcW w:type="dxa" w:w="4896"/>
-          </w:tcPr>
-          <w:p>
-            <w:r>
-              <w:rPr>
-                <w:sz w:val="20"/>
-              </w:rPr>
-              <w:t>log_b(x^k) = k · log_b(x).</w:t>
-            </w:r>
-          </w:p>
-        </w:tc>
-      </w:tr>
-      <w:tr>
-        <w:tc>
-          <w:tcPr>
-            <w:tcW w:type="dxa" w:w="4896"/>
-          </w:tcPr>
-          <w:p>
-            <w:r>
-              <w:rPr>
-                <w:b/>
-                <w:sz w:val="20"/>
-              </w:rPr>
-              <w:t>Change of base</w:t>
-            </w:r>
-          </w:p>
-        </w:tc>
-        <w:tc>
-          <w:tcPr>
-            <w:tcW w:type="dxa" w:w="4896"/>
-          </w:tcPr>
-          <w:p>
-            <w:r>
-              <w:rPr>
-                <w:sz w:val="20"/>
-              </w:rPr>
-              <w:t>log_b(x) = log_c(x) / log_c(b) = ln(x)/ln(b).</w:t>
-            </w:r>
-          </w:p>
-        </w:tc>
-      </w:tr>
-      <w:tr>
-        <w:tc>
-          <w:tcPr>
-            <w:tcW w:type="dxa" w:w="4896"/>
-          </w:tcPr>
-          <w:p>
-            <w:r>
-              <w:rPr>
-                <w:b/>
-                <w:sz w:val="20"/>
-              </w:rPr>
-              <w:t>Inverse relationship</w:t>
-            </w:r>
-          </w:p>
-        </w:tc>
-        <w:tc>
-          <w:tcPr>
-            <w:tcW w:type="dxa" w:w="4896"/>
-          </w:tcPr>
-          <w:p>
-            <w:r>
-              <w:rPr>
-                <w:sz w:val="20"/>
-              </w:rPr>
-              <w:t>log_b(b^x) = x;  b^(log_b(x)) = x  (x &gt; 0).</w:t>
-            </w:r>
-          </w:p>
-        </w:tc>
-      </w:tr>
-      <w:tr>
-        <w:tc>
-          <w:tcPr>
-            <w:tcW w:type="dxa" w:w="4896"/>
-          </w:tcPr>
-          <w:p>
-            <w:r>
-              <w:rPr>
-                <w:b/>
-                <w:sz w:val="20"/>
-              </w:rPr>
-              <w:t>Solving b^x = c</w:t>
-            </w:r>
-          </w:p>
-        </w:tc>
-        <w:tc>
-          <w:tcPr>
-            <w:tcW w:type="dxa" w:w="4896"/>
-          </w:tcPr>
-          <w:p>
-            <w:r>
-              <w:rPr>
-                <w:sz w:val="20"/>
-              </w:rPr>
-              <w:t>x = log_b(c) = ln(c)/ln(b)  (c &gt; 0).</w:t>
-            </w:r>
-          </w:p>
-        </w:tc>
-      </w:tr>
-      <w:tr>
-        <w:tc>
-          <w:tcPr>
-            <w:tcW w:type="dxa" w:w="4896"/>
-          </w:tcPr>
-          <w:p>
-            <w:r>
-              <w:rPr>
-                <w:b/>
-                <w:sz w:val="20"/>
-              </w:rPr>
-              <w:t>Solving log equations</w:t>
-            </w:r>
-          </w:p>
-        </w:tc>
-        <w:tc>
-          <w:tcPr>
-            <w:tcW w:type="dxa" w:w="4896"/>
-          </w:tcPr>
-          <w:p>
-            <w:r>
-              <w:rPr>
-                <w:sz w:val="20"/>
-              </w:rPr>
-              <w:t>Convert to exponential form; check domain (arguments &gt; 0).</w:t>
-            </w:r>
-          </w:p>
-        </w:tc>
-      </w:tr>
-    </w:tbl>
-    <w:p/>
-    <w:p>
-      <w:pPr>
-        <w:pStyle w:val="Heading1"/>
-      </w:pPr>
-      <w:r>
-        <w:rPr>
-          <w:color w:val="1F4E79"/>
-        </w:rPr>
-        <w:t>11. Differentiation and Single-Variable Optimization</w:t>
-      </w:r>
-    </w:p>
-    <w:tbl>
-      <w:tblPr>
-        <w:tblStyle w:val="TableGrid"/>
-        <w:tblW w:type="auto" w:w="0"/>
-        <w:tblLook w:firstColumn="1" w:firstRow="1" w:lastColumn="0" w:lastRow="0" w:noHBand="0" w:noVBand="1" w:val="04A0"/>
-      </w:tblPr>
-      <w:tblGrid>
-        <w:gridCol w:w="4896"/>
-        <w:gridCol w:w="4896"/>
-      </w:tblGrid>
-      <w:tr>
-        <w:tc>
-          <w:tcPr>
-            <w:tcW w:type="dxa" w:w="3744"/>
-            <w:shd w:fill="1F4E79" w:val="clear"/>
-          </w:tcPr>
-          <w:p>
-            <w:r>
-              <w:rPr>
-                <w:b/>
-                <w:color w:val="FFFFFF"/>
-                <w:sz w:val="20"/>
-              </w:rPr>
-              <w:t>Term / Formula</w:t>
-            </w:r>
-          </w:p>
-        </w:tc>
-        <w:tc>
-          <w:tcPr>
-            <w:tcW w:type="dxa" w:w="6336"/>
-            <w:shd w:fill="1F4E79" w:val="clear"/>
-          </w:tcPr>
-          <w:p>
-            <w:r>
-              <w:rPr>
-                <w:b/>
-                <w:color w:val="FFFFFF"/>
-                <w:sz w:val="20"/>
-              </w:rPr>
-              <w:t>Explanation</w:t>
-            </w:r>
-          </w:p>
-        </w:tc>
-      </w:tr>
-      <w:tr>
-        <w:tc>
-          <w:tcPr>
-            <w:tcW w:type="dxa" w:w="4896"/>
-          </w:tcPr>
-          <w:p>
-            <w:r>
-              <w:rPr>
-                <w:b/>
-                <w:sz w:val="20"/>
-              </w:rPr>
-              <w:t>Derivative definition</w:t>
-            </w:r>
-          </w:p>
-        </w:tc>
-        <w:tc>
-          <w:tcPr>
-            <w:tcW w:type="dxa" w:w="4896"/>
-          </w:tcPr>
-          <w:p>
-            <w:r>
-              <w:rPr>
-                <w:sz w:val="20"/>
-              </w:rPr>
-              <w:t>f′(x) = lim_{h→0} [f(x+h) − f(x)] / h  (when the limit exists).</w:t>
-            </w:r>
-          </w:p>
-        </w:tc>
-      </w:tr>
-      <w:tr>
-        <w:tc>
-          <w:tcPr>
-            <w:tcW w:type="dxa" w:w="4896"/>
-          </w:tcPr>
-          <w:p>
-            <w:r>
-              <w:rPr>
-                <w:b/>
-                <w:sz w:val="20"/>
-              </w:rPr>
-              <w:t>Power rule</w:t>
-            </w:r>
-          </w:p>
-        </w:tc>
-        <w:tc>
-          <w:tcPr>
-            <w:tcW w:type="dxa" w:w="4896"/>
-          </w:tcPr>
-          <w:p>
-            <w:r>
-              <w:rPr>
-                <w:sz w:val="20"/>
-              </w:rPr>
-              <w:t>d/dx [x^n] = n x^(n−1).</w:t>
-            </w:r>
-          </w:p>
-        </w:tc>
-      </w:tr>
-      <w:tr>
-        <w:tc>
-          <w:tcPr>
-            <w:tcW w:type="dxa" w:w="4896"/>
-          </w:tcPr>
-          <w:p>
-            <w:r>
-              <w:rPr>
-                <w:b/>
-                <w:sz w:val="20"/>
-              </w:rPr>
-              <w:t>Constant / constant multiple</w:t>
-            </w:r>
-          </w:p>
-        </w:tc>
-        <w:tc>
-          <w:tcPr>
-            <w:tcW w:type="dxa" w:w="4896"/>
-          </w:tcPr>
-          <w:p>
-            <w:r>
-              <w:rPr>
-                <w:sz w:val="20"/>
-              </w:rPr>
-              <w:t>d/dx [c] = 0;  d/dx [c f] = c f′.</w:t>
-            </w:r>
-          </w:p>
-        </w:tc>
-      </w:tr>
-      <w:tr>
-        <w:tc>
-          <w:tcPr>
-            <w:tcW w:type="dxa" w:w="4896"/>
-          </w:tcPr>
-          <w:p>
-            <w:r>
-              <w:rPr>
-                <w:b/>
-                <w:sz w:val="20"/>
-              </w:rPr>
-              <w:t>Sum / difference rule</w:t>
-            </w:r>
-          </w:p>
-        </w:tc>
-        <w:tc>
-          <w:tcPr>
-            <w:tcW w:type="dxa" w:w="4896"/>
-          </w:tcPr>
-          <w:p>
-            <w:r>
-              <w:rPr>
-                <w:sz w:val="20"/>
-              </w:rPr>
-              <w:t>(f ± g)′ = f′ ± g′.</w:t>
-            </w:r>
-          </w:p>
-        </w:tc>
-      </w:tr>
-      <w:tr>
-        <w:tc>
-          <w:tcPr>
-            <w:tcW w:type="dxa" w:w="4896"/>
-          </w:tcPr>
-          <w:p>
-            <w:r>
-              <w:rPr>
-                <w:b/>
-                <w:sz w:val="20"/>
-              </w:rPr>
-              <w:t>Product rule</w:t>
-            </w:r>
-          </w:p>
-        </w:tc>
-        <w:tc>
-          <w:tcPr>
-            <w:tcW w:type="dxa" w:w="4896"/>
-          </w:tcPr>
-          <w:p>
-            <w:r>
-              <w:rPr>
-                <w:sz w:val="20"/>
-              </w:rPr>
-              <w:t>(fg)′ = f′g + f g′.</w:t>
-            </w:r>
-          </w:p>
-        </w:tc>
-      </w:tr>
-      <w:tr>
-        <w:tc>
-          <w:tcPr>
-            <w:tcW w:type="dxa" w:w="4896"/>
-          </w:tcPr>
-          <w:p>
-            <w:r>
-              <w:rPr>
-                <w:b/>
-                <w:sz w:val="20"/>
-              </w:rPr>
-              <w:t>Quotient rule</w:t>
-            </w:r>
-          </w:p>
-        </w:tc>
-        <w:tc>
-          <w:tcPr>
-            <w:tcW w:type="dxa" w:w="4896"/>
-          </w:tcPr>
-          <w:p>
-            <w:r>
-              <w:rPr>
-                <w:sz w:val="20"/>
-              </w:rPr>
-              <w:t>(f/g)′ = (f′g − f g′) / g²  (g ≠ 0).</w:t>
-            </w:r>
-          </w:p>
-        </w:tc>
-      </w:tr>
-      <w:tr>
-        <w:tc>
-          <w:tcPr>
-            <w:tcW w:type="dxa" w:w="4896"/>
-          </w:tcPr>
-          <w:p>
-            <w:r>
-              <w:rPr>
-                <w:b/>
-                <w:sz w:val="20"/>
-              </w:rPr>
-              <w:t>Chain rule</w:t>
-            </w:r>
-          </w:p>
-        </w:tc>
-        <w:tc>
-          <w:tcPr>
-            <w:tcW w:type="dxa" w:w="4896"/>
-          </w:tcPr>
-          <w:p>
-            <w:r>
-              <w:rPr>
-                <w:sz w:val="20"/>
-              </w:rPr>
-              <w:t>(f(g(x)))′ = f′(g(x)) · g′(x).</w:t>
-            </w:r>
-          </w:p>
-        </w:tc>
-      </w:tr>
-      <w:tr>
-        <w:tc>
-          <w:tcPr>
-            <w:tcW w:type="dxa" w:w="4896"/>
-          </w:tcPr>
-          <w:p>
-            <w:r>
-              <w:rPr>
-                <w:b/>
-                <w:sz w:val="20"/>
-              </w:rPr>
-              <w:t>Derivatives of exp / ln</w:t>
-            </w:r>
-          </w:p>
-        </w:tc>
-        <w:tc>
-          <w:tcPr>
-            <w:tcW w:type="dxa" w:w="4896"/>
-          </w:tcPr>
-          <w:p>
-            <w:r>
-              <w:rPr>
-                <w:sz w:val="20"/>
-              </w:rPr>
-              <w:t>d/dx [e^x] = e^x;  d/dx [ln x] = 1/x  (x &gt; 0);  d/dx [a^x] = a^x ln a.</w:t>
-            </w:r>
-          </w:p>
-        </w:tc>
-      </w:tr>
-      <w:tr>
-        <w:tc>
-          <w:tcPr>
-            <w:tcW w:type="dxa" w:w="4896"/>
-          </w:tcPr>
-          <w:p>
-            <w:r>
-              <w:rPr>
-                <w:b/>
-                <w:sz w:val="20"/>
-              </w:rPr>
-              <w:t>Critical point</w:t>
-            </w:r>
-          </w:p>
-        </w:tc>
-        <w:tc>
-          <w:tcPr>
-            <w:tcW w:type="dxa" w:w="4896"/>
-          </w:tcPr>
-          <w:p>
-            <w:r>
-              <w:rPr>
-                <w:sz w:val="20"/>
-              </w:rPr>
-              <w:t>x where f′(x) = 0 or f′ is undefined (and x in the domain).</w:t>
-            </w:r>
-          </w:p>
-        </w:tc>
-      </w:tr>
-      <w:tr>
-        <w:tc>
-          <w:tcPr>
-            <w:tcW w:type="dxa" w:w="4896"/>
-          </w:tcPr>
-          <w:p>
-            <w:r>
-              <w:rPr>
-                <w:b/>
-                <w:sz w:val="20"/>
-              </w:rPr>
-              <w:t>First-derivative test</w:t>
-            </w:r>
-          </w:p>
-        </w:tc>
-        <w:tc>
-          <w:tcPr>
-            <w:tcW w:type="dxa" w:w="4896"/>
-          </w:tcPr>
-          <w:p>
-            <w:r>
-              <w:rPr>
-                <w:sz w:val="20"/>
-              </w:rPr>
-              <w:t>Sign of f′ changes −→+ : local min; +→− : local max.</w:t>
-            </w:r>
-          </w:p>
-        </w:tc>
-      </w:tr>
-      <w:tr>
-        <w:tc>
-          <w:tcPr>
-            <w:tcW w:type="dxa" w:w="4896"/>
-          </w:tcPr>
-          <w:p>
-            <w:r>
-              <w:rPr>
-                <w:b/>
-                <w:sz w:val="20"/>
-              </w:rPr>
-              <w:t>Second-derivative test</w:t>
-            </w:r>
-          </w:p>
-        </w:tc>
-        <w:tc>
-          <w:tcPr>
-            <w:tcW w:type="dxa" w:w="4896"/>
-          </w:tcPr>
-          <w:p>
-            <w:r>
-              <w:rPr>
-                <w:sz w:val="20"/>
-              </w:rPr>
-              <w:t>At f′(c)=0: if f″(c)&gt;0 local min; if f″(c)&lt;0 local max; if f″(c)=0 inconclusive.</w:t>
-            </w:r>
-          </w:p>
-        </w:tc>
-      </w:tr>
-      <w:tr>
-        <w:tc>
-          <w:tcPr>
-            <w:tcW w:type="dxa" w:w="4896"/>
-          </w:tcPr>
-          <w:p>
-            <w:r>
-              <w:rPr>
-                <w:b/>
-                <w:sz w:val="20"/>
-              </w:rPr>
-              <w:t>Global extrema on [a,b]</w:t>
-            </w:r>
-          </w:p>
-        </w:tc>
-        <w:tc>
-          <w:tcPr>
-            <w:tcW w:type="dxa" w:w="4896"/>
-          </w:tcPr>
-          <w:p>
-            <w:r>
-              <w:rPr>
-                <w:sz w:val="20"/>
-              </w:rPr>
-              <w:t>Evaluate f at critical points in (a,b) and at endpoints a, b; compare values.</w:t>
-            </w:r>
-          </w:p>
-        </w:tc>
-      </w:tr>
-      <w:tr>
-        <w:tc>
-          <w:tcPr>
-            <w:tcW w:type="dxa" w:w="4896"/>
-          </w:tcPr>
-          <w:p>
-            <w:r>
-              <w:rPr>
-                <w:b/>
-                <w:sz w:val="20"/>
-              </w:rPr>
-              <w:t>Increasing / decreasing</w:t>
-            </w:r>
-          </w:p>
-        </w:tc>
-        <w:tc>
-          <w:tcPr>
-            <w:tcW w:type="dxa" w:w="4896"/>
-          </w:tcPr>
-          <w:p>
-            <w:r>
-              <w:rPr>
-                <w:sz w:val="20"/>
-              </w:rPr>
-              <w:t>f′ &gt; 0 on an interval ⇒ f strictly increasing; f′ &lt; 0 ⇒ strictly decreasing.</w:t>
-            </w:r>
-          </w:p>
-        </w:tc>
-      </w:tr>
-      <w:tr>
-        <w:tc>
-          <w:tcPr>
-            <w:tcW w:type="dxa" w:w="4896"/>
-          </w:tcPr>
-          <w:p>
-            <w:r>
-              <w:rPr>
-                <w:b/>
-                <w:sz w:val="20"/>
-              </w:rPr>
-              <w:t>Marginal interpretation</w:t>
-            </w:r>
-          </w:p>
-        </w:tc>
-        <w:tc>
-          <w:tcPr>
-            <w:tcW w:type="dxa" w:w="4896"/>
-          </w:tcPr>
-          <w:p>
-            <w:r>
-              <w:rPr>
-                <w:sz w:val="20"/>
-              </w:rPr>
-              <w:t>f′(x) ≈ change in f when x increases by 1 (economics/business applications).</w:t>
-            </w:r>
-          </w:p>
-        </w:tc>
-      </w:tr>
-    </w:tbl>
-    <w:p/>
-    <w:p>
-      <w:pPr>
-        <w:pStyle w:val="Heading1"/>
-      </w:pPr>
-      <w:r>
-        <w:rPr>
-          <w:color w:val="1F4E79"/>
-        </w:rPr>
-        <w:t>12. Elementary Probability</w:t>
-      </w:r>
-    </w:p>
-    <w:tbl>
-      <w:tblPr>
-        <w:tblStyle w:val="TableGrid"/>
-        <w:tblW w:type="auto" w:w="0"/>
-        <w:tblLook w:firstColumn="1" w:firstRow="1" w:lastColumn="0" w:lastRow="0" w:noHBand="0" w:noVBand="1" w:val="04A0"/>
-      </w:tblPr>
-      <w:tblGrid>
-        <w:gridCol w:w="4896"/>
-        <w:gridCol w:w="4896"/>
-      </w:tblGrid>
-      <w:tr>
-        <w:tc>
-          <w:tcPr>
-            <w:tcW w:type="dxa" w:w="3744"/>
-            <w:shd w:fill="1F4E79" w:val="clear"/>
-          </w:tcPr>
-          <w:p>
-            <w:r>
-              <w:rPr>
-                <w:b/>
-                <w:color w:val="FFFFFF"/>
-                <w:sz w:val="20"/>
-              </w:rPr>
-              <w:t>Term / Formula</w:t>
-            </w:r>
-          </w:p>
-        </w:tc>
-        <w:tc>
-          <w:tcPr>
-            <w:tcW w:type="dxa" w:w="6336"/>
-            <w:shd w:fill="1F4E79" w:val="clear"/>
-          </w:tcPr>
-          <w:p>
-            <w:r>
-              <w:rPr>
-                <w:b/>
-                <w:color w:val="FFFFFF"/>
-                <w:sz w:val="20"/>
-              </w:rPr>
-              <w:t>Explanation</w:t>
-            </w:r>
-          </w:p>
-        </w:tc>
-      </w:tr>
-      <w:tr>
-        <w:tc>
-          <w:tcPr>
-            <w:tcW w:type="dxa" w:w="4896"/>
-          </w:tcPr>
-          <w:p>
-            <w:r>
-              <w:rPr>
-                <w:b/>
-                <w:sz w:val="20"/>
-              </w:rPr>
-              <w:t>Classical probability</w:t>
-            </w:r>
-          </w:p>
-        </w:tc>
-        <w:tc>
-          <w:tcPr>
-            <w:tcW w:type="dxa" w:w="4896"/>
-          </w:tcPr>
-          <w:p>
-            <w:r>
-              <w:rPr>
-                <w:sz w:val="20"/>
-              </w:rPr>
-              <w:t>P(A) = |A| / |Ω|  when all outcomes in finite Ω are equally likely.</w:t>
-            </w:r>
-          </w:p>
-        </w:tc>
-      </w:tr>
-      <w:tr>
-        <w:tc>
-          <w:tcPr>
-            <w:tcW w:type="dxa" w:w="4896"/>
-          </w:tcPr>
-          <w:p>
-            <w:r>
-              <w:rPr>
-                <w:b/>
-                <w:sz w:val="20"/>
-              </w:rPr>
-              <w:t>Probability axioms</w:t>
-            </w:r>
-          </w:p>
-        </w:tc>
-        <w:tc>
-          <w:tcPr>
-            <w:tcW w:type="dxa" w:w="4896"/>
-          </w:tcPr>
-          <w:p>
-            <w:r>
-              <w:rPr>
-                <w:sz w:val="20"/>
-              </w:rPr>
-              <w:t>0 ≤ P(A) ≤ 1; P(Ω) = 1; for disjoint A,B: P(A ∪ B) = P(A) + P(B).</w:t>
-            </w:r>
-          </w:p>
-        </w:tc>
-      </w:tr>
-      <w:tr>
-        <w:tc>
-          <w:tcPr>
-            <w:tcW w:type="dxa" w:w="4896"/>
-          </w:tcPr>
-          <w:p>
-            <w:r>
-              <w:rPr>
-                <w:b/>
-                <w:sz w:val="20"/>
-              </w:rPr>
-              <w:t>Complement rule</w:t>
-            </w:r>
-          </w:p>
-        </w:tc>
-        <w:tc>
-          <w:tcPr>
-            <w:tcW w:type="dxa" w:w="4896"/>
-          </w:tcPr>
-          <w:p>
-            <w:r>
-              <w:rPr>
-                <w:sz w:val="20"/>
-              </w:rPr>
-              <w:t>P(Aᶜ) = 1 − P(A).</w:t>
-            </w:r>
-          </w:p>
-        </w:tc>
-      </w:tr>
-      <w:tr>
-        <w:tc>
-          <w:tcPr>
-            <w:tcW w:type="dxa" w:w="4896"/>
-          </w:tcPr>
-          <w:p>
-            <w:r>
-              <w:rPr>
-                <w:b/>
-                <w:sz w:val="20"/>
-              </w:rPr>
-              <w:t>Addition rule</w:t>
-            </w:r>
-          </w:p>
-        </w:tc>
-        <w:tc>
-          <w:tcPr>
-            <w:tcW w:type="dxa" w:w="4896"/>
-          </w:tcPr>
-          <w:p>
-            <w:r>
-              <w:rPr>
-                <w:sz w:val="20"/>
-              </w:rPr>
-              <w:t>P(A ∪ B) = P(A) + P(B) − P(A ∩ B).</w:t>
-            </w:r>
-          </w:p>
-        </w:tc>
-      </w:tr>
-      <w:tr>
-        <w:tc>
-          <w:tcPr>
-            <w:tcW w:type="dxa" w:w="4896"/>
-          </w:tcPr>
-          <w:p>
-            <w:r>
-              <w:rPr>
-                <w:b/>
-                <w:sz w:val="20"/>
-              </w:rPr>
-              <w:t>Independent events</w:t>
-            </w:r>
-          </w:p>
-        </w:tc>
-        <w:tc>
-          <w:tcPr>
-            <w:tcW w:type="dxa" w:w="4896"/>
-          </w:tcPr>
-          <w:p>
-            <w:r>
-              <w:rPr>
-                <w:sz w:val="20"/>
-              </w:rPr>
-              <w:t>P(A ∩ B) = P(A)·P(B). Equivalently P(A|B) = P(A).</w:t>
-            </w:r>
-          </w:p>
-        </w:tc>
-      </w:tr>
-      <w:tr>
-        <w:tc>
-          <w:tcPr>
-            <w:tcW w:type="dxa" w:w="4896"/>
-          </w:tcPr>
-          <w:p>
-            <w:r>
-              <w:rPr>
-                <w:b/>
-                <w:sz w:val="20"/>
-              </w:rPr>
-              <w:t>Conditional probability</w:t>
-            </w:r>
-          </w:p>
-        </w:tc>
-        <w:tc>
-          <w:tcPr>
-            <w:tcW w:type="dxa" w:w="4896"/>
-          </w:tcPr>
-          <w:p>
-            <w:r>
-              <w:rPr>
-                <w:sz w:val="20"/>
-              </w:rPr>
-              <w:t>P(A|B) = P(A ∩ B) / P(B)  (P(B) &gt; 0).</w:t>
-            </w:r>
-          </w:p>
-        </w:tc>
-      </w:tr>
-      <w:tr>
-        <w:tc>
-          <w:tcPr>
-            <w:tcW w:type="dxa" w:w="4896"/>
-          </w:tcPr>
-          <w:p>
-            <w:r>
-              <w:rPr>
-                <w:b/>
-                <w:sz w:val="20"/>
-              </w:rPr>
-              <w:t>Multiplication rule</w:t>
-            </w:r>
-          </w:p>
-        </w:tc>
-        <w:tc>
-          <w:tcPr>
-            <w:tcW w:type="dxa" w:w="4896"/>
-          </w:tcPr>
-          <w:p>
-            <w:r>
-              <w:rPr>
-                <w:sz w:val="20"/>
-              </w:rPr>
-              <w:t>P(A ∩ B) = P(A|B)·P(B) = P(B|A)·P(A).</w:t>
-            </w:r>
-          </w:p>
-        </w:tc>
-      </w:tr>
-      <w:tr>
-        <w:tc>
-          <w:tcPr>
-            <w:tcW w:type="dxa" w:w="4896"/>
-          </w:tcPr>
-          <w:p>
-            <w:r>
-              <w:rPr>
-                <w:b/>
-                <w:sz w:val="20"/>
-              </w:rPr>
-              <w:t>Bayes’ theorem</w:t>
-            </w:r>
-          </w:p>
-        </w:tc>
-        <w:tc>
-          <w:tcPr>
-            <w:tcW w:type="dxa" w:w="4896"/>
-          </w:tcPr>
-          <w:p>
-            <w:r>
-              <w:rPr>
-                <w:sz w:val="20"/>
-              </w:rPr>
-              <w:t>P(A|B) = [P(B|A)·P(A)] / P(B).</w:t>
-            </w:r>
-          </w:p>
-        </w:tc>
-      </w:tr>
-      <w:tr>
-        <w:tc>
-          <w:tcPr>
-            <w:tcW w:type="dxa" w:w="4896"/>
-          </w:tcPr>
-          <w:p>
-            <w:r>
-              <w:rPr>
-                <w:b/>
-                <w:sz w:val="20"/>
-              </w:rPr>
-              <w:t>Law of total probability</w:t>
-            </w:r>
-          </w:p>
-        </w:tc>
-        <w:tc>
-          <w:tcPr>
-            <w:tcW w:type="dxa" w:w="4896"/>
-          </w:tcPr>
-          <w:p>
-            <w:r>
-              <w:rPr>
-                <w:sz w:val="20"/>
-              </w:rPr>
-              <w:t>If B₁,…,Bₙ partition Ω: P(A) = Σ P(A|Bᵢ) P(Bᵢ).</w:t>
-            </w:r>
-          </w:p>
-        </w:tc>
-      </w:tr>
-      <w:tr>
-        <w:tc>
-          <w:tcPr>
-            <w:tcW w:type="dxa" w:w="4896"/>
-          </w:tcPr>
-          <w:p>
-            <w:r>
-              <w:rPr>
-                <w:b/>
-                <w:sz w:val="20"/>
-              </w:rPr>
-              <w:t>Permutation P(n,k)</w:t>
-            </w:r>
-          </w:p>
-        </w:tc>
-        <w:tc>
-          <w:tcPr>
-            <w:tcW w:type="dxa" w:w="4896"/>
-          </w:tcPr>
-          <w:p>
-            <w:r>
-              <w:rPr>
-                <w:sz w:val="20"/>
-              </w:rPr>
-              <w:t>P(n,k) = n! / (n−k)!  — ordered selections of k from n.</w:t>
-            </w:r>
-          </w:p>
-        </w:tc>
-      </w:tr>
-      <w:tr>
-        <w:tc>
-          <w:tcPr>
-            <w:tcW w:type="dxa" w:w="4896"/>
-          </w:tcPr>
-          <w:p>
-            <w:r>
-              <w:rPr>
-                <w:b/>
-                <w:sz w:val="20"/>
-              </w:rPr>
-              <w:t>Combination C(n,k)</w:t>
-            </w:r>
-          </w:p>
-        </w:tc>
-        <w:tc>
-          <w:tcPr>
-            <w:tcW w:type="dxa" w:w="4896"/>
-          </w:tcPr>
-          <w:p>
-            <w:r>
-              <w:rPr>
-                <w:sz w:val="20"/>
-              </w:rPr>
-              <w:t>C(n,k) = n! / (k!(n−k)!) = (n choose k) — unordered selections.</w:t>
-            </w:r>
-          </w:p>
-        </w:tc>
-      </w:tr>
-      <w:tr>
-        <w:tc>
-          <w:tcPr>
-            <w:tcW w:type="dxa" w:w="4896"/>
-          </w:tcPr>
-          <w:p>
-            <w:r>
-              <w:rPr>
-                <w:b/>
-                <w:sz w:val="20"/>
-              </w:rPr>
-              <w:t>Expected value (discrete)</w:t>
-            </w:r>
-          </w:p>
-        </w:tc>
-        <w:tc>
-          <w:tcPr>
-            <w:tcW w:type="dxa" w:w="4896"/>
-          </w:tcPr>
-          <w:p>
-            <w:r>
-              <w:rPr>
-                <w:sz w:val="20"/>
-              </w:rPr>
-              <w:t>E[X] = Σ xᵢ P(X = xᵢ).</w:t>
-            </w:r>
-          </w:p>
-        </w:tc>
-      </w:tr>
-      <w:tr>
-        <w:tc>
-          <w:tcPr>
-            <w:tcW w:type="dxa" w:w="4896"/>
-          </w:tcPr>
-          <w:p>
-            <w:r>
-              <w:rPr>
-                <w:b/>
-                <w:sz w:val="20"/>
-              </w:rPr>
-              <w:t>Variance / standard deviation</w:t>
-            </w:r>
-          </w:p>
-        </w:tc>
-        <w:tc>
-          <w:tcPr>
-            <w:tcW w:type="dxa" w:w="4896"/>
-          </w:tcPr>
-          <w:p>
-            <w:r>
-              <w:rPr>
-                <w:sz w:val="20"/>
-              </w:rPr>
-              <w:t>Var(X) = E[X²] − (E[X])²;  σ = √Var(X).</w:t>
-            </w:r>
-          </w:p>
-        </w:tc>
-      </w:tr>
-    </w:tbl>
-    <w:p/>
-    <w:p>
-      <w:pPr>
-        <w:pStyle w:val="Heading1"/>
-      </w:pPr>
-      <w:r>
-        <w:rPr>
-          <w:color w:val="1F4E79"/>
-        </w:rPr>
-        <w:t>13. Binomial Distribution</w:t>
-      </w:r>
-    </w:p>
-    <w:tbl>
-      <w:tblPr>
-        <w:tblStyle w:val="TableGrid"/>
-        <w:tblW w:type="auto" w:w="0"/>
-        <w:tblLook w:firstColumn="1" w:firstRow="1" w:lastColumn="0" w:lastRow="0" w:noHBand="0" w:noVBand="1" w:val="04A0"/>
-      </w:tblPr>
-      <w:tblGrid>
-        <w:gridCol w:w="4896"/>
-        <w:gridCol w:w="4896"/>
-      </w:tblGrid>
-      <w:tr>
-        <w:tc>
-          <w:tcPr>
-            <w:tcW w:type="dxa" w:w="3744"/>
-            <w:shd w:fill="1F4E79" w:val="clear"/>
-          </w:tcPr>
-          <w:p>
-            <w:r>
-              <w:rPr>
-                <w:b/>
-                <w:color w:val="FFFFFF"/>
-                <w:sz w:val="20"/>
-              </w:rPr>
-              <w:t>Term / Formula</w:t>
-            </w:r>
-          </w:p>
-        </w:tc>
-        <w:tc>
-          <w:tcPr>
-            <w:tcW w:type="dxa" w:w="6336"/>
-            <w:shd w:fill="1F4E79" w:val="clear"/>
-          </w:tcPr>
-          <w:p>
-            <w:r>
-              <w:rPr>
-                <w:b/>
-                <w:color w:val="FFFFFF"/>
-                <w:sz w:val="20"/>
-              </w:rPr>
-              <w:t>Explanation</w:t>
-            </w:r>
-          </w:p>
-        </w:tc>
-      </w:tr>
-      <w:tr>
-        <w:tc>
-          <w:tcPr>
-            <w:tcW w:type="dxa" w:w="4896"/>
-          </w:tcPr>
-          <w:p>
-            <w:r>
-              <w:rPr>
-                <w:b/>
-                <w:sz w:val="20"/>
-              </w:rPr>
-              <w:t>Bernoulli trial</w:t>
-            </w:r>
-          </w:p>
-        </w:tc>
-        <w:tc>
-          <w:tcPr>
-            <w:tcW w:type="dxa" w:w="4896"/>
-          </w:tcPr>
-          <w:p>
-            <w:r>
-              <w:rPr>
-                <w:sz w:val="20"/>
-              </w:rPr>
-              <w:t>A single experiment with two outcomes: success (probability p) and failure (q = 1 − p).</w:t>
-            </w:r>
-          </w:p>
-        </w:tc>
-      </w:tr>
-      <w:tr>
-        <w:tc>
-          <w:tcPr>
-            <w:tcW w:type="dxa" w:w="4896"/>
-          </w:tcPr>
-          <w:p>
-            <w:r>
-              <w:rPr>
-                <w:b/>
-                <w:sz w:val="20"/>
-              </w:rPr>
-              <w:t>Binomial setting</w:t>
-            </w:r>
-          </w:p>
-        </w:tc>
-        <w:tc>
-          <w:tcPr>
-            <w:tcW w:type="dxa" w:w="4896"/>
-          </w:tcPr>
-          <w:p>
-            <w:r>
-              <w:rPr>
-                <w:sz w:val="20"/>
-              </w:rPr>
-              <w:t>n independent Bernoulli trials with the same success probability p; X = number of successes.</w:t>
-            </w:r>
-          </w:p>
-        </w:tc>
-      </w:tr>
-      <w:tr>
-        <w:tc>
-          <w:tcPr>
-            <w:tcW w:type="dxa" w:w="4896"/>
-          </w:tcPr>
-          <w:p>
-            <w:r>
-              <w:rPr>
-                <w:b/>
-                <w:sz w:val="20"/>
-              </w:rPr>
-              <w:t>Binomial probability mass function</w:t>
-            </w:r>
-          </w:p>
-        </w:tc>
-        <w:tc>
-          <w:tcPr>
-            <w:tcW w:type="dxa" w:w="4896"/>
-          </w:tcPr>
-          <w:p>
-            <w:r>
-              <w:rPr>
-                <w:sz w:val="20"/>
-              </w:rPr>
-              <w:t>P(X = k) = C(n,k) · p^k · (1−p)^(n−k)  for k = 0,1,…,n.</w:t>
-            </w:r>
-          </w:p>
-        </w:tc>
-      </w:tr>
-      <w:tr>
-        <w:tc>
-          <w:tcPr>
-            <w:tcW w:type="dxa" w:w="4896"/>
-          </w:tcPr>
-          <w:p>
-            <w:r>
-              <w:rPr>
-                <w:b/>
-                <w:sz w:val="20"/>
-              </w:rPr>
-              <w:t>Mean of Binomial(n,p)</w:t>
-            </w:r>
-          </w:p>
-        </w:tc>
-        <w:tc>
-          <w:tcPr>
-            <w:tcW w:type="dxa" w:w="4896"/>
-          </w:tcPr>
-          <w:p>
-            <w:r>
-              <w:rPr>
-                <w:sz w:val="20"/>
-              </w:rPr>
-              <w:t>E[X] = n p.</w:t>
-            </w:r>
-          </w:p>
-        </w:tc>
-      </w:tr>
-      <w:tr>
-        <w:tc>
-          <w:tcPr>
-            <w:tcW w:type="dxa" w:w="4896"/>
-          </w:tcPr>
-          <w:p>
-            <w:r>
-              <w:rPr>
-                <w:b/>
-                <w:sz w:val="20"/>
-              </w:rPr>
-              <w:t>Variance of Binomial(n,p)</w:t>
-            </w:r>
-          </w:p>
-        </w:tc>
-        <w:tc>
-          <w:tcPr>
-            <w:tcW w:type="dxa" w:w="4896"/>
-          </w:tcPr>
-          <w:p>
-            <w:r>
-              <w:rPr>
-                <w:sz w:val="20"/>
-              </w:rPr>
-              <w:t>Var(X) = n p (1−p);  σ = √(np(1−p)).</w:t>
-            </w:r>
-          </w:p>
-        </w:tc>
-      </w:tr>
-      <w:tr>
-        <w:tc>
-          <w:tcPr>
-            <w:tcW w:type="dxa" w:w="4896"/>
-          </w:tcPr>
-          <w:p>
-            <w:r>
-              <w:rPr>
-                <w:b/>
-                <w:sz w:val="20"/>
-              </w:rPr>
-              <w:t>Cumulative probability</w:t>
-            </w:r>
-          </w:p>
-        </w:tc>
-        <w:tc>
-          <w:tcPr>
-            <w:tcW w:type="dxa" w:w="4896"/>
-          </w:tcPr>
-          <w:p>
-            <w:r>
-              <w:rPr>
-                <w:sz w:val="20"/>
-              </w:rPr>
-              <w:t>P(X ≤ k) = Σ_{i=0}^{k} C(n,i) p^i (1−p)^(n−i).</w:t>
-            </w:r>
-          </w:p>
-        </w:tc>
-      </w:tr>
-      <w:tr>
-        <w:tc>
-          <w:tcPr>
-            <w:tcW w:type="dxa" w:w="4896"/>
-          </w:tcPr>
-          <w:p>
-            <w:r>
-              <w:rPr>
-                <w:b/>
-                <w:sz w:val="20"/>
-              </w:rPr>
-              <w:t>P(at least one success)</w:t>
-            </w:r>
-          </w:p>
-        </w:tc>
-        <w:tc>
-          <w:tcPr>
-            <w:tcW w:type="dxa" w:w="4896"/>
-          </w:tcPr>
-          <w:p>
-            <w:r>
-              <w:rPr>
-                <w:sz w:val="20"/>
-              </w:rPr>
-              <w:t>P(X ≥ 1) = 1 − P(X = 0) = 1 − (1−p)^n.</w:t>
-            </w:r>
-          </w:p>
-        </w:tc>
-      </w:tr>
-      <w:tr>
-        <w:tc>
-          <w:tcPr>
-            <w:tcW w:type="dxa" w:w="4896"/>
-          </w:tcPr>
-          <w:p>
-            <w:r>
-              <w:rPr>
-                <w:b/>
-                <w:sz w:val="20"/>
-              </w:rPr>
-              <w:t>P(all successes)</w:t>
-            </w:r>
-          </w:p>
-        </w:tc>
-        <w:tc>
-          <w:tcPr>
-            <w:tcW w:type="dxa" w:w="4896"/>
-          </w:tcPr>
-          <w:p>
-            <w:r>
-              <w:rPr>
-                <w:sz w:val="20"/>
-              </w:rPr>
-              <w:t>P(X = n) = p^n.</w:t>
-            </w:r>
-          </w:p>
-        </w:tc>
-      </w:tr>
-      <w:tr>
-        <w:tc>
-          <w:tcPr>
-            <w:tcW w:type="dxa" w:w="4896"/>
-          </w:tcPr>
-          <w:p>
-            <w:r>
-              <w:rPr>
-                <w:b/>
-                <w:sz w:val="20"/>
-              </w:rPr>
-              <w:t>Symmetric case</w:t>
-            </w:r>
-          </w:p>
-        </w:tc>
-        <w:tc>
-          <w:tcPr>
-            <w:tcW w:type="dxa" w:w="4896"/>
-          </w:tcPr>
-          <w:p>
-            <w:r>
-              <w:rPr>
-                <w:sz w:val="20"/>
-              </w:rPr>
-              <w:t>If p = 1/2, the distribution is symmetric about n/2.</w:t>
-            </w:r>
-          </w:p>
-        </w:tc>
-      </w:tr>
-      <w:tr>
-        <w:tc>
-          <w:tcPr>
-            <w:tcW w:type="dxa" w:w="4896"/>
-          </w:tcPr>
-          <w:p>
-            <w:r>
-              <w:rPr>
-                <w:b/>
-                <w:sz w:val="20"/>
-              </w:rPr>
-              <w:t>When to use binomial</w:t>
-            </w:r>
-          </w:p>
-        </w:tc>
-        <w:tc>
-          <w:tcPr>
-            <w:tcW w:type="dxa" w:w="4896"/>
-          </w:tcPr>
-          <w:p>
-            <w:r>
-              <w:rPr>
-                <w:sz w:val="20"/>
-              </w:rPr>
-              <w:t>Fixed n, independent trials, two outcomes per trial, constant p.</w:t>
+              <w:t>Cumulative</w:t>
+            </w:r>
+          </w:p>
+        </w:tc>
+        <w:tc>
+          <w:tcPr>
+            <w:tcW w:type="dxa" w:w="4896"/>
+          </w:tcPr>
+          <w:p>
+            <w:r>
+              <w:rPr>
+                <w:sz w:val="20"/>
+              </w:rPr>
+              <w:t>P(X≤k)=Σ_{i=0}^{k} C(n,i) p^i (1−p)^(n−i).</w:t>
             </w:r>
           </w:p>
         </w:tc>

--- a/public/flashcards/BBE_Math_Flashcards.docx
+++ b/public/flashcards/BBE_Math_Flashcards.docx
@@ -17,7 +17,7 @@
         <w:rPr>
           <w:sz w:val="20"/>
         </w:rPr>
-        <w:t>Essential formulas and definitions for the WU BBE entrance exam, aligned with Sydsæter, Hammond, Carvajal &amp; Strøm: Essential Mathematics for Economic Analysis (5th ed.) Chapters 1–6, 8 and 10, plus BBE probability topics.</w:t>
+        <w:t>Essential formulas for the WU BBE entrance exam, organised by the official mathematics syllabus topics. Based on Sydsæter et al., Essential Mathematics for Economic Analysis. Each card explains the formula and its symbols. Matrix methods such as Cramer's rule are not included.</w:t>
       </w:r>
     </w:p>
     <w:p>
@@ -28,7 +28,7 @@
         <w:rPr>
           <w:color w:val="1F4E79"/>
         </w:rPr>
-        <w:t>1. Logic &amp; Set Theory (Ch. 1)</w:t>
+        <w:t>1. Logic</w:t>
       </w:r>
     </w:p>
     <w:tbl>
@@ -86,20 +86,20 @@
                 <w:b/>
                 <w:sz w:val="20"/>
               </w:rPr>
-              <w:t>Set</w:t>
-            </w:r>
-          </w:p>
-        </w:tc>
-        <w:tc>
-          <w:tcPr>
-            <w:tcW w:type="dxa" w:w="4896"/>
-          </w:tcPr>
-          <w:p>
-            <w:r>
-              <w:rPr>
-                <w:sz w:val="20"/>
-              </w:rPr>
-              <w:t>A collection of distinct objects (elements). Notation: x ∈ A means x belongs to A; x ∉ A means it does not.</w:t>
+              <w:t>Statement (proposition)</w:t>
+            </w:r>
+          </w:p>
+        </w:tc>
+        <w:tc>
+          <w:tcPr>
+            <w:tcW w:type="dxa" w:w="4896"/>
+          </w:tcPr>
+          <w:p>
+            <w:r>
+              <w:rPr>
+                <w:sz w:val="20"/>
+              </w:rPr>
+              <w:t>A declarative sentence that is either true or false, never both. We write statements as p, q, r.</w:t>
             </w:r>
           </w:p>
         </w:tc>
@@ -115,20 +115,20 @@
                 <w:b/>
                 <w:sz w:val="20"/>
               </w:rPr>
-              <w:t>Empty set ∅</w:t>
-            </w:r>
-          </w:p>
-        </w:tc>
-        <w:tc>
-          <w:tcPr>
-            <w:tcW w:type="dxa" w:w="4896"/>
-          </w:tcPr>
-          <w:p>
-            <w:r>
-              <w:rPr>
-                <w:sz w:val="20"/>
-              </w:rPr>
-              <w:t>The unique set containing no elements.</w:t>
+              <w:t>Negation ≠g p</w:t>
+            </w:r>
+          </w:p>
+        </w:tc>
+        <w:tc>
+          <w:tcPr>
+            <w:tcW w:type="dxa" w:w="4896"/>
+          </w:tcPr>
+          <w:p>
+            <w:r>
+              <w:rPr>
+                <w:sz w:val="20"/>
+              </w:rPr>
+              <w:t>The opposite of p: true when p is false, and false when p is true. Double negation: ≠g(≠g p)≡ p.</w:t>
             </w:r>
           </w:p>
         </w:tc>
@@ -144,20 +144,20 @@
                 <w:b/>
                 <w:sz w:val="20"/>
               </w:rPr>
-              <w:t>Subset A ⊆ B</w:t>
-            </w:r>
-          </w:p>
-        </w:tc>
-        <w:tc>
-          <w:tcPr>
-            <w:tcW w:type="dxa" w:w="4896"/>
-          </w:tcPr>
-          <w:p>
-            <w:r>
-              <w:rPr>
-                <w:sz w:val="20"/>
-              </w:rPr>
-              <w:t>Every element of A is also an element of B. A ⊂ B often means proper subset (A ⊆ B and A ≠ B).</w:t>
+              <w:t>Conjunction p∧ q</w:t>
+            </w:r>
+          </w:p>
+        </w:tc>
+        <w:tc>
+          <w:tcPr>
+            <w:tcW w:type="dxa" w:w="4896"/>
+          </w:tcPr>
+          <w:p>
+            <w:r>
+              <w:rPr>
+                <w:sz w:val="20"/>
+              </w:rPr>
+              <w:t>"p and q". True only when both p and q are true. Symbol ∧ means "and".</w:t>
             </w:r>
           </w:p>
         </w:tc>
@@ -173,20 +173,20 @@
                 <w:b/>
                 <w:sz w:val="20"/>
               </w:rPr>
-              <w:t>Union A ∪ B</w:t>
-            </w:r>
-          </w:p>
-        </w:tc>
-        <w:tc>
-          <w:tcPr>
-            <w:tcW w:type="dxa" w:w="4896"/>
-          </w:tcPr>
-          <w:p>
-            <w:r>
-              <w:rPr>
-                <w:sz w:val="20"/>
-              </w:rPr>
-              <w:t>The set of elements that belong to A or B (or both).</w:t>
+              <w:t>Disjunction p∨ q</w:t>
+            </w:r>
+          </w:p>
+        </w:tc>
+        <w:tc>
+          <w:tcPr>
+            <w:tcW w:type="dxa" w:w="4896"/>
+          </w:tcPr>
+          <w:p>
+            <w:r>
+              <w:rPr>
+                <w:sz w:val="20"/>
+              </w:rPr>
+              <w:t>"p or q" (inclusive). True if at least one of p, q is true. Symbol ∨ means "or".</w:t>
             </w:r>
           </w:p>
         </w:tc>
@@ -202,20 +202,20 @@
                 <w:b/>
                 <w:sz w:val="20"/>
               </w:rPr>
-              <w:t>Intersection A ∩ B</w:t>
-            </w:r>
-          </w:p>
-        </w:tc>
-        <w:tc>
-          <w:tcPr>
-            <w:tcW w:type="dxa" w:w="4896"/>
-          </w:tcPr>
-          <w:p>
-            <w:r>
-              <w:rPr>
-                <w:sz w:val="20"/>
-              </w:rPr>
-              <w:t>The set of elements that belong to both A and B.</w:t>
+              <w:t>Implication p⇒ q</w:t>
+            </w:r>
+          </w:p>
+        </w:tc>
+        <w:tc>
+          <w:tcPr>
+            <w:tcW w:type="dxa" w:w="4896"/>
+          </w:tcPr>
+          <w:p>
+            <w:r>
+              <w:rPr>
+                <w:sz w:val="20"/>
+              </w:rPr>
+              <w:t>"If p, then q". False only when p is true and q is false. Equivalent to ≠g p∨ q.</w:t>
             </w:r>
           </w:p>
         </w:tc>
@@ -231,20 +231,20 @@
                 <w:b/>
                 <w:sz w:val="20"/>
               </w:rPr>
-              <w:t>Difference A \ B</w:t>
-            </w:r>
-          </w:p>
-        </w:tc>
-        <w:tc>
-          <w:tcPr>
-            <w:tcW w:type="dxa" w:w="4896"/>
-          </w:tcPr>
-          <w:p>
-            <w:r>
-              <w:rPr>
-                <w:sz w:val="20"/>
-              </w:rPr>
-              <w:t>Elements in A that are not in B.</w:t>
+              <w:t>Equivalence p⇔ q</w:t>
+            </w:r>
+          </w:p>
+        </w:tc>
+        <w:tc>
+          <w:tcPr>
+            <w:tcW w:type="dxa" w:w="4896"/>
+          </w:tcPr>
+          <w:p>
+            <w:r>
+              <w:rPr>
+                <w:sz w:val="20"/>
+              </w:rPr>
+              <w:t>"p if and only if q". True when p and q have the same truth value.</w:t>
             </w:r>
           </w:p>
         </w:tc>
@@ -260,20 +260,20 @@
                 <w:b/>
                 <w:sz w:val="20"/>
               </w:rPr>
-              <w:t>Complement Aᶜ (or A′)</w:t>
-            </w:r>
-          </w:p>
-        </w:tc>
-        <w:tc>
-          <w:tcPr>
-            <w:tcW w:type="dxa" w:w="4896"/>
-          </w:tcPr>
-          <w:p>
-            <w:r>
-              <w:rPr>
-                <w:sz w:val="20"/>
-              </w:rPr>
-              <w:t>Relative to a universe Ω: all elements of Ω that are not in A.</w:t>
+              <w:t>Contrapositive</w:t>
+            </w:r>
+          </w:p>
+        </w:tc>
+        <w:tc>
+          <w:tcPr>
+            <w:tcW w:type="dxa" w:w="4896"/>
+          </w:tcPr>
+          <w:p>
+            <w:r>
+              <w:rPr>
+                <w:sz w:val="20"/>
+              </w:rPr>
+              <w:t>The contrapositive of p⇒ q is ≠g q⇒≠g p. It is logically equivalent to the original implication.</w:t>
             </w:r>
           </w:p>
         </w:tc>
@@ -289,20 +289,20 @@
                 <w:b/>
                 <w:sz w:val="20"/>
               </w:rPr>
-              <w:t>De Morgan (sets)</w:t>
-            </w:r>
-          </w:p>
-        </w:tc>
-        <w:tc>
-          <w:tcPr>
-            <w:tcW w:type="dxa" w:w="4896"/>
-          </w:tcPr>
-          <w:p>
-            <w:r>
-              <w:rPr>
-                <w:sz w:val="20"/>
-              </w:rPr>
-              <w:t>(A ∪ B)ᶜ = Aᶜ ∩ Bᶜ;  (A ∩ B)ᶜ = Aᶜ ∪ Bᶜ.</w:t>
+              <w:t>Converse</w:t>
+            </w:r>
+          </w:p>
+        </w:tc>
+        <w:tc>
+          <w:tcPr>
+            <w:tcW w:type="dxa" w:w="4896"/>
+          </w:tcPr>
+          <w:p>
+            <w:r>
+              <w:rPr>
+                <w:sz w:val="20"/>
+              </w:rPr>
+              <w:t>The converse of p⇒ q is q⇒ p. It is not automatically equivalent to the original.</w:t>
             </w:r>
           </w:p>
         </w:tc>
@@ -318,20 +318,20 @@
                 <w:b/>
                 <w:sz w:val="20"/>
               </w:rPr>
-              <w:t>Statement (proposition)</w:t>
-            </w:r>
-          </w:p>
-        </w:tc>
-        <w:tc>
-          <w:tcPr>
-            <w:tcW w:type="dxa" w:w="4896"/>
-          </w:tcPr>
-          <w:p>
-            <w:r>
-              <w:rPr>
-                <w:sz w:val="20"/>
-              </w:rPr>
-              <w:t>A declarative sentence that is either true or false (but not both).</w:t>
+              <w:t>Necessary vs. sufficient</w:t>
+            </w:r>
+          </w:p>
+        </w:tc>
+        <w:tc>
+          <w:tcPr>
+            <w:tcW w:type="dxa" w:w="4896"/>
+          </w:tcPr>
+          <w:p>
+            <w:r>
+              <w:rPr>
+                <w:sz w:val="20"/>
+              </w:rPr>
+              <w:t>In p⇒ q: p is a sufficient condition for q; q is a necessary condition for p.</w:t>
             </w:r>
           </w:p>
         </w:tc>
@@ -347,20 +347,20 @@
                 <w:b/>
                 <w:sz w:val="20"/>
               </w:rPr>
-              <w:t>Negation ¬p</w:t>
-            </w:r>
-          </w:p>
-        </w:tc>
-        <w:tc>
-          <w:tcPr>
-            <w:tcW w:type="dxa" w:w="4896"/>
-          </w:tcPr>
-          <w:p>
-            <w:r>
-              <w:rPr>
-                <w:sz w:val="20"/>
-              </w:rPr>
-              <w:t>True when p is false and false when p is true. ¬(¬p) ≡ p.</w:t>
+              <w:t>Modus ponens</w:t>
+            </w:r>
+          </w:p>
+        </w:tc>
+        <w:tc>
+          <w:tcPr>
+            <w:tcW w:type="dxa" w:w="4896"/>
+          </w:tcPr>
+          <w:p>
+            <w:r>
+              <w:rPr>
+                <w:sz w:val="20"/>
+              </w:rPr>
+              <w:t>From p⇒ q and p, conclude q.</w:t>
             </w:r>
           </w:p>
         </w:tc>
@@ -376,20 +376,20 @@
                 <w:b/>
                 <w:sz w:val="20"/>
               </w:rPr>
-              <w:t>Conjunction p ∧ q</w:t>
-            </w:r>
-          </w:p>
-        </w:tc>
-        <w:tc>
-          <w:tcPr>
-            <w:tcW w:type="dxa" w:w="4896"/>
-          </w:tcPr>
-          <w:p>
-            <w:r>
-              <w:rPr>
-                <w:sz w:val="20"/>
-              </w:rPr>
-              <w:t>"p and q". True only when both are true.</w:t>
+              <w:t>Modus tollens</w:t>
+            </w:r>
+          </w:p>
+        </w:tc>
+        <w:tc>
+          <w:tcPr>
+            <w:tcW w:type="dxa" w:w="4896"/>
+          </w:tcPr>
+          <w:p>
+            <w:r>
+              <w:rPr>
+                <w:sz w:val="20"/>
+              </w:rPr>
+              <w:t>From p⇒ q and ≠g q, conclude ≠g p.</w:t>
             </w:r>
           </w:p>
         </w:tc>
@@ -405,20 +405,20 @@
                 <w:b/>
                 <w:sz w:val="20"/>
               </w:rPr>
-              <w:t>Disjunction p ∨ q</w:t>
-            </w:r>
-          </w:p>
-        </w:tc>
-        <w:tc>
-          <w:tcPr>
-            <w:tcW w:type="dxa" w:w="4896"/>
-          </w:tcPr>
-          <w:p>
-            <w:r>
-              <w:rPr>
-                <w:sz w:val="20"/>
-              </w:rPr>
-              <w:t>"p or q" (inclusive). True when at least one is true.</w:t>
+              <w:t>De Morgan’s laws (logic)</w:t>
+            </w:r>
+          </w:p>
+        </w:tc>
+        <w:tc>
+          <w:tcPr>
+            <w:tcW w:type="dxa" w:w="4896"/>
+          </w:tcPr>
+          <w:p>
+            <w:r>
+              <w:rPr>
+                <w:sz w:val="20"/>
+              </w:rPr>
+              <w:t>≠g(p∧ q)≡≠g p∨≠g q and ≠g(p∨ q)≡≠g p∧≠g q.</w:t>
             </w:r>
           </w:p>
         </w:tc>
@@ -434,20 +434,20 @@
                 <w:b/>
                 <w:sz w:val="20"/>
               </w:rPr>
-              <w:t>Implication p → q</w:t>
-            </w:r>
-          </w:p>
-        </w:tc>
-        <w:tc>
-          <w:tcPr>
-            <w:tcW w:type="dxa" w:w="4896"/>
-          </w:tcPr>
-          <w:p>
-            <w:r>
-              <w:rPr>
-                <w:sz w:val="20"/>
-              </w:rPr>
-              <w:t>False only when p is true and q is false. Equivalent to ¬p ∨ q.</w:t>
+              <w:t>Tautology / contradiction</w:t>
+            </w:r>
+          </w:p>
+        </w:tc>
+        <w:tc>
+          <w:tcPr>
+            <w:tcW w:type="dxa" w:w="4896"/>
+          </w:tcPr>
+          <w:p>
+            <w:r>
+              <w:rPr>
+                <w:sz w:val="20"/>
+              </w:rPr>
+              <w:t>A tautology is always true; a contradiction is always false, for every truth assignment.</w:t>
             </w:r>
           </w:p>
         </w:tc>
@@ -463,20 +463,20 @@
                 <w:b/>
                 <w:sz w:val="20"/>
               </w:rPr>
-              <w:t>Equivalence p ↔ q</w:t>
-            </w:r>
-          </w:p>
-        </w:tc>
-        <w:tc>
-          <w:tcPr>
-            <w:tcW w:type="dxa" w:w="4896"/>
-          </w:tcPr>
-          <w:p>
-            <w:r>
-              <w:rPr>
-                <w:sz w:val="20"/>
-              </w:rPr>
-              <w:t>True when p and q have the same truth value.</w:t>
+              <w:t>Implication when solving equations</w:t>
+            </w:r>
+          </w:p>
+        </w:tc>
+        <w:tc>
+          <w:tcPr>
+            <w:tcW w:type="dxa" w:w="4896"/>
+          </w:tcPr>
+          <w:p>
+            <w:r>
+              <w:rPr>
+                <w:sz w:val="20"/>
+              </w:rPr>
+              <w:t>Steps like squaring both sides give an implication (⇒), not always an equivalence. Always check candidate solutions in the original equation.</w:t>
             </w:r>
           </w:p>
         </w:tc>
@@ -492,20 +492,20 @@
                 <w:b/>
                 <w:sz w:val="20"/>
               </w:rPr>
-              <w:t>Contrapositive</w:t>
-            </w:r>
-          </w:p>
-        </w:tc>
-        <w:tc>
-          <w:tcPr>
-            <w:tcW w:type="dxa" w:w="4896"/>
-          </w:tcPr>
-          <w:p>
-            <w:r>
-              <w:rPr>
-                <w:sz w:val="20"/>
-              </w:rPr>
-              <w:t>The contrapositive of p → q is ¬q → ¬p; it is logically equivalent to p → q.</w:t>
+              <w:t>Set membership x∈ A</w:t>
+            </w:r>
+          </w:p>
+        </w:tc>
+        <w:tc>
+          <w:tcPr>
+            <w:tcW w:type="dxa" w:w="4896"/>
+          </w:tcPr>
+          <w:p>
+            <w:r>
+              <w:rPr>
+                <w:sz w:val="20"/>
+              </w:rPr>
+              <w:t>x∈ A means element x belongs to set A; x∉ A means it does not.</w:t>
             </w:r>
           </w:p>
         </w:tc>
@@ -521,20 +521,20 @@
                 <w:b/>
                 <w:sz w:val="20"/>
               </w:rPr>
-              <w:t>Necessary vs. sufficient</w:t>
-            </w:r>
-          </w:p>
-        </w:tc>
-        <w:tc>
-          <w:tcPr>
-            <w:tcW w:type="dxa" w:w="4896"/>
-          </w:tcPr>
-          <w:p>
-            <w:r>
-              <w:rPr>
-                <w:sz w:val="20"/>
-              </w:rPr>
-              <w:t>In p → q: p is sufficient for q; q is necessary for p.</w:t>
+              <w:t>Union and intersection</w:t>
+            </w:r>
+          </w:p>
+        </w:tc>
+        <w:tc>
+          <w:tcPr>
+            <w:tcW w:type="dxa" w:w="4896"/>
+          </w:tcPr>
+          <w:p>
+            <w:r>
+              <w:rPr>
+                <w:sz w:val="20"/>
+              </w:rPr>
+              <w:t>A∪ B = elements in A or B (or both). A∩ B = elements in both A and B.</w:t>
             </w:r>
           </w:p>
         </w:tc>
@@ -550,20 +550,20 @@
                 <w:b/>
                 <w:sz w:val="20"/>
               </w:rPr>
-              <w:t>Modus ponens</w:t>
-            </w:r>
-          </w:p>
-        </w:tc>
-        <w:tc>
-          <w:tcPr>
-            <w:tcW w:type="dxa" w:w="4896"/>
-          </w:tcPr>
-          <w:p>
-            <w:r>
-              <w:rPr>
-                <w:sz w:val="20"/>
-              </w:rPr>
-              <w:t>From p → q and p, conclude q.</w:t>
+              <w:t>Complement A^(c)</w:t>
+            </w:r>
+          </w:p>
+        </w:tc>
+        <w:tc>
+          <w:tcPr>
+            <w:tcW w:type="dxa" w:w="4896"/>
+          </w:tcPr>
+          <w:p>
+            <w:r>
+              <w:rPr>
+                <w:sz w:val="20"/>
+              </w:rPr>
+              <w:t>Relative to a universe Ω: A^(c) is all elements of Ω that are not in A.</w:t>
             </w:r>
           </w:p>
         </w:tc>
@@ -579,78 +579,20 @@
                 <w:b/>
                 <w:sz w:val="20"/>
               </w:rPr>
-              <w:t>Modus tollens</w:t>
-            </w:r>
-          </w:p>
-        </w:tc>
-        <w:tc>
-          <w:tcPr>
-            <w:tcW w:type="dxa" w:w="4896"/>
-          </w:tcPr>
-          <w:p>
-            <w:r>
-              <w:rPr>
-                <w:sz w:val="20"/>
-              </w:rPr>
-              <w:t>From p → q and ¬q, conclude ¬p.</w:t>
-            </w:r>
-          </w:p>
-        </w:tc>
-      </w:tr>
-      <w:tr>
-        <w:tc>
-          <w:tcPr>
-            <w:tcW w:type="dxa" w:w="4896"/>
-          </w:tcPr>
-          <w:p>
-            <w:r>
-              <w:rPr>
-                <w:b/>
-                <w:sz w:val="20"/>
-              </w:rPr>
-              <w:t>Implication arrows when solving</w:t>
-            </w:r>
-          </w:p>
-        </w:tc>
-        <w:tc>
-          <w:tcPr>
-            <w:tcW w:type="dxa" w:w="4896"/>
-          </w:tcPr>
-          <w:p>
-            <w:r>
-              <w:rPr>
-                <w:sz w:val="20"/>
-              </w:rPr>
-              <w:t>Squaring both sides of an equation is an implication (⇒), not always an equivalence — check for extraneous solutions.</w:t>
-            </w:r>
-          </w:p>
-        </w:tc>
-      </w:tr>
-      <w:tr>
-        <w:tc>
-          <w:tcPr>
-            <w:tcW w:type="dxa" w:w="4896"/>
-          </w:tcPr>
-          <w:p>
-            <w:r>
-              <w:rPr>
-                <w:b/>
-                <w:sz w:val="20"/>
-              </w:rPr>
-              <w:t>Bernoulli’s inequality</w:t>
-            </w:r>
-          </w:p>
-        </w:tc>
-        <w:tc>
-          <w:tcPr>
-            <w:tcW w:type="dxa" w:w="4896"/>
-          </w:tcPr>
-          <w:p>
-            <w:r>
-              <w:rPr>
-                <w:sz w:val="20"/>
-              </w:rPr>
-              <w:t>For x ≥ −1 and natural n: (1 + x)^n ≥ 1 + n x.</w:t>
+              <w:t>De Morgan’s laws (sets)</w:t>
+            </w:r>
+          </w:p>
+        </w:tc>
+        <w:tc>
+          <w:tcPr>
+            <w:tcW w:type="dxa" w:w="4896"/>
+          </w:tcPr>
+          <w:p>
+            <w:r>
+              <w:rPr>
+                <w:sz w:val="20"/>
+              </w:rPr>
+              <w:t>(A∪ B)^(c)=A^(c)∩ B^(c) and (A∩ B)^(c)=A^(c)∪ B^(c).</w:t>
             </w:r>
           </w:p>
         </w:tc>
@@ -665,7 +607,7 @@
         <w:rPr>
           <w:color w:val="1F4E79"/>
         </w:rPr>
-        <w:t>2. Algebra (Ch. 2)</w:t>
+        <w:t>2. Elementary algebra</w:t>
       </w:r>
     </w:p>
     <w:tbl>
@@ -736,7 +678,7 @@
               <w:rPr>
                 <w:sz w:val="20"/>
               </w:rPr>
-              <w:t>a + b = b + a;  a · b = b · a.</w:t>
+              <w:t>a+b=b+a and ab=ba. Order of addition or multiplication does not matter.</w:t>
             </w:r>
           </w:p>
         </w:tc>
@@ -765,7 +707,7 @@
               <w:rPr>
                 <w:sz w:val="20"/>
               </w:rPr>
-              <w:t>(a + b) + c = a + (b + c);  (a · b) · c = a · (b · c).</w:t>
+              <w:t>(a+b)+c=a+(b+c) and (ab)c=a(bc). Grouping does not matter.</w:t>
             </w:r>
           </w:p>
         </w:tc>
@@ -794,7 +736,7 @@
               <w:rPr>
                 <w:sz w:val="20"/>
               </w:rPr>
-              <w:t>a(b + c) = ab + ac.</w:t>
+              <w:t>a(b+c)=ab+ac. Multiplication distributes over addition.</w:t>
             </w:r>
           </w:p>
         </w:tc>
@@ -823,7 +765,7 @@
               <w:rPr>
                 <w:sz w:val="20"/>
               </w:rPr>
-              <w:t>a² − b² = (a − b)(a + b).</w:t>
+              <w:t>a^(2)-b^(2)=(a-b)(a+b).</w:t>
             </w:r>
           </w:p>
         </w:tc>
@@ -839,20 +781,20 @@
                 <w:b/>
                 <w:sz w:val="20"/>
               </w:rPr>
-              <w:t>Perfect square</w:t>
-            </w:r>
-          </w:p>
-        </w:tc>
-        <w:tc>
-          <w:tcPr>
-            <w:tcW w:type="dxa" w:w="4896"/>
-          </w:tcPr>
-          <w:p>
-            <w:r>
-              <w:rPr>
-                <w:sz w:val="20"/>
-              </w:rPr>
-              <w:t>(a ± b)² = a² ± 2ab + b².</w:t>
+              <w:t>Perfect square expansion</w:t>
+            </w:r>
+          </w:p>
+        </w:tc>
+        <w:tc>
+          <w:tcPr>
+            <w:tcW w:type="dxa" w:w="4896"/>
+          </w:tcPr>
+          <w:p>
+            <w:r>
+              <w:rPr>
+                <w:sz w:val="20"/>
+              </w:rPr>
+              <w:t>(a± b)^(2)=a^(2)± 2ab+b^(2).</w:t>
             </w:r>
           </w:p>
         </w:tc>
@@ -868,20 +810,20 @@
                 <w:b/>
                 <w:sz w:val="20"/>
               </w:rPr>
-              <w:t>Sum/difference of cubes</w:t>
-            </w:r>
-          </w:p>
-        </w:tc>
-        <w:tc>
-          <w:tcPr>
-            <w:tcW w:type="dxa" w:w="4896"/>
-          </w:tcPr>
-          <w:p>
-            <w:r>
-              <w:rPr>
-                <w:sz w:val="20"/>
-              </w:rPr>
-              <w:t>a³ − b³ = (a − b)(a² + ab + b²);  a³ + b³ = (a + b)(a² − ab + b²).</w:t>
+              <w:t>Sum and difference of cubes</w:t>
+            </w:r>
+          </w:p>
+        </w:tc>
+        <w:tc>
+          <w:tcPr>
+            <w:tcW w:type="dxa" w:w="4896"/>
+          </w:tcPr>
+          <w:p>
+            <w:r>
+              <w:rPr>
+                <w:sz w:val="20"/>
+              </w:rPr>
+              <w:t>a^(3)-b^(3)=(a-b)(a^(2)+ab+b^(2)) and a^(3)+b^(3)=(a+b)(a^(2)-ab+b^(2)).</w:t>
             </w:r>
           </w:p>
         </w:tc>
@@ -897,20 +839,20 @@
                 <w:b/>
                 <w:sz w:val="20"/>
               </w:rPr>
-              <w:t>Fraction addition</w:t>
-            </w:r>
-          </w:p>
-        </w:tc>
-        <w:tc>
-          <w:tcPr>
-            <w:tcW w:type="dxa" w:w="4896"/>
-          </w:tcPr>
-          <w:p>
-            <w:r>
-              <w:rPr>
-                <w:sz w:val="20"/>
-              </w:rPr>
-              <w:t>a/b + c/d = (ad + bc)/(bd)  (b, d ≠ 0).</w:t>
+              <w:t>Adding fractions</w:t>
+            </w:r>
+          </w:p>
+        </w:tc>
+        <w:tc>
+          <w:tcPr>
+            <w:tcW w:type="dxa" w:w="4896"/>
+          </w:tcPr>
+          <w:p>
+            <w:r>
+              <w:rPr>
+                <w:sz w:val="20"/>
+              </w:rPr>
+              <w:t>(a)/(b)+(c)/(d)=(ad+bc)/(bd) for b,d≠ 0.</w:t>
             </w:r>
           </w:p>
         </w:tc>
@@ -926,20 +868,20 @@
                 <w:b/>
                 <w:sz w:val="20"/>
               </w:rPr>
-              <w:t>Fraction multiplication / division</w:t>
-            </w:r>
-          </w:p>
-        </w:tc>
-        <w:tc>
-          <w:tcPr>
-            <w:tcW w:type="dxa" w:w="4896"/>
-          </w:tcPr>
-          <w:p>
-            <w:r>
-              <w:rPr>
-                <w:sz w:val="20"/>
-              </w:rPr>
-              <w:t>(a/b)(c/d) = ac/bd;  (a/b)÷(c/d) = (a/b)(d/c).</w:t>
+              <w:t>Multiplying / dividing fractions</w:t>
+            </w:r>
+          </w:p>
+        </w:tc>
+        <w:tc>
+          <w:tcPr>
+            <w:tcW w:type="dxa" w:w="4896"/>
+          </w:tcPr>
+          <w:p>
+            <w:r>
+              <w:rPr>
+                <w:sz w:val="20"/>
+              </w:rPr>
+              <w:t>(a)/(b)·(c)/(d)=(ac)/(bd) and (a)/(b)div(c)/(d)=(a)/(b)·(d)/(c).</w:t>
             </w:r>
           </w:p>
         </w:tc>
@@ -955,20 +897,20 @@
                 <w:b/>
                 <w:sz w:val="20"/>
               </w:rPr>
-              <w:t>Power product / quotient</w:t>
-            </w:r>
-          </w:p>
-        </w:tc>
-        <w:tc>
-          <w:tcPr>
-            <w:tcW w:type="dxa" w:w="4896"/>
-          </w:tcPr>
-          <w:p>
-            <w:r>
-              <w:rPr>
-                <w:sz w:val="20"/>
-              </w:rPr>
-              <w:t>a^m a^n = a^(m+n);  a^m / a^n = a^(m−n) (a ≠ 0).</w:t>
+              <w:t>Product and quotient of powers</w:t>
+            </w:r>
+          </w:p>
+        </w:tc>
+        <w:tc>
+          <w:tcPr>
+            <w:tcW w:type="dxa" w:w="4896"/>
+          </w:tcPr>
+          <w:p>
+            <w:r>
+              <w:rPr>
+                <w:sz w:val="20"/>
+              </w:rPr>
+              <w:t>Same base: a^(m)a^(n)=a^(m+n) and (a^(m))/(a^(n))=a^(m-n) (a≠ 0).</w:t>
             </w:r>
           </w:p>
         </w:tc>
@@ -997,7 +939,7 @@
               <w:rPr>
                 <w:sz w:val="20"/>
               </w:rPr>
-              <w:t>(a^m)^n = a^(mn).</w:t>
+              <w:t>(a^(m))^(n)=a^(mn).</w:t>
             </w:r>
           </w:p>
         </w:tc>
@@ -1026,7 +968,7 @@
               <w:rPr>
                 <w:sz w:val="20"/>
               </w:rPr>
-              <w:t>a^0 = 1 (a ≠ 0);  a^(−n) = 1/a^n.</w:t>
+              <w:t>a^(0)=1 for a≠ 0, and a^(-n)=(1)/(a^(n)).</w:t>
             </w:r>
           </w:p>
         </w:tc>
@@ -1042,20 +984,20 @@
                 <w:b/>
                 <w:sz w:val="20"/>
               </w:rPr>
-              <w:t>Fractional powers / roots</w:t>
-            </w:r>
-          </w:p>
-        </w:tc>
-        <w:tc>
-          <w:tcPr>
-            <w:tcW w:type="dxa" w:w="4896"/>
-          </w:tcPr>
-          <w:p>
-            <w:r>
-              <w:rPr>
-                <w:sz w:val="20"/>
-              </w:rPr>
-              <w:t>a^(1/n) = ⁿ√a;  a^(m/n) = (ⁿ√a)^m = ⁿ√(a^m) (where defined).</w:t>
+              <w:t>Roots as fractional powers</w:t>
+            </w:r>
+          </w:p>
+        </w:tc>
+        <w:tc>
+          <w:tcPr>
+            <w:tcW w:type="dxa" w:w="4896"/>
+          </w:tcPr>
+          <w:p>
+            <w:r>
+              <w:rPr>
+                <w:sz w:val="20"/>
+              </w:rPr>
+              <w:t>(a)^(1/n)=a^(1/n) and a^(m/n)=((a)^(1/n))^(m)=(a^(m))^(1/n) (where defined).</w:t>
             </w:r>
           </w:p>
         </w:tc>
@@ -1071,20 +1013,20 @@
                 <w:b/>
                 <w:sz w:val="20"/>
               </w:rPr>
-              <w:t>Absolute value</w:t>
-            </w:r>
-          </w:p>
-        </w:tc>
-        <w:tc>
-          <w:tcPr>
-            <w:tcW w:type="dxa" w:w="4896"/>
-          </w:tcPr>
-          <w:p>
-            <w:r>
-              <w:rPr>
-                <w:sz w:val="20"/>
-              </w:rPr>
-              <w:t>|x| = x if x ≥ 0, −x if x &lt; 0.  |xy| = |x||y|;  |x| ≥ 0.</w:t>
+              <w:t>Absolute value |x|</w:t>
+            </w:r>
+          </w:p>
+        </w:tc>
+        <w:tc>
+          <w:tcPr>
+            <w:tcW w:type="dxa" w:w="4896"/>
+          </w:tcPr>
+          <w:p>
+            <w:r>
+              <w:rPr>
+                <w:sz w:val="20"/>
+              </w:rPr>
+              <w:t>|x|=x if x≥ 0, and |x|=-x if x&lt;0. Always |x|≥ 0.</w:t>
             </w:r>
           </w:p>
         </w:tc>
@@ -1100,20 +1042,20 @@
                 <w:b/>
                 <w:sz w:val="20"/>
               </w:rPr>
-              <w:t>Inequality rule (negative)</w:t>
-            </w:r>
-          </w:p>
-        </w:tc>
-        <w:tc>
-          <w:tcPr>
-            <w:tcW w:type="dxa" w:w="4896"/>
-          </w:tcPr>
-          <w:p>
-            <w:r>
-              <w:rPr>
-                <w:sz w:val="20"/>
-              </w:rPr>
-              <w:t>Multiplying or dividing both sides of an inequality by a negative number reverses the inequality sign.</w:t>
+              <w:t>Percentage</w:t>
+            </w:r>
+          </w:p>
+        </w:tc>
+        <w:tc>
+          <w:tcPr>
+            <w:tcW w:type="dxa" w:w="4896"/>
+          </w:tcPr>
+          <w:p>
+            <w:r>
+              <w:rPr>
+                <w:sz w:val="20"/>
+              </w:rPr>
+              <w:t>p% of x equals (p)/(100)· x. Relative change =(new-old)/(old).</w:t>
             </w:r>
           </w:p>
         </w:tc>
@@ -1129,20 +1071,20 @@
                 <w:b/>
                 <w:sz w:val="20"/>
               </w:rPr>
-              <w:t>Absolute-value inequalities</w:t>
-            </w:r>
-          </w:p>
-        </w:tc>
-        <w:tc>
-          <w:tcPr>
-            <w:tcW w:type="dxa" w:w="4896"/>
-          </w:tcPr>
-          <w:p>
-            <w:r>
-              <w:rPr>
-                <w:sz w:val="20"/>
-              </w:rPr>
-              <w:t>|x| &lt; a (a &gt; 0) ⇔ −a &lt; x &lt; a;  |x| &gt; a ⇔ x &lt; −a or x &gt; a.</w:t>
+              <w:t>Sum of first n naturals</w:t>
+            </w:r>
+          </w:p>
+        </w:tc>
+        <w:tc>
+          <w:tcPr>
+            <w:tcW w:type="dxa" w:w="4896"/>
+          </w:tcPr>
+          <w:p>
+            <w:r>
+              <w:rPr>
+                <w:sz w:val="20"/>
+              </w:rPr>
+              <w:t>Σ(k=1)^(n)k=(n(n+1))/(2).</w:t>
             </w:r>
           </w:p>
         </w:tc>
@@ -1158,20 +1100,20 @@
                 <w:b/>
                 <w:sz w:val="20"/>
               </w:rPr>
-              <w:t>Summation Σ</w:t>
-            </w:r>
-          </w:p>
-        </w:tc>
-        <w:tc>
-          <w:tcPr>
-            <w:tcW w:type="dxa" w:w="4896"/>
-          </w:tcPr>
-          <w:p>
-            <w:r>
-              <w:rPr>
-                <w:sz w:val="20"/>
-              </w:rPr>
-              <w:t>Σ_{i=1}^{n} a_i = a_1 + … + a_n.</w:t>
+              <w:t>Arithmetic series sum</w:t>
+            </w:r>
+          </w:p>
+        </w:tc>
+        <w:tc>
+          <w:tcPr>
+            <w:tcW w:type="dxa" w:w="4896"/>
+          </w:tcPr>
+          <w:p>
+            <w:r>
+              <w:rPr>
+                <w:sz w:val="20"/>
+              </w:rPr>
+              <w:t>a+(a+d)+·s+(a+(n-1)d)=(n)/(2)(2a+(n-1)d)=(n)/(2)(first+last).</w:t>
             </w:r>
           </w:p>
         </w:tc>
@@ -1187,20 +1129,20 @@
                 <w:b/>
                 <w:sz w:val="20"/>
               </w:rPr>
-              <w:t>Linearity of sums</w:t>
-            </w:r>
-          </w:p>
-        </w:tc>
-        <w:tc>
-          <w:tcPr>
-            <w:tcW w:type="dxa" w:w="4896"/>
-          </w:tcPr>
-          <w:p>
-            <w:r>
-              <w:rPr>
-                <w:sz w:val="20"/>
-              </w:rPr>
-              <w:t>Σ (ca_i + b_i) = c Σ a_i + Σ b_i.</w:t>
+              <w:t>Geometric series (finite)</w:t>
+            </w:r>
+          </w:p>
+        </w:tc>
+        <w:tc>
+          <w:tcPr>
+            <w:tcW w:type="dxa" w:w="4896"/>
+          </w:tcPr>
+          <w:p>
+            <w:r>
+              <w:rPr>
+                <w:sz w:val="20"/>
+              </w:rPr>
+              <w:t>a+ar+·s+ar^(n-1)=a(1-r^(n))/(1-r) for r≠ 1.</w:t>
             </w:r>
           </w:p>
         </w:tc>
@@ -1216,165 +1158,20 @@
                 <w:b/>
                 <w:sz w:val="20"/>
               </w:rPr>
-              <w:t>Sum of first n naturals</w:t>
-            </w:r>
-          </w:p>
-        </w:tc>
-        <w:tc>
-          <w:tcPr>
-            <w:tcW w:type="dxa" w:w="4896"/>
-          </w:tcPr>
-          <w:p>
-            <w:r>
-              <w:rPr>
-                <w:sz w:val="20"/>
-              </w:rPr>
-              <w:t>Σ_{k=1}^{n} k = n(n + 1)/2.</w:t>
-            </w:r>
-          </w:p>
-        </w:tc>
-      </w:tr>
-      <w:tr>
-        <w:tc>
-          <w:tcPr>
-            <w:tcW w:type="dxa" w:w="4896"/>
-          </w:tcPr>
-          <w:p>
-            <w:r>
-              <w:rPr>
-                <w:b/>
-                <w:sz w:val="20"/>
-              </w:rPr>
-              <w:t>Sum of squares</w:t>
-            </w:r>
-          </w:p>
-        </w:tc>
-        <w:tc>
-          <w:tcPr>
-            <w:tcW w:type="dxa" w:w="4896"/>
-          </w:tcPr>
-          <w:p>
-            <w:r>
-              <w:rPr>
-                <w:sz w:val="20"/>
-              </w:rPr>
-              <w:t>Σ_{k=1}^{n} k² = n(n + 1)(2n + 1)/6.</w:t>
-            </w:r>
-          </w:p>
-        </w:tc>
-      </w:tr>
-      <w:tr>
-        <w:tc>
-          <w:tcPr>
-            <w:tcW w:type="dxa" w:w="4896"/>
-          </w:tcPr>
-          <w:p>
-            <w:r>
-              <w:rPr>
-                <w:b/>
-                <w:sz w:val="20"/>
-              </w:rPr>
-              <w:t>Sum of cubes</w:t>
-            </w:r>
-          </w:p>
-        </w:tc>
-        <w:tc>
-          <w:tcPr>
-            <w:tcW w:type="dxa" w:w="4896"/>
-          </w:tcPr>
-          <w:p>
-            <w:r>
-              <w:rPr>
-                <w:sz w:val="20"/>
-              </w:rPr>
-              <w:t>Σ_{k=1}^{n} k³ = [n(n + 1)/2]².</w:t>
-            </w:r>
-          </w:p>
-        </w:tc>
-      </w:tr>
-      <w:tr>
-        <w:tc>
-          <w:tcPr>
-            <w:tcW w:type="dxa" w:w="4896"/>
-          </w:tcPr>
-          <w:p>
-            <w:r>
-              <w:rPr>
-                <w:b/>
-                <w:sz w:val="20"/>
-              </w:rPr>
-              <w:t>Arithmetic series sum</w:t>
-            </w:r>
-          </w:p>
-        </w:tc>
-        <w:tc>
-          <w:tcPr>
-            <w:tcW w:type="dxa" w:w="4896"/>
-          </w:tcPr>
-          <w:p>
-            <w:r>
-              <w:rPr>
-                <w:sz w:val="20"/>
-              </w:rPr>
-              <w:t>a + (a+d) + … + (a+(n−1)d) = n/2 · [2a + (n−1)d] = n/2 · (first + last).</w:t>
-            </w:r>
-          </w:p>
-        </w:tc>
-      </w:tr>
-      <w:tr>
-        <w:tc>
-          <w:tcPr>
-            <w:tcW w:type="dxa" w:w="4896"/>
-          </w:tcPr>
-          <w:p>
-            <w:r>
-              <w:rPr>
-                <w:b/>
-                <w:sz w:val="20"/>
-              </w:rPr>
-              <w:t>Double sums</w:t>
-            </w:r>
-          </w:p>
-        </w:tc>
-        <w:tc>
-          <w:tcPr>
-            <w:tcW w:type="dxa" w:w="4896"/>
-          </w:tcPr>
-          <w:p>
-            <w:r>
-              <w:rPr>
-                <w:sz w:val="20"/>
-              </w:rPr>
-              <w:t>Σ_i Σ_j a_{ij} = Σ_j Σ_i a_{ij} (finite sums; order of summation can be swapped).</w:t>
-            </w:r>
-          </w:p>
-        </w:tc>
-      </w:tr>
-      <w:tr>
-        <w:tc>
-          <w:tcPr>
-            <w:tcW w:type="dxa" w:w="4896"/>
-          </w:tcPr>
-          <w:p>
-            <w:r>
-              <w:rPr>
-                <w:b/>
-                <w:sz w:val="20"/>
-              </w:rPr>
-              <w:t>Factorial</w:t>
-            </w:r>
-          </w:p>
-        </w:tc>
-        <w:tc>
-          <w:tcPr>
-            <w:tcW w:type="dxa" w:w="4896"/>
-          </w:tcPr>
-          <w:p>
-            <w:r>
-              <w:rPr>
-                <w:sz w:val="20"/>
-              </w:rPr>
-              <w:t>n! = 1·2·…·n;  0! = 1.</w:t>
+              <w:t>Factorial n!</w:t>
+            </w:r>
+          </w:p>
+        </w:tc>
+        <w:tc>
+          <w:tcPr>
+            <w:tcW w:type="dxa" w:w="4896"/>
+          </w:tcPr>
+          <w:p>
+            <w:r>
+              <w:rPr>
+                <w:sz w:val="20"/>
+              </w:rPr>
+              <w:t>n!=1· 2·s n for natural n, and 0!=1.</w:t>
             </w:r>
           </w:p>
         </w:tc>
@@ -1389,7 +1186,7 @@
         <w:rPr>
           <w:color w:val="1F4E79"/>
         </w:rPr>
-        <w:t>3. Solving Equations (Ch. 3)</w:t>
+        <w:t>3. Elementary financial mathematics</w:t>
       </w:r>
     </w:p>
     <w:tbl>
@@ -1447,20 +1244,20 @@
                 <w:b/>
                 <w:sz w:val="20"/>
               </w:rPr>
-              <w:t>Linear equation</w:t>
-            </w:r>
-          </w:p>
-        </w:tc>
-        <w:tc>
-          <w:tcPr>
-            <w:tcW w:type="dxa" w:w="4896"/>
-          </w:tcPr>
-          <w:p>
-            <w:r>
-              <w:rPr>
-                <w:sz w:val="20"/>
-              </w:rPr>
-              <w:t>ax + b = 0 ⇒ x = −b/a (a ≠ 0).</w:t>
+              <w:t>Simple interest</w:t>
+            </w:r>
+          </w:p>
+        </w:tc>
+        <w:tc>
+          <w:tcPr>
+            <w:tcW w:type="dxa" w:w="4896"/>
+          </w:tcPr>
+          <w:p>
+            <w:r>
+              <w:rPr>
+                <w:sz w:val="20"/>
+              </w:rPr>
+              <w:t>Interest I=Prt, where P is principal, r is the interest rate per period, and t is the number of periods. Future value: FV=P(1+rt).</w:t>
             </w:r>
           </w:p>
         </w:tc>
@@ -1476,20 +1273,20 @@
                 <w:b/>
                 <w:sz w:val="20"/>
               </w:rPr>
-              <w:t>Equivalent equations</w:t>
-            </w:r>
-          </w:p>
-        </w:tc>
-        <w:tc>
-          <w:tcPr>
-            <w:tcW w:type="dxa" w:w="4896"/>
-          </w:tcPr>
-          <w:p>
-            <w:r>
-              <w:rPr>
-                <w:sz w:val="20"/>
-              </w:rPr>
-              <w:t>Same solution set; obtained by adding the same number or multiplying by a nonzero constant.</w:t>
+              <w:t>Compound interest (discrete)</w:t>
+            </w:r>
+          </w:p>
+        </w:tc>
+        <w:tc>
+          <w:tcPr>
+            <w:tcW w:type="dxa" w:w="4896"/>
+          </w:tcPr>
+          <w:p>
+            <w:r>
+              <w:rPr>
+                <w:sz w:val="20"/>
+              </w:rPr>
+              <w:t>FV=P(1+r)^(n), where r is the rate per compounding period and n is the number of periods.</w:t>
             </w:r>
           </w:p>
         </w:tc>
@@ -1505,20 +1302,20 @@
                 <w:b/>
                 <w:sz w:val="20"/>
               </w:rPr>
-              <w:t>Quadratic equation</w:t>
-            </w:r>
-          </w:p>
-        </w:tc>
-        <w:tc>
-          <w:tcPr>
-            <w:tcW w:type="dxa" w:w="4896"/>
-          </w:tcPr>
-          <w:p>
-            <w:r>
-              <w:rPr>
-                <w:sz w:val="20"/>
-              </w:rPr>
-              <w:t>ax² + bx + c = 0 (a ≠ 0).</w:t>
+              <w:t>Compounding m times per year</w:t>
+            </w:r>
+          </w:p>
+        </w:tc>
+        <w:tc>
+          <w:tcPr>
+            <w:tcW w:type="dxa" w:w="4896"/>
+          </w:tcPr>
+          <w:p>
+            <w:r>
+              <w:rPr>
+                <w:sz w:val="20"/>
+              </w:rPr>
+              <w:t>FV=P(1+(i)/(m))^(mt), where i is the nominal annual rate and t is time in years.</w:t>
             </w:r>
           </w:p>
         </w:tc>
@@ -1534,20 +1331,20 @@
                 <w:b/>
                 <w:sz w:val="20"/>
               </w:rPr>
-              <w:t>Simple quadratic formula (monic)</w:t>
-            </w:r>
-          </w:p>
-        </w:tc>
-        <w:tc>
-          <w:tcPr>
-            <w:tcW w:type="dxa" w:w="4896"/>
-          </w:tcPr>
-          <w:p>
-            <w:r>
-              <w:rPr>
-                <w:sz w:val="20"/>
-              </w:rPr>
-              <w:t>For x² + px + q = 0: x = −p/2 ± √[(p/2)² − q].</w:t>
+              <w:t>Effective annual rate (EAR)</w:t>
+            </w:r>
+          </w:p>
+        </w:tc>
+        <w:tc>
+          <w:tcPr>
+            <w:tcW w:type="dxa" w:w="4896"/>
+          </w:tcPr>
+          <w:p>
+            <w:r>
+              <w:rPr>
+                <w:sz w:val="20"/>
+              </w:rPr>
+              <w:t>EAR=(1+(i)/(m))^(m)-1. The true yearly growth rate with m compounds.</w:t>
             </w:r>
           </w:p>
         </w:tc>
@@ -1563,20 +1360,20 @@
                 <w:b/>
                 <w:sz w:val="20"/>
               </w:rPr>
-              <w:t>General quadratic formula</w:t>
-            </w:r>
-          </w:p>
-        </w:tc>
-        <w:tc>
-          <w:tcPr>
-            <w:tcW w:type="dxa" w:w="4896"/>
-          </w:tcPr>
-          <w:p>
-            <w:r>
-              <w:rPr>
-                <w:sz w:val="20"/>
-              </w:rPr>
-              <w:t>x = [−b ± √(b² − 4ac)] / (2a).</w:t>
+              <w:t>Continuous compounding</w:t>
+            </w:r>
+          </w:p>
+        </w:tc>
+        <w:tc>
+          <w:tcPr>
+            <w:tcW w:type="dxa" w:w="4896"/>
+          </w:tcPr>
+          <w:p>
+            <w:r>
+              <w:rPr>
+                <w:sz w:val="20"/>
+              </w:rPr>
+              <w:t>FV=Pe^(rt). Here e≈ 2.71828 is Euler’s number and r is the continuous rate.</w:t>
             </w:r>
           </w:p>
         </w:tc>
@@ -1592,20 +1389,20 @@
                 <w:b/>
                 <w:sz w:val="20"/>
               </w:rPr>
-              <w:t>Discriminant Δ</w:t>
-            </w:r>
-          </w:p>
-        </w:tc>
-        <w:tc>
-          <w:tcPr>
-            <w:tcW w:type="dxa" w:w="4896"/>
-          </w:tcPr>
-          <w:p>
-            <w:r>
-              <w:rPr>
-                <w:sz w:val="20"/>
-              </w:rPr>
-              <w:t>Δ = b² − 4ac. Δ&gt;0 two real roots; Δ=0 one double root; Δ&lt;0 no real roots.</w:t>
+              <w:t>Present value (discrete)</w:t>
+            </w:r>
+          </w:p>
+        </w:tc>
+        <w:tc>
+          <w:tcPr>
+            <w:tcW w:type="dxa" w:w="4896"/>
+          </w:tcPr>
+          <w:p>
+            <w:r>
+              <w:rPr>
+                <w:sz w:val="20"/>
+              </w:rPr>
+              <w:t>PV=(FV)/((1+r)^(n))=FV(1+r)^(-n). Discount future money back to today.</w:t>
             </w:r>
           </w:p>
         </w:tc>
@@ -1621,20 +1418,20 @@
                 <w:b/>
                 <w:sz w:val="20"/>
               </w:rPr>
-              <w:t>Vieta’s formulas</w:t>
-            </w:r>
-          </w:p>
-        </w:tc>
-        <w:tc>
-          <w:tcPr>
-            <w:tcW w:type="dxa" w:w="4896"/>
-          </w:tcPr>
-          <w:p>
-            <w:r>
-              <w:rPr>
-                <w:sz w:val="20"/>
-              </w:rPr>
-              <w:t>For ax²+bx+c=0: sum of roots = −b/a; product = c/a.</w:t>
+              <w:t>Continuous present value</w:t>
+            </w:r>
+          </w:p>
+        </w:tc>
+        <w:tc>
+          <w:tcPr>
+            <w:tcW w:type="dxa" w:w="4896"/>
+          </w:tcPr>
+          <w:p>
+            <w:r>
+              <w:rPr>
+                <w:sz w:val="20"/>
+              </w:rPr>
+              <w:t>PV=FV e^(-rt).</w:t>
             </w:r>
           </w:p>
         </w:tc>
@@ -1650,20 +1447,20 @@
                 <w:b/>
                 <w:sz w:val="20"/>
               </w:rPr>
-              <w:t>Completing the square</w:t>
-            </w:r>
-          </w:p>
-        </w:tc>
-        <w:tc>
-          <w:tcPr>
-            <w:tcW w:type="dxa" w:w="4896"/>
-          </w:tcPr>
-          <w:p>
-            <w:r>
-              <w:rPr>
-                <w:sz w:val="20"/>
-              </w:rPr>
-              <w:t>ax²+bx+c = a(x + b/(2a))² − b²/(4a) + c.</w:t>
+              <w:t>Ordinary annuity — present value</w:t>
+            </w:r>
+          </w:p>
+        </w:tc>
+        <w:tc>
+          <w:tcPr>
+            <w:tcW w:type="dxa" w:w="4896"/>
+          </w:tcPr>
+          <w:p>
+            <w:r>
+              <w:rPr>
+                <w:sz w:val="20"/>
+              </w:rPr>
+              <w:t>Equal end-of-period payments A: PV=A(1-(1+r)^(-n))/(r) (r&gt;0).</w:t>
             </w:r>
           </w:p>
         </w:tc>
@@ -1679,20 +1476,20 @@
                 <w:b/>
                 <w:sz w:val="20"/>
               </w:rPr>
-              <w:t>Zero-product property</w:t>
-            </w:r>
-          </w:p>
-        </w:tc>
-        <w:tc>
-          <w:tcPr>
-            <w:tcW w:type="dxa" w:w="4896"/>
-          </w:tcPr>
-          <w:p>
-            <w:r>
-              <w:rPr>
-                <w:sz w:val="20"/>
-              </w:rPr>
-              <w:t>AB = 0 ⇒ A = 0 or B = 0.</w:t>
+              <w:t>Ordinary annuity — future value</w:t>
+            </w:r>
+          </w:p>
+        </w:tc>
+        <w:tc>
+          <w:tcPr>
+            <w:tcW w:type="dxa" w:w="4896"/>
+          </w:tcPr>
+          <w:p>
+            <w:r>
+              <w:rPr>
+                <w:sz w:val="20"/>
+              </w:rPr>
+              <w:t>FV=A((1+r)^(n)-1)/(r).</w:t>
             </w:r>
           </w:p>
         </w:tc>
@@ -1708,20 +1505,20 @@
                 <w:b/>
                 <w:sz w:val="20"/>
               </w:rPr>
-              <w:t>Extraneous solutions</w:t>
-            </w:r>
-          </w:p>
-        </w:tc>
-        <w:tc>
-          <w:tcPr>
-            <w:tcW w:type="dxa" w:w="4896"/>
-          </w:tcPr>
-          <w:p>
-            <w:r>
-              <w:rPr>
-                <w:sz w:val="20"/>
-              </w:rPr>
-              <w:t>Candidates from irreversible steps (e.g. squaring) that fail the original equation — always check.</w:t>
+              <w:t>Perpetuity</w:t>
+            </w:r>
+          </w:p>
+        </w:tc>
+        <w:tc>
+          <w:tcPr>
+            <w:tcW w:type="dxa" w:w="4896"/>
+          </w:tcPr>
+          <w:p>
+            <w:r>
+              <w:rPr>
+                <w:sz w:val="20"/>
+              </w:rPr>
+              <w:t>Infinite ordinary annuity: PV=(A)/(r) for r&gt;0.</w:t>
             </w:r>
           </w:p>
         </w:tc>
@@ -1737,20 +1534,20 @@
                 <w:b/>
                 <w:sz w:val="20"/>
               </w:rPr>
-              <w:t>Equations with parameters</w:t>
-            </w:r>
-          </w:p>
-        </w:tc>
-        <w:tc>
-          <w:tcPr>
-            <w:tcW w:type="dxa" w:w="4896"/>
-          </w:tcPr>
-          <w:p>
-            <w:r>
-              <w:rPr>
-                <w:sz w:val="20"/>
-              </w:rPr>
-              <w:t>Solve for the unknown in terms of parameters; track cases where coefficients vanish.</w:t>
+              <w:t>Loan / mortgage payment</w:t>
+            </w:r>
+          </w:p>
+        </w:tc>
+        <w:tc>
+          <w:tcPr>
+            <w:tcW w:type="dxa" w:w="4896"/>
+          </w:tcPr>
+          <w:p>
+            <w:r>
+              <w:rPr>
+                <w:sz w:val="20"/>
+              </w:rPr>
+              <w:t>Payment on principal P over n periods: A=P(r(1+r)^(n))/((1+r)^(n)-1).</w:t>
             </w:r>
           </w:p>
         </w:tc>
@@ -1766,20 +1563,20 @@
                 <w:b/>
                 <w:sz w:val="20"/>
               </w:rPr>
-              <w:t>Two linear equations</w:t>
-            </w:r>
-          </w:p>
-        </w:tc>
-        <w:tc>
-          <w:tcPr>
-            <w:tcW w:type="dxa" w:w="4896"/>
-          </w:tcPr>
-          <w:p>
-            <w:r>
-              <w:rPr>
-                <w:sz w:val="20"/>
-              </w:rPr>
-              <w:t>a₁x + b₁y = c₁; a₂x + b₂y = c₂ — solve by substitution or elimination.</w:t>
+              <w:t>Infinite geometric series in finance</w:t>
+            </w:r>
+          </w:p>
+        </w:tc>
+        <w:tc>
+          <w:tcPr>
+            <w:tcW w:type="dxa" w:w="4896"/>
+          </w:tcPr>
+          <w:p>
+            <w:r>
+              <w:rPr>
+                <w:sz w:val="20"/>
+              </w:rPr>
+              <w:t>For |r|&lt;1: a+ar+ar^(2)+·s=(a)/(1-r). Used for perpetual cash-flow streams.</w:t>
             </w:r>
           </w:p>
         </w:tc>
@@ -1795,20 +1592,20 @@
                 <w:b/>
                 <w:sz w:val="20"/>
               </w:rPr>
-              <w:t>Unique / none / infinite solutions</w:t>
-            </w:r>
-          </w:p>
-        </w:tc>
-        <w:tc>
-          <w:tcPr>
-            <w:tcW w:type="dxa" w:w="4896"/>
-          </w:tcPr>
-          <w:p>
-            <w:r>
-              <w:rPr>
-                <w:sz w:val="20"/>
-              </w:rPr>
-              <w:t>Unique if lines intersect once; none if parallel distinct; infinitely many if the same line.</w:t>
+              <w:t>Internal rate of return (IRR)</w:t>
+            </w:r>
+          </w:p>
+        </w:tc>
+        <w:tc>
+          <w:tcPr>
+            <w:tcW w:type="dxa" w:w="4896"/>
+          </w:tcPr>
+          <w:p>
+            <w:r>
+              <w:rPr>
+                <w:sz w:val="20"/>
+              </w:rPr>
+              <w:t>The rate r^(*) solving NPV=0, i.e. Σ(t) (A(t))/((1+r^(*))^(t))=0 (or equal to the initial outlay).</w:t>
             </w:r>
           </w:p>
         </w:tc>
@@ -1824,20 +1621,20 @@
                 <w:b/>
                 <w:sz w:val="20"/>
               </w:rPr>
-              <w:t>Cramer’s rule (2×2)</w:t>
-            </w:r>
-          </w:p>
-        </w:tc>
-        <w:tc>
-          <w:tcPr>
-            <w:tcW w:type="dxa" w:w="4896"/>
-          </w:tcPr>
-          <w:p>
-            <w:r>
-              <w:rPr>
-                <w:sz w:val="20"/>
-              </w:rPr>
-              <w:t>D = a₁b₂ − a₂b₁ ≠ 0; x = (c₁b₂ − c₂b₁)/D; y = (a₁c₂ − a₂c₁)/D.</w:t>
+              <w:t>Fisher equation (real vs nominal)</w:t>
+            </w:r>
+          </w:p>
+        </w:tc>
+        <w:tc>
+          <w:tcPr>
+            <w:tcW w:type="dxa" w:w="4896"/>
+          </w:tcPr>
+          <w:p>
+            <w:r>
+              <w:rPr>
+                <w:sz w:val="20"/>
+              </w:rPr>
+              <w:t>1+r(real)=(1+r(nom))/(1+π), where π is the inflation rate.</w:t>
             </w:r>
           </w:p>
         </w:tc>
@@ -1853,20 +1650,20 @@
                 <w:b/>
                 <w:sz w:val="20"/>
               </w:rPr>
-              <w:t>Clearing denominators</w:t>
-            </w:r>
-          </w:p>
-        </w:tc>
-        <w:tc>
-          <w:tcPr>
-            <w:tcW w:type="dxa" w:w="4896"/>
-          </w:tcPr>
-          <w:p>
-            <w:r>
-              <w:rPr>
-                <w:sz w:val="20"/>
-              </w:rPr>
-              <w:t>Multiply through by the LCD, then exclude values that make any original denominator zero.</w:t>
+              <w:t>Nominal vs effective</w:t>
+            </w:r>
+          </w:p>
+        </w:tc>
+        <w:tc>
+          <w:tcPr>
+            <w:tcW w:type="dxa" w:w="4896"/>
+          </w:tcPr>
+          <w:p>
+            <w:r>
+              <w:rPr>
+                <w:sz w:val="20"/>
+              </w:rPr>
+              <w:t>A stated (nominal) rate i with m compounds is not the same as EAR; always convert when comparing loans.</w:t>
             </w:r>
           </w:p>
         </w:tc>
@@ -1881,7 +1678,7 @@
         <w:rPr>
           <w:color w:val="1F4E79"/>
         </w:rPr>
-        <w:t>4. Functions of One Variable (Ch. 4)</w:t>
+        <w:t>4. Equations</w:t>
       </w:r>
     </w:p>
     <w:tbl>
@@ -1939,20 +1736,20 @@
                 <w:b/>
                 <w:sz w:val="20"/>
               </w:rPr>
-              <w:t>Function f: A → B</w:t>
-            </w:r>
-          </w:p>
-        </w:tc>
-        <w:tc>
-          <w:tcPr>
-            <w:tcW w:type="dxa" w:w="4896"/>
-          </w:tcPr>
-          <w:p>
-            <w:r>
-              <w:rPr>
-                <w:sz w:val="20"/>
-              </w:rPr>
-              <w:t>A rule assigning to each x in domain A exactly one value f(x) in B.</w:t>
+              <w:t>Linear equation in one unknown</w:t>
+            </w:r>
+          </w:p>
+        </w:tc>
+        <w:tc>
+          <w:tcPr>
+            <w:tcW w:type="dxa" w:w="4896"/>
+          </w:tcPr>
+          <w:p>
+            <w:r>
+              <w:rPr>
+                <w:sz w:val="20"/>
+              </w:rPr>
+              <w:t>ax+b=0 with a≠ 0 has the unique solution x=-(b)/(a).</w:t>
             </w:r>
           </w:p>
         </w:tc>
@@ -1968,20 +1765,20 @@
                 <w:b/>
                 <w:sz w:val="20"/>
               </w:rPr>
-              <w:t>Domain / range</w:t>
-            </w:r>
-          </w:p>
-        </w:tc>
-        <w:tc>
-          <w:tcPr>
-            <w:tcW w:type="dxa" w:w="4896"/>
-          </w:tcPr>
-          <w:p>
-            <w:r>
-              <w:rPr>
-                <w:sz w:val="20"/>
-              </w:rPr>
-              <w:t>Domain: set of admissible inputs. Range: set of actual outputs {f(x) : x ∈ Dom(f)}.</w:t>
+              <w:t>Equivalent equations</w:t>
+            </w:r>
+          </w:p>
+        </w:tc>
+        <w:tc>
+          <w:tcPr>
+            <w:tcW w:type="dxa" w:w="4896"/>
+          </w:tcPr>
+          <w:p>
+            <w:r>
+              <w:rPr>
+                <w:sz w:val="20"/>
+              </w:rPr>
+              <w:t>Equations with the same solution set. Adding the same number to both sides, or multiplying by a nonzero constant, preserves equivalence.</w:t>
             </w:r>
           </w:p>
         </w:tc>
@@ -1997,20 +1794,20 @@
                 <w:b/>
                 <w:sz w:val="20"/>
               </w:rPr>
-              <w:t>Linear function</w:t>
-            </w:r>
-          </w:p>
-        </w:tc>
-        <w:tc>
-          <w:tcPr>
-            <w:tcW w:type="dxa" w:w="4896"/>
-          </w:tcPr>
-          <w:p>
-            <w:r>
-              <w:rPr>
-                <w:sz w:val="20"/>
-              </w:rPr>
-              <w:t>f(x) = mx + c. Slope m = Δy/Δx; intercept c = f(0).</w:t>
+              <w:t>Quadratic equation</w:t>
+            </w:r>
+          </w:p>
+        </w:tc>
+        <w:tc>
+          <w:tcPr>
+            <w:tcW w:type="dxa" w:w="4896"/>
+          </w:tcPr>
+          <w:p>
+            <w:r>
+              <w:rPr>
+                <w:sz w:val="20"/>
+              </w:rPr>
+              <w:t>ax^(2)+bx+c=0 with a≠ 0.</w:t>
             </w:r>
           </w:p>
         </w:tc>
@@ -2026,20 +1823,22 @@
                 <w:b/>
                 <w:sz w:val="20"/>
               </w:rPr>
-              <w:t>Slope between two points</w:t>
-            </w:r>
-          </w:p>
-        </w:tc>
-        <w:tc>
-          <w:tcPr>
-            <w:tcW w:type="dxa" w:w="4896"/>
-          </w:tcPr>
-          <w:p>
-            <w:r>
-              <w:rPr>
-                <w:sz w:val="20"/>
-              </w:rPr>
-              <w:t>m = (y₂ − y₁)/(x₂ − x₁) (x₁ ≠ x₂).</w:t>
+              <w:t>Quadratic formula</w:t>
+            </w:r>
+          </w:p>
+        </w:tc>
+        <w:tc>
+          <w:tcPr>
+            <w:tcW w:type="dxa" w:w="4896"/>
+          </w:tcPr>
+          <w:p>
+            <w:r>
+              <w:rPr>
+                <w:sz w:val="20"/>
+              </w:rPr>
+              <w:t>x=(-b±√(b^(2)-4ac))/(2a)</w:t>
+              <w:br/>
+              <w:t xml:space="preserve"> Here ± means two candidates (plus and minus the square root).</w:t>
             </w:r>
           </w:p>
         </w:tc>
@@ -2055,20 +1854,20 @@
                 <w:b/>
                 <w:sz w:val="20"/>
               </w:rPr>
-              <w:t>Point–slope form</w:t>
-            </w:r>
-          </w:p>
-        </w:tc>
-        <w:tc>
-          <w:tcPr>
-            <w:tcW w:type="dxa" w:w="4896"/>
-          </w:tcPr>
-          <w:p>
-            <w:r>
-              <w:rPr>
-                <w:sz w:val="20"/>
-              </w:rPr>
-              <w:t>y − y₁ = m(x − x₁).</w:t>
+              <w:t>Discriminant Δ</w:t>
+            </w:r>
+          </w:p>
+        </w:tc>
+        <w:tc>
+          <w:tcPr>
+            <w:tcW w:type="dxa" w:w="4896"/>
+          </w:tcPr>
+          <w:p>
+            <w:r>
+              <w:rPr>
+                <w:sz w:val="20"/>
+              </w:rPr>
+              <w:t>Δ=b^(2)-4ac. If Δ&gt;0: two distinct real roots; Δ=0: one double real root; Δ&lt;0: no real roots.</w:t>
             </w:r>
           </w:p>
         </w:tc>
@@ -2084,20 +1883,20 @@
                 <w:b/>
                 <w:sz w:val="20"/>
               </w:rPr>
-              <w:t>Parallel / perpendicular</w:t>
-            </w:r>
-          </w:p>
-        </w:tc>
-        <w:tc>
-          <w:tcPr>
-            <w:tcW w:type="dxa" w:w="4896"/>
-          </w:tcPr>
-          <w:p>
-            <w:r>
-              <w:rPr>
-                <w:sz w:val="20"/>
-              </w:rPr>
-              <w:t>Parallel: same slope. Perpendicular: m₁ m₂ = −1 (neither vertical).</w:t>
+              <w:t>Vieta’s formulas</w:t>
+            </w:r>
+          </w:p>
+        </w:tc>
+        <w:tc>
+          <w:tcPr>
+            <w:tcW w:type="dxa" w:w="4896"/>
+          </w:tcPr>
+          <w:p>
+            <w:r>
+              <w:rPr>
+                <w:sz w:val="20"/>
+              </w:rPr>
+              <w:t>For ax^(2)+bx+c=0: sum of roots = -(b)/(a), product =(c)/(a).</w:t>
             </w:r>
           </w:p>
         </w:tc>
@@ -2113,20 +1912,20 @@
                 <w:b/>
                 <w:sz w:val="20"/>
               </w:rPr>
-              <w:t>Quadratic function</w:t>
-            </w:r>
-          </w:p>
-        </w:tc>
-        <w:tc>
-          <w:tcPr>
-            <w:tcW w:type="dxa" w:w="4896"/>
-          </w:tcPr>
-          <w:p>
-            <w:r>
-              <w:rPr>
-                <w:sz w:val="20"/>
-              </w:rPr>
-              <w:t>f(x) = ax² + bx + c (a ≠ 0). Graph is a parabola.</w:t>
+              <w:t>Completing the square</w:t>
+            </w:r>
+          </w:p>
+        </w:tc>
+        <w:tc>
+          <w:tcPr>
+            <w:tcW w:type="dxa" w:w="4896"/>
+          </w:tcPr>
+          <w:p>
+            <w:r>
+              <w:rPr>
+                <w:sz w:val="20"/>
+              </w:rPr>
+              <w:t>ax^(2)+bx+c=a(x+(b)/(2a))^(2)-(b^(2))/(4a)+c.</w:t>
             </w:r>
           </w:p>
         </w:tc>
@@ -2142,20 +1941,20 @@
                 <w:b/>
                 <w:sz w:val="20"/>
               </w:rPr>
-              <w:t>Vertex of parabola</w:t>
-            </w:r>
-          </w:p>
-        </w:tc>
-        <w:tc>
-          <w:tcPr>
-            <w:tcW w:type="dxa" w:w="4896"/>
-          </w:tcPr>
-          <w:p>
-            <w:r>
-              <w:rPr>
-                <w:sz w:val="20"/>
-              </w:rPr>
-              <w:t>x_v = −b/(2a); y_v = f(x_v). Vertex form: a(x − h)² + k.</w:t>
+              <w:t>Zero-product property</w:t>
+            </w:r>
+          </w:p>
+        </w:tc>
+        <w:tc>
+          <w:tcPr>
+            <w:tcW w:type="dxa" w:w="4896"/>
+          </w:tcPr>
+          <w:p>
+            <w:r>
+              <w:rPr>
+                <w:sz w:val="20"/>
+              </w:rPr>
+              <w:t>If AB=0, then A=0 or B=0 (or both). Used after factoring.</w:t>
             </w:r>
           </w:p>
         </w:tc>
@@ -2171,20 +1970,20 @@
                 <w:b/>
                 <w:sz w:val="20"/>
               </w:rPr>
-              <w:t>Axis of symmetry</w:t>
-            </w:r>
-          </w:p>
-        </w:tc>
-        <w:tc>
-          <w:tcPr>
-            <w:tcW w:type="dxa" w:w="4896"/>
-          </w:tcPr>
-          <w:p>
-            <w:r>
-              <w:rPr>
-                <w:sz w:val="20"/>
-              </w:rPr>
-              <w:t>x = −b/(2a). Opens up if a&gt;0 (min at vertex); down if a&lt;0 (max).</w:t>
+              <w:t>Absolute-value equation</w:t>
+            </w:r>
+          </w:p>
+        </w:tc>
+        <w:tc>
+          <w:tcPr>
+            <w:tcW w:type="dxa" w:w="4896"/>
+          </w:tcPr>
+          <w:p>
+            <w:r>
+              <w:rPr>
+                <w:sz w:val="20"/>
+              </w:rPr>
+              <w:t>|f(x)|=k with k≥ 0 means f(x)=k or f(x)=-k.</w:t>
             </w:r>
           </w:p>
         </w:tc>
@@ -2200,20 +1999,20 @@
                 <w:b/>
                 <w:sz w:val="20"/>
               </w:rPr>
-              <w:t>Polynomial</w:t>
-            </w:r>
-          </w:p>
-        </w:tc>
-        <w:tc>
-          <w:tcPr>
-            <w:tcW w:type="dxa" w:w="4896"/>
-          </w:tcPr>
-          <w:p>
-            <w:r>
-              <w:rPr>
-                <w:sz w:val="20"/>
-              </w:rPr>
-              <w:t>p(x) = a_n x^n + … + a₀ (a_n ≠ 0). Degree = n.</w:t>
+              <w:t>Extraneous solutions</w:t>
+            </w:r>
+          </w:p>
+        </w:tc>
+        <w:tc>
+          <w:tcPr>
+            <w:tcW w:type="dxa" w:w="4896"/>
+          </w:tcPr>
+          <w:p>
+            <w:r>
+              <w:rPr>
+                <w:sz w:val="20"/>
+              </w:rPr>
+              <w:t>Candidates produced by non-reversible steps (e.g. squaring) that do not satisfy the original equation — always substitute back and check.</w:t>
             </w:r>
           </w:p>
         </w:tc>
@@ -2229,20 +2028,20 @@
                 <w:b/>
                 <w:sz w:val="20"/>
               </w:rPr>
-              <w:t>Factor / remainder theorems</w:t>
-            </w:r>
-          </w:p>
-        </w:tc>
-        <w:tc>
-          <w:tcPr>
-            <w:tcW w:type="dxa" w:w="4896"/>
-          </w:tcPr>
-          <w:p>
-            <w:r>
-              <w:rPr>
-                <w:sz w:val="20"/>
-              </w:rPr>
-              <w:t>p(r)=0 ⇔ (x−r) divides p. Remainder when dividing by (x−r) is p(r).</w:t>
+              <w:t>Clearing denominators</w:t>
+            </w:r>
+          </w:p>
+        </w:tc>
+        <w:tc>
+          <w:tcPr>
+            <w:tcW w:type="dxa" w:w="4896"/>
+          </w:tcPr>
+          <w:p>
+            <w:r>
+              <w:rPr>
+                <w:sz w:val="20"/>
+              </w:rPr>
+              <w:t>Multiply through by the least common denominator, then exclude any x that made an original denominator zero.</w:t>
             </w:r>
           </w:p>
         </w:tc>
@@ -2258,223 +2057,20 @@
                 <w:b/>
                 <w:sz w:val="20"/>
               </w:rPr>
-              <w:t>Power function</w:t>
-            </w:r>
-          </w:p>
-        </w:tc>
-        <w:tc>
-          <w:tcPr>
-            <w:tcW w:type="dxa" w:w="4896"/>
-          </w:tcPr>
-          <w:p>
-            <w:r>
-              <w:rPr>
-                <w:sz w:val="20"/>
-              </w:rPr>
-              <w:t>f(x) = a x^b (a ≠ 0). Domain depends on b (roots, negative powers).</w:t>
-            </w:r>
-          </w:p>
-        </w:tc>
-      </w:tr>
-      <w:tr>
-        <w:tc>
-          <w:tcPr>
-            <w:tcW w:type="dxa" w:w="4896"/>
-          </w:tcPr>
-          <w:p>
-            <w:r>
-              <w:rPr>
-                <w:b/>
-                <w:sz w:val="20"/>
-              </w:rPr>
-              <w:t>Exponential function</w:t>
-            </w:r>
-          </w:p>
-        </w:tc>
-        <w:tc>
-          <w:tcPr>
-            <w:tcW w:type="dxa" w:w="4896"/>
-          </w:tcPr>
-          <w:p>
-            <w:r>
-              <w:rPr>
-                <w:sz w:val="20"/>
-              </w:rPr>
-              <w:t>f(x) = a · b^x (b&gt;0, b≠1). Growth if b&gt;1; decay if 0&lt;b&lt;1 (a&gt;0).</w:t>
-            </w:r>
-          </w:p>
-        </w:tc>
-      </w:tr>
-      <w:tr>
-        <w:tc>
-          <w:tcPr>
-            <w:tcW w:type="dxa" w:w="4896"/>
-          </w:tcPr>
-          <w:p>
-            <w:r>
-              <w:rPr>
-                <w:b/>
-                <w:sz w:val="20"/>
-              </w:rPr>
-              <w:t>Natural exponential</w:t>
-            </w:r>
-          </w:p>
-        </w:tc>
-        <w:tc>
-          <w:tcPr>
-            <w:tcW w:type="dxa" w:w="4896"/>
-          </w:tcPr>
-          <w:p>
-            <w:r>
-              <w:rPr>
-                <w:sz w:val="20"/>
-              </w:rPr>
-              <w:t>e^x with e ≈ 2.71828…. Key identity: e^(ln x) = x (x&gt;0).</w:t>
-            </w:r>
-          </w:p>
-        </w:tc>
-      </w:tr>
-      <w:tr>
-        <w:tc>
-          <w:tcPr>
-            <w:tcW w:type="dxa" w:w="4896"/>
-          </w:tcPr>
-          <w:p>
-            <w:r>
-              <w:rPr>
-                <w:b/>
-                <w:sz w:val="20"/>
-              </w:rPr>
-              <w:t>Logarithm definition</w:t>
-            </w:r>
-          </w:p>
-        </w:tc>
-        <w:tc>
-          <w:tcPr>
-            <w:tcW w:type="dxa" w:w="4896"/>
-          </w:tcPr>
-          <w:p>
-            <w:r>
-              <w:rPr>
-                <w:sz w:val="20"/>
-              </w:rPr>
-              <w:t>y = log_b(x) ⇔ b^y = x (x&gt;0, b&gt;0, b≠1).</w:t>
-            </w:r>
-          </w:p>
-        </w:tc>
-      </w:tr>
-      <w:tr>
-        <w:tc>
-          <w:tcPr>
-            <w:tcW w:type="dxa" w:w="4896"/>
-          </w:tcPr>
-          <w:p>
-            <w:r>
-              <w:rPr>
-                <w:b/>
-                <w:sz w:val="20"/>
-              </w:rPr>
-              <w:t>Log rules</w:t>
-            </w:r>
-          </w:p>
-        </w:tc>
-        <w:tc>
-          <w:tcPr>
-            <w:tcW w:type="dxa" w:w="4896"/>
-          </w:tcPr>
-          <w:p>
-            <w:r>
-              <w:rPr>
-                <w:sz w:val="20"/>
-              </w:rPr>
-              <w:t>log(xy)=log x+log y; log(x/y)=log x−log y; log(x^k)=k log x.</w:t>
-            </w:r>
-          </w:p>
-        </w:tc>
-      </w:tr>
-      <w:tr>
-        <w:tc>
-          <w:tcPr>
-            <w:tcW w:type="dxa" w:w="4896"/>
-          </w:tcPr>
-          <w:p>
-            <w:r>
-              <w:rPr>
-                <w:b/>
-                <w:sz w:val="20"/>
-              </w:rPr>
-              <w:t>Change of base</w:t>
-            </w:r>
-          </w:p>
-        </w:tc>
-        <w:tc>
-          <w:tcPr>
-            <w:tcW w:type="dxa" w:w="4896"/>
-          </w:tcPr>
-          <w:p>
-            <w:r>
-              <w:rPr>
-                <w:sz w:val="20"/>
-              </w:rPr>
-              <w:t>log_b(x) = ln x / ln b = log_c(x)/log_c(b).</w:t>
-            </w:r>
-          </w:p>
-        </w:tc>
-      </w:tr>
-      <w:tr>
-        <w:tc>
-          <w:tcPr>
-            <w:tcW w:type="dxa" w:w="4896"/>
-          </w:tcPr>
-          <w:p>
-            <w:r>
-              <w:rPr>
-                <w:b/>
-                <w:sz w:val="20"/>
-              </w:rPr>
-              <w:t>Solving b^x = c</w:t>
-            </w:r>
-          </w:p>
-        </w:tc>
-        <w:tc>
-          <w:tcPr>
-            <w:tcW w:type="dxa" w:w="4896"/>
-          </w:tcPr>
-          <w:p>
-            <w:r>
-              <w:rPr>
-                <w:sz w:val="20"/>
-              </w:rPr>
-              <w:t>x = log_b(c) = ln c / ln b (c&gt;0).</w:t>
-            </w:r>
-          </w:p>
-        </w:tc>
-      </w:tr>
-      <w:tr>
-        <w:tc>
-          <w:tcPr>
-            <w:tcW w:type="dxa" w:w="4896"/>
-          </w:tcPr>
-          <w:p>
-            <w:r>
-              <w:rPr>
-                <w:b/>
-                <w:sz w:val="20"/>
-              </w:rPr>
-              <w:t>Graph intercepts</w:t>
-            </w:r>
-          </w:p>
-        </w:tc>
-        <w:tc>
-          <w:tcPr>
-            <w:tcW w:type="dxa" w:w="4896"/>
-          </w:tcPr>
-          <w:p>
-            <w:r>
-              <w:rPr>
-                <w:sz w:val="20"/>
-              </w:rPr>
-              <w:t>y-intercept: f(0). x-intercepts: solutions of f(x)=0.</w:t>
+              <w:t>Equations with parameters</w:t>
+            </w:r>
+          </w:p>
+        </w:tc>
+        <w:tc>
+          <w:tcPr>
+            <w:tcW w:type="dxa" w:w="4896"/>
+          </w:tcPr>
+          <w:p>
+            <w:r>
+              <w:rPr>
+                <w:sz w:val="20"/>
+              </w:rPr>
+              <w:t>Solve for the unknown in terms of parameters; treat separately the cases where a leading coefficient becomes zero.</w:t>
             </w:r>
           </w:p>
         </w:tc>
@@ -2489,7 +2085,7 @@
         <w:rPr>
           <w:color w:val="1F4E79"/>
         </w:rPr>
-        <w:t>5. Properties of Functions (Ch. 5)</w:t>
+        <w:t>5. Linear equations in two unknowns</w:t>
       </w:r>
     </w:p>
     <w:tbl>
@@ -2547,20 +2143,20 @@
                 <w:b/>
                 <w:sz w:val="20"/>
               </w:rPr>
-              <w:t>Injective (one-to-one)</w:t>
-            </w:r>
-          </w:p>
-        </w:tc>
-        <w:tc>
-          <w:tcPr>
-            <w:tcW w:type="dxa" w:w="4896"/>
-          </w:tcPr>
-          <w:p>
-            <w:r>
-              <w:rPr>
-                <w:sz w:val="20"/>
-              </w:rPr>
-              <w:t>f(x₁)=f(x₂) ⇒ x₁=x₂. Needed for an inverse on the range.</w:t>
+              <w:t>General form</w:t>
+            </w:r>
+          </w:p>
+        </w:tc>
+        <w:tc>
+          <w:tcPr>
+            <w:tcW w:type="dxa" w:w="4896"/>
+          </w:tcPr>
+          <w:p>
+            <w:r>
+              <w:rPr>
+                <w:sz w:val="20"/>
+              </w:rPr>
+              <w:t>A linear equation in two unknowns: ax+by=c (not both a and b zero). Its graph is a straight line in the plane.</w:t>
             </w:r>
           </w:p>
         </w:tc>
@@ -2576,20 +2172,22 @@
                 <w:b/>
                 <w:sz w:val="20"/>
               </w:rPr>
-              <w:t>Inverse function</w:t>
-            </w:r>
-          </w:p>
-        </w:tc>
-        <w:tc>
-          <w:tcPr>
-            <w:tcW w:type="dxa" w:w="4896"/>
-          </w:tcPr>
-          <w:p>
-            <w:r>
-              <w:rPr>
-                <w:sz w:val="20"/>
-              </w:rPr>
-              <w:t>g = f⁻¹ satisfies g(f(x))=x and f(g(y))=y on appropriate domains.</w:t>
+              <w:t>System of two equations</w:t>
+            </w:r>
+          </w:p>
+        </w:tc>
+        <w:tc>
+          <w:tcPr>
+            <w:tcW w:type="dxa" w:w="4896"/>
+          </w:tcPr>
+          <w:p>
+            <w:r>
+              <w:rPr>
+                <w:sz w:val="20"/>
+              </w:rPr>
+              <w:t>a(1)x+b(1)y=c(1); a(2)x+b(2)y=c(2)</w:t>
+              <w:br/>
+              <w:t xml:space="preserve"> Find (x,y) that satisfy both at once.</w:t>
             </w:r>
           </w:p>
         </w:tc>
@@ -2605,20 +2203,20 @@
                 <w:b/>
                 <w:sz w:val="20"/>
               </w:rPr>
-              <w:t>Finding an inverse</w:t>
-            </w:r>
-          </w:p>
-        </w:tc>
-        <w:tc>
-          <w:tcPr>
-            <w:tcW w:type="dxa" w:w="4896"/>
-          </w:tcPr>
-          <w:p>
-            <w:r>
-              <w:rPr>
-                <w:sz w:val="20"/>
-              </w:rPr>
-              <w:t>Solve y = f(x) for x; then swap labels so the inverse is written as a function of x.</w:t>
+              <w:t>Substitution method</w:t>
+            </w:r>
+          </w:p>
+        </w:tc>
+        <w:tc>
+          <w:tcPr>
+            <w:tcW w:type="dxa" w:w="4896"/>
+          </w:tcPr>
+          <w:p>
+            <w:r>
+              <w:rPr>
+                <w:sz w:val="20"/>
+              </w:rPr>
+              <w:t>Solve one equation for one variable, substitute into the other, then back-substitute.</w:t>
             </w:r>
           </w:p>
         </w:tc>
@@ -2634,20 +2232,20 @@
                 <w:b/>
                 <w:sz w:val="20"/>
               </w:rPr>
-              <w:t>Graphs of inverse functions</w:t>
-            </w:r>
-          </w:p>
-        </w:tc>
-        <w:tc>
-          <w:tcPr>
-            <w:tcW w:type="dxa" w:w="4896"/>
-          </w:tcPr>
-          <w:p>
-            <w:r>
-              <w:rPr>
-                <w:sz w:val="20"/>
-              </w:rPr>
-              <w:t>y = f(x) and y = f⁻¹(x) are mirror images across the line y = x.</w:t>
+              <w:t>Elimination method</w:t>
+            </w:r>
+          </w:p>
+        </w:tc>
+        <w:tc>
+          <w:tcPr>
+            <w:tcW w:type="dxa" w:w="4896"/>
+          </w:tcPr>
+          <w:p>
+            <w:r>
+              <w:rPr>
+                <w:sz w:val="20"/>
+              </w:rPr>
+              <w:t>Multiply equations by constants so that adding (or subtracting) cancels one variable.</w:t>
             </w:r>
           </w:p>
         </w:tc>
@@ -2663,20 +2261,20 @@
                 <w:b/>
                 <w:sz w:val="20"/>
               </w:rPr>
-              <w:t>Distance in the plane</w:t>
-            </w:r>
-          </w:p>
-        </w:tc>
-        <w:tc>
-          <w:tcPr>
-            <w:tcW w:type="dxa" w:w="4896"/>
-          </w:tcPr>
-          <w:p>
-            <w:r>
-              <w:rPr>
-                <w:sz w:val="20"/>
-              </w:rPr>
-              <w:t>Distance between (x₁,y₁) and (x₂,y₂): √[(x₂−x₁)² + (y₂−y₁)²].</w:t>
+              <w:t>Unique solution</w:t>
+            </w:r>
+          </w:p>
+        </w:tc>
+        <w:tc>
+          <w:tcPr>
+            <w:tcW w:type="dxa" w:w="4896"/>
+          </w:tcPr>
+          <w:p>
+            <w:r>
+              <w:rPr>
+                <w:sz w:val="20"/>
+              </w:rPr>
+              <w:t>The two lines intersect at exactly one point (different slopes). Exactly one pair (x,y).</w:t>
             </w:r>
           </w:p>
         </w:tc>
@@ -2692,20 +2290,20 @@
                 <w:b/>
                 <w:sz w:val="20"/>
               </w:rPr>
-              <w:t>Equation of a circle</w:t>
-            </w:r>
-          </w:p>
-        </w:tc>
-        <w:tc>
-          <w:tcPr>
-            <w:tcW w:type="dxa" w:w="4896"/>
-          </w:tcPr>
-          <w:p>
-            <w:r>
-              <w:rPr>
-                <w:sz w:val="20"/>
-              </w:rPr>
-              <w:t>Centre (a,b), radius r: (x−a)² + (y−b)² = r².</w:t>
+              <w:t>No solution (inconsistent)</w:t>
+            </w:r>
+          </w:p>
+        </w:tc>
+        <w:tc>
+          <w:tcPr>
+            <w:tcW w:type="dxa" w:w="4896"/>
+          </w:tcPr>
+          <w:p>
+            <w:r>
+              <w:rPr>
+                <w:sz w:val="20"/>
+              </w:rPr>
+              <w:t>Parallel distinct lines: (a(1))/(a(2))=(b(1))/(b(2))≠(c(1))/(c(2)) (when the ratios are defined).</w:t>
             </w:r>
           </w:p>
         </w:tc>
@@ -2721,20 +2319,20 @@
                 <w:b/>
                 <w:sz w:val="20"/>
               </w:rPr>
-              <w:t>Even / odd functions</w:t>
-            </w:r>
-          </w:p>
-        </w:tc>
-        <w:tc>
-          <w:tcPr>
-            <w:tcW w:type="dxa" w:w="4896"/>
-          </w:tcPr>
-          <w:p>
-            <w:r>
-              <w:rPr>
-                <w:sz w:val="20"/>
-              </w:rPr>
-              <w:t>Even: f(−x)=f(x) (symmetry about y-axis). Odd: f(−x)=−f(x) (origin symmetry).</w:t>
+              <w:t>Infinitely many solutions</w:t>
+            </w:r>
+          </w:p>
+        </w:tc>
+        <w:tc>
+          <w:tcPr>
+            <w:tcW w:type="dxa" w:w="4896"/>
+          </w:tcPr>
+          <w:p>
+            <w:r>
+              <w:rPr>
+                <w:sz w:val="20"/>
+              </w:rPr>
+              <w:t>The same line twice: (a(1))/(a(2))=(b(1))/(b(2))=(c(1))/(c(2)). One free variable; solutions form a line.</w:t>
             </w:r>
           </w:p>
         </w:tc>
@@ -2750,20 +2348,20 @@
                 <w:b/>
                 <w:sz w:val="20"/>
               </w:rPr>
-              <w:t>Composite function</w:t>
-            </w:r>
-          </w:p>
-        </w:tc>
-        <w:tc>
-          <w:tcPr>
-            <w:tcW w:type="dxa" w:w="4896"/>
-          </w:tcPr>
-          <w:p>
-            <w:r>
-              <w:rPr>
-                <w:sz w:val="20"/>
-              </w:rPr>
-              <w:t>(f ∘ g)(x) = f(g(x)). Domain: x in Dom(g) with g(x) in Dom(f).</w:t>
+              <w:t>Graphical meaning</w:t>
+            </w:r>
+          </w:p>
+        </w:tc>
+        <w:tc>
+          <w:tcPr>
+            <w:tcW w:type="dxa" w:w="4896"/>
+          </w:tcPr>
+          <w:p>
+            <w:r>
+              <w:rPr>
+                <w:sz w:val="20"/>
+              </w:rPr>
+              <w:t>Each equation is a line; solutions are intersection points of the two lines.</w:t>
             </w:r>
           </w:p>
         </w:tc>
@@ -2779,20 +2377,20 @@
                 <w:b/>
                 <w:sz w:val="20"/>
               </w:rPr>
-              <w:t>Increasing / decreasing</w:t>
-            </w:r>
-          </w:p>
-        </w:tc>
-        <w:tc>
-          <w:tcPr>
-            <w:tcW w:type="dxa" w:w="4896"/>
-          </w:tcPr>
-          <w:p>
-            <w:r>
-              <w:rPr>
-                <w:sz w:val="20"/>
-              </w:rPr>
-              <w:t>f increasing on I if x₁&lt;x₂ ⇒ f(x₁)≤f(x₂) (strict if &lt;). Decreasing: inequality reversed.</w:t>
+              <w:t>Economic example pattern</w:t>
+            </w:r>
+          </w:p>
+        </w:tc>
+        <w:tc>
+          <w:tcPr>
+            <w:tcW w:type="dxa" w:w="4896"/>
+          </w:tcPr>
+          <w:p>
+            <w:r>
+              <w:rPr>
+                <w:sz w:val="20"/>
+              </w:rPr>
+              <w:t>Two budget/production constraints often yield a 2× 2 linear system — solve by substitution or elimination.</w:t>
             </w:r>
           </w:p>
         </w:tc>
@@ -2808,49 +2406,20 @@
                 <w:b/>
                 <w:sz w:val="20"/>
               </w:rPr>
-              <w:t>Graph of an equation F(x,y)=0</w:t>
-            </w:r>
-          </w:p>
-        </w:tc>
-        <w:tc>
-          <w:tcPr>
-            <w:tcW w:type="dxa" w:w="4896"/>
-          </w:tcPr>
-          <w:p>
-            <w:r>
-              <w:rPr>
-                <w:sz w:val="20"/>
-              </w:rPr>
-              <w:t>Set of points (x,y) satisfying the equation (may not be the graph of a single function y=f(x)).</w:t>
-            </w:r>
-          </w:p>
-        </w:tc>
-      </w:tr>
-      <w:tr>
-        <w:tc>
-          <w:tcPr>
-            <w:tcW w:type="dxa" w:w="4896"/>
-          </w:tcPr>
-          <w:p>
-            <w:r>
-              <w:rPr>
-                <w:b/>
-                <w:sz w:val="20"/>
-              </w:rPr>
-              <w:t>Vertical / horizontal line tests</w:t>
-            </w:r>
-          </w:p>
-        </w:tc>
-        <w:tc>
-          <w:tcPr>
-            <w:tcW w:type="dxa" w:w="4896"/>
-          </w:tcPr>
-          <w:p>
-            <w:r>
-              <w:rPr>
-                <w:sz w:val="20"/>
-              </w:rPr>
-              <w:t>Vertical: graph is a function of x. Horizontal: function is injective (has an inverse).</w:t>
+              <w:t>Checking a solution</w:t>
+            </w:r>
+          </w:p>
+        </w:tc>
+        <w:tc>
+          <w:tcPr>
+            <w:tcW w:type="dxa" w:w="4896"/>
+          </w:tcPr>
+          <w:p>
+            <w:r>
+              <w:rPr>
+                <w:sz w:val="20"/>
+              </w:rPr>
+              <w:t>Substitute the found (x,y) into both original equations to verify.</w:t>
             </w:r>
           </w:p>
         </w:tc>
@@ -2865,7 +2434,7 @@
         <w:rPr>
           <w:color w:val="1F4E79"/>
         </w:rPr>
-        <w:t>6. Differentiation (Ch. 6)</w:t>
+        <w:t>6. Inequalities</w:t>
       </w:r>
     </w:p>
     <w:tbl>
@@ -2923,20 +2492,20 @@
                 <w:b/>
                 <w:sz w:val="20"/>
               </w:rPr>
-              <w:t>Derivative definition</w:t>
-            </w:r>
-          </w:p>
-        </w:tc>
-        <w:tc>
-          <w:tcPr>
-            <w:tcW w:type="dxa" w:w="4896"/>
-          </w:tcPr>
-          <w:p>
-            <w:r>
-              <w:rPr>
-                <w:sz w:val="20"/>
-              </w:rPr>
-              <w:t>f′(x) = lim_{h→0} [f(x+h)−f(x)]/h when the limit exists.</w:t>
+              <w:t>Linear inequality</w:t>
+            </w:r>
+          </w:p>
+        </w:tc>
+        <w:tc>
+          <w:tcPr>
+            <w:tcW w:type="dxa" w:w="4896"/>
+          </w:tcPr>
+          <w:p>
+            <w:r>
+              <w:rPr>
+                <w:sz w:val="20"/>
+              </w:rPr>
+              <w:t>Solve like an equation, but reverse the inequality when multiplying or dividing by a negative number.</w:t>
             </w:r>
           </w:p>
         </w:tc>
@@ -2952,20 +2521,20 @@
                 <w:b/>
                 <w:sz w:val="20"/>
               </w:rPr>
-              <w:t>Tangent line</w:t>
-            </w:r>
-          </w:p>
-        </w:tc>
-        <w:tc>
-          <w:tcPr>
-            <w:tcW w:type="dxa" w:w="4896"/>
-          </w:tcPr>
-          <w:p>
-            <w:r>
-              <w:rPr>
-                <w:sz w:val="20"/>
-              </w:rPr>
-              <w:t>At x₀: y = f(x₀) + f′(x₀)(x − x₀). Slope of the curve = f′(x₀).</w:t>
+              <w:t>Interval notation</w:t>
+            </w:r>
+          </w:p>
+        </w:tc>
+        <w:tc>
+          <w:tcPr>
+            <w:tcW w:type="dxa" w:w="4896"/>
+          </w:tcPr>
+          <w:p>
+            <w:r>
+              <w:rPr>
+                <w:sz w:val="20"/>
+              </w:rPr>
+              <w:t>(a,b) open; [a,b] closed; (a,∞), (-∞,b], etc. ∞ is not a number — it marks unboundedness.</w:t>
             </w:r>
           </w:p>
         </w:tc>
@@ -2981,20 +2550,20 @@
                 <w:b/>
                 <w:sz w:val="20"/>
               </w:rPr>
-              <w:t>Differentiability ⇒ continuity</w:t>
-            </w:r>
-          </w:p>
-        </w:tc>
-        <w:tc>
-          <w:tcPr>
-            <w:tcW w:type="dxa" w:w="4896"/>
-          </w:tcPr>
-          <w:p>
-            <w:r>
-              <w:rPr>
-                <w:sz w:val="20"/>
-              </w:rPr>
-              <w:t>If f′(x₀) exists, then f is continuous at x₀ (converse false).</w:t>
+              <w:t>Intersection of conditions (AND)</w:t>
+            </w:r>
+          </w:p>
+        </w:tc>
+        <w:tc>
+          <w:tcPr>
+            <w:tcW w:type="dxa" w:w="4896"/>
+          </w:tcPr>
+          <w:p>
+            <w:r>
+              <w:rPr>
+                <w:sz w:val="20"/>
+              </w:rPr>
+              <w:t>a&lt;x&lt;b means x&gt;a and x&lt;b; solution is the overlap of both sets.</w:t>
             </w:r>
           </w:p>
         </w:tc>
@@ -3010,20 +2579,20 @@
                 <w:b/>
                 <w:sz w:val="20"/>
               </w:rPr>
-              <w:t>Power rule</w:t>
-            </w:r>
-          </w:p>
-        </w:tc>
-        <w:tc>
-          <w:tcPr>
-            <w:tcW w:type="dxa" w:w="4896"/>
-          </w:tcPr>
-          <w:p>
-            <w:r>
-              <w:rPr>
-                <w:sz w:val="20"/>
-              </w:rPr>
-              <w:t>d/dx [x^n] = n x^(n−1).</w:t>
+              <w:t>Union of conditions (OR)</w:t>
+            </w:r>
+          </w:p>
+        </w:tc>
+        <w:tc>
+          <w:tcPr>
+            <w:tcW w:type="dxa" w:w="4896"/>
+          </w:tcPr>
+          <w:p>
+            <w:r>
+              <w:rPr>
+                <w:sz w:val="20"/>
+              </w:rPr>
+              <w:t>x&lt;a or x&gt;b gives two separate rays; solution is their union.</w:t>
             </w:r>
           </w:p>
         </w:tc>
@@ -3039,20 +2608,20 @@
                 <w:b/>
                 <w:sz w:val="20"/>
               </w:rPr>
-              <w:t>Constant / constant multiple</w:t>
-            </w:r>
-          </w:p>
-        </w:tc>
-        <w:tc>
-          <w:tcPr>
-            <w:tcW w:type="dxa" w:w="4896"/>
-          </w:tcPr>
-          <w:p>
-            <w:r>
-              <w:rPr>
-                <w:sz w:val="20"/>
-              </w:rPr>
-              <w:t>(c)′ = 0;  (c f)′ = c f′.</w:t>
+              <w:t>Absolute-value inequality |x|&lt;a</w:t>
+            </w:r>
+          </w:p>
+        </w:tc>
+        <w:tc>
+          <w:tcPr>
+            <w:tcW w:type="dxa" w:w="4896"/>
+          </w:tcPr>
+          <w:p>
+            <w:r>
+              <w:rPr>
+                <w:sz w:val="20"/>
+              </w:rPr>
+              <w:t>For a&gt;0: -a&lt;x&lt;a.</w:t>
             </w:r>
           </w:p>
         </w:tc>
@@ -3068,20 +2637,20 @@
                 <w:b/>
                 <w:sz w:val="20"/>
               </w:rPr>
-              <w:t>Sum / difference</w:t>
-            </w:r>
-          </w:p>
-        </w:tc>
-        <w:tc>
-          <w:tcPr>
-            <w:tcW w:type="dxa" w:w="4896"/>
-          </w:tcPr>
-          <w:p>
-            <w:r>
-              <w:rPr>
-                <w:sz w:val="20"/>
-              </w:rPr>
-              <w:t>(f ± g)′ = f′ ± g′.</w:t>
+              <w:t>Absolute-value inequality |x|&gt;a</w:t>
+            </w:r>
+          </w:p>
+        </w:tc>
+        <w:tc>
+          <w:tcPr>
+            <w:tcW w:type="dxa" w:w="4896"/>
+          </w:tcPr>
+          <w:p>
+            <w:r>
+              <w:rPr>
+                <w:sz w:val="20"/>
+              </w:rPr>
+              <w:t>For a&gt;0: x&lt;-a or x&gt;a.</w:t>
             </w:r>
           </w:p>
         </w:tc>
@@ -3097,20 +2666,20 @@
                 <w:b/>
                 <w:sz w:val="20"/>
               </w:rPr>
-              <w:t>Product rule</w:t>
-            </w:r>
-          </w:p>
-        </w:tc>
-        <w:tc>
-          <w:tcPr>
-            <w:tcW w:type="dxa" w:w="4896"/>
-          </w:tcPr>
-          <w:p>
-            <w:r>
-              <w:rPr>
-                <w:sz w:val="20"/>
-              </w:rPr>
-              <w:t>(fg)′ = f′g + f g′.</w:t>
+              <w:t>Quadratic inequality</w:t>
+            </w:r>
+          </w:p>
+        </w:tc>
+        <w:tc>
+          <w:tcPr>
+            <w:tcW w:type="dxa" w:w="4896"/>
+          </w:tcPr>
+          <w:p>
+            <w:r>
+              <w:rPr>
+                <w:sz w:val="20"/>
+              </w:rPr>
+              <w:t>Bring to one side, find roots of the related equation, then test the sign of ax^(2)+bx+c on each interval.</w:t>
             </w:r>
           </w:p>
         </w:tc>
@@ -3126,20 +2695,20 @@
                 <w:b/>
                 <w:sz w:val="20"/>
               </w:rPr>
-              <w:t>Quotient rule</w:t>
-            </w:r>
-          </w:p>
-        </w:tc>
-        <w:tc>
-          <w:tcPr>
-            <w:tcW w:type="dxa" w:w="4896"/>
-          </w:tcPr>
-          <w:p>
-            <w:r>
-              <w:rPr>
-                <w:sz w:val="20"/>
-              </w:rPr>
-              <w:t>(f/g)′ = (f′g − f g′)/g² (g ≠ 0).</w:t>
+              <w:t>Sign chart</w:t>
+            </w:r>
+          </w:p>
+        </w:tc>
+        <w:tc>
+          <w:tcPr>
+            <w:tcW w:type="dxa" w:w="4896"/>
+          </w:tcPr>
+          <w:p>
+            <w:r>
+              <w:rPr>
+                <w:sz w:val="20"/>
+              </w:rPr>
+              <w:t>Mark critical points (roots, points where expression is undefined) on a number line; pick a test point in each open interval.</w:t>
             </w:r>
           </w:p>
         </w:tc>
@@ -3155,20 +2724,20 @@
                 <w:b/>
                 <w:sz w:val="20"/>
               </w:rPr>
-              <w:t>Chain rule</w:t>
-            </w:r>
-          </w:p>
-        </w:tc>
-        <w:tc>
-          <w:tcPr>
-            <w:tcW w:type="dxa" w:w="4896"/>
-          </w:tcPr>
-          <w:p>
-            <w:r>
-              <w:rPr>
-                <w:sz w:val="20"/>
-              </w:rPr>
-              <w:t>(f(g(x)))′ = f′(g(x)) · g′(x).</w:t>
+              <w:t>Rational inequality</w:t>
+            </w:r>
+          </w:p>
+        </w:tc>
+        <w:tc>
+          <w:tcPr>
+            <w:tcW w:type="dxa" w:w="4896"/>
+          </w:tcPr>
+          <w:p>
+            <w:r>
+              <w:rPr>
+                <w:sz w:val="20"/>
+              </w:rPr>
+              <w:t>Write as (f(x))/(g(x))&gt;0 (or &lt;0). Critical points: zeros of f and of g; never include points where g(x)=0.</w:t>
             </w:r>
           </w:p>
         </w:tc>
@@ -3184,136 +2753,20 @@
                 <w:b/>
                 <w:sz w:val="20"/>
               </w:rPr>
-              <w:t>Derivative of e^x</w:t>
-            </w:r>
-          </w:p>
-        </w:tc>
-        <w:tc>
-          <w:tcPr>
-            <w:tcW w:type="dxa" w:w="4896"/>
-          </w:tcPr>
-          <w:p>
-            <w:r>
-              <w:rPr>
-                <w:sz w:val="20"/>
-              </w:rPr>
-              <w:t>d/dx e^x = e^x;  d/dx a^x = a^x ln a.</w:t>
-            </w:r>
-          </w:p>
-        </w:tc>
-      </w:tr>
-      <w:tr>
-        <w:tc>
-          <w:tcPr>
-            <w:tcW w:type="dxa" w:w="4896"/>
-          </w:tcPr>
-          <w:p>
-            <w:r>
-              <w:rPr>
-                <w:b/>
-                <w:sz w:val="20"/>
-              </w:rPr>
-              <w:t>Derivative of ln x</w:t>
-            </w:r>
-          </w:p>
-        </w:tc>
-        <w:tc>
-          <w:tcPr>
-            <w:tcW w:type="dxa" w:w="4896"/>
-          </w:tcPr>
-          <w:p>
-            <w:r>
-              <w:rPr>
-                <w:sz w:val="20"/>
-              </w:rPr>
-              <w:t>d/dx ln x = 1/x (x&gt;0);  d/dx log_b(x) = 1/(x ln b).</w:t>
-            </w:r>
-          </w:p>
-        </w:tc>
-      </w:tr>
-      <w:tr>
-        <w:tc>
-          <w:tcPr>
-            <w:tcW w:type="dxa" w:w="4896"/>
-          </w:tcPr>
-          <w:p>
-            <w:r>
-              <w:rPr>
-                <w:b/>
-                <w:sz w:val="20"/>
-              </w:rPr>
-              <w:t>Higher-order derivatives</w:t>
-            </w:r>
-          </w:p>
-        </w:tc>
-        <w:tc>
-          <w:tcPr>
-            <w:tcW w:type="dxa" w:w="4896"/>
-          </w:tcPr>
-          <w:p>
-            <w:r>
-              <w:rPr>
-                <w:sz w:val="20"/>
-              </w:rPr>
-              <w:t>f″ = (f′)′, f‴ = (f″)′, etc. Used for curvature and tests.</w:t>
-            </w:r>
-          </w:p>
-        </w:tc>
-      </w:tr>
-      <w:tr>
-        <w:tc>
-          <w:tcPr>
-            <w:tcW w:type="dxa" w:w="4896"/>
-          </w:tcPr>
-          <w:p>
-            <w:r>
-              <w:rPr>
-                <w:b/>
-                <w:sz w:val="20"/>
-              </w:rPr>
-              <w:t>Limit algebra</w:t>
-            </w:r>
-          </w:p>
-        </w:tc>
-        <w:tc>
-          <w:tcPr>
-            <w:tcW w:type="dxa" w:w="4896"/>
-          </w:tcPr>
-          <w:p>
-            <w:r>
-              <w:rPr>
-                <w:sz w:val="20"/>
-              </w:rPr>
-              <w:t>lim (f±g) = lim f ± lim g; lim (fg) = (lim f)(lim g) when limits exist.</w:t>
-            </w:r>
-          </w:p>
-        </w:tc>
-      </w:tr>
-      <w:tr>
-        <w:tc>
-          <w:tcPr>
-            <w:tcW w:type="dxa" w:w="4896"/>
-          </w:tcPr>
-          <w:p>
-            <w:r>
-              <w:rPr>
-                <w:b/>
-                <w:sz w:val="20"/>
-              </w:rPr>
-              <w:t>Marginal interpretation</w:t>
-            </w:r>
-          </w:p>
-        </w:tc>
-        <w:tc>
-          <w:tcPr>
-            <w:tcW w:type="dxa" w:w="4896"/>
-          </w:tcPr>
-          <w:p>
-            <w:r>
-              <w:rPr>
-                <w:sz w:val="20"/>
-              </w:rPr>
-              <w:t>f′(x) ≈ change in f when x increases by one unit.</w:t>
+              <w:t>Product inequality</w:t>
+            </w:r>
+          </w:p>
+        </w:tc>
+        <w:tc>
+          <w:tcPr>
+            <w:tcW w:type="dxa" w:w="4896"/>
+          </w:tcPr>
+          <w:p>
+            <w:r>
+              <w:rPr>
+                <w:sz w:val="20"/>
+              </w:rPr>
+              <w:t>(x-a)(x-b)&gt;0: same sign factors. (x-a)(x-b)&lt;0: opposite signs.</w:t>
             </w:r>
           </w:p>
         </w:tc>
@@ -3328,7 +2781,7 @@
         <w:rPr>
           <w:color w:val="1F4E79"/>
         </w:rPr>
-        <w:t>8. Single-Variable Optimization (Ch. 8)</w:t>
+        <w:t>7. Linear and quadratic functions</w:t>
       </w:r>
     </w:p>
     <w:tbl>
@@ -3386,20 +2839,20 @@
                 <w:b/>
                 <w:sz w:val="20"/>
               </w:rPr>
-              <w:t>Extreme points</w:t>
-            </w:r>
-          </w:p>
-        </w:tc>
-        <w:tc>
-          <w:tcPr>
-            <w:tcW w:type="dxa" w:w="4896"/>
-          </w:tcPr>
-          <w:p>
-            <w:r>
-              <w:rPr>
-                <w:sz w:val="20"/>
-              </w:rPr>
-              <w:t>A global max (min) on a set S is a point where f attains its largest (smallest) value on S.</w:t>
+              <w:t>Linear function</w:t>
+            </w:r>
+          </w:p>
+        </w:tc>
+        <w:tc>
+          <w:tcPr>
+            <w:tcW w:type="dxa" w:w="4896"/>
+          </w:tcPr>
+          <w:p>
+            <w:r>
+              <w:rPr>
+                <w:sz w:val="20"/>
+              </w:rPr>
+              <w:t>f(x)=mx+c. Here m is the slope and c=f(0) is the y-intercept.</w:t>
             </w:r>
           </w:p>
         </w:tc>
@@ -3415,20 +2868,20 @@
                 <w:b/>
                 <w:sz w:val="20"/>
               </w:rPr>
-              <w:t>Critical / stationary point</w:t>
-            </w:r>
-          </w:p>
-        </w:tc>
-        <w:tc>
-          <w:tcPr>
-            <w:tcW w:type="dxa" w:w="4896"/>
-          </w:tcPr>
-          <w:p>
-            <w:r>
-              <w:rPr>
-                <w:sz w:val="20"/>
-              </w:rPr>
-              <w:t>Interior point where f′(x)=0 (or f′ undefined). Candidates for local extrema.</w:t>
+              <w:t>Slope between two points</w:t>
+            </w:r>
+          </w:p>
+        </w:tc>
+        <w:tc>
+          <w:tcPr>
+            <w:tcW w:type="dxa" w:w="4896"/>
+          </w:tcPr>
+          <w:p>
+            <w:r>
+              <w:rPr>
+                <w:sz w:val="20"/>
+              </w:rPr>
+              <w:t>m=(y(2)-y(1))/(x(2)-x(1)) for x(1)≠ x(2). Rise over run.</w:t>
             </w:r>
           </w:p>
         </w:tc>
@@ -3444,20 +2897,20 @@
                 <w:b/>
                 <w:sz w:val="20"/>
               </w:rPr>
-              <w:t>First-derivative test (sign)</w:t>
-            </w:r>
-          </w:p>
-        </w:tc>
-        <w:tc>
-          <w:tcPr>
-            <w:tcW w:type="dxa" w:w="4896"/>
-          </w:tcPr>
-          <w:p>
-            <w:r>
-              <w:rPr>
-                <w:sz w:val="20"/>
-              </w:rPr>
-              <w:t>f′ changes −→+: local min; +→−: local max.</w:t>
+              <w:t>Point–slope form</w:t>
+            </w:r>
+          </w:p>
+        </w:tc>
+        <w:tc>
+          <w:tcPr>
+            <w:tcW w:type="dxa" w:w="4896"/>
+          </w:tcPr>
+          <w:p>
+            <w:r>
+              <w:rPr>
+                <w:sz w:val="20"/>
+              </w:rPr>
+              <w:t>y-y(1)=m(x-x(1)).</w:t>
             </w:r>
           </w:p>
         </w:tc>
@@ -3473,20 +2926,20 @@
                 <w:b/>
                 <w:sz w:val="20"/>
               </w:rPr>
-              <w:t>Second-derivative test</w:t>
-            </w:r>
-          </w:p>
-        </w:tc>
-        <w:tc>
-          <w:tcPr>
-            <w:tcW w:type="dxa" w:w="4896"/>
-          </w:tcPr>
-          <w:p>
-            <w:r>
-              <w:rPr>
-                <w:sz w:val="20"/>
-              </w:rPr>
-              <w:t>At f′(c)=0: f″(c)&gt;0 ⇒ local min; f″(c)&lt;0 ⇒ local max; f″(c)=0 inconclusive.</w:t>
+              <w:t>Parallel and perpendicular lines</w:t>
+            </w:r>
+          </w:p>
+        </w:tc>
+        <w:tc>
+          <w:tcPr>
+            <w:tcW w:type="dxa" w:w="4896"/>
+          </w:tcPr>
+          <w:p>
+            <w:r>
+              <w:rPr>
+                <w:sz w:val="20"/>
+              </w:rPr>
+              <w:t>Parallel: same slope. Perpendicular: m(1)m(2)=-1 (neither line vertical).</w:t>
             </w:r>
           </w:p>
         </w:tc>
@@ -3502,20 +2955,20 @@
                 <w:b/>
                 <w:sz w:val="20"/>
               </w:rPr>
-              <w:t>Extreme Value Theorem</w:t>
-            </w:r>
-          </w:p>
-        </w:tc>
-        <w:tc>
-          <w:tcPr>
-            <w:tcW w:type="dxa" w:w="4896"/>
-          </w:tcPr>
-          <w:p>
-            <w:r>
-              <w:rPr>
-                <w:sz w:val="20"/>
-              </w:rPr>
-              <w:t>Continuous f on a closed bounded interval [a,b] attains a global max and min.</w:t>
+              <w:t>Quadratic function</w:t>
+            </w:r>
+          </w:p>
+        </w:tc>
+        <w:tc>
+          <w:tcPr>
+            <w:tcW w:type="dxa" w:w="4896"/>
+          </w:tcPr>
+          <w:p>
+            <w:r>
+              <w:rPr>
+                <w:sz w:val="20"/>
+              </w:rPr>
+              <w:t>f(x)=ax^(2)+bx+c with a≠ 0. Graph is a parabola.</w:t>
             </w:r>
           </w:p>
         </w:tc>
@@ -3531,20 +2984,20 @@
                 <w:b/>
                 <w:sz w:val="20"/>
               </w:rPr>
-              <w:t>Finding extrema on [a,b]</w:t>
-            </w:r>
-          </w:p>
-        </w:tc>
-        <w:tc>
-          <w:tcPr>
-            <w:tcW w:type="dxa" w:w="4896"/>
-          </w:tcPr>
-          <w:p>
-            <w:r>
-              <w:rPr>
-                <w:sz w:val="20"/>
-              </w:rPr>
-              <w:t>Evaluate f at critical points in (a,b) and at the endpoints a, b; compare values.</w:t>
+              <w:t>Vertex of a parabola</w:t>
+            </w:r>
+          </w:p>
+        </w:tc>
+        <w:tc>
+          <w:tcPr>
+            <w:tcW w:type="dxa" w:w="4896"/>
+          </w:tcPr>
+          <w:p>
+            <w:r>
+              <w:rPr>
+                <w:sz w:val="20"/>
+              </w:rPr>
+              <w:t>x(v)=-(b)/(2a), y(v)=f(x(v)). Vertex form: f(x)=a(x-h)^(2)+k with vertex (h,k).</w:t>
             </w:r>
           </w:p>
         </w:tc>
@@ -3560,20 +3013,20 @@
                 <w:b/>
                 <w:sz w:val="20"/>
               </w:rPr>
-              <w:t>Local vs global</w:t>
-            </w:r>
-          </w:p>
-        </w:tc>
-        <w:tc>
-          <w:tcPr>
-            <w:tcW w:type="dxa" w:w="4896"/>
-          </w:tcPr>
-          <w:p>
-            <w:r>
-              <w:rPr>
-                <w:sz w:val="20"/>
-              </w:rPr>
-              <w:t>Local extrema are best in a neighbourhood; global are best on the whole feasible set.</w:t>
+              <w:t>Axis of symmetry</w:t>
+            </w:r>
+          </w:p>
+        </w:tc>
+        <w:tc>
+          <w:tcPr>
+            <w:tcW w:type="dxa" w:w="4896"/>
+          </w:tcPr>
+          <w:p>
+            <w:r>
+              <w:rPr>
+                <w:sz w:val="20"/>
+              </w:rPr>
+              <w:t>The vertical line x=-(b)/(2a).</w:t>
             </w:r>
           </w:p>
         </w:tc>
@@ -3589,20 +3042,20 @@
                 <w:b/>
                 <w:sz w:val="20"/>
               </w:rPr>
-              <w:t>Inflection point</w:t>
-            </w:r>
-          </w:p>
-        </w:tc>
-        <w:tc>
-          <w:tcPr>
-            <w:tcW w:type="dxa" w:w="4896"/>
-          </w:tcPr>
-          <w:p>
-            <w:r>
-              <w:rPr>
-                <w:sz w:val="20"/>
-              </w:rPr>
-              <w:t>Point where concavity changes (f″ changes sign). Not necessarily an extremum.</w:t>
+              <w:t>Opening direction</w:t>
+            </w:r>
+          </w:p>
+        </w:tc>
+        <w:tc>
+          <w:tcPr>
+            <w:tcW w:type="dxa" w:w="4896"/>
+          </w:tcPr>
+          <w:p>
+            <w:r>
+              <w:rPr>
+                <w:sz w:val="20"/>
+              </w:rPr>
+              <w:t>If a&gt;0 the parabola opens upward (minimum at the vertex). If a&lt;0 it opens downward (maximum at the vertex).</w:t>
             </w:r>
           </w:p>
         </w:tc>
@@ -3618,20 +3071,20 @@
                 <w:b/>
                 <w:sz w:val="20"/>
               </w:rPr>
-              <w:t>Concavity</w:t>
-            </w:r>
-          </w:p>
-        </w:tc>
-        <w:tc>
-          <w:tcPr>
-            <w:tcW w:type="dxa" w:w="4896"/>
-          </w:tcPr>
-          <w:p>
-            <w:r>
-              <w:rPr>
-                <w:sz w:val="20"/>
-              </w:rPr>
-              <w:t>f″&gt;0 ⇒ convex (concave up); f″&lt;0 ⇒ concave (concave down) — terminology varies by text.</w:t>
+              <w:t>Intercepts</w:t>
+            </w:r>
+          </w:p>
+        </w:tc>
+        <w:tc>
+          <w:tcPr>
+            <w:tcW w:type="dxa" w:w="4896"/>
+          </w:tcPr>
+          <w:p>
+            <w:r>
+              <w:rPr>
+                <w:sz w:val="20"/>
+              </w:rPr>
+              <w:t>y-intercept: f(0)=c. x-intercepts: solutions of ax^(2)+bx+c=0.</w:t>
             </w:r>
           </w:p>
         </w:tc>
@@ -3647,20 +3100,20 @@
                 <w:b/>
                 <w:sz w:val="20"/>
               </w:rPr>
-              <w:t>Economic optimum (interior)</w:t>
-            </w:r>
-          </w:p>
-        </w:tc>
-        <w:tc>
-          <w:tcPr>
-            <w:tcW w:type="dxa" w:w="4896"/>
-          </w:tcPr>
-          <w:p>
-            <w:r>
-              <w:rPr>
-                <w:sz w:val="20"/>
-              </w:rPr>
-              <w:t>Often solve MR = MC or π′(x)=0, then check second-order / endpoints.</w:t>
+              <w:t>Discriminant and the graph</w:t>
+            </w:r>
+          </w:p>
+        </w:tc>
+        <w:tc>
+          <w:tcPr>
+            <w:tcW w:type="dxa" w:w="4896"/>
+          </w:tcPr>
+          <w:p>
+            <w:r>
+              <w:rPr>
+                <w:sz w:val="20"/>
+              </w:rPr>
+              <w:t>Δ&gt;0: two x-intercepts; Δ=0: touches once; Δ&lt;0: no x-intercepts.</w:t>
             </w:r>
           </w:p>
         </w:tc>
@@ -3676,49 +3129,20 @@
                 <w:b/>
                 <w:sz w:val="20"/>
               </w:rPr>
-              <w:t>Profit maximisation sketch</w:t>
-            </w:r>
-          </w:p>
-        </w:tc>
-        <w:tc>
-          <w:tcPr>
-            <w:tcW w:type="dxa" w:w="4896"/>
-          </w:tcPr>
-          <w:p>
-            <w:r>
-              <w:rPr>
-                <w:sz w:val="20"/>
-              </w:rPr>
-              <w:t>π(x)=R(x)−C(x); interior candidate: π′(x)=0 ⇒ R′(x)=C′(x).</w:t>
-            </w:r>
-          </w:p>
-        </w:tc>
-      </w:tr>
-      <w:tr>
-        <w:tc>
-          <w:tcPr>
-            <w:tcW w:type="dxa" w:w="4896"/>
-          </w:tcPr>
-          <w:p>
-            <w:r>
-              <w:rPr>
-                <w:b/>
-                <w:sz w:val="20"/>
-              </w:rPr>
-              <w:t>Mean Value Theorem (related)</w:t>
-            </w:r>
-          </w:p>
-        </w:tc>
-        <w:tc>
-          <w:tcPr>
-            <w:tcW w:type="dxa" w:w="4896"/>
-          </w:tcPr>
-          <w:p>
-            <w:r>
-              <w:rPr>
-                <w:sz w:val="20"/>
-              </w:rPr>
-              <w:t>If f continuous on [a,b] and differentiable on (a,b), ∃c with f′(c)=(f(b)−f(a))/(b−a).</w:t>
+              <w:t>Domain and range (quadratic)</w:t>
+            </w:r>
+          </w:p>
+        </w:tc>
+        <w:tc>
+          <w:tcPr>
+            <w:tcW w:type="dxa" w:w="4896"/>
+          </w:tcPr>
+          <w:p>
+            <w:r>
+              <w:rPr>
+                <w:sz w:val="20"/>
+              </w:rPr>
+              <w:t>Domain: all real x. Range: [y(v),∞) if a&gt;0; (-∞,y(v)] if a&lt;0.</w:t>
             </w:r>
           </w:p>
         </w:tc>
@@ -3733,7 +3157,7 @@
         <w:rPr>
           <w:color w:val="1F4E79"/>
         </w:rPr>
-        <w:t>10. Financial Mathematics (Ch. 10)</w:t>
+        <w:t>8. Power functions</w:t>
       </w:r>
     </w:p>
     <w:tbl>
@@ -3791,20 +3215,20 @@
                 <w:b/>
                 <w:sz w:val="20"/>
               </w:rPr>
-              <w:t>Simple interest</w:t>
-            </w:r>
-          </w:p>
-        </w:tc>
-        <w:tc>
-          <w:tcPr>
-            <w:tcW w:type="dxa" w:w="4896"/>
-          </w:tcPr>
-          <w:p>
-            <w:r>
-              <w:rPr>
-                <w:sz w:val="20"/>
-              </w:rPr>
-              <w:t>I = P r t;  FV = P(1 + r t).</w:t>
+              <w:t>Power function</w:t>
+            </w:r>
+          </w:p>
+        </w:tc>
+        <w:tc>
+          <w:tcPr>
+            <w:tcW w:type="dxa" w:w="4896"/>
+          </w:tcPr>
+          <w:p>
+            <w:r>
+              <w:rPr>
+                <w:sz w:val="20"/>
+              </w:rPr>
+              <w:t>f(x)=ax^(b) with a≠ 0 and constant exponent b.</w:t>
             </w:r>
           </w:p>
         </w:tc>
@@ -3820,20 +3244,20 @@
                 <w:b/>
                 <w:sz w:val="20"/>
               </w:rPr>
-              <w:t>Compound interest (discrete)</w:t>
-            </w:r>
-          </w:p>
-        </w:tc>
-        <w:tc>
-          <w:tcPr>
-            <w:tcW w:type="dxa" w:w="4896"/>
-          </w:tcPr>
-          <w:p>
-            <w:r>
-              <w:rPr>
-                <w:sz w:val="20"/>
-              </w:rPr>
-              <w:t>FV = P(1 + r)^n with r = rate per period, n = number of periods.</w:t>
+              <w:t>Domain depends on b</w:t>
+            </w:r>
+          </w:p>
+        </w:tc>
+        <w:tc>
+          <w:tcPr>
+            <w:tcW w:type="dxa" w:w="4896"/>
+          </w:tcPr>
+          <w:p>
+            <w:r>
+              <w:rPr>
+                <w:sz w:val="20"/>
+              </w:rPr>
+              <w:t>Integer powers: usually all x (except x=0 if b negative). Even roots need x≥ 0. Negative fractional powers exclude x=0.</w:t>
             </w:r>
           </w:p>
         </w:tc>
@@ -3849,20 +3273,20 @@
                 <w:b/>
                 <w:sz w:val="20"/>
               </w:rPr>
-              <w:t>Compounding m times/year</w:t>
-            </w:r>
-          </w:p>
-        </w:tc>
-        <w:tc>
-          <w:tcPr>
-            <w:tcW w:type="dxa" w:w="4896"/>
-          </w:tcPr>
-          <w:p>
-            <w:r>
-              <w:rPr>
-                <w:sz w:val="20"/>
-              </w:rPr>
-              <w:t>FV = P(1 + i/m)^(m t); i = nominal annual rate.</w:t>
+              <w:t>Positive vs negative exponent</w:t>
+            </w:r>
+          </w:p>
+        </w:tc>
+        <w:tc>
+          <w:tcPr>
+            <w:tcW w:type="dxa" w:w="4896"/>
+          </w:tcPr>
+          <w:p>
+            <w:r>
+              <w:rPr>
+                <w:sz w:val="20"/>
+              </w:rPr>
+              <w:t>If b&gt;0 and a&gt;0, f grows as x grows on (0,∞). If b&lt;0, f(x)=a/x^(|b|) decreases toward 0 as x→∞.</w:t>
             </w:r>
           </w:p>
         </w:tc>
@@ -3878,20 +3302,20 @@
                 <w:b/>
                 <w:sz w:val="20"/>
               </w:rPr>
-              <w:t>Effective annual rate</w:t>
-            </w:r>
-          </w:p>
-        </w:tc>
-        <w:tc>
-          <w:tcPr>
-            <w:tcW w:type="dxa" w:w="4896"/>
-          </w:tcPr>
-          <w:p>
-            <w:r>
-              <w:rPr>
-                <w:sz w:val="20"/>
-              </w:rPr>
-              <w:t>EAR = (1 + i/m)^m − 1.</w:t>
+              <w:t>Even integer power</w:t>
+            </w:r>
+          </w:p>
+        </w:tc>
+        <w:tc>
+          <w:tcPr>
+            <w:tcW w:type="dxa" w:w="4896"/>
+          </w:tcPr>
+          <w:p>
+            <w:r>
+              <w:rPr>
+                <w:sz w:val="20"/>
+              </w:rPr>
+              <w:t>x^(2k) is even: f(-x)=f(x). U-shaped for a&gt;0.</w:t>
             </w:r>
           </w:p>
         </w:tc>
@@ -3907,20 +3331,20 @@
                 <w:b/>
                 <w:sz w:val="20"/>
               </w:rPr>
-              <w:t>Continuous compounding</w:t>
-            </w:r>
-          </w:p>
-        </w:tc>
-        <w:tc>
-          <w:tcPr>
-            <w:tcW w:type="dxa" w:w="4896"/>
-          </w:tcPr>
-          <w:p>
-            <w:r>
-              <w:rPr>
-                <w:sz w:val="20"/>
-              </w:rPr>
-              <w:t>FV = P e^(r t);  equivalent continuous rate from discrete: r = ln(1+i).</w:t>
+              <w:t>Odd integer power</w:t>
+            </w:r>
+          </w:p>
+        </w:tc>
+        <w:tc>
+          <w:tcPr>
+            <w:tcW w:type="dxa" w:w="4896"/>
+          </w:tcPr>
+          <w:p>
+            <w:r>
+              <w:rPr>
+                <w:sz w:val="20"/>
+              </w:rPr>
+              <w:t>x^(2k+1) is odd: f(-x)=-f(x). Passes through the origin and is one-to-one on ℝ if a≠ 0.</w:t>
             </w:r>
           </w:p>
         </w:tc>
@@ -3936,20 +3360,20 @@
                 <w:b/>
                 <w:sz w:val="20"/>
               </w:rPr>
-              <w:t>Present value (compound)</w:t>
-            </w:r>
-          </w:p>
-        </w:tc>
-        <w:tc>
-          <w:tcPr>
-            <w:tcW w:type="dxa" w:w="4896"/>
-          </w:tcPr>
-          <w:p>
-            <w:r>
-              <w:rPr>
-                <w:sz w:val="20"/>
-              </w:rPr>
-              <w:t>PV = FV / (1+r)^n = FV (1+r)^(−n).</w:t>
+              <w:t>Root functions</w:t>
+            </w:r>
+          </w:p>
+        </w:tc>
+        <w:tc>
+          <w:tcPr>
+            <w:tcW w:type="dxa" w:w="4896"/>
+          </w:tcPr>
+          <w:p>
+            <w:r>
+              <w:rPr>
+                <w:sz w:val="20"/>
+              </w:rPr>
+              <w:t>f(x)=(x)^(1/n)=x^(1/n). For even n, domain x≥ 0; for odd n, all real x.</w:t>
             </w:r>
           </w:p>
         </w:tc>
@@ -3965,20 +3389,20 @@
                 <w:b/>
                 <w:sz w:val="20"/>
               </w:rPr>
-              <w:t>Continuous present value</w:t>
-            </w:r>
-          </w:p>
-        </w:tc>
-        <w:tc>
-          <w:tcPr>
-            <w:tcW w:type="dxa" w:w="4896"/>
-          </w:tcPr>
-          <w:p>
-            <w:r>
-              <w:rPr>
-                <w:sz w:val="20"/>
-              </w:rPr>
-              <w:t>PV = FV · e^(−r t).</w:t>
+              <w:t>Asymptotes for negative powers</w:t>
+            </w:r>
+          </w:p>
+        </w:tc>
+        <w:tc>
+          <w:tcPr>
+            <w:tcW w:type="dxa" w:w="4896"/>
+          </w:tcPr>
+          <w:p>
+            <w:r>
+              <w:rPr>
+                <w:sz w:val="20"/>
+              </w:rPr>
+              <w:t>f(x)=(a)/(x^(k)) (k&gt;0): vertical asymptote x=0, horizontal asymptote y=0.</w:t>
             </w:r>
           </w:p>
         </w:tc>
@@ -3994,20 +3418,20 @@
                 <w:b/>
                 <w:sz w:val="20"/>
               </w:rPr>
-              <w:t>Geometric series (finite)</w:t>
-            </w:r>
-          </w:p>
-        </w:tc>
-        <w:tc>
-          <w:tcPr>
-            <w:tcW w:type="dxa" w:w="4896"/>
-          </w:tcPr>
-          <w:p>
-            <w:r>
-              <w:rPr>
-                <w:sz w:val="20"/>
-              </w:rPr>
-              <w:t>S = a + ar + … + ar^(n−1) = a(1−r^n)/(1−r) for r ≠ 1.</w:t>
+              <w:t>Proportionality</w:t>
+            </w:r>
+          </w:p>
+        </w:tc>
+        <w:tc>
+          <w:tcPr>
+            <w:tcW w:type="dxa" w:w="4896"/>
+          </w:tcPr>
+          <w:p>
+            <w:r>
+              <w:rPr>
+                <w:sz w:val="20"/>
+              </w:rPr>
+              <w:t>y∝ x^(b) means y=ax^(b) for some constant a.</w:t>
             </w:r>
           </w:p>
         </w:tc>
@@ -4023,223 +3447,20 @@
                 <w:b/>
                 <w:sz w:val="20"/>
               </w:rPr>
-              <w:t>Infinite geometric series</w:t>
-            </w:r>
-          </w:p>
-        </w:tc>
-        <w:tc>
-          <w:tcPr>
-            <w:tcW w:type="dxa" w:w="4896"/>
-          </w:tcPr>
-          <w:p>
-            <w:r>
-              <w:rPr>
-                <w:sz w:val="20"/>
-              </w:rPr>
-              <w:t>For |r|&lt;1: a + ar + ar² + … = a/(1−r).</w:t>
-            </w:r>
-          </w:p>
-        </w:tc>
-      </w:tr>
-      <w:tr>
-        <w:tc>
-          <w:tcPr>
-            <w:tcW w:type="dxa" w:w="4896"/>
-          </w:tcPr>
-          <w:p>
-            <w:r>
-              <w:rPr>
-                <w:b/>
-                <w:sz w:val="20"/>
-              </w:rPr>
-              <w:t>Annuity PV (ordinary)</w:t>
-            </w:r>
-          </w:p>
-        </w:tc>
-        <w:tc>
-          <w:tcPr>
-            <w:tcW w:type="dxa" w:w="4896"/>
-          </w:tcPr>
-          <w:p>
-            <w:r>
-              <w:rPr>
-                <w:sz w:val="20"/>
-              </w:rPr>
-              <w:t>PV = A[1 − (1+r)^(−n)]/r — payment A at end of each of n periods.</w:t>
-            </w:r>
-          </w:p>
-        </w:tc>
-      </w:tr>
-      <w:tr>
-        <w:tc>
-          <w:tcPr>
-            <w:tcW w:type="dxa" w:w="4896"/>
-          </w:tcPr>
-          <w:p>
-            <w:r>
-              <w:rPr>
-                <w:b/>
-                <w:sz w:val="20"/>
-              </w:rPr>
-              <w:t>Annuity FV (ordinary)</w:t>
-            </w:r>
-          </w:p>
-        </w:tc>
-        <w:tc>
-          <w:tcPr>
-            <w:tcW w:type="dxa" w:w="4896"/>
-          </w:tcPr>
-          <w:p>
-            <w:r>
-              <w:rPr>
-                <w:sz w:val="20"/>
-              </w:rPr>
-              <w:t>FV = A[(1+r)^n − 1]/r.</w:t>
-            </w:r>
-          </w:p>
-        </w:tc>
-      </w:tr>
-      <w:tr>
-        <w:tc>
-          <w:tcPr>
-            <w:tcW w:type="dxa" w:w="4896"/>
-          </w:tcPr>
-          <w:p>
-            <w:r>
-              <w:rPr>
-                <w:b/>
-                <w:sz w:val="20"/>
-              </w:rPr>
-              <w:t>Perpetuity</w:t>
-            </w:r>
-          </w:p>
-        </w:tc>
-        <w:tc>
-          <w:tcPr>
-            <w:tcW w:type="dxa" w:w="4896"/>
-          </w:tcPr>
-          <w:p>
-            <w:r>
-              <w:rPr>
-                <w:sz w:val="20"/>
-              </w:rPr>
-              <w:t>PV = A/r (infinite ordinary annuity, r&gt;0).</w:t>
-            </w:r>
-          </w:p>
-        </w:tc>
-      </w:tr>
-      <w:tr>
-        <w:tc>
-          <w:tcPr>
-            <w:tcW w:type="dxa" w:w="4896"/>
-          </w:tcPr>
-          <w:p>
-            <w:r>
-              <w:rPr>
-                <w:b/>
-                <w:sz w:val="20"/>
-              </w:rPr>
-              <w:t>Total present value of a stream</w:t>
-            </w:r>
-          </w:p>
-        </w:tc>
-        <w:tc>
-          <w:tcPr>
-            <w:tcW w:type="dxa" w:w="4896"/>
-          </w:tcPr>
-          <w:p>
-            <w:r>
-              <w:rPr>
-                <w:sz w:val="20"/>
-              </w:rPr>
-              <w:t>PV = Σ_{t=1}^{n} A_t / (1+r)^t  (or continuous analogue with e^(−rt)).</w:t>
-            </w:r>
-          </w:p>
-        </w:tc>
-      </w:tr>
-      <w:tr>
-        <w:tc>
-          <w:tcPr>
-            <w:tcW w:type="dxa" w:w="4896"/>
-          </w:tcPr>
-          <w:p>
-            <w:r>
-              <w:rPr>
-                <w:b/>
-                <w:sz w:val="20"/>
-              </w:rPr>
-              <w:t>Internal rate of return (IRR)</w:t>
-            </w:r>
-          </w:p>
-        </w:tc>
-        <w:tc>
-          <w:tcPr>
-            <w:tcW w:type="dxa" w:w="4896"/>
-          </w:tcPr>
-          <w:p>
-            <w:r>
-              <w:rPr>
-                <w:sz w:val="20"/>
-              </w:rPr>
-              <w:t>Discount rate r* solving NPV = 0: Σ A_t/(1+r*)^t = 0 (or = initial outlay).</w:t>
-            </w:r>
-          </w:p>
-        </w:tc>
-      </w:tr>
-      <w:tr>
-        <w:tc>
-          <w:tcPr>
-            <w:tcW w:type="dxa" w:w="4896"/>
-          </w:tcPr>
-          <w:p>
-            <w:r>
-              <w:rPr>
-                <w:b/>
-                <w:sz w:val="20"/>
-              </w:rPr>
-              <w:t>Mortgage / loan payment</w:t>
-            </w:r>
-          </w:p>
-        </w:tc>
-        <w:tc>
-          <w:tcPr>
-            <w:tcW w:type="dxa" w:w="4896"/>
-          </w:tcPr>
-          <w:p>
-            <w:r>
-              <w:rPr>
-                <w:sz w:val="20"/>
-              </w:rPr>
-              <w:t>A = P · [r(1+r)^n]/[(1+r)^n − 1] for principal P over n periods.</w:t>
-            </w:r>
-          </w:p>
-        </w:tc>
-      </w:tr>
-      <w:tr>
-        <w:tc>
-          <w:tcPr>
-            <w:tcW w:type="dxa" w:w="4896"/>
-          </w:tcPr>
-          <w:p>
-            <w:r>
-              <w:rPr>
-                <w:b/>
-                <w:sz w:val="20"/>
-              </w:rPr>
-              <w:t>Nominal vs real rate (Fisher)</w:t>
-            </w:r>
-          </w:p>
-        </w:tc>
-        <w:tc>
-          <w:tcPr>
-            <w:tcW w:type="dxa" w:w="4896"/>
-          </w:tcPr>
-          <w:p>
-            <w:r>
-              <w:rPr>
-                <w:sz w:val="20"/>
-              </w:rPr>
-              <w:t>1 + r_real = (1 + r_nom)/(1 + π).</w:t>
+              <w:t>Inverse of x^(n) (selected cases)</w:t>
+            </w:r>
+          </w:p>
+        </w:tc>
+        <w:tc>
+          <w:tcPr>
+            <w:tcW w:type="dxa" w:w="4896"/>
+          </w:tcPr>
+          <w:p>
+            <w:r>
+              <w:rPr>
+                <w:sz w:val="20"/>
+              </w:rPr>
+              <w:t>For odd n, or for x≥ 0 when n is even: inverse is y^(1/n).</w:t>
             </w:r>
           </w:p>
         </w:tc>
@@ -4254,7 +3475,7 @@
         <w:rPr>
           <w:color w:val="1F4E79"/>
         </w:rPr>
-        <w:t>Elementary Probability (BBE)</w:t>
+        <w:t>9. Polynomial functions</w:t>
       </w:r>
     </w:p>
     <w:tbl>
@@ -4312,20 +3533,20 @@
                 <w:b/>
                 <w:sz w:val="20"/>
               </w:rPr>
-              <w:t>Classical probability</w:t>
-            </w:r>
-          </w:p>
-        </w:tc>
-        <w:tc>
-          <w:tcPr>
-            <w:tcW w:type="dxa" w:w="4896"/>
-          </w:tcPr>
-          <w:p>
-            <w:r>
-              <w:rPr>
-                <w:sz w:val="20"/>
-              </w:rPr>
-              <w:t>P(A) = |A|/|Ω| when outcomes in finite Ω are equally likely.</w:t>
+              <w:t>Polynomial</w:t>
+            </w:r>
+          </w:p>
+        </w:tc>
+        <w:tc>
+          <w:tcPr>
+            <w:tcW w:type="dxa" w:w="4896"/>
+          </w:tcPr>
+          <w:p>
+            <w:r>
+              <w:rPr>
+                <w:sz w:val="20"/>
+              </w:rPr>
+              <w:t>p(x)=a(n)x^(n)+a(n-1)x^(n-1)+·s+a(1)x+a(0) with a(n)≠ 0. The degree is n.</w:t>
             </w:r>
           </w:p>
         </w:tc>
@@ -4341,20 +3562,20 @@
                 <w:b/>
                 <w:sz w:val="20"/>
               </w:rPr>
-              <w:t>Probability axioms</w:t>
-            </w:r>
-          </w:p>
-        </w:tc>
-        <w:tc>
-          <w:tcPr>
-            <w:tcW w:type="dxa" w:w="4896"/>
-          </w:tcPr>
-          <w:p>
-            <w:r>
-              <w:rPr>
-                <w:sz w:val="20"/>
-              </w:rPr>
-              <w:t>0 ≤ P(A) ≤ 1; P(Ω)=1; disjoint ⇒ P(A∪B)=P(A)+P(B).</w:t>
+              <w:t>Leading term</w:t>
+            </w:r>
+          </w:p>
+        </w:tc>
+        <w:tc>
+          <w:tcPr>
+            <w:tcW w:type="dxa" w:w="4896"/>
+          </w:tcPr>
+          <w:p>
+            <w:r>
+              <w:rPr>
+                <w:sz w:val="20"/>
+              </w:rPr>
+              <w:t>a(n)x^(n) dominates end behaviour for large |x|.</w:t>
             </w:r>
           </w:p>
         </w:tc>
@@ -4370,20 +3591,20 @@
                 <w:b/>
                 <w:sz w:val="20"/>
               </w:rPr>
-              <w:t>Complement rule</w:t>
-            </w:r>
-          </w:p>
-        </w:tc>
-        <w:tc>
-          <w:tcPr>
-            <w:tcW w:type="dxa" w:w="4896"/>
-          </w:tcPr>
-          <w:p>
-            <w:r>
-              <w:rPr>
-                <w:sz w:val="20"/>
-              </w:rPr>
-              <w:t>P(Aᶜ) = 1 − P(A).</w:t>
+              <w:t>End behaviour (even degree)</w:t>
+            </w:r>
+          </w:p>
+        </w:tc>
+        <w:tc>
+          <w:tcPr>
+            <w:tcW w:type="dxa" w:w="4896"/>
+          </w:tcPr>
+          <w:p>
+            <w:r>
+              <w:rPr>
+                <w:sz w:val="20"/>
+              </w:rPr>
+              <w:t>If n even and a(n)&gt;0: p(x)→ +∞ as |x|→∞. If a(n)&lt;0: p(x)→ -∞.</w:t>
             </w:r>
           </w:p>
         </w:tc>
@@ -4399,20 +3620,20 @@
                 <w:b/>
                 <w:sz w:val="20"/>
               </w:rPr>
-              <w:t>Addition rule</w:t>
-            </w:r>
-          </w:p>
-        </w:tc>
-        <w:tc>
-          <w:tcPr>
-            <w:tcW w:type="dxa" w:w="4896"/>
-          </w:tcPr>
-          <w:p>
-            <w:r>
-              <w:rPr>
-                <w:sz w:val="20"/>
-              </w:rPr>
-              <w:t>P(A ∪ B) = P(A) + P(B) − P(A ∩ B).</w:t>
+              <w:t>End behaviour (odd degree)</w:t>
+            </w:r>
+          </w:p>
+        </w:tc>
+        <w:tc>
+          <w:tcPr>
+            <w:tcW w:type="dxa" w:w="4896"/>
+          </w:tcPr>
+          <w:p>
+            <w:r>
+              <w:rPr>
+                <w:sz w:val="20"/>
+              </w:rPr>
+              <w:t>If n odd and a(n)&gt;0: p(x)→ -∞ as x→ -∞ and p(x)→ +∞ as x→ +∞ (swap if a(n)&lt;0).</w:t>
             </w:r>
           </w:p>
         </w:tc>
@@ -4428,20 +3649,20 @@
                 <w:b/>
                 <w:sz w:val="20"/>
               </w:rPr>
-              <w:t>Conditional probability</w:t>
-            </w:r>
-          </w:p>
-        </w:tc>
-        <w:tc>
-          <w:tcPr>
-            <w:tcW w:type="dxa" w:w="4896"/>
-          </w:tcPr>
-          <w:p>
-            <w:r>
-              <w:rPr>
-                <w:sz w:val="20"/>
-              </w:rPr>
-              <w:t>P(A|B) = P(A ∩ B)/P(B) (P(B)&gt;0).</w:t>
+              <w:t>Root (zero) of a polynomial</w:t>
+            </w:r>
+          </w:p>
+        </w:tc>
+        <w:tc>
+          <w:tcPr>
+            <w:tcW w:type="dxa" w:w="4896"/>
+          </w:tcPr>
+          <w:p>
+            <w:r>
+              <w:rPr>
+                <w:sz w:val="20"/>
+              </w:rPr>
+              <w:t>r is a root if p(r)=0. The graph meets the x-axis at x=r.</w:t>
             </w:r>
           </w:p>
         </w:tc>
@@ -4457,20 +3678,20 @@
                 <w:b/>
                 <w:sz w:val="20"/>
               </w:rPr>
-              <w:t>Independence</w:t>
-            </w:r>
-          </w:p>
-        </w:tc>
-        <w:tc>
-          <w:tcPr>
-            <w:tcW w:type="dxa" w:w="4896"/>
-          </w:tcPr>
-          <w:p>
-            <w:r>
-              <w:rPr>
-                <w:sz w:val="20"/>
-              </w:rPr>
-              <w:t>P(A ∩ B) = P(A)P(B).</w:t>
+              <w:t>Factor theorem</w:t>
+            </w:r>
+          </w:p>
+        </w:tc>
+        <w:tc>
+          <w:tcPr>
+            <w:tcW w:type="dxa" w:w="4896"/>
+          </w:tcPr>
+          <w:p>
+            <w:r>
+              <w:rPr>
+                <w:sz w:val="20"/>
+              </w:rPr>
+              <w:t>r is a root ⇔ (x-r) is a factor of p(x).</w:t>
             </w:r>
           </w:p>
         </w:tc>
@@ -4486,20 +3707,20 @@
                 <w:b/>
                 <w:sz w:val="20"/>
               </w:rPr>
-              <w:t>Bayes’ theorem</w:t>
-            </w:r>
-          </w:p>
-        </w:tc>
-        <w:tc>
-          <w:tcPr>
-            <w:tcW w:type="dxa" w:w="4896"/>
-          </w:tcPr>
-          <w:p>
-            <w:r>
-              <w:rPr>
-                <w:sz w:val="20"/>
-              </w:rPr>
-              <w:t>P(A|B) = P(B|A)P(A)/P(B).</w:t>
+              <w:t>Remainder theorem</w:t>
+            </w:r>
+          </w:p>
+        </w:tc>
+        <w:tc>
+          <w:tcPr>
+            <w:tcW w:type="dxa" w:w="4896"/>
+          </w:tcPr>
+          <w:p>
+            <w:r>
+              <w:rPr>
+                <w:sz w:val="20"/>
+              </w:rPr>
+              <w:t>When p is divided by (x-r), the remainder equals p(r).</w:t>
             </w:r>
           </w:p>
         </w:tc>
@@ -4515,20 +3736,20 @@
                 <w:b/>
                 <w:sz w:val="20"/>
               </w:rPr>
-              <w:t>Permutations / combinations</w:t>
-            </w:r>
-          </w:p>
-        </w:tc>
-        <w:tc>
-          <w:tcPr>
-            <w:tcW w:type="dxa" w:w="4896"/>
-          </w:tcPr>
-          <w:p>
-            <w:r>
-              <w:rPr>
-                <w:sz w:val="20"/>
-              </w:rPr>
-              <w:t>P(n,k)=n!/(n−k)!;  C(n,k)=n!/(k!(n−k)!).</w:t>
+              <w:t>Multiplicity</w:t>
+            </w:r>
+          </w:p>
+        </w:tc>
+        <w:tc>
+          <w:tcPr>
+            <w:tcW w:type="dxa" w:w="4896"/>
+          </w:tcPr>
+          <w:p>
+            <w:r>
+              <w:rPr>
+                <w:sz w:val="20"/>
+              </w:rPr>
+              <w:t>If (x-r)^(k) divides p but (x-r)^(k+1) does not, root r has multiplicity k. Odd k: graph crosses; even k: touches and turns.</w:t>
             </w:r>
           </w:p>
         </w:tc>
@@ -4544,20 +3765,20 @@
                 <w:b/>
                 <w:sz w:val="20"/>
               </w:rPr>
-              <w:t>Expected value</w:t>
-            </w:r>
-          </w:p>
-        </w:tc>
-        <w:tc>
-          <w:tcPr>
-            <w:tcW w:type="dxa" w:w="4896"/>
-          </w:tcPr>
-          <w:p>
-            <w:r>
-              <w:rPr>
-                <w:sz w:val="20"/>
-              </w:rPr>
-              <w:t>E[X] = Σ x_i P(X=x_i).</w:t>
+              <w:t>Rational root theorem</w:t>
+            </w:r>
+          </w:p>
+        </w:tc>
+        <w:tc>
+          <w:tcPr>
+            <w:tcW w:type="dxa" w:w="4896"/>
+          </w:tcPr>
+          <w:p>
+            <w:r>
+              <w:rPr>
+                <w:sz w:val="20"/>
+              </w:rPr>
+              <w:t>Any rational root (p)/(q) in lowest terms has p dividing a(0) and q dividing a(n).</w:t>
             </w:r>
           </w:p>
         </w:tc>
@@ -4573,20 +3794,20 @@
                 <w:b/>
                 <w:sz w:val="20"/>
               </w:rPr>
-              <w:t>Variance</w:t>
-            </w:r>
-          </w:p>
-        </w:tc>
-        <w:tc>
-          <w:tcPr>
-            <w:tcW w:type="dxa" w:w="4896"/>
-          </w:tcPr>
-          <w:p>
-            <w:r>
-              <w:rPr>
-                <w:sz w:val="20"/>
-              </w:rPr>
-              <w:t>Var(X)=E[X²]−(E[X])²; σ=√Var(X).</w:t>
+              <w:t>Number of roots</w:t>
+            </w:r>
+          </w:p>
+        </w:tc>
+        <w:tc>
+          <w:tcPr>
+            <w:tcW w:type="dxa" w:w="4896"/>
+          </w:tcPr>
+          <w:p>
+            <w:r>
+              <w:rPr>
+                <w:sz w:val="20"/>
+              </w:rPr>
+              <w:t>A degree-n polynomial has at most n real roots (exactly n complex roots counting multiplicity).</w:t>
             </w:r>
           </w:p>
         </w:tc>
@@ -4601,7 +3822,7 @@
         <w:rPr>
           <w:color w:val="1F4E79"/>
         </w:rPr>
-        <w:t>Binomial Distribution (BBE)</w:t>
+        <w:t>10. Exponential and logarithmic functions</w:t>
       </w:r>
     </w:p>
     <w:tbl>
@@ -4659,20 +3880,20 @@
                 <w:b/>
                 <w:sz w:val="20"/>
               </w:rPr>
-              <w:t>Bernoulli trial</w:t>
-            </w:r>
-          </w:p>
-        </w:tc>
-        <w:tc>
-          <w:tcPr>
-            <w:tcW w:type="dxa" w:w="4896"/>
-          </w:tcPr>
-          <w:p>
-            <w:r>
-              <w:rPr>
-                <w:sz w:val="20"/>
-              </w:rPr>
-              <w:t>Two outcomes: success with probability p, failure with q=1−p.</w:t>
+              <w:t>Exponential function</w:t>
+            </w:r>
+          </w:p>
+        </w:tc>
+        <w:tc>
+          <w:tcPr>
+            <w:tcW w:type="dxa" w:w="4896"/>
+          </w:tcPr>
+          <w:p>
+            <w:r>
+              <w:rPr>
+                <w:sz w:val="20"/>
+              </w:rPr>
+              <w:t>f(x)=a· b^(x) with b&gt;0, b≠ 1. Domain: all real x. If a&gt;0, range is (0,∞).</w:t>
             </w:r>
           </w:p>
         </w:tc>
@@ -4688,20 +3909,20 @@
                 <w:b/>
                 <w:sz w:val="20"/>
               </w:rPr>
-              <w:t>Binomial setting</w:t>
-            </w:r>
-          </w:p>
-        </w:tc>
-        <w:tc>
-          <w:tcPr>
-            <w:tcW w:type="dxa" w:w="4896"/>
-          </w:tcPr>
-          <w:p>
-            <w:r>
-              <w:rPr>
-                <w:sz w:val="20"/>
-              </w:rPr>
-              <w:t>n independent Bernoulli trials, same p; X = number of successes.</w:t>
+              <w:t>Growth and decay</w:t>
+            </w:r>
+          </w:p>
+        </w:tc>
+        <w:tc>
+          <w:tcPr>
+            <w:tcW w:type="dxa" w:w="4896"/>
+          </w:tcPr>
+          <w:p>
+            <w:r>
+              <w:rPr>
+                <w:sz w:val="20"/>
+              </w:rPr>
+              <w:t>For a&gt;0: b&gt;1 means exponential growth; 0&lt;b&lt;1 means exponential decay.</w:t>
             </w:r>
           </w:p>
         </w:tc>
@@ -4717,20 +3938,20 @@
                 <w:b/>
                 <w:sz w:val="20"/>
               </w:rPr>
-              <w:t>Binomial PMF</w:t>
-            </w:r>
-          </w:p>
-        </w:tc>
-        <w:tc>
-          <w:tcPr>
-            <w:tcW w:type="dxa" w:w="4896"/>
-          </w:tcPr>
-          <w:p>
-            <w:r>
-              <w:rPr>
-                <w:sz w:val="20"/>
-              </w:rPr>
-              <w:t>P(X=k)=C(n,k) p^k (1−p)^(n−k), k=0,…,n.</w:t>
+              <w:t>Natural exponential e^(x)</w:t>
+            </w:r>
+          </w:p>
+        </w:tc>
+        <w:tc>
+          <w:tcPr>
+            <w:tcW w:type="dxa" w:w="4896"/>
+          </w:tcPr>
+          <w:p>
+            <w:r>
+              <w:rPr>
+                <w:sz w:val="20"/>
+              </w:rPr>
+              <w:t>e≈ 2.71828ldots. Key identity: e^(ln x)=x for x&gt;0, and ln(e^(x))=x.</w:t>
             </w:r>
           </w:p>
         </w:tc>
@@ -4746,20 +3967,20 @@
                 <w:b/>
                 <w:sz w:val="20"/>
               </w:rPr>
-              <w:t>Mean / variance</w:t>
-            </w:r>
-          </w:p>
-        </w:tc>
-        <w:tc>
-          <w:tcPr>
-            <w:tcW w:type="dxa" w:w="4896"/>
-          </w:tcPr>
-          <w:p>
-            <w:r>
-              <w:rPr>
-                <w:sz w:val="20"/>
-              </w:rPr>
-              <w:t>E[X]=np;  Var(X)=np(1−p).</w:t>
+              <w:t>Logarithm definition</w:t>
+            </w:r>
+          </w:p>
+        </w:tc>
+        <w:tc>
+          <w:tcPr>
+            <w:tcW w:type="dxa" w:w="4896"/>
+          </w:tcPr>
+          <w:p>
+            <w:r>
+              <w:rPr>
+                <w:sz w:val="20"/>
+              </w:rPr>
+              <w:t>y=log base b of (x)⇔ b^(y)=x, for x&gt;0, b&gt;0, b≠ 1. Read: "log base b of x".</w:t>
             </w:r>
           </w:p>
         </w:tc>
@@ -4775,20 +3996,20 @@
                 <w:b/>
                 <w:sz w:val="20"/>
               </w:rPr>
-              <w:t>At least one success</w:t>
-            </w:r>
-          </w:p>
-        </w:tc>
-        <w:tc>
-          <w:tcPr>
-            <w:tcW w:type="dxa" w:w="4896"/>
-          </w:tcPr>
-          <w:p>
-            <w:r>
-              <w:rPr>
-                <w:sz w:val="20"/>
-              </w:rPr>
-              <w:t>P(X≥1)=1−(1−p)^n.</w:t>
+              <w:t>Common and natural logs</w:t>
+            </w:r>
+          </w:p>
+        </w:tc>
+        <w:tc>
+          <w:tcPr>
+            <w:tcW w:type="dxa" w:w="4896"/>
+          </w:tcPr>
+          <w:p>
+            <w:r>
+              <w:rPr>
+                <w:sz w:val="20"/>
+              </w:rPr>
+              <w:t>log base 10 of x is the common log (often written log x). ln x=log base e of x is the natural log.</w:t>
             </w:r>
           </w:p>
         </w:tc>
@@ -4804,20 +4025,1413 @@
                 <w:b/>
                 <w:sz w:val="20"/>
               </w:rPr>
-              <w:t>Cumulative</w:t>
-            </w:r>
-          </w:p>
-        </w:tc>
-        <w:tc>
-          <w:tcPr>
-            <w:tcW w:type="dxa" w:w="4896"/>
-          </w:tcPr>
-          <w:p>
-            <w:r>
-              <w:rPr>
-                <w:sz w:val="20"/>
-              </w:rPr>
-              <w:t>P(X≤k)=Σ_{i=0}^{k} C(n,i) p^i (1−p)^(n−i).</w:t>
+              <w:t>Product rule for logs</w:t>
+            </w:r>
+          </w:p>
+        </w:tc>
+        <w:tc>
+          <w:tcPr>
+            <w:tcW w:type="dxa" w:w="4896"/>
+          </w:tcPr>
+          <w:p>
+            <w:r>
+              <w:rPr>
+                <w:sz w:val="20"/>
+              </w:rPr>
+              <w:t>log base b of (xy)=log base b of x+log base b of y.</w:t>
+            </w:r>
+          </w:p>
+        </w:tc>
+      </w:tr>
+      <w:tr>
+        <w:tc>
+          <w:tcPr>
+            <w:tcW w:type="dxa" w:w="4896"/>
+          </w:tcPr>
+          <w:p>
+            <w:r>
+              <w:rPr>
+                <w:b/>
+                <w:sz w:val="20"/>
+              </w:rPr>
+              <w:t>Quotient rule for logs</w:t>
+            </w:r>
+          </w:p>
+        </w:tc>
+        <w:tc>
+          <w:tcPr>
+            <w:tcW w:type="dxa" w:w="4896"/>
+          </w:tcPr>
+          <w:p>
+            <w:r>
+              <w:rPr>
+                <w:sz w:val="20"/>
+              </w:rPr>
+              <w:t>log base b of ((x)/(y))=log base b of x-log base b of y.</w:t>
+            </w:r>
+          </w:p>
+        </w:tc>
+      </w:tr>
+      <w:tr>
+        <w:tc>
+          <w:tcPr>
+            <w:tcW w:type="dxa" w:w="4896"/>
+          </w:tcPr>
+          <w:p>
+            <w:r>
+              <w:rPr>
+                <w:b/>
+                <w:sz w:val="20"/>
+              </w:rPr>
+              <w:t>Power rule for logs</w:t>
+            </w:r>
+          </w:p>
+        </w:tc>
+        <w:tc>
+          <w:tcPr>
+            <w:tcW w:type="dxa" w:w="4896"/>
+          </w:tcPr>
+          <w:p>
+            <w:r>
+              <w:rPr>
+                <w:sz w:val="20"/>
+              </w:rPr>
+              <w:t>log base b of (x^(k))=k log base b of x.</w:t>
+            </w:r>
+          </w:p>
+        </w:tc>
+      </w:tr>
+      <w:tr>
+        <w:tc>
+          <w:tcPr>
+            <w:tcW w:type="dxa" w:w="4896"/>
+          </w:tcPr>
+          <w:p>
+            <w:r>
+              <w:rPr>
+                <w:b/>
+                <w:sz w:val="20"/>
+              </w:rPr>
+              <w:t>Change of base</w:t>
+            </w:r>
+          </w:p>
+        </w:tc>
+        <w:tc>
+          <w:tcPr>
+            <w:tcW w:type="dxa" w:w="4896"/>
+          </w:tcPr>
+          <w:p>
+            <w:r>
+              <w:rPr>
+                <w:sz w:val="20"/>
+              </w:rPr>
+              <w:t>log base b of x=(ln x)/(ln b)=(log base c of x)/(log base c of b).</w:t>
+            </w:r>
+          </w:p>
+        </w:tc>
+      </w:tr>
+      <w:tr>
+        <w:tc>
+          <w:tcPr>
+            <w:tcW w:type="dxa" w:w="4896"/>
+          </w:tcPr>
+          <w:p>
+            <w:r>
+              <w:rPr>
+                <w:b/>
+                <w:sz w:val="20"/>
+              </w:rPr>
+              <w:t>Inverse relationship</w:t>
+            </w:r>
+          </w:p>
+        </w:tc>
+        <w:tc>
+          <w:tcPr>
+            <w:tcW w:type="dxa" w:w="4896"/>
+          </w:tcPr>
+          <w:p>
+            <w:r>
+              <w:rPr>
+                <w:sz w:val="20"/>
+              </w:rPr>
+              <w:t>log base b of (b^(x))=x and b^(log base b of x)=x (x&gt;0).</w:t>
+            </w:r>
+          </w:p>
+        </w:tc>
+      </w:tr>
+      <w:tr>
+        <w:tc>
+          <w:tcPr>
+            <w:tcW w:type="dxa" w:w="4896"/>
+          </w:tcPr>
+          <w:p>
+            <w:r>
+              <w:rPr>
+                <w:b/>
+                <w:sz w:val="20"/>
+              </w:rPr>
+              <w:t>Solving b^(x)=c</w:t>
+            </w:r>
+          </w:p>
+        </w:tc>
+        <w:tc>
+          <w:tcPr>
+            <w:tcW w:type="dxa" w:w="4896"/>
+          </w:tcPr>
+          <w:p>
+            <w:r>
+              <w:rPr>
+                <w:sz w:val="20"/>
+              </w:rPr>
+              <w:t>x=log base b of c=(ln c)/(ln b) for c&gt;0.</w:t>
+            </w:r>
+          </w:p>
+        </w:tc>
+      </w:tr>
+      <w:tr>
+        <w:tc>
+          <w:tcPr>
+            <w:tcW w:type="dxa" w:w="4896"/>
+          </w:tcPr>
+          <w:p>
+            <w:r>
+              <w:rPr>
+                <w:b/>
+                <w:sz w:val="20"/>
+              </w:rPr>
+              <w:t>Solving log equations</w:t>
+            </w:r>
+          </w:p>
+        </w:tc>
+        <w:tc>
+          <w:tcPr>
+            <w:tcW w:type="dxa" w:w="4896"/>
+          </w:tcPr>
+          <w:p>
+            <w:r>
+              <w:rPr>
+                <w:sz w:val="20"/>
+              </w:rPr>
+              <w:t>Rewrite in exponential form and check the domain: every log argument must be positive.</w:t>
+            </w:r>
+          </w:p>
+        </w:tc>
+      </w:tr>
+    </w:tbl>
+    <w:p/>
+    <w:p>
+      <w:pPr>
+        <w:pStyle w:val="Heading1"/>
+      </w:pPr>
+      <w:r>
+        <w:rPr>
+          <w:color w:val="1F4E79"/>
+        </w:rPr>
+        <w:t>11. Differentiation and single variable optimization</w:t>
+      </w:r>
+    </w:p>
+    <w:tbl>
+      <w:tblPr>
+        <w:tblStyle w:val="TableGrid"/>
+        <w:tblW w:type="auto" w:w="0"/>
+        <w:tblLook w:firstColumn="1" w:firstRow="1" w:lastColumn="0" w:lastRow="0" w:noHBand="0" w:noVBand="1" w:val="04A0"/>
+      </w:tblPr>
+      <w:tblGrid>
+        <w:gridCol w:w="4896"/>
+        <w:gridCol w:w="4896"/>
+      </w:tblGrid>
+      <w:tr>
+        <w:tc>
+          <w:tcPr>
+            <w:tcW w:type="dxa" w:w="4896"/>
+            <w:shd w:fill="1F4E79" w:val="clear"/>
+          </w:tcPr>
+          <w:p>
+            <w:r>
+              <w:rPr>
+                <w:b/>
+                <w:color w:val="FFFFFF"/>
+                <w:sz w:val="20"/>
+              </w:rPr>
+              <w:t>Term / Formula</w:t>
+            </w:r>
+          </w:p>
+        </w:tc>
+        <w:tc>
+          <w:tcPr>
+            <w:tcW w:type="dxa" w:w="4896"/>
+            <w:shd w:fill="1F4E79" w:val="clear"/>
+          </w:tcPr>
+          <w:p>
+            <w:r>
+              <w:rPr>
+                <w:b/>
+                <w:color w:val="FFFFFF"/>
+                <w:sz w:val="20"/>
+              </w:rPr>
+              <w:t>Explanation</w:t>
+            </w:r>
+          </w:p>
+        </w:tc>
+      </w:tr>
+      <w:tr>
+        <w:tc>
+          <w:tcPr>
+            <w:tcW w:type="dxa" w:w="4896"/>
+          </w:tcPr>
+          <w:p>
+            <w:r>
+              <w:rPr>
+                <w:b/>
+                <w:sz w:val="20"/>
+              </w:rPr>
+              <w:t>Derivative definition</w:t>
+            </w:r>
+          </w:p>
+        </w:tc>
+        <w:tc>
+          <w:tcPr>
+            <w:tcW w:type="dxa" w:w="4896"/>
+          </w:tcPr>
+          <w:p>
+            <w:r>
+              <w:rPr>
+                <w:sz w:val="20"/>
+              </w:rPr>
+              <w:t>f'(x)=lim(h→ 0)(f(x+h)-f(x))/(h)</w:t>
+              <w:br/>
+              <w:t xml:space="preserve"> when the limit exists. Measures instantaneous rate of change.</w:t>
+            </w:r>
+          </w:p>
+        </w:tc>
+      </w:tr>
+      <w:tr>
+        <w:tc>
+          <w:tcPr>
+            <w:tcW w:type="dxa" w:w="4896"/>
+          </w:tcPr>
+          <w:p>
+            <w:r>
+              <w:rPr>
+                <w:b/>
+                <w:sz w:val="20"/>
+              </w:rPr>
+              <w:t>Tangent line</w:t>
+            </w:r>
+          </w:p>
+        </w:tc>
+        <w:tc>
+          <w:tcPr>
+            <w:tcW w:type="dxa" w:w="4896"/>
+          </w:tcPr>
+          <w:p>
+            <w:r>
+              <w:rPr>
+                <w:sz w:val="20"/>
+              </w:rPr>
+              <w:t>At x(0): y=f(x(0))+f'(x(0))(x-x(0)). The slope of the curve equals f'(x(0)).</w:t>
+            </w:r>
+          </w:p>
+        </w:tc>
+      </w:tr>
+      <w:tr>
+        <w:tc>
+          <w:tcPr>
+            <w:tcW w:type="dxa" w:w="4896"/>
+          </w:tcPr>
+          <w:p>
+            <w:r>
+              <w:rPr>
+                <w:b/>
+                <w:sz w:val="20"/>
+              </w:rPr>
+              <w:t>Power rule</w:t>
+            </w:r>
+          </w:p>
+        </w:tc>
+        <w:tc>
+          <w:tcPr>
+            <w:tcW w:type="dxa" w:w="4896"/>
+          </w:tcPr>
+          <w:p>
+            <w:r>
+              <w:rPr>
+                <w:sz w:val="20"/>
+              </w:rPr>
+              <w:t>(d)/(dx)x^(n)=nx^(n-1).</w:t>
+            </w:r>
+          </w:p>
+        </w:tc>
+      </w:tr>
+      <w:tr>
+        <w:tc>
+          <w:tcPr>
+            <w:tcW w:type="dxa" w:w="4896"/>
+          </w:tcPr>
+          <w:p>
+            <w:r>
+              <w:rPr>
+                <w:b/>
+                <w:sz w:val="20"/>
+              </w:rPr>
+              <w:t>Sum and constant multiple</w:t>
+            </w:r>
+          </w:p>
+        </w:tc>
+        <w:tc>
+          <w:tcPr>
+            <w:tcW w:type="dxa" w:w="4896"/>
+          </w:tcPr>
+          <w:p>
+            <w:r>
+              <w:rPr>
+                <w:sz w:val="20"/>
+              </w:rPr>
+              <w:t>(f± g)'=f'± g' and (cf)'=cf'.</w:t>
+            </w:r>
+          </w:p>
+        </w:tc>
+      </w:tr>
+      <w:tr>
+        <w:tc>
+          <w:tcPr>
+            <w:tcW w:type="dxa" w:w="4896"/>
+          </w:tcPr>
+          <w:p>
+            <w:r>
+              <w:rPr>
+                <w:b/>
+                <w:sz w:val="20"/>
+              </w:rPr>
+              <w:t>Product rule</w:t>
+            </w:r>
+          </w:p>
+        </w:tc>
+        <w:tc>
+          <w:tcPr>
+            <w:tcW w:type="dxa" w:w="4896"/>
+          </w:tcPr>
+          <w:p>
+            <w:r>
+              <w:rPr>
+                <w:sz w:val="20"/>
+              </w:rPr>
+              <w:t>(fg)'=f'g+fg'.</w:t>
+            </w:r>
+          </w:p>
+        </w:tc>
+      </w:tr>
+      <w:tr>
+        <w:tc>
+          <w:tcPr>
+            <w:tcW w:type="dxa" w:w="4896"/>
+          </w:tcPr>
+          <w:p>
+            <w:r>
+              <w:rPr>
+                <w:b/>
+                <w:sz w:val="20"/>
+              </w:rPr>
+              <w:t>Quotient rule</w:t>
+            </w:r>
+          </w:p>
+        </w:tc>
+        <w:tc>
+          <w:tcPr>
+            <w:tcW w:type="dxa" w:w="4896"/>
+          </w:tcPr>
+          <w:p>
+            <w:r>
+              <w:rPr>
+                <w:sz w:val="20"/>
+              </w:rPr>
+              <w:t>((f)/(g))'=(f'g-fg')/(g^(2)) for g≠ 0.</w:t>
+            </w:r>
+          </w:p>
+        </w:tc>
+      </w:tr>
+      <w:tr>
+        <w:tc>
+          <w:tcPr>
+            <w:tcW w:type="dxa" w:w="4896"/>
+          </w:tcPr>
+          <w:p>
+            <w:r>
+              <w:rPr>
+                <w:b/>
+                <w:sz w:val="20"/>
+              </w:rPr>
+              <w:t>Chain rule</w:t>
+            </w:r>
+          </w:p>
+        </w:tc>
+        <w:tc>
+          <w:tcPr>
+            <w:tcW w:type="dxa" w:w="4896"/>
+          </w:tcPr>
+          <w:p>
+            <w:r>
+              <w:rPr>
+                <w:sz w:val="20"/>
+              </w:rPr>
+              <w:t>(f(g(x)))'=f'(g(x))· g'(x).</w:t>
+            </w:r>
+          </w:p>
+        </w:tc>
+      </w:tr>
+      <w:tr>
+        <w:tc>
+          <w:tcPr>
+            <w:tcW w:type="dxa" w:w="4896"/>
+          </w:tcPr>
+          <w:p>
+            <w:r>
+              <w:rPr>
+                <w:b/>
+                <w:sz w:val="20"/>
+              </w:rPr>
+              <w:t>Derivatives of e^(x) and ln x</w:t>
+            </w:r>
+          </w:p>
+        </w:tc>
+        <w:tc>
+          <w:tcPr>
+            <w:tcW w:type="dxa" w:w="4896"/>
+          </w:tcPr>
+          <w:p>
+            <w:r>
+              <w:rPr>
+                <w:sz w:val="20"/>
+              </w:rPr>
+              <w:t>(d)/(dx)e^(x)=e^(x), (d)/(dx)a^(x)=a^(x)ln a, (d)/(dx)ln x=(1)/(x) for x&gt;0.</w:t>
+            </w:r>
+          </w:p>
+        </w:tc>
+      </w:tr>
+      <w:tr>
+        <w:tc>
+          <w:tcPr>
+            <w:tcW w:type="dxa" w:w="4896"/>
+          </w:tcPr>
+          <w:p>
+            <w:r>
+              <w:rPr>
+                <w:b/>
+                <w:sz w:val="20"/>
+              </w:rPr>
+              <w:t>Critical (stationary) point</w:t>
+            </w:r>
+          </w:p>
+        </w:tc>
+        <w:tc>
+          <w:tcPr>
+            <w:tcW w:type="dxa" w:w="4896"/>
+          </w:tcPr>
+          <w:p>
+            <w:r>
+              <w:rPr>
+                <w:sz w:val="20"/>
+              </w:rPr>
+              <w:t>An interior point where f'(x)=0 or f' does not exist — candidate for a local extremum.</w:t>
+            </w:r>
+          </w:p>
+        </w:tc>
+      </w:tr>
+      <w:tr>
+        <w:tc>
+          <w:tcPr>
+            <w:tcW w:type="dxa" w:w="4896"/>
+          </w:tcPr>
+          <w:p>
+            <w:r>
+              <w:rPr>
+                <w:b/>
+                <w:sz w:val="20"/>
+              </w:rPr>
+              <w:t>First-derivative test</w:t>
+            </w:r>
+          </w:p>
+        </w:tc>
+        <w:tc>
+          <w:tcPr>
+            <w:tcW w:type="dxa" w:w="4896"/>
+          </w:tcPr>
+          <w:p>
+            <w:r>
+              <w:rPr>
+                <w:sz w:val="20"/>
+              </w:rPr>
+              <w:t>If f' changes from negative to positive at c: local minimum. From positive to negative: local maximum.</w:t>
+            </w:r>
+          </w:p>
+        </w:tc>
+      </w:tr>
+      <w:tr>
+        <w:tc>
+          <w:tcPr>
+            <w:tcW w:type="dxa" w:w="4896"/>
+          </w:tcPr>
+          <w:p>
+            <w:r>
+              <w:rPr>
+                <w:b/>
+                <w:sz w:val="20"/>
+              </w:rPr>
+              <w:t>Second-derivative test</w:t>
+            </w:r>
+          </w:p>
+        </w:tc>
+        <w:tc>
+          <w:tcPr>
+            <w:tcW w:type="dxa" w:w="4896"/>
+          </w:tcPr>
+          <w:p>
+            <w:r>
+              <w:rPr>
+                <w:sz w:val="20"/>
+              </w:rPr>
+              <w:t>At f'(c)=0: if f''(c)&gt;0 local min; if f''(c)&lt;0 local max; if f''(c)=0 the test is inconclusive.</w:t>
+            </w:r>
+          </w:p>
+        </w:tc>
+      </w:tr>
+      <w:tr>
+        <w:tc>
+          <w:tcPr>
+            <w:tcW w:type="dxa" w:w="4896"/>
+          </w:tcPr>
+          <w:p>
+            <w:r>
+              <w:rPr>
+                <w:b/>
+                <w:sz w:val="20"/>
+              </w:rPr>
+              <w:t>Extreme Value Theorem</w:t>
+            </w:r>
+          </w:p>
+        </w:tc>
+        <w:tc>
+          <w:tcPr>
+            <w:tcW w:type="dxa" w:w="4896"/>
+          </w:tcPr>
+          <w:p>
+            <w:r>
+              <w:rPr>
+                <w:sz w:val="20"/>
+              </w:rPr>
+              <w:t>A continuous function on a closed bounded interval [a,b] attains a global maximum and a global minimum.</w:t>
+            </w:r>
+          </w:p>
+        </w:tc>
+      </w:tr>
+      <w:tr>
+        <w:tc>
+          <w:tcPr>
+            <w:tcW w:type="dxa" w:w="4896"/>
+          </w:tcPr>
+          <w:p>
+            <w:r>
+              <w:rPr>
+                <w:b/>
+                <w:sz w:val="20"/>
+              </w:rPr>
+              <w:t>Extrema on [a,b]</w:t>
+            </w:r>
+          </w:p>
+        </w:tc>
+        <w:tc>
+          <w:tcPr>
+            <w:tcW w:type="dxa" w:w="4896"/>
+          </w:tcPr>
+          <w:p>
+            <w:r>
+              <w:rPr>
+                <w:sz w:val="20"/>
+              </w:rPr>
+              <w:t>Compare f at critical points in (a,b) and at the endpoints a and b.</w:t>
+            </w:r>
+          </w:p>
+        </w:tc>
+      </w:tr>
+      <w:tr>
+        <w:tc>
+          <w:tcPr>
+            <w:tcW w:type="dxa" w:w="4896"/>
+          </w:tcPr>
+          <w:p>
+            <w:r>
+              <w:rPr>
+                <w:b/>
+                <w:sz w:val="20"/>
+              </w:rPr>
+              <w:t>Inflection point</w:t>
+            </w:r>
+          </w:p>
+        </w:tc>
+        <w:tc>
+          <w:tcPr>
+            <w:tcW w:type="dxa" w:w="4896"/>
+          </w:tcPr>
+          <w:p>
+            <w:r>
+              <w:rPr>
+                <w:sz w:val="20"/>
+              </w:rPr>
+              <w:t>A point where concavity changes (f'' changes sign). Not necessarily a max/min.</w:t>
+            </w:r>
+          </w:p>
+        </w:tc>
+      </w:tr>
+      <w:tr>
+        <w:tc>
+          <w:tcPr>
+            <w:tcW w:type="dxa" w:w="4896"/>
+          </w:tcPr>
+          <w:p>
+            <w:r>
+              <w:rPr>
+                <w:b/>
+                <w:sz w:val="20"/>
+              </w:rPr>
+              <w:t>Profit maximisation (interior)</w:t>
+            </w:r>
+          </w:p>
+        </w:tc>
+        <w:tc>
+          <w:tcPr>
+            <w:tcW w:type="dxa" w:w="4896"/>
+          </w:tcPr>
+          <w:p>
+            <w:r>
+              <w:rPr>
+                <w:sz w:val="20"/>
+              </w:rPr>
+              <w:t>For π(x)=R(x)-C(x), an interior candidate solves π'(x)=0, i.e. R'(x)=C'(x) (marginal revenue = marginal cost), then check second-order / endpoints.</w:t>
+            </w:r>
+          </w:p>
+        </w:tc>
+      </w:tr>
+    </w:tbl>
+    <w:p/>
+    <w:p>
+      <w:pPr>
+        <w:pStyle w:val="Heading1"/>
+      </w:pPr>
+      <w:r>
+        <w:rPr>
+          <w:color w:val="1F4E79"/>
+        </w:rPr>
+        <w:t>12. Elementary probability</w:t>
+      </w:r>
+    </w:p>
+    <w:tbl>
+      <w:tblPr>
+        <w:tblStyle w:val="TableGrid"/>
+        <w:tblW w:type="auto" w:w="0"/>
+        <w:tblLook w:firstColumn="1" w:firstRow="1" w:lastColumn="0" w:lastRow="0" w:noHBand="0" w:noVBand="1" w:val="04A0"/>
+      </w:tblPr>
+      <w:tblGrid>
+        <w:gridCol w:w="4896"/>
+        <w:gridCol w:w="4896"/>
+      </w:tblGrid>
+      <w:tr>
+        <w:tc>
+          <w:tcPr>
+            <w:tcW w:type="dxa" w:w="4896"/>
+            <w:shd w:fill="1F4E79" w:val="clear"/>
+          </w:tcPr>
+          <w:p>
+            <w:r>
+              <w:rPr>
+                <w:b/>
+                <w:color w:val="FFFFFF"/>
+                <w:sz w:val="20"/>
+              </w:rPr>
+              <w:t>Term / Formula</w:t>
+            </w:r>
+          </w:p>
+        </w:tc>
+        <w:tc>
+          <w:tcPr>
+            <w:tcW w:type="dxa" w:w="4896"/>
+            <w:shd w:fill="1F4E79" w:val="clear"/>
+          </w:tcPr>
+          <w:p>
+            <w:r>
+              <w:rPr>
+                <w:b/>
+                <w:color w:val="FFFFFF"/>
+                <w:sz w:val="20"/>
+              </w:rPr>
+              <w:t>Explanation</w:t>
+            </w:r>
+          </w:p>
+        </w:tc>
+      </w:tr>
+      <w:tr>
+        <w:tc>
+          <w:tcPr>
+            <w:tcW w:type="dxa" w:w="4896"/>
+          </w:tcPr>
+          <w:p>
+            <w:r>
+              <w:rPr>
+                <w:b/>
+                <w:sz w:val="20"/>
+              </w:rPr>
+              <w:t>Classical probability</w:t>
+            </w:r>
+          </w:p>
+        </w:tc>
+        <w:tc>
+          <w:tcPr>
+            <w:tcW w:type="dxa" w:w="4896"/>
+          </w:tcPr>
+          <w:p>
+            <w:r>
+              <w:rPr>
+                <w:sz w:val="20"/>
+              </w:rPr>
+              <w:t>P(A)=(|A|)/(|Ω|) when all outcomes in a finite sample space Ω are equally likely. |A| means the number of elements in A.</w:t>
+            </w:r>
+          </w:p>
+        </w:tc>
+      </w:tr>
+      <w:tr>
+        <w:tc>
+          <w:tcPr>
+            <w:tcW w:type="dxa" w:w="4896"/>
+          </w:tcPr>
+          <w:p>
+            <w:r>
+              <w:rPr>
+                <w:b/>
+                <w:sz w:val="20"/>
+              </w:rPr>
+              <w:t>Probability axioms</w:t>
+            </w:r>
+          </w:p>
+        </w:tc>
+        <w:tc>
+          <w:tcPr>
+            <w:tcW w:type="dxa" w:w="4896"/>
+          </w:tcPr>
+          <w:p>
+            <w:r>
+              <w:rPr>
+                <w:sz w:val="20"/>
+              </w:rPr>
+              <w:t>0≤ P(A)≤ 1, P(Ω)=1, and if A and B are disjoint then P(A∪ B)=P(A)+P(B).</w:t>
+            </w:r>
+          </w:p>
+        </w:tc>
+      </w:tr>
+      <w:tr>
+        <w:tc>
+          <w:tcPr>
+            <w:tcW w:type="dxa" w:w="4896"/>
+          </w:tcPr>
+          <w:p>
+            <w:r>
+              <w:rPr>
+                <w:b/>
+                <w:sz w:val="20"/>
+              </w:rPr>
+              <w:t>Complement rule</w:t>
+            </w:r>
+          </w:p>
+        </w:tc>
+        <w:tc>
+          <w:tcPr>
+            <w:tcW w:type="dxa" w:w="4896"/>
+          </w:tcPr>
+          <w:p>
+            <w:r>
+              <w:rPr>
+                <w:sz w:val="20"/>
+              </w:rPr>
+              <w:t>P(A^(c))=1-P(A), where A^(c) is the complement of A.</w:t>
+            </w:r>
+          </w:p>
+        </w:tc>
+      </w:tr>
+      <w:tr>
+        <w:tc>
+          <w:tcPr>
+            <w:tcW w:type="dxa" w:w="4896"/>
+          </w:tcPr>
+          <w:p>
+            <w:r>
+              <w:rPr>
+                <w:b/>
+                <w:sz w:val="20"/>
+              </w:rPr>
+              <w:t>Addition rule</w:t>
+            </w:r>
+          </w:p>
+        </w:tc>
+        <w:tc>
+          <w:tcPr>
+            <w:tcW w:type="dxa" w:w="4896"/>
+          </w:tcPr>
+          <w:p>
+            <w:r>
+              <w:rPr>
+                <w:sz w:val="20"/>
+              </w:rPr>
+              <w:t>P(A∪ B)=P(A)+P(B)-P(A∩ B).</w:t>
+            </w:r>
+          </w:p>
+        </w:tc>
+      </w:tr>
+      <w:tr>
+        <w:tc>
+          <w:tcPr>
+            <w:tcW w:type="dxa" w:w="4896"/>
+          </w:tcPr>
+          <w:p>
+            <w:r>
+              <w:rPr>
+                <w:b/>
+                <w:sz w:val="20"/>
+              </w:rPr>
+              <w:t>Conditional probability</w:t>
+            </w:r>
+          </w:p>
+        </w:tc>
+        <w:tc>
+          <w:tcPr>
+            <w:tcW w:type="dxa" w:w="4896"/>
+          </w:tcPr>
+          <w:p>
+            <w:r>
+              <w:rPr>
+                <w:sz w:val="20"/>
+              </w:rPr>
+              <w:t>P(A | B)=(P(A∩ B))/(P(B)) for P(B)&gt;0. Read: probability of A given B.</w:t>
+            </w:r>
+          </w:p>
+        </w:tc>
+      </w:tr>
+      <w:tr>
+        <w:tc>
+          <w:tcPr>
+            <w:tcW w:type="dxa" w:w="4896"/>
+          </w:tcPr>
+          <w:p>
+            <w:r>
+              <w:rPr>
+                <w:b/>
+                <w:sz w:val="20"/>
+              </w:rPr>
+              <w:t>Independence</w:t>
+            </w:r>
+          </w:p>
+        </w:tc>
+        <w:tc>
+          <w:tcPr>
+            <w:tcW w:type="dxa" w:w="4896"/>
+          </w:tcPr>
+          <w:p>
+            <w:r>
+              <w:rPr>
+                <w:sz w:val="20"/>
+              </w:rPr>
+              <w:t>A and B are independent if P(A∩ B)=P(A)P(B) (equivalently P(A | B)=P(A)).</w:t>
+            </w:r>
+          </w:p>
+        </w:tc>
+      </w:tr>
+      <w:tr>
+        <w:tc>
+          <w:tcPr>
+            <w:tcW w:type="dxa" w:w="4896"/>
+          </w:tcPr>
+          <w:p>
+            <w:r>
+              <w:rPr>
+                <w:b/>
+                <w:sz w:val="20"/>
+              </w:rPr>
+              <w:t>Multiplication rule</w:t>
+            </w:r>
+          </w:p>
+        </w:tc>
+        <w:tc>
+          <w:tcPr>
+            <w:tcW w:type="dxa" w:w="4896"/>
+          </w:tcPr>
+          <w:p>
+            <w:r>
+              <w:rPr>
+                <w:sz w:val="20"/>
+              </w:rPr>
+              <w:t>P(A∩ B)=P(A | B)P(B)=P(B | A)P(A).</w:t>
+            </w:r>
+          </w:p>
+        </w:tc>
+      </w:tr>
+      <w:tr>
+        <w:tc>
+          <w:tcPr>
+            <w:tcW w:type="dxa" w:w="4896"/>
+          </w:tcPr>
+          <w:p>
+            <w:r>
+              <w:rPr>
+                <w:b/>
+                <w:sz w:val="20"/>
+              </w:rPr>
+              <w:t>Bayes’ theorem</w:t>
+            </w:r>
+          </w:p>
+        </w:tc>
+        <w:tc>
+          <w:tcPr>
+            <w:tcW w:type="dxa" w:w="4896"/>
+          </w:tcPr>
+          <w:p>
+            <w:r>
+              <w:rPr>
+                <w:sz w:val="20"/>
+              </w:rPr>
+              <w:t>P(A | B)=(P(B | A)P(A))/(P(B)).</w:t>
+            </w:r>
+          </w:p>
+        </w:tc>
+      </w:tr>
+      <w:tr>
+        <w:tc>
+          <w:tcPr>
+            <w:tcW w:type="dxa" w:w="4896"/>
+          </w:tcPr>
+          <w:p>
+            <w:r>
+              <w:rPr>
+                <w:b/>
+                <w:sz w:val="20"/>
+              </w:rPr>
+              <w:t>Permutations</w:t>
+            </w:r>
+          </w:p>
+        </w:tc>
+        <w:tc>
+          <w:tcPr>
+            <w:tcW w:type="dxa" w:w="4896"/>
+          </w:tcPr>
+          <w:p>
+            <w:r>
+              <w:rPr>
+                <w:sz w:val="20"/>
+              </w:rPr>
+              <w:t>P(n,k)=(n!)/((n-k)!) — ordered selections of k items from n.</w:t>
+            </w:r>
+          </w:p>
+        </w:tc>
+      </w:tr>
+      <w:tr>
+        <w:tc>
+          <w:tcPr>
+            <w:tcW w:type="dxa" w:w="4896"/>
+          </w:tcPr>
+          <w:p>
+            <w:r>
+              <w:rPr>
+                <w:b/>
+                <w:sz w:val="20"/>
+              </w:rPr>
+              <w:t>Combinations</w:t>
+            </w:r>
+          </w:p>
+        </w:tc>
+        <w:tc>
+          <w:tcPr>
+            <w:tcW w:type="dxa" w:w="4896"/>
+          </w:tcPr>
+          <w:p>
+            <w:r>
+              <w:rPr>
+                <w:sz w:val="20"/>
+              </w:rPr>
+              <w:t>C(n,k)=C(n,k)=(n!)/(k!(n-k)!) — unordered selections.</w:t>
+            </w:r>
+          </w:p>
+        </w:tc>
+      </w:tr>
+      <w:tr>
+        <w:tc>
+          <w:tcPr>
+            <w:tcW w:type="dxa" w:w="4896"/>
+          </w:tcPr>
+          <w:p>
+            <w:r>
+              <w:rPr>
+                <w:b/>
+                <w:sz w:val="20"/>
+              </w:rPr>
+              <w:t>Expected value</w:t>
+            </w:r>
+          </w:p>
+        </w:tc>
+        <w:tc>
+          <w:tcPr>
+            <w:tcW w:type="dxa" w:w="4896"/>
+          </w:tcPr>
+          <w:p>
+            <w:r>
+              <w:rPr>
+                <w:sz w:val="20"/>
+              </w:rPr>
+              <w:t>For a discrete random variable: E[X]=Σ(i) x(i)P(X=x(i)).</w:t>
+            </w:r>
+          </w:p>
+        </w:tc>
+      </w:tr>
+      <w:tr>
+        <w:tc>
+          <w:tcPr>
+            <w:tcW w:type="dxa" w:w="4896"/>
+          </w:tcPr>
+          <w:p>
+            <w:r>
+              <w:rPr>
+                <w:b/>
+                <w:sz w:val="20"/>
+              </w:rPr>
+              <w:t>Variance and standard deviation</w:t>
+            </w:r>
+          </w:p>
+        </w:tc>
+        <w:tc>
+          <w:tcPr>
+            <w:tcW w:type="dxa" w:w="4896"/>
+          </w:tcPr>
+          <w:p>
+            <w:r>
+              <w:rPr>
+                <w:sz w:val="20"/>
+              </w:rPr>
+              <w:t>Var(X)=E[X^(2)]-(E[X])^(2) and σ=√(Var(X)).</w:t>
+            </w:r>
+          </w:p>
+        </w:tc>
+      </w:tr>
+    </w:tbl>
+    <w:p/>
+    <w:p>
+      <w:pPr>
+        <w:pStyle w:val="Heading1"/>
+      </w:pPr>
+      <w:r>
+        <w:rPr>
+          <w:color w:val="1F4E79"/>
+        </w:rPr>
+        <w:t>13. Binomial distribution</w:t>
+      </w:r>
+    </w:p>
+    <w:tbl>
+      <w:tblPr>
+        <w:tblStyle w:val="TableGrid"/>
+        <w:tblW w:type="auto" w:w="0"/>
+        <w:tblLook w:firstColumn="1" w:firstRow="1" w:lastColumn="0" w:lastRow="0" w:noHBand="0" w:noVBand="1" w:val="04A0"/>
+      </w:tblPr>
+      <w:tblGrid>
+        <w:gridCol w:w="4896"/>
+        <w:gridCol w:w="4896"/>
+      </w:tblGrid>
+      <w:tr>
+        <w:tc>
+          <w:tcPr>
+            <w:tcW w:type="dxa" w:w="4896"/>
+            <w:shd w:fill="1F4E79" w:val="clear"/>
+          </w:tcPr>
+          <w:p>
+            <w:r>
+              <w:rPr>
+                <w:b/>
+                <w:color w:val="FFFFFF"/>
+                <w:sz w:val="20"/>
+              </w:rPr>
+              <w:t>Term / Formula</w:t>
+            </w:r>
+          </w:p>
+        </w:tc>
+        <w:tc>
+          <w:tcPr>
+            <w:tcW w:type="dxa" w:w="4896"/>
+            <w:shd w:fill="1F4E79" w:val="clear"/>
+          </w:tcPr>
+          <w:p>
+            <w:r>
+              <w:rPr>
+                <w:b/>
+                <w:color w:val="FFFFFF"/>
+                <w:sz w:val="20"/>
+              </w:rPr>
+              <w:t>Explanation</w:t>
+            </w:r>
+          </w:p>
+        </w:tc>
+      </w:tr>
+      <w:tr>
+        <w:tc>
+          <w:tcPr>
+            <w:tcW w:type="dxa" w:w="4896"/>
+          </w:tcPr>
+          <w:p>
+            <w:r>
+              <w:rPr>
+                <w:b/>
+                <w:sz w:val="20"/>
+              </w:rPr>
+              <w:t>Bernoulli trial</w:t>
+            </w:r>
+          </w:p>
+        </w:tc>
+        <w:tc>
+          <w:tcPr>
+            <w:tcW w:type="dxa" w:w="4896"/>
+          </w:tcPr>
+          <w:p>
+            <w:r>
+              <w:rPr>
+                <w:sz w:val="20"/>
+              </w:rPr>
+              <w:t>One experiment with two outcomes: success with probability p, failure with q=1-p.</w:t>
+            </w:r>
+          </w:p>
+        </w:tc>
+      </w:tr>
+      <w:tr>
+        <w:tc>
+          <w:tcPr>
+            <w:tcW w:type="dxa" w:w="4896"/>
+          </w:tcPr>
+          <w:p>
+            <w:r>
+              <w:rPr>
+                <w:b/>
+                <w:sz w:val="20"/>
+              </w:rPr>
+              <w:t>Binomial setting</w:t>
+            </w:r>
+          </w:p>
+        </w:tc>
+        <w:tc>
+          <w:tcPr>
+            <w:tcW w:type="dxa" w:w="4896"/>
+          </w:tcPr>
+          <w:p>
+            <w:r>
+              <w:rPr>
+                <w:sz w:val="20"/>
+              </w:rPr>
+              <w:t>n independent Bernoulli trials with the same p; X = number of successes.</w:t>
+            </w:r>
+          </w:p>
+        </w:tc>
+      </w:tr>
+      <w:tr>
+        <w:tc>
+          <w:tcPr>
+            <w:tcW w:type="dxa" w:w="4896"/>
+          </w:tcPr>
+          <w:p>
+            <w:r>
+              <w:rPr>
+                <w:b/>
+                <w:sz w:val="20"/>
+              </w:rPr>
+              <w:t>Binomial probability mass function</w:t>
+            </w:r>
+          </w:p>
+        </w:tc>
+        <w:tc>
+          <w:tcPr>
+            <w:tcW w:type="dxa" w:w="4896"/>
+          </w:tcPr>
+          <w:p>
+            <w:r>
+              <w:rPr>
+                <w:sz w:val="20"/>
+              </w:rPr>
+              <w:t>P(X=k)=C(n,k)p^(k)(1-p)^(n-k), k=0,1,ldots,n</w:t>
+              <w:br/>
+              <w:t xml:space="preserve"> Here C(n,k) counts ways to choose which k trials succeed.</w:t>
+            </w:r>
+          </w:p>
+        </w:tc>
+      </w:tr>
+      <w:tr>
+        <w:tc>
+          <w:tcPr>
+            <w:tcW w:type="dxa" w:w="4896"/>
+          </w:tcPr>
+          <w:p>
+            <w:r>
+              <w:rPr>
+                <w:b/>
+                <w:sz w:val="20"/>
+              </w:rPr>
+              <w:t>Mean of Bin(n,p)</w:t>
+            </w:r>
+          </w:p>
+        </w:tc>
+        <w:tc>
+          <w:tcPr>
+            <w:tcW w:type="dxa" w:w="4896"/>
+          </w:tcPr>
+          <w:p>
+            <w:r>
+              <w:rPr>
+                <w:sz w:val="20"/>
+              </w:rPr>
+              <w:t>E[X]=np.</w:t>
+            </w:r>
+          </w:p>
+        </w:tc>
+      </w:tr>
+      <w:tr>
+        <w:tc>
+          <w:tcPr>
+            <w:tcW w:type="dxa" w:w="4896"/>
+          </w:tcPr>
+          <w:p>
+            <w:r>
+              <w:rPr>
+                <w:b/>
+                <w:sz w:val="20"/>
+              </w:rPr>
+              <w:t>Variance of Bin(n,p)</w:t>
+            </w:r>
+          </w:p>
+        </w:tc>
+        <w:tc>
+          <w:tcPr>
+            <w:tcW w:type="dxa" w:w="4896"/>
+          </w:tcPr>
+          <w:p>
+            <w:r>
+              <w:rPr>
+                <w:sz w:val="20"/>
+              </w:rPr>
+              <w:t>Var(X)=np(1-p) and σ=√(np(1-p)).</w:t>
+            </w:r>
+          </w:p>
+        </w:tc>
+      </w:tr>
+      <w:tr>
+        <w:tc>
+          <w:tcPr>
+            <w:tcW w:type="dxa" w:w="4896"/>
+          </w:tcPr>
+          <w:p>
+            <w:r>
+              <w:rPr>
+                <w:b/>
+                <w:sz w:val="20"/>
+              </w:rPr>
+              <w:t>At least one success</w:t>
+            </w:r>
+          </w:p>
+        </w:tc>
+        <w:tc>
+          <w:tcPr>
+            <w:tcW w:type="dxa" w:w="4896"/>
+          </w:tcPr>
+          <w:p>
+            <w:r>
+              <w:rPr>
+                <w:sz w:val="20"/>
+              </w:rPr>
+              <w:t>P(X≥ 1)=1-P(X=0)=1-(1-p)^(n).</w:t>
+            </w:r>
+          </w:p>
+        </w:tc>
+      </w:tr>
+      <w:tr>
+        <w:tc>
+          <w:tcPr>
+            <w:tcW w:type="dxa" w:w="4896"/>
+          </w:tcPr>
+          <w:p>
+            <w:r>
+              <w:rPr>
+                <w:b/>
+                <w:sz w:val="20"/>
+              </w:rPr>
+              <w:t>All successes / all failures</w:t>
+            </w:r>
+          </w:p>
+        </w:tc>
+        <w:tc>
+          <w:tcPr>
+            <w:tcW w:type="dxa" w:w="4896"/>
+          </w:tcPr>
+          <w:p>
+            <w:r>
+              <w:rPr>
+                <w:sz w:val="20"/>
+              </w:rPr>
+              <w:t>P(X=n)=p^(n) and P(X=0)=(1-p)^(n).</w:t>
+            </w:r>
+          </w:p>
+        </w:tc>
+      </w:tr>
+      <w:tr>
+        <w:tc>
+          <w:tcPr>
+            <w:tcW w:type="dxa" w:w="4896"/>
+          </w:tcPr>
+          <w:p>
+            <w:r>
+              <w:rPr>
+                <w:b/>
+                <w:sz w:val="20"/>
+              </w:rPr>
+              <w:t>Cumulative probability</w:t>
+            </w:r>
+          </w:p>
+        </w:tc>
+        <w:tc>
+          <w:tcPr>
+            <w:tcW w:type="dxa" w:w="4896"/>
+          </w:tcPr>
+          <w:p>
+            <w:r>
+              <w:rPr>
+                <w:sz w:val="20"/>
+              </w:rPr>
+              <w:t>P(X≤ k)=Σ(i=0)^(k)C(n,i)p^(i)(1-p)^(n-i).</w:t>
+            </w:r>
+          </w:p>
+        </w:tc>
+      </w:tr>
+      <w:tr>
+        <w:tc>
+          <w:tcPr>
+            <w:tcW w:type="dxa" w:w="4896"/>
+          </w:tcPr>
+          <w:p>
+            <w:r>
+              <w:rPr>
+                <w:b/>
+                <w:sz w:val="20"/>
+              </w:rPr>
+              <w:t>When to use the binomial model</w:t>
+            </w:r>
+          </w:p>
+        </w:tc>
+        <w:tc>
+          <w:tcPr>
+            <w:tcW w:type="dxa" w:w="4896"/>
+          </w:tcPr>
+          <w:p>
+            <w:r>
+              <w:rPr>
+                <w:sz w:val="20"/>
+              </w:rPr>
+              <w:t>Fixed n, independent trials, two outcomes each time, constant success probability p.</w:t>
             </w:r>
           </w:p>
         </w:tc>
